--- a/notes_26Apr2023.docx
+++ b/notes_26Apr2023.docx
@@ -3862,6 +3862,1231 @@
           <w:lang w:val="en-US"/>
         </w:rPr>
         <w:t xml:space="preserve"> order.</w:t>
+      </w:r>
+    </w:p>
+    <w:p>
+      <w:pPr>
+        <w:rPr>
+          <w:lang w:val="en-US"/>
+        </w:rPr>
+      </w:pPr>
+      <w:r>
+        <w:rPr>
+          <w:lang w:val="en-US"/>
+        </w:rPr>
+        <w:t>Solution:</w:t>
+      </w:r>
+    </w:p>
+    <w:p>
+      <w:pPr>
+        <w:autoSpaceDE w:val="0"/>
+        <w:autoSpaceDN w:val="0"/>
+        <w:adjustRightInd w:val="0"/>
+        <w:spacing w:after="0" w:line="240" w:lineRule="auto"/>
+        <w:rPr>
+          <w:rFonts w:ascii="Consolas" w:hAnsi="Consolas" w:cs="Consolas"/>
+          <w:sz w:val="44"/>
+          <w:szCs w:val="44"/>
+        </w:rPr>
+      </w:pPr>
+      <w:r>
+        <w:rPr>
+          <w:rFonts w:ascii="Consolas" w:hAnsi="Consolas" w:cs="Consolas"/>
+          <w:b/>
+          <w:bCs/>
+          <w:color w:val="7F0055"/>
+          <w:sz w:val="44"/>
+          <w:szCs w:val="44"/>
+        </w:rPr>
+        <w:t>import</w:t>
+      </w:r>
+      <w:r>
+        <w:rPr>
+          <w:rFonts w:ascii="Consolas" w:hAnsi="Consolas" w:cs="Consolas"/>
+          <w:color w:val="000000"/>
+          <w:sz w:val="44"/>
+          <w:szCs w:val="44"/>
+        </w:rPr>
+        <w:t xml:space="preserve"> </w:t>
+      </w:r>
+      <w:proofErr w:type="spellStart"/>
+      <w:proofErr w:type="gramStart"/>
+      <w:r>
+        <w:rPr>
+          <w:rFonts w:ascii="Consolas" w:hAnsi="Consolas" w:cs="Consolas"/>
+          <w:color w:val="000000"/>
+          <w:sz w:val="44"/>
+          <w:szCs w:val="44"/>
+        </w:rPr>
+        <w:t>java.util</w:t>
+      </w:r>
+      <w:proofErr w:type="gramEnd"/>
+      <w:r>
+        <w:rPr>
+          <w:rFonts w:ascii="Consolas" w:hAnsi="Consolas" w:cs="Consolas"/>
+          <w:color w:val="000000"/>
+          <w:sz w:val="44"/>
+          <w:szCs w:val="44"/>
+        </w:rPr>
+        <w:t>.Arrays</w:t>
+      </w:r>
+      <w:proofErr w:type="spellEnd"/>
+      <w:r>
+        <w:rPr>
+          <w:rFonts w:ascii="Consolas" w:hAnsi="Consolas" w:cs="Consolas"/>
+          <w:color w:val="000000"/>
+          <w:sz w:val="44"/>
+          <w:szCs w:val="44"/>
+        </w:rPr>
+        <w:t>;</w:t>
+      </w:r>
+    </w:p>
+    <w:p>
+      <w:pPr>
+        <w:autoSpaceDE w:val="0"/>
+        <w:autoSpaceDN w:val="0"/>
+        <w:adjustRightInd w:val="0"/>
+        <w:spacing w:after="0" w:line="240" w:lineRule="auto"/>
+        <w:rPr>
+          <w:rFonts w:ascii="Consolas" w:hAnsi="Consolas" w:cs="Consolas"/>
+          <w:sz w:val="44"/>
+          <w:szCs w:val="44"/>
+        </w:rPr>
+      </w:pPr>
+      <w:r>
+        <w:rPr>
+          <w:rFonts w:ascii="Consolas" w:hAnsi="Consolas" w:cs="Consolas"/>
+          <w:b/>
+          <w:bCs/>
+          <w:color w:val="7F0055"/>
+          <w:sz w:val="44"/>
+          <w:szCs w:val="44"/>
+        </w:rPr>
+        <w:t>import</w:t>
+      </w:r>
+      <w:r>
+        <w:rPr>
+          <w:rFonts w:ascii="Consolas" w:hAnsi="Consolas" w:cs="Consolas"/>
+          <w:color w:val="000000"/>
+          <w:sz w:val="44"/>
+          <w:szCs w:val="44"/>
+        </w:rPr>
+        <w:t xml:space="preserve"> </w:t>
+      </w:r>
+      <w:proofErr w:type="spellStart"/>
+      <w:proofErr w:type="gramStart"/>
+      <w:r>
+        <w:rPr>
+          <w:rFonts w:ascii="Consolas" w:hAnsi="Consolas" w:cs="Consolas"/>
+          <w:color w:val="000000"/>
+          <w:sz w:val="44"/>
+          <w:szCs w:val="44"/>
+        </w:rPr>
+        <w:t>java.util</w:t>
+      </w:r>
+      <w:proofErr w:type="gramEnd"/>
+      <w:r>
+        <w:rPr>
+          <w:rFonts w:ascii="Consolas" w:hAnsi="Consolas" w:cs="Consolas"/>
+          <w:color w:val="000000"/>
+          <w:sz w:val="44"/>
+          <w:szCs w:val="44"/>
+        </w:rPr>
+        <w:t>.List</w:t>
+      </w:r>
+      <w:proofErr w:type="spellEnd"/>
+      <w:r>
+        <w:rPr>
+          <w:rFonts w:ascii="Consolas" w:hAnsi="Consolas" w:cs="Consolas"/>
+          <w:color w:val="000000"/>
+          <w:sz w:val="44"/>
+          <w:szCs w:val="44"/>
+        </w:rPr>
+        <w:t>;</w:t>
+      </w:r>
+    </w:p>
+    <w:p>
+      <w:pPr>
+        <w:autoSpaceDE w:val="0"/>
+        <w:autoSpaceDN w:val="0"/>
+        <w:adjustRightInd w:val="0"/>
+        <w:spacing w:after="0" w:line="240" w:lineRule="auto"/>
+        <w:rPr>
+          <w:rFonts w:ascii="Consolas" w:hAnsi="Consolas" w:cs="Consolas"/>
+          <w:sz w:val="44"/>
+          <w:szCs w:val="44"/>
+        </w:rPr>
+      </w:pPr>
+      <w:r>
+        <w:rPr>
+          <w:rFonts w:ascii="Consolas" w:hAnsi="Consolas" w:cs="Consolas"/>
+          <w:b/>
+          <w:bCs/>
+          <w:color w:val="7F0055"/>
+          <w:sz w:val="44"/>
+          <w:szCs w:val="44"/>
+        </w:rPr>
+        <w:lastRenderedPageBreak/>
+        <w:t>import</w:t>
+      </w:r>
+      <w:r>
+        <w:rPr>
+          <w:rFonts w:ascii="Consolas" w:hAnsi="Consolas" w:cs="Consolas"/>
+          <w:color w:val="000000"/>
+          <w:sz w:val="44"/>
+          <w:szCs w:val="44"/>
+        </w:rPr>
+        <w:t xml:space="preserve"> </w:t>
+      </w:r>
+      <w:proofErr w:type="spellStart"/>
+      <w:proofErr w:type="gramStart"/>
+      <w:r>
+        <w:rPr>
+          <w:rFonts w:ascii="Consolas" w:hAnsi="Consolas" w:cs="Consolas"/>
+          <w:color w:val="000000"/>
+          <w:sz w:val="44"/>
+          <w:szCs w:val="44"/>
+          <w:u w:val="single"/>
+        </w:rPr>
+        <w:t>java.util</w:t>
+      </w:r>
+      <w:proofErr w:type="gramEnd"/>
+      <w:r>
+        <w:rPr>
+          <w:rFonts w:ascii="Consolas" w:hAnsi="Consolas" w:cs="Consolas"/>
+          <w:color w:val="000000"/>
+          <w:sz w:val="44"/>
+          <w:szCs w:val="44"/>
+          <w:u w:val="single"/>
+        </w:rPr>
+        <w:t>.function.Predicate</w:t>
+      </w:r>
+      <w:proofErr w:type="spellEnd"/>
+      <w:r>
+        <w:rPr>
+          <w:rFonts w:ascii="Consolas" w:hAnsi="Consolas" w:cs="Consolas"/>
+          <w:color w:val="000000"/>
+          <w:sz w:val="44"/>
+          <w:szCs w:val="44"/>
+        </w:rPr>
+        <w:t>;</w:t>
+      </w:r>
+    </w:p>
+    <w:p>
+      <w:pPr>
+        <w:autoSpaceDE w:val="0"/>
+        <w:autoSpaceDN w:val="0"/>
+        <w:adjustRightInd w:val="0"/>
+        <w:spacing w:after="0" w:line="240" w:lineRule="auto"/>
+        <w:rPr>
+          <w:rFonts w:ascii="Consolas" w:hAnsi="Consolas" w:cs="Consolas"/>
+          <w:sz w:val="44"/>
+          <w:szCs w:val="44"/>
+        </w:rPr>
+      </w:pPr>
+    </w:p>
+    <w:p>
+      <w:pPr>
+        <w:autoSpaceDE w:val="0"/>
+        <w:autoSpaceDN w:val="0"/>
+        <w:adjustRightInd w:val="0"/>
+        <w:spacing w:after="0" w:line="240" w:lineRule="auto"/>
+        <w:rPr>
+          <w:rFonts w:ascii="Consolas" w:hAnsi="Consolas" w:cs="Consolas"/>
+          <w:sz w:val="44"/>
+          <w:szCs w:val="44"/>
+        </w:rPr>
+      </w:pPr>
+      <w:r>
+        <w:rPr>
+          <w:rFonts w:ascii="Consolas" w:hAnsi="Consolas" w:cs="Consolas"/>
+          <w:color w:val="3F7F5F"/>
+          <w:sz w:val="44"/>
+          <w:szCs w:val="44"/>
+        </w:rPr>
+        <w:t>//class A implements Predicate&lt;Integer&gt;</w:t>
+      </w:r>
+    </w:p>
+    <w:p>
+      <w:pPr>
+        <w:autoSpaceDE w:val="0"/>
+        <w:autoSpaceDN w:val="0"/>
+        <w:adjustRightInd w:val="0"/>
+        <w:spacing w:after="0" w:line="240" w:lineRule="auto"/>
+        <w:rPr>
+          <w:rFonts w:ascii="Consolas" w:hAnsi="Consolas" w:cs="Consolas"/>
+          <w:sz w:val="44"/>
+          <w:szCs w:val="44"/>
+        </w:rPr>
+      </w:pPr>
+      <w:r>
+        <w:rPr>
+          <w:rFonts w:ascii="Consolas" w:hAnsi="Consolas" w:cs="Consolas"/>
+          <w:color w:val="3F7F5F"/>
+          <w:sz w:val="44"/>
+          <w:szCs w:val="44"/>
+        </w:rPr>
+        <w:t>//{</w:t>
+      </w:r>
+    </w:p>
+    <w:p>
+      <w:pPr>
+        <w:autoSpaceDE w:val="0"/>
+        <w:autoSpaceDN w:val="0"/>
+        <w:adjustRightInd w:val="0"/>
+        <w:spacing w:after="0" w:line="240" w:lineRule="auto"/>
+        <w:rPr>
+          <w:rFonts w:ascii="Consolas" w:hAnsi="Consolas" w:cs="Consolas"/>
+          <w:sz w:val="44"/>
+          <w:szCs w:val="44"/>
+        </w:rPr>
+      </w:pPr>
+      <w:r>
+        <w:rPr>
+          <w:rFonts w:ascii="Consolas" w:hAnsi="Consolas" w:cs="Consolas"/>
+          <w:color w:val="3F7F5F"/>
+          <w:sz w:val="44"/>
+          <w:szCs w:val="44"/>
+        </w:rPr>
+        <w:t>//</w:t>
+      </w:r>
+    </w:p>
+    <w:p>
+      <w:pPr>
+        <w:autoSpaceDE w:val="0"/>
+        <w:autoSpaceDN w:val="0"/>
+        <w:adjustRightInd w:val="0"/>
+        <w:spacing w:after="0" w:line="240" w:lineRule="auto"/>
+        <w:rPr>
+          <w:rFonts w:ascii="Consolas" w:hAnsi="Consolas" w:cs="Consolas"/>
+          <w:sz w:val="44"/>
+          <w:szCs w:val="44"/>
+        </w:rPr>
+      </w:pPr>
+      <w:r>
+        <w:rPr>
+          <w:rFonts w:ascii="Consolas" w:hAnsi="Consolas" w:cs="Consolas"/>
+          <w:color w:val="3F7F5F"/>
+          <w:sz w:val="44"/>
+          <w:szCs w:val="44"/>
+        </w:rPr>
+        <w:t>//</w:t>
+      </w:r>
+      <w:r>
+        <w:rPr>
+          <w:rFonts w:ascii="Consolas" w:hAnsi="Consolas" w:cs="Consolas"/>
+          <w:color w:val="3F7F5F"/>
+          <w:sz w:val="44"/>
+          <w:szCs w:val="44"/>
+        </w:rPr>
+        <w:tab/>
+        <w:t>@Override</w:t>
+      </w:r>
+    </w:p>
+    <w:p>
+      <w:pPr>
+        <w:autoSpaceDE w:val="0"/>
+        <w:autoSpaceDN w:val="0"/>
+        <w:adjustRightInd w:val="0"/>
+        <w:spacing w:after="0" w:line="240" w:lineRule="auto"/>
+        <w:rPr>
+          <w:rFonts w:ascii="Consolas" w:hAnsi="Consolas" w:cs="Consolas"/>
+          <w:sz w:val="44"/>
+          <w:szCs w:val="44"/>
+        </w:rPr>
+      </w:pPr>
+      <w:r>
+        <w:rPr>
+          <w:rFonts w:ascii="Consolas" w:hAnsi="Consolas" w:cs="Consolas"/>
+          <w:color w:val="3F7F5F"/>
+          <w:sz w:val="44"/>
+          <w:szCs w:val="44"/>
+        </w:rPr>
+        <w:t>//</w:t>
+      </w:r>
+      <w:r>
+        <w:rPr>
+          <w:rFonts w:ascii="Consolas" w:hAnsi="Consolas" w:cs="Consolas"/>
+          <w:color w:val="3F7F5F"/>
+          <w:sz w:val="44"/>
+          <w:szCs w:val="44"/>
+        </w:rPr>
+        <w:tab/>
+        <w:t xml:space="preserve">public </w:t>
+      </w:r>
+      <w:proofErr w:type="spellStart"/>
+      <w:r>
+        <w:rPr>
+          <w:rFonts w:ascii="Consolas" w:hAnsi="Consolas" w:cs="Consolas"/>
+          <w:color w:val="3F7F5F"/>
+          <w:sz w:val="44"/>
+          <w:szCs w:val="44"/>
+        </w:rPr>
+        <w:t>boolean</w:t>
+      </w:r>
+      <w:proofErr w:type="spellEnd"/>
+      <w:r>
+        <w:rPr>
+          <w:rFonts w:ascii="Consolas" w:hAnsi="Consolas" w:cs="Consolas"/>
+          <w:color w:val="3F7F5F"/>
+          <w:sz w:val="44"/>
+          <w:szCs w:val="44"/>
+        </w:rPr>
+        <w:t xml:space="preserve"> </w:t>
+      </w:r>
+      <w:proofErr w:type="gramStart"/>
+      <w:r>
+        <w:rPr>
+          <w:rFonts w:ascii="Consolas" w:hAnsi="Consolas" w:cs="Consolas"/>
+          <w:color w:val="3F7F5F"/>
+          <w:sz w:val="44"/>
+          <w:szCs w:val="44"/>
+        </w:rPr>
+        <w:t>test(</w:t>
+      </w:r>
+      <w:proofErr w:type="gramEnd"/>
+      <w:r>
+        <w:rPr>
+          <w:rFonts w:ascii="Consolas" w:hAnsi="Consolas" w:cs="Consolas"/>
+          <w:color w:val="3F7F5F"/>
+          <w:sz w:val="44"/>
+          <w:szCs w:val="44"/>
+        </w:rPr>
+        <w:t>Integer t) {</w:t>
+      </w:r>
+    </w:p>
+    <w:p>
+      <w:pPr>
+        <w:autoSpaceDE w:val="0"/>
+        <w:autoSpaceDN w:val="0"/>
+        <w:adjustRightInd w:val="0"/>
+        <w:spacing w:after="0" w:line="240" w:lineRule="auto"/>
+        <w:rPr>
+          <w:rFonts w:ascii="Consolas" w:hAnsi="Consolas" w:cs="Consolas"/>
+          <w:sz w:val="44"/>
+          <w:szCs w:val="44"/>
+        </w:rPr>
+      </w:pPr>
+      <w:r>
+        <w:rPr>
+          <w:rFonts w:ascii="Consolas" w:hAnsi="Consolas" w:cs="Consolas"/>
+          <w:color w:val="3F7F5F"/>
+          <w:sz w:val="44"/>
+          <w:szCs w:val="44"/>
+        </w:rPr>
+        <w:t>//</w:t>
+      </w:r>
+      <w:r>
+        <w:rPr>
+          <w:rFonts w:ascii="Consolas" w:hAnsi="Consolas" w:cs="Consolas"/>
+          <w:color w:val="3F7F5F"/>
+          <w:sz w:val="44"/>
+          <w:szCs w:val="44"/>
+        </w:rPr>
+        <w:tab/>
+      </w:r>
+      <w:r>
+        <w:rPr>
+          <w:rFonts w:ascii="Consolas" w:hAnsi="Consolas" w:cs="Consolas"/>
+          <w:color w:val="3F7F5F"/>
+          <w:sz w:val="44"/>
+          <w:szCs w:val="44"/>
+        </w:rPr>
+        <w:tab/>
+        <w:t>return t&gt;80;</w:t>
+      </w:r>
+    </w:p>
+    <w:p>
+      <w:pPr>
+        <w:autoSpaceDE w:val="0"/>
+        <w:autoSpaceDN w:val="0"/>
+        <w:adjustRightInd w:val="0"/>
+        <w:spacing w:after="0" w:line="240" w:lineRule="auto"/>
+        <w:rPr>
+          <w:rFonts w:ascii="Consolas" w:hAnsi="Consolas" w:cs="Consolas"/>
+          <w:sz w:val="44"/>
+          <w:szCs w:val="44"/>
+        </w:rPr>
+      </w:pPr>
+      <w:r>
+        <w:rPr>
+          <w:rFonts w:ascii="Consolas" w:hAnsi="Consolas" w:cs="Consolas"/>
+          <w:color w:val="3F7F5F"/>
+          <w:sz w:val="44"/>
+          <w:szCs w:val="44"/>
+        </w:rPr>
+        <w:t>//</w:t>
+      </w:r>
+      <w:r>
+        <w:rPr>
+          <w:rFonts w:ascii="Consolas" w:hAnsi="Consolas" w:cs="Consolas"/>
+          <w:color w:val="3F7F5F"/>
+          <w:sz w:val="44"/>
+          <w:szCs w:val="44"/>
+        </w:rPr>
+        <w:tab/>
+        <w:t>}</w:t>
+      </w:r>
+    </w:p>
+    <w:p>
+      <w:pPr>
+        <w:autoSpaceDE w:val="0"/>
+        <w:autoSpaceDN w:val="0"/>
+        <w:adjustRightInd w:val="0"/>
+        <w:spacing w:after="0" w:line="240" w:lineRule="auto"/>
+        <w:rPr>
+          <w:rFonts w:ascii="Consolas" w:hAnsi="Consolas" w:cs="Consolas"/>
+          <w:sz w:val="44"/>
+          <w:szCs w:val="44"/>
+        </w:rPr>
+      </w:pPr>
+      <w:r>
+        <w:rPr>
+          <w:rFonts w:ascii="Consolas" w:hAnsi="Consolas" w:cs="Consolas"/>
+          <w:color w:val="3F7F5F"/>
+          <w:sz w:val="44"/>
+          <w:szCs w:val="44"/>
+        </w:rPr>
+        <w:t>//</w:t>
+      </w:r>
+      <w:r>
+        <w:rPr>
+          <w:rFonts w:ascii="Consolas" w:hAnsi="Consolas" w:cs="Consolas"/>
+          <w:color w:val="3F7F5F"/>
+          <w:sz w:val="44"/>
+          <w:szCs w:val="44"/>
+        </w:rPr>
+        <w:tab/>
+      </w:r>
+    </w:p>
+    <w:p>
+      <w:pPr>
+        <w:autoSpaceDE w:val="0"/>
+        <w:autoSpaceDN w:val="0"/>
+        <w:adjustRightInd w:val="0"/>
+        <w:spacing w:after="0" w:line="240" w:lineRule="auto"/>
+        <w:rPr>
+          <w:rFonts w:ascii="Consolas" w:hAnsi="Consolas" w:cs="Consolas"/>
+          <w:sz w:val="44"/>
+          <w:szCs w:val="44"/>
+        </w:rPr>
+      </w:pPr>
+      <w:r>
+        <w:rPr>
+          <w:rFonts w:ascii="Consolas" w:hAnsi="Consolas" w:cs="Consolas"/>
+          <w:color w:val="3F7F5F"/>
+          <w:sz w:val="44"/>
+          <w:szCs w:val="44"/>
+        </w:rPr>
+        <w:t>//}</w:t>
+      </w:r>
+    </w:p>
+    <w:p>
+      <w:pPr>
+        <w:autoSpaceDE w:val="0"/>
+        <w:autoSpaceDN w:val="0"/>
+        <w:adjustRightInd w:val="0"/>
+        <w:spacing w:after="0" w:line="240" w:lineRule="auto"/>
+        <w:rPr>
+          <w:rFonts w:ascii="Consolas" w:hAnsi="Consolas" w:cs="Consolas"/>
+          <w:sz w:val="44"/>
+          <w:szCs w:val="44"/>
+        </w:rPr>
+      </w:pPr>
+    </w:p>
+    <w:p>
+      <w:pPr>
+        <w:autoSpaceDE w:val="0"/>
+        <w:autoSpaceDN w:val="0"/>
+        <w:adjustRightInd w:val="0"/>
+        <w:spacing w:after="0" w:line="240" w:lineRule="auto"/>
+        <w:rPr>
+          <w:rFonts w:ascii="Consolas" w:hAnsi="Consolas" w:cs="Consolas"/>
+          <w:sz w:val="44"/>
+          <w:szCs w:val="44"/>
+        </w:rPr>
+      </w:pPr>
+      <w:r>
+        <w:rPr>
+          <w:rFonts w:ascii="Consolas" w:hAnsi="Consolas" w:cs="Consolas"/>
+          <w:b/>
+          <w:bCs/>
+          <w:color w:val="7F0055"/>
+          <w:sz w:val="44"/>
+          <w:szCs w:val="44"/>
+        </w:rPr>
+        <w:t>public</w:t>
+      </w:r>
+      <w:r>
+        <w:rPr>
+          <w:rFonts w:ascii="Consolas" w:hAnsi="Consolas" w:cs="Consolas"/>
+          <w:color w:val="000000"/>
+          <w:sz w:val="44"/>
+          <w:szCs w:val="44"/>
+        </w:rPr>
+        <w:t xml:space="preserve"> </w:t>
+      </w:r>
+      <w:r>
+        <w:rPr>
+          <w:rFonts w:ascii="Consolas" w:hAnsi="Consolas" w:cs="Consolas"/>
+          <w:b/>
+          <w:bCs/>
+          <w:color w:val="7F0055"/>
+          <w:sz w:val="44"/>
+          <w:szCs w:val="44"/>
+        </w:rPr>
+        <w:t>class</w:t>
+      </w:r>
+      <w:r>
+        <w:rPr>
+          <w:rFonts w:ascii="Consolas" w:hAnsi="Consolas" w:cs="Consolas"/>
+          <w:color w:val="000000"/>
+          <w:sz w:val="44"/>
+          <w:szCs w:val="44"/>
+        </w:rPr>
+        <w:t xml:space="preserve"> App2 {</w:t>
+      </w:r>
+    </w:p>
+    <w:p>
+      <w:pPr>
+        <w:autoSpaceDE w:val="0"/>
+        <w:autoSpaceDN w:val="0"/>
+        <w:adjustRightInd w:val="0"/>
+        <w:spacing w:after="0" w:line="240" w:lineRule="auto"/>
+        <w:rPr>
+          <w:rFonts w:ascii="Consolas" w:hAnsi="Consolas" w:cs="Consolas"/>
+          <w:sz w:val="44"/>
+          <w:szCs w:val="44"/>
+        </w:rPr>
+      </w:pPr>
+    </w:p>
+    <w:p>
+      <w:pPr>
+        <w:autoSpaceDE w:val="0"/>
+        <w:autoSpaceDN w:val="0"/>
+        <w:adjustRightInd w:val="0"/>
+        <w:spacing w:after="0" w:line="240" w:lineRule="auto"/>
+        <w:rPr>
+          <w:rFonts w:ascii="Consolas" w:hAnsi="Consolas" w:cs="Consolas"/>
+          <w:sz w:val="44"/>
+          <w:szCs w:val="44"/>
+        </w:rPr>
+      </w:pPr>
+      <w:r>
+        <w:rPr>
+          <w:rFonts w:ascii="Consolas" w:hAnsi="Consolas" w:cs="Consolas"/>
+          <w:color w:val="000000"/>
+          <w:sz w:val="44"/>
+          <w:szCs w:val="44"/>
+        </w:rPr>
+        <w:tab/>
+      </w:r>
+      <w:r>
+        <w:rPr>
+          <w:rFonts w:ascii="Consolas" w:hAnsi="Consolas" w:cs="Consolas"/>
+          <w:b/>
+          <w:bCs/>
+          <w:color w:val="7F0055"/>
+          <w:sz w:val="44"/>
+          <w:szCs w:val="44"/>
+        </w:rPr>
+        <w:t>public</w:t>
+      </w:r>
+      <w:r>
+        <w:rPr>
+          <w:rFonts w:ascii="Consolas" w:hAnsi="Consolas" w:cs="Consolas"/>
+          <w:color w:val="000000"/>
+          <w:sz w:val="44"/>
+          <w:szCs w:val="44"/>
+        </w:rPr>
+        <w:t xml:space="preserve"> </w:t>
+      </w:r>
+      <w:r>
+        <w:rPr>
+          <w:rFonts w:ascii="Consolas" w:hAnsi="Consolas" w:cs="Consolas"/>
+          <w:b/>
+          <w:bCs/>
+          <w:color w:val="7F0055"/>
+          <w:sz w:val="44"/>
+          <w:szCs w:val="44"/>
+        </w:rPr>
+        <w:t>static</w:t>
+      </w:r>
+      <w:r>
+        <w:rPr>
+          <w:rFonts w:ascii="Consolas" w:hAnsi="Consolas" w:cs="Consolas"/>
+          <w:color w:val="000000"/>
+          <w:sz w:val="44"/>
+          <w:szCs w:val="44"/>
+        </w:rPr>
+        <w:t xml:space="preserve"> </w:t>
+      </w:r>
+      <w:r>
+        <w:rPr>
+          <w:rFonts w:ascii="Consolas" w:hAnsi="Consolas" w:cs="Consolas"/>
+          <w:b/>
+          <w:bCs/>
+          <w:color w:val="7F0055"/>
+          <w:sz w:val="44"/>
+          <w:szCs w:val="44"/>
+        </w:rPr>
+        <w:t>void</w:t>
+      </w:r>
+      <w:r>
+        <w:rPr>
+          <w:rFonts w:ascii="Consolas" w:hAnsi="Consolas" w:cs="Consolas"/>
+          <w:color w:val="000000"/>
+          <w:sz w:val="44"/>
+          <w:szCs w:val="44"/>
+        </w:rPr>
+        <w:t xml:space="preserve"> </w:t>
+      </w:r>
+      <w:proofErr w:type="gramStart"/>
+      <w:r>
+        <w:rPr>
+          <w:rFonts w:ascii="Consolas" w:hAnsi="Consolas" w:cs="Consolas"/>
+          <w:color w:val="000000"/>
+          <w:sz w:val="44"/>
+          <w:szCs w:val="44"/>
+        </w:rPr>
+        <w:t>main(</w:t>
+      </w:r>
+      <w:proofErr w:type="gramEnd"/>
+      <w:r>
+        <w:rPr>
+          <w:rFonts w:ascii="Consolas" w:hAnsi="Consolas" w:cs="Consolas"/>
+          <w:color w:val="000000"/>
+          <w:sz w:val="44"/>
+          <w:szCs w:val="44"/>
+        </w:rPr>
+        <w:t xml:space="preserve">String[] </w:t>
+      </w:r>
+      <w:proofErr w:type="spellStart"/>
+      <w:r>
+        <w:rPr>
+          <w:rFonts w:ascii="Consolas" w:hAnsi="Consolas" w:cs="Consolas"/>
+          <w:color w:val="6A3E3E"/>
+          <w:sz w:val="44"/>
+          <w:szCs w:val="44"/>
+        </w:rPr>
+        <w:t>args</w:t>
+      </w:r>
+      <w:proofErr w:type="spellEnd"/>
+      <w:r>
+        <w:rPr>
+          <w:rFonts w:ascii="Consolas" w:hAnsi="Consolas" w:cs="Consolas"/>
+          <w:color w:val="000000"/>
+          <w:sz w:val="44"/>
+          <w:szCs w:val="44"/>
+        </w:rPr>
+        <w:t>) {</w:t>
+      </w:r>
+    </w:p>
+    <w:p>
+      <w:pPr>
+        <w:autoSpaceDE w:val="0"/>
+        <w:autoSpaceDN w:val="0"/>
+        <w:adjustRightInd w:val="0"/>
+        <w:spacing w:after="0" w:line="240" w:lineRule="auto"/>
+        <w:rPr>
+          <w:rFonts w:ascii="Consolas" w:hAnsi="Consolas" w:cs="Consolas"/>
+          <w:sz w:val="44"/>
+          <w:szCs w:val="44"/>
+        </w:rPr>
+      </w:pPr>
+      <w:r>
+        <w:rPr>
+          <w:rFonts w:ascii="Consolas" w:hAnsi="Consolas" w:cs="Consolas"/>
+          <w:color w:val="000000"/>
+          <w:sz w:val="44"/>
+          <w:szCs w:val="44"/>
+        </w:rPr>
+        <w:tab/>
+      </w:r>
+      <w:r>
+        <w:rPr>
+          <w:rFonts w:ascii="Consolas" w:hAnsi="Consolas" w:cs="Consolas"/>
+          <w:color w:val="000000"/>
+          <w:sz w:val="44"/>
+          <w:szCs w:val="44"/>
+        </w:rPr>
+        <w:tab/>
+        <w:t xml:space="preserve">List&lt;Integer&gt; </w:t>
+      </w:r>
+      <w:r>
+        <w:rPr>
+          <w:rFonts w:ascii="Consolas" w:hAnsi="Consolas" w:cs="Consolas"/>
+          <w:color w:val="6A3E3E"/>
+          <w:sz w:val="44"/>
+          <w:szCs w:val="44"/>
+        </w:rPr>
+        <w:t>marks</w:t>
+      </w:r>
+      <w:r>
+        <w:rPr>
+          <w:rFonts w:ascii="Consolas" w:hAnsi="Consolas" w:cs="Consolas"/>
+          <w:color w:val="000000"/>
+          <w:sz w:val="44"/>
+          <w:szCs w:val="44"/>
+        </w:rPr>
+        <w:t>=</w:t>
+      </w:r>
+      <w:proofErr w:type="spellStart"/>
+      <w:r>
+        <w:rPr>
+          <w:rFonts w:ascii="Consolas" w:hAnsi="Consolas" w:cs="Consolas"/>
+          <w:color w:val="000000"/>
+          <w:sz w:val="44"/>
+          <w:szCs w:val="44"/>
+        </w:rPr>
+        <w:t>Arrays.</w:t>
+      </w:r>
+      <w:r>
+        <w:rPr>
+          <w:rFonts w:ascii="Consolas" w:hAnsi="Consolas" w:cs="Consolas"/>
+          <w:i/>
+          <w:iCs/>
+          <w:color w:val="000000"/>
+          <w:sz w:val="44"/>
+          <w:szCs w:val="44"/>
+        </w:rPr>
+        <w:t>asList</w:t>
+      </w:r>
+      <w:proofErr w:type="spellEnd"/>
+      <w:r>
+        <w:rPr>
+          <w:rFonts w:ascii="Consolas" w:hAnsi="Consolas" w:cs="Consolas"/>
+          <w:color w:val="000000"/>
+          <w:sz w:val="44"/>
+          <w:szCs w:val="44"/>
+        </w:rPr>
+        <w:t>(44,66,11,55,99,22,88,77,33);</w:t>
+      </w:r>
+    </w:p>
+    <w:p>
+      <w:pPr>
+        <w:autoSpaceDE w:val="0"/>
+        <w:autoSpaceDN w:val="0"/>
+        <w:adjustRightInd w:val="0"/>
+        <w:spacing w:after="0" w:line="240" w:lineRule="auto"/>
+        <w:rPr>
+          <w:rFonts w:ascii="Consolas" w:hAnsi="Consolas" w:cs="Consolas"/>
+          <w:sz w:val="44"/>
+          <w:szCs w:val="44"/>
+        </w:rPr>
+      </w:pPr>
+      <w:r>
+        <w:rPr>
+          <w:rFonts w:ascii="Consolas" w:hAnsi="Consolas" w:cs="Consolas"/>
+          <w:color w:val="000000"/>
+          <w:sz w:val="44"/>
+          <w:szCs w:val="44"/>
+        </w:rPr>
+        <w:tab/>
+      </w:r>
+      <w:r>
+        <w:rPr>
+          <w:rFonts w:ascii="Consolas" w:hAnsi="Consolas" w:cs="Consolas"/>
+          <w:color w:val="000000"/>
+          <w:sz w:val="44"/>
+          <w:szCs w:val="44"/>
+        </w:rPr>
+        <w:tab/>
+      </w:r>
+      <w:proofErr w:type="spellStart"/>
+      <w:proofErr w:type="gramStart"/>
+      <w:r>
+        <w:rPr>
+          <w:rFonts w:ascii="Consolas" w:hAnsi="Consolas" w:cs="Consolas"/>
+          <w:color w:val="6A3E3E"/>
+          <w:sz w:val="44"/>
+          <w:szCs w:val="44"/>
+        </w:rPr>
+        <w:t>marks</w:t>
+      </w:r>
+      <w:r>
+        <w:rPr>
+          <w:rFonts w:ascii="Consolas" w:hAnsi="Consolas" w:cs="Consolas"/>
+          <w:color w:val="000000"/>
+          <w:sz w:val="44"/>
+          <w:szCs w:val="44"/>
+        </w:rPr>
+        <w:t>.stream</w:t>
+      </w:r>
+      <w:proofErr w:type="spellEnd"/>
+      <w:proofErr w:type="gramEnd"/>
+      <w:r>
+        <w:rPr>
+          <w:rFonts w:ascii="Consolas" w:hAnsi="Consolas" w:cs="Consolas"/>
+          <w:color w:val="000000"/>
+          <w:sz w:val="44"/>
+          <w:szCs w:val="44"/>
+        </w:rPr>
+        <w:t>()</w:t>
+      </w:r>
+    </w:p>
+    <w:p>
+      <w:pPr>
+        <w:autoSpaceDE w:val="0"/>
+        <w:autoSpaceDN w:val="0"/>
+        <w:adjustRightInd w:val="0"/>
+        <w:spacing w:after="0" w:line="240" w:lineRule="auto"/>
+        <w:rPr>
+          <w:rFonts w:ascii="Consolas" w:hAnsi="Consolas" w:cs="Consolas"/>
+          <w:sz w:val="44"/>
+          <w:szCs w:val="44"/>
+        </w:rPr>
+      </w:pPr>
+      <w:r>
+        <w:rPr>
+          <w:rFonts w:ascii="Consolas" w:hAnsi="Consolas" w:cs="Consolas"/>
+          <w:color w:val="3F7F5F"/>
+          <w:sz w:val="44"/>
+          <w:szCs w:val="44"/>
+        </w:rPr>
+        <w:t>//</w:t>
+      </w:r>
+      <w:r>
+        <w:rPr>
+          <w:rFonts w:ascii="Consolas" w:hAnsi="Consolas" w:cs="Consolas"/>
+          <w:color w:val="3F7F5F"/>
+          <w:sz w:val="44"/>
+          <w:szCs w:val="44"/>
+        </w:rPr>
+        <w:tab/>
+      </w:r>
+      <w:proofErr w:type="gramStart"/>
+      <w:r>
+        <w:rPr>
+          <w:rFonts w:ascii="Consolas" w:hAnsi="Consolas" w:cs="Consolas"/>
+          <w:color w:val="3F7F5F"/>
+          <w:sz w:val="44"/>
+          <w:szCs w:val="44"/>
+        </w:rPr>
+        <w:tab/>
+        <w:t>.filter</w:t>
+      </w:r>
+      <w:proofErr w:type="gramEnd"/>
+      <w:r>
+        <w:rPr>
+          <w:rFonts w:ascii="Consolas" w:hAnsi="Consolas" w:cs="Consolas"/>
+          <w:color w:val="3F7F5F"/>
+          <w:sz w:val="44"/>
+          <w:szCs w:val="44"/>
+        </w:rPr>
+        <w:t>(new A())</w:t>
+      </w:r>
+    </w:p>
+    <w:p>
+      <w:pPr>
+        <w:autoSpaceDE w:val="0"/>
+        <w:autoSpaceDN w:val="0"/>
+        <w:adjustRightInd w:val="0"/>
+        <w:spacing w:after="0" w:line="240" w:lineRule="auto"/>
+        <w:rPr>
+          <w:rFonts w:ascii="Consolas" w:hAnsi="Consolas" w:cs="Consolas"/>
+          <w:sz w:val="44"/>
+          <w:szCs w:val="44"/>
+        </w:rPr>
+      </w:pPr>
+      <w:r>
+        <w:rPr>
+          <w:rFonts w:ascii="Consolas" w:hAnsi="Consolas" w:cs="Consolas"/>
+          <w:color w:val="000000"/>
+          <w:sz w:val="44"/>
+          <w:szCs w:val="44"/>
+        </w:rPr>
+        <w:tab/>
+      </w:r>
+      <w:r>
+        <w:rPr>
+          <w:rFonts w:ascii="Consolas" w:hAnsi="Consolas" w:cs="Consolas"/>
+          <w:color w:val="000000"/>
+          <w:sz w:val="44"/>
+          <w:szCs w:val="44"/>
+        </w:rPr>
+        <w:tab/>
+      </w:r>
+      <w:proofErr w:type="gramStart"/>
+      <w:r>
+        <w:rPr>
+          <w:rFonts w:ascii="Consolas" w:hAnsi="Consolas" w:cs="Consolas"/>
+          <w:color w:val="000000"/>
+          <w:sz w:val="44"/>
+          <w:szCs w:val="44"/>
+        </w:rPr>
+        <w:t>.filter</w:t>
+      </w:r>
+      <w:proofErr w:type="gramEnd"/>
+      <w:r>
+        <w:rPr>
+          <w:rFonts w:ascii="Consolas" w:hAnsi="Consolas" w:cs="Consolas"/>
+          <w:color w:val="000000"/>
+          <w:sz w:val="44"/>
+          <w:szCs w:val="44"/>
+        </w:rPr>
+        <w:t>((</w:t>
+      </w:r>
+      <w:r>
+        <w:rPr>
+          <w:rFonts w:ascii="Consolas" w:hAnsi="Consolas" w:cs="Consolas"/>
+          <w:color w:val="6A3E3E"/>
+          <w:sz w:val="44"/>
+          <w:szCs w:val="44"/>
+        </w:rPr>
+        <w:t>t</w:t>
+      </w:r>
+      <w:r>
+        <w:rPr>
+          <w:rFonts w:ascii="Consolas" w:hAnsi="Consolas" w:cs="Consolas"/>
+          <w:color w:val="000000"/>
+          <w:sz w:val="44"/>
+          <w:szCs w:val="44"/>
+        </w:rPr>
+        <w:t>)-&gt;</w:t>
+      </w:r>
+      <w:r>
+        <w:rPr>
+          <w:rFonts w:ascii="Consolas" w:hAnsi="Consolas" w:cs="Consolas"/>
+          <w:color w:val="6A3E3E"/>
+          <w:sz w:val="44"/>
+          <w:szCs w:val="44"/>
+        </w:rPr>
+        <w:t>t</w:t>
+      </w:r>
+      <w:r>
+        <w:rPr>
+          <w:rFonts w:ascii="Consolas" w:hAnsi="Consolas" w:cs="Consolas"/>
+          <w:color w:val="000000"/>
+          <w:sz w:val="44"/>
+          <w:szCs w:val="44"/>
+        </w:rPr>
+        <w:t>&gt;80)</w:t>
+      </w:r>
+    </w:p>
+    <w:p>
+      <w:pPr>
+        <w:autoSpaceDE w:val="0"/>
+        <w:autoSpaceDN w:val="0"/>
+        <w:adjustRightInd w:val="0"/>
+        <w:spacing w:after="0" w:line="240" w:lineRule="auto"/>
+        <w:rPr>
+          <w:rFonts w:ascii="Consolas" w:hAnsi="Consolas" w:cs="Consolas"/>
+          <w:sz w:val="44"/>
+          <w:szCs w:val="44"/>
+        </w:rPr>
+      </w:pPr>
+      <w:r>
+        <w:rPr>
+          <w:rFonts w:ascii="Consolas" w:hAnsi="Consolas" w:cs="Consolas"/>
+          <w:color w:val="000000"/>
+          <w:sz w:val="44"/>
+          <w:szCs w:val="44"/>
+        </w:rPr>
+        <w:tab/>
+      </w:r>
+      <w:r>
+        <w:rPr>
+          <w:rFonts w:ascii="Consolas" w:hAnsi="Consolas" w:cs="Consolas"/>
+          <w:color w:val="000000"/>
+          <w:sz w:val="44"/>
+          <w:szCs w:val="44"/>
+        </w:rPr>
+        <w:tab/>
+      </w:r>
+      <w:proofErr w:type="gramStart"/>
+      <w:r>
+        <w:rPr>
+          <w:rFonts w:ascii="Consolas" w:hAnsi="Consolas" w:cs="Consolas"/>
+          <w:color w:val="000000"/>
+          <w:sz w:val="44"/>
+          <w:szCs w:val="44"/>
+        </w:rPr>
+        <w:t>.sorted</w:t>
+      </w:r>
+      <w:proofErr w:type="gramEnd"/>
+      <w:r>
+        <w:rPr>
+          <w:rFonts w:ascii="Consolas" w:hAnsi="Consolas" w:cs="Consolas"/>
+          <w:color w:val="000000"/>
+          <w:sz w:val="44"/>
+          <w:szCs w:val="44"/>
+        </w:rPr>
+        <w:t>()</w:t>
+      </w:r>
+    </w:p>
+    <w:p>
+      <w:pPr>
+        <w:autoSpaceDE w:val="0"/>
+        <w:autoSpaceDN w:val="0"/>
+        <w:adjustRightInd w:val="0"/>
+        <w:spacing w:after="0" w:line="240" w:lineRule="auto"/>
+        <w:rPr>
+          <w:rFonts w:ascii="Consolas" w:hAnsi="Consolas" w:cs="Consolas"/>
+          <w:sz w:val="44"/>
+          <w:szCs w:val="44"/>
+        </w:rPr>
+      </w:pPr>
+      <w:r>
+        <w:rPr>
+          <w:rFonts w:ascii="Consolas" w:hAnsi="Consolas" w:cs="Consolas"/>
+          <w:color w:val="000000"/>
+          <w:sz w:val="44"/>
+          <w:szCs w:val="44"/>
+        </w:rPr>
+        <w:tab/>
+      </w:r>
+      <w:r>
+        <w:rPr>
+          <w:rFonts w:ascii="Consolas" w:hAnsi="Consolas" w:cs="Consolas"/>
+          <w:color w:val="000000"/>
+          <w:sz w:val="44"/>
+          <w:szCs w:val="44"/>
+        </w:rPr>
+        <w:tab/>
+      </w:r>
+      <w:proofErr w:type="gramStart"/>
+      <w:r>
+        <w:rPr>
+          <w:rFonts w:ascii="Consolas" w:hAnsi="Consolas" w:cs="Consolas"/>
+          <w:color w:val="000000"/>
+          <w:sz w:val="44"/>
+          <w:szCs w:val="44"/>
+        </w:rPr>
+        <w:t>.</w:t>
+      </w:r>
+      <w:proofErr w:type="spellStart"/>
+      <w:r>
+        <w:rPr>
+          <w:rFonts w:ascii="Consolas" w:hAnsi="Consolas" w:cs="Consolas"/>
+          <w:color w:val="000000"/>
+          <w:sz w:val="44"/>
+          <w:szCs w:val="44"/>
+        </w:rPr>
+        <w:t>forEach</w:t>
+      </w:r>
+      <w:proofErr w:type="spellEnd"/>
+      <w:proofErr w:type="gramEnd"/>
+      <w:r>
+        <w:rPr>
+          <w:rFonts w:ascii="Consolas" w:hAnsi="Consolas" w:cs="Consolas"/>
+          <w:color w:val="000000"/>
+          <w:sz w:val="44"/>
+          <w:szCs w:val="44"/>
+        </w:rPr>
+        <w:t>(</w:t>
+      </w:r>
+      <w:proofErr w:type="spellStart"/>
+      <w:r>
+        <w:rPr>
+          <w:rFonts w:ascii="Consolas" w:hAnsi="Consolas" w:cs="Consolas"/>
+          <w:color w:val="000000"/>
+          <w:sz w:val="44"/>
+          <w:szCs w:val="44"/>
+        </w:rPr>
+        <w:t>System.</w:t>
+      </w:r>
+      <w:r>
+        <w:rPr>
+          <w:rFonts w:ascii="Consolas" w:hAnsi="Consolas" w:cs="Consolas"/>
+          <w:b/>
+          <w:bCs/>
+          <w:i/>
+          <w:iCs/>
+          <w:color w:val="0000C0"/>
+          <w:sz w:val="44"/>
+          <w:szCs w:val="44"/>
+        </w:rPr>
+        <w:t>out</w:t>
+      </w:r>
+      <w:proofErr w:type="spellEnd"/>
+      <w:r>
+        <w:rPr>
+          <w:rFonts w:ascii="Consolas" w:hAnsi="Consolas" w:cs="Consolas"/>
+          <w:color w:val="000000"/>
+          <w:sz w:val="44"/>
+          <w:szCs w:val="44"/>
+        </w:rPr>
+        <w:t>::</w:t>
+      </w:r>
+      <w:proofErr w:type="spellStart"/>
+      <w:r>
+        <w:rPr>
+          <w:rFonts w:ascii="Consolas" w:hAnsi="Consolas" w:cs="Consolas"/>
+          <w:color w:val="000000"/>
+          <w:sz w:val="44"/>
+          <w:szCs w:val="44"/>
+        </w:rPr>
+        <w:t>println</w:t>
+      </w:r>
+      <w:proofErr w:type="spellEnd"/>
+      <w:r>
+        <w:rPr>
+          <w:rFonts w:ascii="Consolas" w:hAnsi="Consolas" w:cs="Consolas"/>
+          <w:color w:val="000000"/>
+          <w:sz w:val="44"/>
+          <w:szCs w:val="44"/>
+        </w:rPr>
+        <w:t>);</w:t>
+      </w:r>
+    </w:p>
+    <w:p>
+      <w:pPr>
+        <w:autoSpaceDE w:val="0"/>
+        <w:autoSpaceDN w:val="0"/>
+        <w:adjustRightInd w:val="0"/>
+        <w:spacing w:after="0" w:line="240" w:lineRule="auto"/>
+        <w:rPr>
+          <w:rFonts w:ascii="Consolas" w:hAnsi="Consolas" w:cs="Consolas"/>
+          <w:sz w:val="44"/>
+          <w:szCs w:val="44"/>
+        </w:rPr>
+      </w:pPr>
+      <w:r>
+        <w:rPr>
+          <w:rFonts w:ascii="Consolas" w:hAnsi="Consolas" w:cs="Consolas"/>
+          <w:color w:val="000000"/>
+          <w:sz w:val="44"/>
+          <w:szCs w:val="44"/>
+        </w:rPr>
+        <w:tab/>
+        <w:t>}</w:t>
+      </w:r>
+    </w:p>
+    <w:p>
+      <w:pPr>
+        <w:autoSpaceDE w:val="0"/>
+        <w:autoSpaceDN w:val="0"/>
+        <w:adjustRightInd w:val="0"/>
+        <w:spacing w:after="0" w:line="240" w:lineRule="auto"/>
+        <w:rPr>
+          <w:rFonts w:ascii="Consolas" w:hAnsi="Consolas" w:cs="Consolas"/>
+          <w:sz w:val="44"/>
+          <w:szCs w:val="44"/>
+        </w:rPr>
+      </w:pPr>
+    </w:p>
+    <w:p>
+      <w:pPr>
+        <w:autoSpaceDE w:val="0"/>
+        <w:autoSpaceDN w:val="0"/>
+        <w:adjustRightInd w:val="0"/>
+        <w:spacing w:after="0" w:line="240" w:lineRule="auto"/>
+        <w:rPr>
+          <w:rFonts w:ascii="Consolas" w:hAnsi="Consolas" w:cs="Consolas"/>
+          <w:sz w:val="44"/>
+          <w:szCs w:val="44"/>
+        </w:rPr>
+      </w:pPr>
+      <w:r>
+        <w:rPr>
+          <w:rFonts w:ascii="Consolas" w:hAnsi="Consolas" w:cs="Consolas"/>
+          <w:color w:val="000000"/>
+          <w:sz w:val="44"/>
+          <w:szCs w:val="44"/>
+        </w:rPr>
+        <w:lastRenderedPageBreak/>
+        <w:t>}</w:t>
       </w:r>
     </w:p>
     <w:p>

--- a/notes_26Apr2023.docx
+++ b/notes_26Apr2023.docx
@@ -5095,6 +5095,195 @@
           <w:lang w:val="en-US"/>
         </w:rPr>
       </w:pPr>
+    </w:p>
+    <w:p>
+      <w:pPr>
+        <w:rPr>
+          <w:lang w:val="en-US"/>
+        </w:rPr>
+      </w:pPr>
+      <w:r>
+        <w:rPr>
+          <w:lang w:val="en-US"/>
+        </w:rPr>
+        <w:t>Task:</w:t>
+      </w:r>
+    </w:p>
+    <w:p>
+      <w:pPr>
+        <w:rPr>
+          <w:lang w:val="en-US"/>
+        </w:rPr>
+      </w:pPr>
+      <w:r>
+        <w:rPr>
+          <w:lang w:val="en-US"/>
+        </w:rPr>
+        <w:t>Create a class Employee</w:t>
+      </w:r>
+    </w:p>
+    <w:p>
+      <w:pPr>
+        <w:rPr>
+          <w:lang w:val="en-US"/>
+        </w:rPr>
+      </w:pPr>
+      <w:r>
+        <w:rPr>
+          <w:lang w:val="en-US"/>
+        </w:rPr>
+        <w:tab/>
+        <w:t xml:space="preserve">id, </w:t>
+      </w:r>
+      <w:proofErr w:type="spellStart"/>
+      <w:r>
+        <w:rPr>
+          <w:lang w:val="en-US"/>
+        </w:rPr>
+        <w:t>firstName</w:t>
+      </w:r>
+      <w:proofErr w:type="spellEnd"/>
+      <w:r>
+        <w:rPr>
+          <w:lang w:val="en-US"/>
+        </w:rPr>
+        <w:t xml:space="preserve">, </w:t>
+      </w:r>
+      <w:proofErr w:type="spellStart"/>
+      <w:r>
+        <w:rPr>
+          <w:lang w:val="en-US"/>
+        </w:rPr>
+        <w:t>lastName</w:t>
+      </w:r>
+      <w:proofErr w:type="spellEnd"/>
+      <w:r>
+        <w:rPr>
+          <w:lang w:val="en-US"/>
+        </w:rPr>
+        <w:t>, salary</w:t>
+      </w:r>
+    </w:p>
+    <w:p>
+      <w:pPr>
+        <w:rPr>
+          <w:lang w:val="en-US"/>
+        </w:rPr>
+      </w:pPr>
+      <w:r>
+        <w:rPr>
+          <w:lang w:val="en-US"/>
+        </w:rPr>
+        <w:t xml:space="preserve">Create constructors, getters, setters and </w:t>
+      </w:r>
+      <w:proofErr w:type="spellStart"/>
+      <w:r>
+        <w:rPr>
+          <w:lang w:val="en-US"/>
+        </w:rPr>
+        <w:t>toString</w:t>
+      </w:r>
+      <w:proofErr w:type="spellEnd"/>
+      <w:r>
+        <w:rPr>
+          <w:lang w:val="en-US"/>
+        </w:rPr>
+        <w:t xml:space="preserve"> methods.</w:t>
+      </w:r>
+    </w:p>
+    <w:p>
+      <w:pPr>
+        <w:rPr>
+          <w:lang w:val="en-US"/>
+        </w:rPr>
+      </w:pPr>
+      <w:r>
+        <w:rPr>
+          <w:lang w:val="en-US"/>
+        </w:rPr>
+        <w:t>In App3.java, main method</w:t>
+      </w:r>
+    </w:p>
+    <w:p>
+      <w:pPr>
+        <w:rPr>
+          <w:lang w:val="en-US"/>
+        </w:rPr>
+      </w:pPr>
+      <w:r>
+        <w:rPr>
+          <w:lang w:val="en-US"/>
+        </w:rPr>
+        <w:t xml:space="preserve">Create an </w:t>
+      </w:r>
+      <w:proofErr w:type="spellStart"/>
+      <w:r>
+        <w:rPr>
+          <w:lang w:val="en-US"/>
+        </w:rPr>
+        <w:t>ArrayList</w:t>
+      </w:r>
+      <w:proofErr w:type="spellEnd"/>
+      <w:r>
+        <w:rPr>
+          <w:lang w:val="en-US"/>
+        </w:rPr>
+        <w:t>&lt;Employee&gt; and add few employee objects.</w:t>
+      </w:r>
+    </w:p>
+    <w:p>
+      <w:pPr>
+        <w:pStyle w:val="ListParagraph"/>
+        <w:numPr>
+          <w:ilvl w:val="0"/>
+          <w:numId w:val="8"/>
+        </w:numPr>
+        <w:rPr>
+          <w:lang w:val="en-US"/>
+        </w:rPr>
+      </w:pPr>
+      <w:r>
+        <w:rPr>
+          <w:lang w:val="en-US"/>
+        </w:rPr>
+        <w:t>Filter the employees based on salary&gt;20000</w:t>
+      </w:r>
+    </w:p>
+    <w:p>
+      <w:pPr>
+        <w:pStyle w:val="ListParagraph"/>
+        <w:numPr>
+          <w:ilvl w:val="0"/>
+          <w:numId w:val="8"/>
+        </w:numPr>
+        <w:rPr>
+          <w:lang w:val="en-US"/>
+        </w:rPr>
+      </w:pPr>
+      <w:r>
+        <w:rPr>
+          <w:lang w:val="en-US"/>
+        </w:rPr>
+        <w:t>Sort the employees based on their salary in desc order.</w:t>
+      </w:r>
+    </w:p>
+    <w:p>
+      <w:pPr>
+        <w:pStyle w:val="ListParagraph"/>
+        <w:numPr>
+          <w:ilvl w:val="0"/>
+          <w:numId w:val="8"/>
+        </w:numPr>
+        <w:rPr>
+          <w:lang w:val="en-US"/>
+        </w:rPr>
+      </w:pPr>
+      <w:r>
+        <w:rPr>
+          <w:lang w:val="en-US"/>
+        </w:rPr>
+        <w:t>Display the result</w:t>
+      </w:r>
     </w:p>
     <w:p>
       <w:pPr>
@@ -5396,6 +5585,95 @@
     </w:lvl>
   </w:abstractNum>
   <w:abstractNum w:abstractNumId="3" w15:restartNumberingAfterBreak="0">
+    <w:nsid w:val="33200079"/>
+    <w:multiLevelType w:val="hybridMultilevel"/>
+    <w:tmpl w:val="39EC67E0"/>
+    <w:lvl w:ilvl="0" w:tplc="63729B10">
+      <w:start w:val="1"/>
+      <w:numFmt w:val="lowerRoman"/>
+      <w:lvlText w:val="%1)"/>
+      <w:lvlJc w:val="left"/>
+      <w:pPr>
+        <w:ind w:left="1080" w:hanging="720"/>
+      </w:pPr>
+      <w:rPr>
+        <w:rFonts w:hint="default"/>
+      </w:rPr>
+    </w:lvl>
+    <w:lvl w:ilvl="1" w:tplc="40090019" w:tentative="1">
+      <w:start w:val="1"/>
+      <w:numFmt w:val="lowerLetter"/>
+      <w:lvlText w:val="%2."/>
+      <w:lvlJc w:val="left"/>
+      <w:pPr>
+        <w:ind w:left="1440" w:hanging="360"/>
+      </w:pPr>
+    </w:lvl>
+    <w:lvl w:ilvl="2" w:tplc="4009001B" w:tentative="1">
+      <w:start w:val="1"/>
+      <w:numFmt w:val="lowerRoman"/>
+      <w:lvlText w:val="%3."/>
+      <w:lvlJc w:val="right"/>
+      <w:pPr>
+        <w:ind w:left="2160" w:hanging="180"/>
+      </w:pPr>
+    </w:lvl>
+    <w:lvl w:ilvl="3" w:tplc="4009000F" w:tentative="1">
+      <w:start w:val="1"/>
+      <w:numFmt w:val="decimal"/>
+      <w:lvlText w:val="%4."/>
+      <w:lvlJc w:val="left"/>
+      <w:pPr>
+        <w:ind w:left="2880" w:hanging="360"/>
+      </w:pPr>
+    </w:lvl>
+    <w:lvl w:ilvl="4" w:tplc="40090019" w:tentative="1">
+      <w:start w:val="1"/>
+      <w:numFmt w:val="lowerLetter"/>
+      <w:lvlText w:val="%5."/>
+      <w:lvlJc w:val="left"/>
+      <w:pPr>
+        <w:ind w:left="3600" w:hanging="360"/>
+      </w:pPr>
+    </w:lvl>
+    <w:lvl w:ilvl="5" w:tplc="4009001B" w:tentative="1">
+      <w:start w:val="1"/>
+      <w:numFmt w:val="lowerRoman"/>
+      <w:lvlText w:val="%6."/>
+      <w:lvlJc w:val="right"/>
+      <w:pPr>
+        <w:ind w:left="4320" w:hanging="180"/>
+      </w:pPr>
+    </w:lvl>
+    <w:lvl w:ilvl="6" w:tplc="4009000F" w:tentative="1">
+      <w:start w:val="1"/>
+      <w:numFmt w:val="decimal"/>
+      <w:lvlText w:val="%7."/>
+      <w:lvlJc w:val="left"/>
+      <w:pPr>
+        <w:ind w:left="5040" w:hanging="360"/>
+      </w:pPr>
+    </w:lvl>
+    <w:lvl w:ilvl="7" w:tplc="40090019" w:tentative="1">
+      <w:start w:val="1"/>
+      <w:numFmt w:val="lowerLetter"/>
+      <w:lvlText w:val="%8."/>
+      <w:lvlJc w:val="left"/>
+      <w:pPr>
+        <w:ind w:left="5760" w:hanging="360"/>
+      </w:pPr>
+    </w:lvl>
+    <w:lvl w:ilvl="8" w:tplc="4009001B" w:tentative="1">
+      <w:start w:val="1"/>
+      <w:numFmt w:val="lowerRoman"/>
+      <w:lvlText w:val="%9."/>
+      <w:lvlJc w:val="right"/>
+      <w:pPr>
+        <w:ind w:left="6480" w:hanging="180"/>
+      </w:pPr>
+    </w:lvl>
+  </w:abstractNum>
+  <w:abstractNum w:abstractNumId="4" w15:restartNumberingAfterBreak="0">
     <w:nsid w:val="3BF67E76"/>
     <w:multiLevelType w:val="hybridMultilevel"/>
     <w:tmpl w:val="43CEA374"/>
@@ -5507,7 +5785,7 @@
       </w:rPr>
     </w:lvl>
   </w:abstractNum>
-  <w:abstractNum w:abstractNumId="4" w15:restartNumberingAfterBreak="0">
+  <w:abstractNum w:abstractNumId="5" w15:restartNumberingAfterBreak="0">
     <w:nsid w:val="4A1A0322"/>
     <w:multiLevelType w:val="hybridMultilevel"/>
     <w:tmpl w:val="5AE46CF6"/>
@@ -5596,7 +5874,7 @@
       </w:pPr>
     </w:lvl>
   </w:abstractNum>
-  <w:abstractNum w:abstractNumId="5" w15:restartNumberingAfterBreak="0">
+  <w:abstractNum w:abstractNumId="6" w15:restartNumberingAfterBreak="0">
     <w:nsid w:val="5D125393"/>
     <w:multiLevelType w:val="hybridMultilevel"/>
     <w:tmpl w:val="344EECD2"/>
@@ -5685,7 +5963,7 @@
       </w:pPr>
     </w:lvl>
   </w:abstractNum>
-  <w:abstractNum w:abstractNumId="6" w15:restartNumberingAfterBreak="0">
+  <w:abstractNum w:abstractNumId="7" w15:restartNumberingAfterBreak="0">
     <w:nsid w:val="6C914440"/>
     <w:multiLevelType w:val="hybridMultilevel"/>
     <w:tmpl w:val="0F76862A"/>
@@ -5775,10 +6053,10 @@
     </w:lvl>
   </w:abstractNum>
   <w:num w:numId="1">
-    <w:abstractNumId w:val="3"/>
+    <w:abstractNumId w:val="4"/>
   </w:num>
   <w:num w:numId="2">
-    <w:abstractNumId w:val="4"/>
+    <w:abstractNumId w:val="5"/>
   </w:num>
   <w:num w:numId="3">
     <w:abstractNumId w:val="0"/>
@@ -5787,13 +6065,16 @@
     <w:abstractNumId w:val="2"/>
   </w:num>
   <w:num w:numId="5">
-    <w:abstractNumId w:val="5"/>
+    <w:abstractNumId w:val="6"/>
   </w:num>
   <w:num w:numId="6">
-    <w:abstractNumId w:val="6"/>
+    <w:abstractNumId w:val="7"/>
   </w:num>
   <w:num w:numId="7">
     <w:abstractNumId w:val="1"/>
+  </w:num>
+  <w:num w:numId="8">
+    <w:abstractNumId w:val="3"/>
   </w:num>
 </w:numbering>
 </file>

--- a/notes_26Apr2023.docx
+++ b/notes_26Apr2023.docx
@@ -5099,24 +5099,44 @@
     <w:p>
       <w:pPr>
         <w:rPr>
-          <w:lang w:val="en-US"/>
-        </w:rPr>
-      </w:pPr>
-      <w:r>
-        <w:rPr>
-          <w:lang w:val="en-US"/>
-        </w:rPr>
-        <w:t>Task:</w:t>
-      </w:r>
-    </w:p>
-    <w:p>
-      <w:pPr>
-        <w:rPr>
-          <w:lang w:val="en-US"/>
-        </w:rPr>
-      </w:pPr>
-      <w:r>
-        <w:rPr>
+          <w:highlight w:val="yellow"/>
+          <w:lang w:val="en-US"/>
+        </w:rPr>
+      </w:pPr>
+      <w:proofErr w:type="spellStart"/>
+      <w:r>
+        <w:rPr>
+          <w:highlight w:val="yellow"/>
+          <w:lang w:val="en-US"/>
+        </w:rPr>
+        <w:t>c</w:t>
+      </w:r>
+      <w:r>
+        <w:rPr>
+          <w:highlight w:val="yellow"/>
+          <w:lang w:val="en-US"/>
+        </w:rPr>
+        <w:t>Task</w:t>
+      </w:r>
+      <w:proofErr w:type="spellEnd"/>
+      <w:r>
+        <w:rPr>
+          <w:highlight w:val="yellow"/>
+          <w:lang w:val="en-US"/>
+        </w:rPr>
+        <w:t>:</w:t>
+      </w:r>
+    </w:p>
+    <w:p>
+      <w:pPr>
+        <w:rPr>
+          <w:highlight w:val="yellow"/>
+          <w:lang w:val="en-US"/>
+        </w:rPr>
+      </w:pPr>
+      <w:r>
+        <w:rPr>
+          <w:highlight w:val="yellow"/>
           <w:lang w:val="en-US"/>
         </w:rPr>
         <w:t>Create a class Employee</w:t>
@@ -5125,11 +5145,13 @@
     <w:p>
       <w:pPr>
         <w:rPr>
-          <w:lang w:val="en-US"/>
-        </w:rPr>
-      </w:pPr>
-      <w:r>
-        <w:rPr>
+          <w:highlight w:val="yellow"/>
+          <w:lang w:val="en-US"/>
+        </w:rPr>
+      </w:pPr>
+      <w:r>
+        <w:rPr>
+          <w:highlight w:val="yellow"/>
           <w:lang w:val="en-US"/>
         </w:rPr>
         <w:tab/>
@@ -5138,6 +5160,7 @@
       <w:proofErr w:type="spellStart"/>
       <w:r>
         <w:rPr>
+          <w:highlight w:val="yellow"/>
           <w:lang w:val="en-US"/>
         </w:rPr>
         <w:t>firstName</w:t>
@@ -5145,6 +5168,7 @@
       <w:proofErr w:type="spellEnd"/>
       <w:r>
         <w:rPr>
+          <w:highlight w:val="yellow"/>
           <w:lang w:val="en-US"/>
         </w:rPr>
         <w:t xml:space="preserve">, </w:t>
@@ -5152,6 +5176,7 @@
       <w:proofErr w:type="spellStart"/>
       <w:r>
         <w:rPr>
+          <w:highlight w:val="yellow"/>
           <w:lang w:val="en-US"/>
         </w:rPr>
         <w:t>lastName</w:t>
@@ -5159,6 +5184,7 @@
       <w:proofErr w:type="spellEnd"/>
       <w:r>
         <w:rPr>
+          <w:highlight w:val="yellow"/>
           <w:lang w:val="en-US"/>
         </w:rPr>
         <w:t>, salary</w:t>
@@ -5167,11 +5193,13 @@
     <w:p>
       <w:pPr>
         <w:rPr>
-          <w:lang w:val="en-US"/>
-        </w:rPr>
-      </w:pPr>
-      <w:r>
-        <w:rPr>
+          <w:highlight w:val="yellow"/>
+          <w:lang w:val="en-US"/>
+        </w:rPr>
+      </w:pPr>
+      <w:r>
+        <w:rPr>
+          <w:highlight w:val="yellow"/>
           <w:lang w:val="en-US"/>
         </w:rPr>
         <w:t xml:space="preserve">Create constructors, getters, setters and </w:t>
@@ -5179,6 +5207,7 @@
       <w:proofErr w:type="spellStart"/>
       <w:r>
         <w:rPr>
+          <w:highlight w:val="yellow"/>
           <w:lang w:val="en-US"/>
         </w:rPr>
         <w:t>toString</w:t>
@@ -5186,6 +5215,7 @@
       <w:proofErr w:type="spellEnd"/>
       <w:r>
         <w:rPr>
+          <w:highlight w:val="yellow"/>
           <w:lang w:val="en-US"/>
         </w:rPr>
         <w:t xml:space="preserve"> methods.</w:t>
@@ -5194,11 +5224,13 @@
     <w:p>
       <w:pPr>
         <w:rPr>
-          <w:lang w:val="en-US"/>
-        </w:rPr>
-      </w:pPr>
-      <w:r>
-        <w:rPr>
+          <w:highlight w:val="yellow"/>
+          <w:lang w:val="en-US"/>
+        </w:rPr>
+      </w:pPr>
+      <w:r>
+        <w:rPr>
+          <w:highlight w:val="yellow"/>
           <w:lang w:val="en-US"/>
         </w:rPr>
         <w:t>In App3.java, main method</w:t>
@@ -5207,11 +5239,13 @@
     <w:p>
       <w:pPr>
         <w:rPr>
-          <w:lang w:val="en-US"/>
-        </w:rPr>
-      </w:pPr>
-      <w:r>
-        <w:rPr>
+          <w:highlight w:val="yellow"/>
+          <w:lang w:val="en-US"/>
+        </w:rPr>
+      </w:pPr>
+      <w:r>
+        <w:rPr>
+          <w:highlight w:val="yellow"/>
           <w:lang w:val="en-US"/>
         </w:rPr>
         <w:t xml:space="preserve">Create an </w:t>
@@ -5219,6 +5253,7 @@
       <w:proofErr w:type="spellStart"/>
       <w:r>
         <w:rPr>
+          <w:highlight w:val="yellow"/>
           <w:lang w:val="en-US"/>
         </w:rPr>
         <w:t>ArrayList</w:t>
@@ -5226,6 +5261,7 @@
       <w:proofErr w:type="spellEnd"/>
       <w:r>
         <w:rPr>
+          <w:highlight w:val="yellow"/>
           <w:lang w:val="en-US"/>
         </w:rPr>
         <w:t>&lt;Employee&gt; and add few employee objects.</w:t>
@@ -5239,11 +5275,13 @@
           <w:numId w:val="8"/>
         </w:numPr>
         <w:rPr>
-          <w:lang w:val="en-US"/>
-        </w:rPr>
-      </w:pPr>
-      <w:r>
-        <w:rPr>
+          <w:highlight w:val="yellow"/>
+          <w:lang w:val="en-US"/>
+        </w:rPr>
+      </w:pPr>
+      <w:r>
+        <w:rPr>
+          <w:highlight w:val="yellow"/>
           <w:lang w:val="en-US"/>
         </w:rPr>
         <w:t>Filter the employees based on salary&gt;20000</w:t>
@@ -5257,11 +5295,13 @@
           <w:numId w:val="8"/>
         </w:numPr>
         <w:rPr>
-          <w:lang w:val="en-US"/>
-        </w:rPr>
-      </w:pPr>
-      <w:r>
-        <w:rPr>
+          <w:highlight w:val="yellow"/>
+          <w:lang w:val="en-US"/>
+        </w:rPr>
+      </w:pPr>
+      <w:r>
+        <w:rPr>
+          <w:highlight w:val="yellow"/>
           <w:lang w:val="en-US"/>
         </w:rPr>
         <w:t>Sort the employees based on their salary in desc order.</w:t>
@@ -5275,11 +5315,13 @@
           <w:numId w:val="8"/>
         </w:numPr>
         <w:rPr>
-          <w:lang w:val="en-US"/>
-        </w:rPr>
-      </w:pPr>
-      <w:r>
-        <w:rPr>
+          <w:highlight w:val="yellow"/>
+          <w:lang w:val="en-US"/>
+        </w:rPr>
+      </w:pPr>
+      <w:r>
+        <w:rPr>
+          <w:highlight w:val="yellow"/>
           <w:lang w:val="en-US"/>
         </w:rPr>
         <w:t>Display the result</w:t>

--- a/notes_26Apr2023.docx
+++ b/notes_26Apr2023.docx
@@ -5103,28 +5103,12 @@
           <w:lang w:val="en-US"/>
         </w:rPr>
       </w:pPr>
-      <w:proofErr w:type="spellStart"/>
       <w:r>
         <w:rPr>
           <w:highlight w:val="yellow"/>
           <w:lang w:val="en-US"/>
         </w:rPr>
-        <w:t>c</w:t>
-      </w:r>
-      <w:r>
-        <w:rPr>
-          <w:highlight w:val="yellow"/>
-          <w:lang w:val="en-US"/>
-        </w:rPr>
-        <w:t>Task</w:t>
-      </w:r>
-      <w:proofErr w:type="spellEnd"/>
-      <w:r>
-        <w:rPr>
-          <w:highlight w:val="yellow"/>
-          <w:lang w:val="en-US"/>
-        </w:rPr>
-        <w:t>:</w:t>
+        <w:t>Task:</w:t>
       </w:r>
     </w:p>
     <w:p>
@@ -5326,6 +5310,1293 @@
         </w:rPr>
         <w:t>Display the result</w:t>
       </w:r>
+    </w:p>
+    <w:p>
+      <w:pPr>
+        <w:rPr>
+          <w:highlight w:val="yellow"/>
+          <w:lang w:val="en-US"/>
+        </w:rPr>
+      </w:pPr>
+    </w:p>
+    <w:p>
+      <w:pPr>
+        <w:autoSpaceDE w:val="0"/>
+        <w:autoSpaceDN w:val="0"/>
+        <w:adjustRightInd w:val="0"/>
+        <w:spacing w:after="0" w:line="240" w:lineRule="auto"/>
+        <w:rPr>
+          <w:rFonts w:ascii="Consolas" w:hAnsi="Consolas" w:cs="Consolas"/>
+          <w:sz w:val="12"/>
+          <w:szCs w:val="12"/>
+        </w:rPr>
+      </w:pPr>
+      <w:r>
+        <w:rPr>
+          <w:rFonts w:ascii="Consolas" w:hAnsi="Consolas" w:cs="Consolas"/>
+          <w:b/>
+          <w:bCs/>
+          <w:color w:val="7F0055"/>
+          <w:sz w:val="12"/>
+          <w:szCs w:val="12"/>
+        </w:rPr>
+        <w:t>import</w:t>
+      </w:r>
+      <w:r>
+        <w:rPr>
+          <w:rFonts w:ascii="Consolas" w:hAnsi="Consolas" w:cs="Consolas"/>
+          <w:color w:val="000000"/>
+          <w:sz w:val="12"/>
+          <w:szCs w:val="12"/>
+        </w:rPr>
+        <w:t xml:space="preserve"> </w:t>
+      </w:r>
+      <w:proofErr w:type="spellStart"/>
+      <w:proofErr w:type="gramStart"/>
+      <w:r>
+        <w:rPr>
+          <w:rFonts w:ascii="Consolas" w:hAnsi="Consolas" w:cs="Consolas"/>
+          <w:color w:val="000000"/>
+          <w:sz w:val="12"/>
+          <w:szCs w:val="12"/>
+        </w:rPr>
+        <w:t>java.util</w:t>
+      </w:r>
+      <w:proofErr w:type="gramEnd"/>
+      <w:r>
+        <w:rPr>
+          <w:rFonts w:ascii="Consolas" w:hAnsi="Consolas" w:cs="Consolas"/>
+          <w:color w:val="000000"/>
+          <w:sz w:val="12"/>
+          <w:szCs w:val="12"/>
+        </w:rPr>
+        <w:t>.ArrayList</w:t>
+      </w:r>
+      <w:proofErr w:type="spellEnd"/>
+      <w:r>
+        <w:rPr>
+          <w:rFonts w:ascii="Consolas" w:hAnsi="Consolas" w:cs="Consolas"/>
+          <w:color w:val="000000"/>
+          <w:sz w:val="12"/>
+          <w:szCs w:val="12"/>
+        </w:rPr>
+        <w:t>;</w:t>
+      </w:r>
+    </w:p>
+    <w:p>
+      <w:pPr>
+        <w:autoSpaceDE w:val="0"/>
+        <w:autoSpaceDN w:val="0"/>
+        <w:adjustRightInd w:val="0"/>
+        <w:spacing w:after="0" w:line="240" w:lineRule="auto"/>
+        <w:rPr>
+          <w:rFonts w:ascii="Consolas" w:hAnsi="Consolas" w:cs="Consolas"/>
+          <w:sz w:val="12"/>
+          <w:szCs w:val="12"/>
+        </w:rPr>
+      </w:pPr>
+      <w:r>
+        <w:rPr>
+          <w:rFonts w:ascii="Consolas" w:hAnsi="Consolas" w:cs="Consolas"/>
+          <w:b/>
+          <w:bCs/>
+          <w:color w:val="7F0055"/>
+          <w:sz w:val="12"/>
+          <w:szCs w:val="12"/>
+        </w:rPr>
+        <w:t>import</w:t>
+      </w:r>
+      <w:r>
+        <w:rPr>
+          <w:rFonts w:ascii="Consolas" w:hAnsi="Consolas" w:cs="Consolas"/>
+          <w:color w:val="000000"/>
+          <w:sz w:val="12"/>
+          <w:szCs w:val="12"/>
+        </w:rPr>
+        <w:t xml:space="preserve"> </w:t>
+      </w:r>
+      <w:proofErr w:type="spellStart"/>
+      <w:proofErr w:type="gramStart"/>
+      <w:r>
+        <w:rPr>
+          <w:rFonts w:ascii="Consolas" w:hAnsi="Consolas" w:cs="Consolas"/>
+          <w:color w:val="000000"/>
+          <w:sz w:val="12"/>
+          <w:szCs w:val="12"/>
+        </w:rPr>
+        <w:t>java.util</w:t>
+      </w:r>
+      <w:proofErr w:type="gramEnd"/>
+      <w:r>
+        <w:rPr>
+          <w:rFonts w:ascii="Consolas" w:hAnsi="Consolas" w:cs="Consolas"/>
+          <w:color w:val="000000"/>
+          <w:sz w:val="12"/>
+          <w:szCs w:val="12"/>
+        </w:rPr>
+        <w:t>.List</w:t>
+      </w:r>
+      <w:proofErr w:type="spellEnd"/>
+      <w:r>
+        <w:rPr>
+          <w:rFonts w:ascii="Consolas" w:hAnsi="Consolas" w:cs="Consolas"/>
+          <w:color w:val="000000"/>
+          <w:sz w:val="12"/>
+          <w:szCs w:val="12"/>
+        </w:rPr>
+        <w:t>;</w:t>
+      </w:r>
+    </w:p>
+    <w:p>
+      <w:pPr>
+        <w:autoSpaceDE w:val="0"/>
+        <w:autoSpaceDN w:val="0"/>
+        <w:adjustRightInd w:val="0"/>
+        <w:spacing w:after="0" w:line="240" w:lineRule="auto"/>
+        <w:rPr>
+          <w:rFonts w:ascii="Consolas" w:hAnsi="Consolas" w:cs="Consolas"/>
+          <w:sz w:val="12"/>
+          <w:szCs w:val="12"/>
+        </w:rPr>
+      </w:pPr>
+    </w:p>
+    <w:p>
+      <w:pPr>
+        <w:autoSpaceDE w:val="0"/>
+        <w:autoSpaceDN w:val="0"/>
+        <w:adjustRightInd w:val="0"/>
+        <w:spacing w:after="0" w:line="240" w:lineRule="auto"/>
+        <w:rPr>
+          <w:rFonts w:ascii="Consolas" w:hAnsi="Consolas" w:cs="Consolas"/>
+          <w:sz w:val="12"/>
+          <w:szCs w:val="12"/>
+        </w:rPr>
+      </w:pPr>
+      <w:r>
+        <w:rPr>
+          <w:rFonts w:ascii="Consolas" w:hAnsi="Consolas" w:cs="Consolas"/>
+          <w:b/>
+          <w:bCs/>
+          <w:color w:val="7F0055"/>
+          <w:sz w:val="12"/>
+          <w:szCs w:val="12"/>
+        </w:rPr>
+        <w:t>public</w:t>
+      </w:r>
+      <w:r>
+        <w:rPr>
+          <w:rFonts w:ascii="Consolas" w:hAnsi="Consolas" w:cs="Consolas"/>
+          <w:color w:val="000000"/>
+          <w:sz w:val="12"/>
+          <w:szCs w:val="12"/>
+        </w:rPr>
+        <w:t xml:space="preserve"> </w:t>
+      </w:r>
+      <w:r>
+        <w:rPr>
+          <w:rFonts w:ascii="Consolas" w:hAnsi="Consolas" w:cs="Consolas"/>
+          <w:b/>
+          <w:bCs/>
+          <w:color w:val="7F0055"/>
+          <w:sz w:val="12"/>
+          <w:szCs w:val="12"/>
+        </w:rPr>
+        <w:t>class</w:t>
+      </w:r>
+      <w:r>
+        <w:rPr>
+          <w:rFonts w:ascii="Consolas" w:hAnsi="Consolas" w:cs="Consolas"/>
+          <w:color w:val="000000"/>
+          <w:sz w:val="12"/>
+          <w:szCs w:val="12"/>
+        </w:rPr>
+        <w:t xml:space="preserve"> App3 {</w:t>
+      </w:r>
+    </w:p>
+    <w:p>
+      <w:pPr>
+        <w:autoSpaceDE w:val="0"/>
+        <w:autoSpaceDN w:val="0"/>
+        <w:adjustRightInd w:val="0"/>
+        <w:spacing w:after="0" w:line="240" w:lineRule="auto"/>
+        <w:rPr>
+          <w:rFonts w:ascii="Consolas" w:hAnsi="Consolas" w:cs="Consolas"/>
+          <w:sz w:val="12"/>
+          <w:szCs w:val="12"/>
+        </w:rPr>
+      </w:pPr>
+    </w:p>
+    <w:p>
+      <w:pPr>
+        <w:autoSpaceDE w:val="0"/>
+        <w:autoSpaceDN w:val="0"/>
+        <w:adjustRightInd w:val="0"/>
+        <w:spacing w:after="0" w:line="240" w:lineRule="auto"/>
+        <w:rPr>
+          <w:rFonts w:ascii="Consolas" w:hAnsi="Consolas" w:cs="Consolas"/>
+          <w:sz w:val="12"/>
+          <w:szCs w:val="12"/>
+        </w:rPr>
+      </w:pPr>
+      <w:r>
+        <w:rPr>
+          <w:rFonts w:ascii="Consolas" w:hAnsi="Consolas" w:cs="Consolas"/>
+          <w:color w:val="000000"/>
+          <w:sz w:val="12"/>
+          <w:szCs w:val="12"/>
+        </w:rPr>
+        <w:tab/>
+      </w:r>
+      <w:r>
+        <w:rPr>
+          <w:rFonts w:ascii="Consolas" w:hAnsi="Consolas" w:cs="Consolas"/>
+          <w:b/>
+          <w:bCs/>
+          <w:color w:val="7F0055"/>
+          <w:sz w:val="12"/>
+          <w:szCs w:val="12"/>
+        </w:rPr>
+        <w:t>public</w:t>
+      </w:r>
+      <w:r>
+        <w:rPr>
+          <w:rFonts w:ascii="Consolas" w:hAnsi="Consolas" w:cs="Consolas"/>
+          <w:color w:val="000000"/>
+          <w:sz w:val="12"/>
+          <w:szCs w:val="12"/>
+        </w:rPr>
+        <w:t xml:space="preserve"> </w:t>
+      </w:r>
+      <w:r>
+        <w:rPr>
+          <w:rFonts w:ascii="Consolas" w:hAnsi="Consolas" w:cs="Consolas"/>
+          <w:b/>
+          <w:bCs/>
+          <w:color w:val="7F0055"/>
+          <w:sz w:val="12"/>
+          <w:szCs w:val="12"/>
+        </w:rPr>
+        <w:t>static</w:t>
+      </w:r>
+      <w:r>
+        <w:rPr>
+          <w:rFonts w:ascii="Consolas" w:hAnsi="Consolas" w:cs="Consolas"/>
+          <w:color w:val="000000"/>
+          <w:sz w:val="12"/>
+          <w:szCs w:val="12"/>
+        </w:rPr>
+        <w:t xml:space="preserve"> </w:t>
+      </w:r>
+      <w:r>
+        <w:rPr>
+          <w:rFonts w:ascii="Consolas" w:hAnsi="Consolas" w:cs="Consolas"/>
+          <w:b/>
+          <w:bCs/>
+          <w:color w:val="7F0055"/>
+          <w:sz w:val="12"/>
+          <w:szCs w:val="12"/>
+        </w:rPr>
+        <w:t>void</w:t>
+      </w:r>
+      <w:r>
+        <w:rPr>
+          <w:rFonts w:ascii="Consolas" w:hAnsi="Consolas" w:cs="Consolas"/>
+          <w:color w:val="000000"/>
+          <w:sz w:val="12"/>
+          <w:szCs w:val="12"/>
+        </w:rPr>
+        <w:t xml:space="preserve"> </w:t>
+      </w:r>
+      <w:proofErr w:type="gramStart"/>
+      <w:r>
+        <w:rPr>
+          <w:rFonts w:ascii="Consolas" w:hAnsi="Consolas" w:cs="Consolas"/>
+          <w:color w:val="000000"/>
+          <w:sz w:val="12"/>
+          <w:szCs w:val="12"/>
+        </w:rPr>
+        <w:t>main(</w:t>
+      </w:r>
+      <w:proofErr w:type="gramEnd"/>
+      <w:r>
+        <w:rPr>
+          <w:rFonts w:ascii="Consolas" w:hAnsi="Consolas" w:cs="Consolas"/>
+          <w:color w:val="000000"/>
+          <w:sz w:val="12"/>
+          <w:szCs w:val="12"/>
+        </w:rPr>
+        <w:t xml:space="preserve">String[] </w:t>
+      </w:r>
+      <w:proofErr w:type="spellStart"/>
+      <w:r>
+        <w:rPr>
+          <w:rFonts w:ascii="Consolas" w:hAnsi="Consolas" w:cs="Consolas"/>
+          <w:color w:val="6A3E3E"/>
+          <w:sz w:val="12"/>
+          <w:szCs w:val="12"/>
+        </w:rPr>
+        <w:t>args</w:t>
+      </w:r>
+      <w:proofErr w:type="spellEnd"/>
+      <w:r>
+        <w:rPr>
+          <w:rFonts w:ascii="Consolas" w:hAnsi="Consolas" w:cs="Consolas"/>
+          <w:color w:val="000000"/>
+          <w:sz w:val="12"/>
+          <w:szCs w:val="12"/>
+        </w:rPr>
+        <w:t>) {</w:t>
+      </w:r>
+    </w:p>
+    <w:p>
+      <w:pPr>
+        <w:autoSpaceDE w:val="0"/>
+        <w:autoSpaceDN w:val="0"/>
+        <w:adjustRightInd w:val="0"/>
+        <w:spacing w:after="0" w:line="240" w:lineRule="auto"/>
+        <w:rPr>
+          <w:rFonts w:ascii="Consolas" w:hAnsi="Consolas" w:cs="Consolas"/>
+          <w:sz w:val="12"/>
+          <w:szCs w:val="12"/>
+        </w:rPr>
+      </w:pPr>
+      <w:r>
+        <w:rPr>
+          <w:rFonts w:ascii="Consolas" w:hAnsi="Consolas" w:cs="Consolas"/>
+          <w:color w:val="000000"/>
+          <w:sz w:val="12"/>
+          <w:szCs w:val="12"/>
+        </w:rPr>
+        <w:tab/>
+      </w:r>
+      <w:r>
+        <w:rPr>
+          <w:rFonts w:ascii="Consolas" w:hAnsi="Consolas" w:cs="Consolas"/>
+          <w:color w:val="000000"/>
+          <w:sz w:val="12"/>
+          <w:szCs w:val="12"/>
+        </w:rPr>
+        <w:tab/>
+        <w:t xml:space="preserve">List&lt;Employee&gt; </w:t>
+      </w:r>
+      <w:proofErr w:type="spellStart"/>
+      <w:r>
+        <w:rPr>
+          <w:rFonts w:ascii="Consolas" w:hAnsi="Consolas" w:cs="Consolas"/>
+          <w:color w:val="6A3E3E"/>
+          <w:sz w:val="12"/>
+          <w:szCs w:val="12"/>
+        </w:rPr>
+        <w:t>empList</w:t>
+      </w:r>
+      <w:proofErr w:type="spellEnd"/>
+      <w:r>
+        <w:rPr>
+          <w:rFonts w:ascii="Consolas" w:hAnsi="Consolas" w:cs="Consolas"/>
+          <w:color w:val="000000"/>
+          <w:sz w:val="12"/>
+          <w:szCs w:val="12"/>
+        </w:rPr>
+        <w:t>=</w:t>
+      </w:r>
+      <w:r>
+        <w:rPr>
+          <w:rFonts w:ascii="Consolas" w:hAnsi="Consolas" w:cs="Consolas"/>
+          <w:b/>
+          <w:bCs/>
+          <w:color w:val="7F0055"/>
+          <w:sz w:val="12"/>
+          <w:szCs w:val="12"/>
+        </w:rPr>
+        <w:t>new</w:t>
+      </w:r>
+      <w:r>
+        <w:rPr>
+          <w:rFonts w:ascii="Consolas" w:hAnsi="Consolas" w:cs="Consolas"/>
+          <w:color w:val="000000"/>
+          <w:sz w:val="12"/>
+          <w:szCs w:val="12"/>
+        </w:rPr>
+        <w:t xml:space="preserve"> </w:t>
+      </w:r>
+      <w:proofErr w:type="spellStart"/>
+      <w:r>
+        <w:rPr>
+          <w:rFonts w:ascii="Consolas" w:hAnsi="Consolas" w:cs="Consolas"/>
+          <w:color w:val="000000"/>
+          <w:sz w:val="12"/>
+          <w:szCs w:val="12"/>
+        </w:rPr>
+        <w:t>ArrayList</w:t>
+      </w:r>
+      <w:proofErr w:type="spellEnd"/>
+      <w:r>
+        <w:rPr>
+          <w:rFonts w:ascii="Consolas" w:hAnsi="Consolas" w:cs="Consolas"/>
+          <w:color w:val="000000"/>
+          <w:sz w:val="12"/>
+          <w:szCs w:val="12"/>
+        </w:rPr>
+        <w:t>&lt;Employee</w:t>
+      </w:r>
+      <w:proofErr w:type="gramStart"/>
+      <w:r>
+        <w:rPr>
+          <w:rFonts w:ascii="Consolas" w:hAnsi="Consolas" w:cs="Consolas"/>
+          <w:color w:val="000000"/>
+          <w:sz w:val="12"/>
+          <w:szCs w:val="12"/>
+        </w:rPr>
+        <w:t>&gt;(</w:t>
+      </w:r>
+      <w:proofErr w:type="gramEnd"/>
+      <w:r>
+        <w:rPr>
+          <w:rFonts w:ascii="Consolas" w:hAnsi="Consolas" w:cs="Consolas"/>
+          <w:color w:val="000000"/>
+          <w:sz w:val="12"/>
+          <w:szCs w:val="12"/>
+        </w:rPr>
+        <w:t>);</w:t>
+      </w:r>
+    </w:p>
+    <w:p>
+      <w:pPr>
+        <w:autoSpaceDE w:val="0"/>
+        <w:autoSpaceDN w:val="0"/>
+        <w:adjustRightInd w:val="0"/>
+        <w:spacing w:after="0" w:line="240" w:lineRule="auto"/>
+        <w:rPr>
+          <w:rFonts w:ascii="Consolas" w:hAnsi="Consolas" w:cs="Consolas"/>
+          <w:sz w:val="12"/>
+          <w:szCs w:val="12"/>
+        </w:rPr>
+      </w:pPr>
+      <w:r>
+        <w:rPr>
+          <w:rFonts w:ascii="Consolas" w:hAnsi="Consolas" w:cs="Consolas"/>
+          <w:color w:val="000000"/>
+          <w:sz w:val="12"/>
+          <w:szCs w:val="12"/>
+        </w:rPr>
+        <w:tab/>
+      </w:r>
+      <w:r>
+        <w:rPr>
+          <w:rFonts w:ascii="Consolas" w:hAnsi="Consolas" w:cs="Consolas"/>
+          <w:color w:val="000000"/>
+          <w:sz w:val="12"/>
+          <w:szCs w:val="12"/>
+        </w:rPr>
+        <w:tab/>
+      </w:r>
+      <w:proofErr w:type="spellStart"/>
+      <w:proofErr w:type="gramStart"/>
+      <w:r>
+        <w:rPr>
+          <w:rFonts w:ascii="Consolas" w:hAnsi="Consolas" w:cs="Consolas"/>
+          <w:color w:val="6A3E3E"/>
+          <w:sz w:val="12"/>
+          <w:szCs w:val="12"/>
+        </w:rPr>
+        <w:t>empList</w:t>
+      </w:r>
+      <w:r>
+        <w:rPr>
+          <w:rFonts w:ascii="Consolas" w:hAnsi="Consolas" w:cs="Consolas"/>
+          <w:color w:val="000000"/>
+          <w:sz w:val="12"/>
+          <w:szCs w:val="12"/>
+        </w:rPr>
+        <w:t>.add</w:t>
+      </w:r>
+      <w:proofErr w:type="spellEnd"/>
+      <w:r>
+        <w:rPr>
+          <w:rFonts w:ascii="Consolas" w:hAnsi="Consolas" w:cs="Consolas"/>
+          <w:color w:val="000000"/>
+          <w:sz w:val="12"/>
+          <w:szCs w:val="12"/>
+        </w:rPr>
+        <w:t>(</w:t>
+      </w:r>
+      <w:proofErr w:type="gramEnd"/>
+      <w:r>
+        <w:rPr>
+          <w:rFonts w:ascii="Consolas" w:hAnsi="Consolas" w:cs="Consolas"/>
+          <w:b/>
+          <w:bCs/>
+          <w:color w:val="7F0055"/>
+          <w:sz w:val="12"/>
+          <w:szCs w:val="12"/>
+        </w:rPr>
+        <w:t>new</w:t>
+      </w:r>
+      <w:r>
+        <w:rPr>
+          <w:rFonts w:ascii="Consolas" w:hAnsi="Consolas" w:cs="Consolas"/>
+          <w:color w:val="000000"/>
+          <w:sz w:val="12"/>
+          <w:szCs w:val="12"/>
+        </w:rPr>
+        <w:t xml:space="preserve"> Employee(248774,</w:t>
+      </w:r>
+      <w:r>
+        <w:rPr>
+          <w:rFonts w:ascii="Consolas" w:hAnsi="Consolas" w:cs="Consolas"/>
+          <w:color w:val="2A00FF"/>
+          <w:sz w:val="12"/>
+          <w:szCs w:val="12"/>
+        </w:rPr>
+        <w:t>"Neethu"</w:t>
+      </w:r>
+      <w:r>
+        <w:rPr>
+          <w:rFonts w:ascii="Consolas" w:hAnsi="Consolas" w:cs="Consolas"/>
+          <w:color w:val="000000"/>
+          <w:sz w:val="12"/>
+          <w:szCs w:val="12"/>
+        </w:rPr>
+        <w:t>,</w:t>
+      </w:r>
+      <w:r>
+        <w:rPr>
+          <w:rFonts w:ascii="Consolas" w:hAnsi="Consolas" w:cs="Consolas"/>
+          <w:color w:val="2A00FF"/>
+          <w:sz w:val="12"/>
+          <w:szCs w:val="12"/>
+        </w:rPr>
+        <w:t xml:space="preserve">" </w:t>
+      </w:r>
+      <w:proofErr w:type="spellStart"/>
+      <w:r>
+        <w:rPr>
+          <w:rFonts w:ascii="Consolas" w:hAnsi="Consolas" w:cs="Consolas"/>
+          <w:color w:val="2A00FF"/>
+          <w:sz w:val="12"/>
+          <w:szCs w:val="12"/>
+        </w:rPr>
+        <w:t>Nelliparambil</w:t>
+      </w:r>
+      <w:proofErr w:type="spellEnd"/>
+      <w:r>
+        <w:rPr>
+          <w:rFonts w:ascii="Consolas" w:hAnsi="Consolas" w:cs="Consolas"/>
+          <w:color w:val="2A00FF"/>
+          <w:sz w:val="12"/>
+          <w:szCs w:val="12"/>
+        </w:rPr>
+        <w:t xml:space="preserve"> Rathimohan"</w:t>
+      </w:r>
+      <w:r>
+        <w:rPr>
+          <w:rFonts w:ascii="Consolas" w:hAnsi="Consolas" w:cs="Consolas"/>
+          <w:color w:val="000000"/>
+          <w:sz w:val="12"/>
+          <w:szCs w:val="12"/>
+        </w:rPr>
+        <w:t>,12345.0));</w:t>
+      </w:r>
+    </w:p>
+    <w:p>
+      <w:pPr>
+        <w:autoSpaceDE w:val="0"/>
+        <w:autoSpaceDN w:val="0"/>
+        <w:adjustRightInd w:val="0"/>
+        <w:spacing w:after="0" w:line="240" w:lineRule="auto"/>
+        <w:rPr>
+          <w:rFonts w:ascii="Consolas" w:hAnsi="Consolas" w:cs="Consolas"/>
+          <w:sz w:val="12"/>
+          <w:szCs w:val="12"/>
+        </w:rPr>
+      </w:pPr>
+      <w:r>
+        <w:rPr>
+          <w:rFonts w:ascii="Consolas" w:hAnsi="Consolas" w:cs="Consolas"/>
+          <w:color w:val="000000"/>
+          <w:sz w:val="12"/>
+          <w:szCs w:val="12"/>
+        </w:rPr>
+        <w:tab/>
+      </w:r>
+      <w:r>
+        <w:rPr>
+          <w:rFonts w:ascii="Consolas" w:hAnsi="Consolas" w:cs="Consolas"/>
+          <w:color w:val="000000"/>
+          <w:sz w:val="12"/>
+          <w:szCs w:val="12"/>
+        </w:rPr>
+        <w:tab/>
+      </w:r>
+      <w:proofErr w:type="spellStart"/>
+      <w:proofErr w:type="gramStart"/>
+      <w:r>
+        <w:rPr>
+          <w:rFonts w:ascii="Consolas" w:hAnsi="Consolas" w:cs="Consolas"/>
+          <w:color w:val="6A3E3E"/>
+          <w:sz w:val="12"/>
+          <w:szCs w:val="12"/>
+        </w:rPr>
+        <w:t>empList</w:t>
+      </w:r>
+      <w:r>
+        <w:rPr>
+          <w:rFonts w:ascii="Consolas" w:hAnsi="Consolas" w:cs="Consolas"/>
+          <w:color w:val="000000"/>
+          <w:sz w:val="12"/>
+          <w:szCs w:val="12"/>
+        </w:rPr>
+        <w:t>.add</w:t>
+      </w:r>
+      <w:proofErr w:type="spellEnd"/>
+      <w:r>
+        <w:rPr>
+          <w:rFonts w:ascii="Consolas" w:hAnsi="Consolas" w:cs="Consolas"/>
+          <w:color w:val="000000"/>
+          <w:sz w:val="12"/>
+          <w:szCs w:val="12"/>
+        </w:rPr>
+        <w:t>(</w:t>
+      </w:r>
+      <w:proofErr w:type="gramEnd"/>
+      <w:r>
+        <w:rPr>
+          <w:rFonts w:ascii="Consolas" w:hAnsi="Consolas" w:cs="Consolas"/>
+          <w:b/>
+          <w:bCs/>
+          <w:color w:val="7F0055"/>
+          <w:sz w:val="12"/>
+          <w:szCs w:val="12"/>
+        </w:rPr>
+        <w:t>new</w:t>
+      </w:r>
+      <w:r>
+        <w:rPr>
+          <w:rFonts w:ascii="Consolas" w:hAnsi="Consolas" w:cs="Consolas"/>
+          <w:color w:val="000000"/>
+          <w:sz w:val="12"/>
+          <w:szCs w:val="12"/>
+        </w:rPr>
+        <w:t xml:space="preserve"> Employee(249547,</w:t>
+      </w:r>
+      <w:r>
+        <w:rPr>
+          <w:rFonts w:ascii="Consolas" w:hAnsi="Consolas" w:cs="Consolas"/>
+          <w:color w:val="2A00FF"/>
+          <w:sz w:val="12"/>
+          <w:szCs w:val="12"/>
+        </w:rPr>
+        <w:t>"Bhagyalakshmi"</w:t>
+      </w:r>
+      <w:r>
+        <w:rPr>
+          <w:rFonts w:ascii="Consolas" w:hAnsi="Consolas" w:cs="Consolas"/>
+          <w:color w:val="000000"/>
+          <w:sz w:val="12"/>
+          <w:szCs w:val="12"/>
+        </w:rPr>
+        <w:t>,</w:t>
+      </w:r>
+      <w:r>
+        <w:rPr>
+          <w:rFonts w:ascii="Consolas" w:hAnsi="Consolas" w:cs="Consolas"/>
+          <w:color w:val="2A00FF"/>
+          <w:sz w:val="12"/>
+          <w:szCs w:val="12"/>
+        </w:rPr>
+        <w:t>" Suresh"</w:t>
+      </w:r>
+      <w:r>
+        <w:rPr>
+          <w:rFonts w:ascii="Consolas" w:hAnsi="Consolas" w:cs="Consolas"/>
+          <w:color w:val="000000"/>
+          <w:sz w:val="12"/>
+          <w:szCs w:val="12"/>
+        </w:rPr>
+        <w:t>,23451.0));</w:t>
+      </w:r>
+    </w:p>
+    <w:p>
+      <w:pPr>
+        <w:autoSpaceDE w:val="0"/>
+        <w:autoSpaceDN w:val="0"/>
+        <w:adjustRightInd w:val="0"/>
+        <w:spacing w:after="0" w:line="240" w:lineRule="auto"/>
+        <w:rPr>
+          <w:rFonts w:ascii="Consolas" w:hAnsi="Consolas" w:cs="Consolas"/>
+          <w:sz w:val="12"/>
+          <w:szCs w:val="12"/>
+        </w:rPr>
+      </w:pPr>
+      <w:r>
+        <w:rPr>
+          <w:rFonts w:ascii="Consolas" w:hAnsi="Consolas" w:cs="Consolas"/>
+          <w:color w:val="000000"/>
+          <w:sz w:val="12"/>
+          <w:szCs w:val="12"/>
+        </w:rPr>
+        <w:tab/>
+      </w:r>
+      <w:r>
+        <w:rPr>
+          <w:rFonts w:ascii="Consolas" w:hAnsi="Consolas" w:cs="Consolas"/>
+          <w:color w:val="000000"/>
+          <w:sz w:val="12"/>
+          <w:szCs w:val="12"/>
+        </w:rPr>
+        <w:tab/>
+      </w:r>
+      <w:proofErr w:type="spellStart"/>
+      <w:proofErr w:type="gramStart"/>
+      <w:r>
+        <w:rPr>
+          <w:rFonts w:ascii="Consolas" w:hAnsi="Consolas" w:cs="Consolas"/>
+          <w:color w:val="6A3E3E"/>
+          <w:sz w:val="12"/>
+          <w:szCs w:val="12"/>
+        </w:rPr>
+        <w:t>empList</w:t>
+      </w:r>
+      <w:r>
+        <w:rPr>
+          <w:rFonts w:ascii="Consolas" w:hAnsi="Consolas" w:cs="Consolas"/>
+          <w:color w:val="000000"/>
+          <w:sz w:val="12"/>
+          <w:szCs w:val="12"/>
+        </w:rPr>
+        <w:t>.add</w:t>
+      </w:r>
+      <w:proofErr w:type="spellEnd"/>
+      <w:r>
+        <w:rPr>
+          <w:rFonts w:ascii="Consolas" w:hAnsi="Consolas" w:cs="Consolas"/>
+          <w:color w:val="000000"/>
+          <w:sz w:val="12"/>
+          <w:szCs w:val="12"/>
+        </w:rPr>
+        <w:t>(</w:t>
+      </w:r>
+      <w:proofErr w:type="gramEnd"/>
+      <w:r>
+        <w:rPr>
+          <w:rFonts w:ascii="Consolas" w:hAnsi="Consolas" w:cs="Consolas"/>
+          <w:b/>
+          <w:bCs/>
+          <w:color w:val="7F0055"/>
+          <w:sz w:val="12"/>
+          <w:szCs w:val="12"/>
+        </w:rPr>
+        <w:t>new</w:t>
+      </w:r>
+      <w:r>
+        <w:rPr>
+          <w:rFonts w:ascii="Consolas" w:hAnsi="Consolas" w:cs="Consolas"/>
+          <w:color w:val="000000"/>
+          <w:sz w:val="12"/>
+          <w:szCs w:val="12"/>
+        </w:rPr>
+        <w:t xml:space="preserve"> Employee(248825,</w:t>
+      </w:r>
+      <w:r>
+        <w:rPr>
+          <w:rFonts w:ascii="Consolas" w:hAnsi="Consolas" w:cs="Consolas"/>
+          <w:color w:val="2A00FF"/>
+          <w:sz w:val="12"/>
+          <w:szCs w:val="12"/>
+        </w:rPr>
+        <w:t>"Ajay"</w:t>
+      </w:r>
+      <w:r>
+        <w:rPr>
+          <w:rFonts w:ascii="Consolas" w:hAnsi="Consolas" w:cs="Consolas"/>
+          <w:color w:val="000000"/>
+          <w:sz w:val="12"/>
+          <w:szCs w:val="12"/>
+        </w:rPr>
+        <w:t>,</w:t>
+      </w:r>
+      <w:r>
+        <w:rPr>
+          <w:rFonts w:ascii="Consolas" w:hAnsi="Consolas" w:cs="Consolas"/>
+          <w:color w:val="2A00FF"/>
+          <w:sz w:val="12"/>
+          <w:szCs w:val="12"/>
+        </w:rPr>
+        <w:t>" C M"</w:t>
+      </w:r>
+      <w:r>
+        <w:rPr>
+          <w:rFonts w:ascii="Consolas" w:hAnsi="Consolas" w:cs="Consolas"/>
+          <w:color w:val="000000"/>
+          <w:sz w:val="12"/>
+          <w:szCs w:val="12"/>
+        </w:rPr>
+        <w:t>,45123.0));</w:t>
+      </w:r>
+    </w:p>
+    <w:p>
+      <w:pPr>
+        <w:autoSpaceDE w:val="0"/>
+        <w:autoSpaceDN w:val="0"/>
+        <w:adjustRightInd w:val="0"/>
+        <w:spacing w:after="0" w:line="240" w:lineRule="auto"/>
+        <w:rPr>
+          <w:rFonts w:ascii="Consolas" w:hAnsi="Consolas" w:cs="Consolas"/>
+          <w:sz w:val="12"/>
+          <w:szCs w:val="12"/>
+        </w:rPr>
+      </w:pPr>
+      <w:r>
+        <w:rPr>
+          <w:rFonts w:ascii="Consolas" w:hAnsi="Consolas" w:cs="Consolas"/>
+          <w:color w:val="000000"/>
+          <w:sz w:val="12"/>
+          <w:szCs w:val="12"/>
+        </w:rPr>
+        <w:tab/>
+      </w:r>
+      <w:r>
+        <w:rPr>
+          <w:rFonts w:ascii="Consolas" w:hAnsi="Consolas" w:cs="Consolas"/>
+          <w:color w:val="000000"/>
+          <w:sz w:val="12"/>
+          <w:szCs w:val="12"/>
+        </w:rPr>
+        <w:tab/>
+      </w:r>
+      <w:proofErr w:type="spellStart"/>
+      <w:proofErr w:type="gramStart"/>
+      <w:r>
+        <w:rPr>
+          <w:rFonts w:ascii="Consolas" w:hAnsi="Consolas" w:cs="Consolas"/>
+          <w:color w:val="6A3E3E"/>
+          <w:sz w:val="12"/>
+          <w:szCs w:val="12"/>
+        </w:rPr>
+        <w:t>empList</w:t>
+      </w:r>
+      <w:r>
+        <w:rPr>
+          <w:rFonts w:ascii="Consolas" w:hAnsi="Consolas" w:cs="Consolas"/>
+          <w:color w:val="000000"/>
+          <w:sz w:val="12"/>
+          <w:szCs w:val="12"/>
+        </w:rPr>
+        <w:t>.add</w:t>
+      </w:r>
+      <w:proofErr w:type="spellEnd"/>
+      <w:r>
+        <w:rPr>
+          <w:rFonts w:ascii="Consolas" w:hAnsi="Consolas" w:cs="Consolas"/>
+          <w:color w:val="000000"/>
+          <w:sz w:val="12"/>
+          <w:szCs w:val="12"/>
+        </w:rPr>
+        <w:t>(</w:t>
+      </w:r>
+      <w:proofErr w:type="gramEnd"/>
+      <w:r>
+        <w:rPr>
+          <w:rFonts w:ascii="Consolas" w:hAnsi="Consolas" w:cs="Consolas"/>
+          <w:b/>
+          <w:bCs/>
+          <w:color w:val="7F0055"/>
+          <w:sz w:val="12"/>
+          <w:szCs w:val="12"/>
+        </w:rPr>
+        <w:t>new</w:t>
+      </w:r>
+      <w:r>
+        <w:rPr>
+          <w:rFonts w:ascii="Consolas" w:hAnsi="Consolas" w:cs="Consolas"/>
+          <w:color w:val="000000"/>
+          <w:sz w:val="12"/>
+          <w:szCs w:val="12"/>
+        </w:rPr>
+        <w:t xml:space="preserve"> Employee(249532,</w:t>
+      </w:r>
+      <w:r>
+        <w:rPr>
+          <w:rFonts w:ascii="Consolas" w:hAnsi="Consolas" w:cs="Consolas"/>
+          <w:color w:val="2A00FF"/>
+          <w:sz w:val="12"/>
+          <w:szCs w:val="12"/>
+        </w:rPr>
+        <w:t>"kalyan"</w:t>
+      </w:r>
+      <w:r>
+        <w:rPr>
+          <w:rFonts w:ascii="Consolas" w:hAnsi="Consolas" w:cs="Consolas"/>
+          <w:color w:val="000000"/>
+          <w:sz w:val="12"/>
+          <w:szCs w:val="12"/>
+        </w:rPr>
+        <w:t>,</w:t>
+      </w:r>
+      <w:r>
+        <w:rPr>
+          <w:rFonts w:ascii="Consolas" w:hAnsi="Consolas" w:cs="Consolas"/>
+          <w:color w:val="2A00FF"/>
+          <w:sz w:val="12"/>
+          <w:szCs w:val="12"/>
+        </w:rPr>
+        <w:t>" Jalaneela"</w:t>
+      </w:r>
+      <w:r>
+        <w:rPr>
+          <w:rFonts w:ascii="Consolas" w:hAnsi="Consolas" w:cs="Consolas"/>
+          <w:color w:val="000000"/>
+          <w:sz w:val="12"/>
+          <w:szCs w:val="12"/>
+        </w:rPr>
+        <w:t>,34512.0));</w:t>
+      </w:r>
+    </w:p>
+    <w:p>
+      <w:pPr>
+        <w:autoSpaceDE w:val="0"/>
+        <w:autoSpaceDN w:val="0"/>
+        <w:adjustRightInd w:val="0"/>
+        <w:spacing w:after="0" w:line="240" w:lineRule="auto"/>
+        <w:rPr>
+          <w:rFonts w:ascii="Consolas" w:hAnsi="Consolas" w:cs="Consolas"/>
+          <w:sz w:val="12"/>
+          <w:szCs w:val="12"/>
+        </w:rPr>
+      </w:pPr>
+      <w:r>
+        <w:rPr>
+          <w:rFonts w:ascii="Consolas" w:hAnsi="Consolas" w:cs="Consolas"/>
+          <w:color w:val="000000"/>
+          <w:sz w:val="12"/>
+          <w:szCs w:val="12"/>
+        </w:rPr>
+        <w:tab/>
+      </w:r>
+      <w:r>
+        <w:rPr>
+          <w:rFonts w:ascii="Consolas" w:hAnsi="Consolas" w:cs="Consolas"/>
+          <w:color w:val="000000"/>
+          <w:sz w:val="12"/>
+          <w:szCs w:val="12"/>
+        </w:rPr>
+        <w:tab/>
+      </w:r>
+      <w:proofErr w:type="spellStart"/>
+      <w:proofErr w:type="gramStart"/>
+      <w:r>
+        <w:rPr>
+          <w:rFonts w:ascii="Consolas" w:hAnsi="Consolas" w:cs="Consolas"/>
+          <w:color w:val="6A3E3E"/>
+          <w:sz w:val="12"/>
+          <w:szCs w:val="12"/>
+        </w:rPr>
+        <w:t>empList</w:t>
+      </w:r>
+      <w:r>
+        <w:rPr>
+          <w:rFonts w:ascii="Consolas" w:hAnsi="Consolas" w:cs="Consolas"/>
+          <w:color w:val="000000"/>
+          <w:sz w:val="12"/>
+          <w:szCs w:val="12"/>
+        </w:rPr>
+        <w:t>.add</w:t>
+      </w:r>
+      <w:proofErr w:type="spellEnd"/>
+      <w:r>
+        <w:rPr>
+          <w:rFonts w:ascii="Consolas" w:hAnsi="Consolas" w:cs="Consolas"/>
+          <w:color w:val="000000"/>
+          <w:sz w:val="12"/>
+          <w:szCs w:val="12"/>
+        </w:rPr>
+        <w:t>(</w:t>
+      </w:r>
+      <w:proofErr w:type="gramEnd"/>
+      <w:r>
+        <w:rPr>
+          <w:rFonts w:ascii="Consolas" w:hAnsi="Consolas" w:cs="Consolas"/>
+          <w:b/>
+          <w:bCs/>
+          <w:color w:val="7F0055"/>
+          <w:sz w:val="12"/>
+          <w:szCs w:val="12"/>
+        </w:rPr>
+        <w:t>new</w:t>
+      </w:r>
+      <w:r>
+        <w:rPr>
+          <w:rFonts w:ascii="Consolas" w:hAnsi="Consolas" w:cs="Consolas"/>
+          <w:color w:val="000000"/>
+          <w:sz w:val="12"/>
+          <w:szCs w:val="12"/>
+        </w:rPr>
+        <w:t xml:space="preserve"> Employee(249529,</w:t>
+      </w:r>
+      <w:r>
+        <w:rPr>
+          <w:rFonts w:ascii="Consolas" w:hAnsi="Consolas" w:cs="Consolas"/>
+          <w:color w:val="2A00FF"/>
+          <w:sz w:val="12"/>
+          <w:szCs w:val="12"/>
+        </w:rPr>
+        <w:t>"AISWARYA"</w:t>
+      </w:r>
+      <w:r>
+        <w:rPr>
+          <w:rFonts w:ascii="Consolas" w:hAnsi="Consolas" w:cs="Consolas"/>
+          <w:color w:val="000000"/>
+          <w:sz w:val="12"/>
+          <w:szCs w:val="12"/>
+        </w:rPr>
+        <w:t>,</w:t>
+      </w:r>
+      <w:r>
+        <w:rPr>
+          <w:rFonts w:ascii="Consolas" w:hAnsi="Consolas" w:cs="Consolas"/>
+          <w:color w:val="2A00FF"/>
+          <w:sz w:val="12"/>
+          <w:szCs w:val="12"/>
+        </w:rPr>
+        <w:t>" P"</w:t>
+      </w:r>
+      <w:r>
+        <w:rPr>
+          <w:rFonts w:ascii="Consolas" w:hAnsi="Consolas" w:cs="Consolas"/>
+          <w:color w:val="000000"/>
+          <w:sz w:val="12"/>
+          <w:szCs w:val="12"/>
+        </w:rPr>
+        <w:t>,19000.0));</w:t>
+      </w:r>
+    </w:p>
+    <w:p>
+      <w:pPr>
+        <w:autoSpaceDE w:val="0"/>
+        <w:autoSpaceDN w:val="0"/>
+        <w:adjustRightInd w:val="0"/>
+        <w:spacing w:after="0" w:line="240" w:lineRule="auto"/>
+        <w:rPr>
+          <w:rFonts w:ascii="Consolas" w:hAnsi="Consolas" w:cs="Consolas"/>
+          <w:sz w:val="12"/>
+          <w:szCs w:val="12"/>
+        </w:rPr>
+      </w:pPr>
+      <w:r>
+        <w:rPr>
+          <w:rFonts w:ascii="Consolas" w:hAnsi="Consolas" w:cs="Consolas"/>
+          <w:color w:val="000000"/>
+          <w:sz w:val="12"/>
+          <w:szCs w:val="12"/>
+        </w:rPr>
+        <w:tab/>
+      </w:r>
+      <w:r>
+        <w:rPr>
+          <w:rFonts w:ascii="Consolas" w:hAnsi="Consolas" w:cs="Consolas"/>
+          <w:color w:val="000000"/>
+          <w:sz w:val="12"/>
+          <w:szCs w:val="12"/>
+        </w:rPr>
+        <w:tab/>
+      </w:r>
+      <w:proofErr w:type="spellStart"/>
+      <w:proofErr w:type="gramStart"/>
+      <w:r>
+        <w:rPr>
+          <w:rFonts w:ascii="Consolas" w:hAnsi="Consolas" w:cs="Consolas"/>
+          <w:color w:val="6A3E3E"/>
+          <w:sz w:val="12"/>
+          <w:szCs w:val="12"/>
+        </w:rPr>
+        <w:t>empList</w:t>
+      </w:r>
+      <w:r>
+        <w:rPr>
+          <w:rFonts w:ascii="Consolas" w:hAnsi="Consolas" w:cs="Consolas"/>
+          <w:color w:val="000000"/>
+          <w:sz w:val="12"/>
+          <w:szCs w:val="12"/>
+        </w:rPr>
+        <w:t>.add</w:t>
+      </w:r>
+      <w:proofErr w:type="spellEnd"/>
+      <w:r>
+        <w:rPr>
+          <w:rFonts w:ascii="Consolas" w:hAnsi="Consolas" w:cs="Consolas"/>
+          <w:color w:val="000000"/>
+          <w:sz w:val="12"/>
+          <w:szCs w:val="12"/>
+        </w:rPr>
+        <w:t>(</w:t>
+      </w:r>
+      <w:proofErr w:type="gramEnd"/>
+      <w:r>
+        <w:rPr>
+          <w:rFonts w:ascii="Consolas" w:hAnsi="Consolas" w:cs="Consolas"/>
+          <w:b/>
+          <w:bCs/>
+          <w:color w:val="7F0055"/>
+          <w:sz w:val="12"/>
+          <w:szCs w:val="12"/>
+        </w:rPr>
+        <w:t>new</w:t>
+      </w:r>
+      <w:r>
+        <w:rPr>
+          <w:rFonts w:ascii="Consolas" w:hAnsi="Consolas" w:cs="Consolas"/>
+          <w:color w:val="000000"/>
+          <w:sz w:val="12"/>
+          <w:szCs w:val="12"/>
+        </w:rPr>
+        <w:t xml:space="preserve"> Employee(248764,</w:t>
+      </w:r>
+      <w:r>
+        <w:rPr>
+          <w:rFonts w:ascii="Consolas" w:hAnsi="Consolas" w:cs="Consolas"/>
+          <w:color w:val="2A00FF"/>
+          <w:sz w:val="12"/>
+          <w:szCs w:val="12"/>
+        </w:rPr>
+        <w:t>"Ajayakrishnan"</w:t>
+      </w:r>
+      <w:r>
+        <w:rPr>
+          <w:rFonts w:ascii="Consolas" w:hAnsi="Consolas" w:cs="Consolas"/>
+          <w:color w:val="000000"/>
+          <w:sz w:val="12"/>
+          <w:szCs w:val="12"/>
+        </w:rPr>
+        <w:t>,</w:t>
+      </w:r>
+      <w:r>
+        <w:rPr>
+          <w:rFonts w:ascii="Consolas" w:hAnsi="Consolas" w:cs="Consolas"/>
+          <w:color w:val="2A00FF"/>
+          <w:sz w:val="12"/>
+          <w:szCs w:val="12"/>
+        </w:rPr>
+        <w:t>" J"</w:t>
+      </w:r>
+      <w:r>
+        <w:rPr>
+          <w:rFonts w:ascii="Consolas" w:hAnsi="Consolas" w:cs="Consolas"/>
+          <w:color w:val="000000"/>
+          <w:sz w:val="12"/>
+          <w:szCs w:val="12"/>
+        </w:rPr>
+        <w:t>,10000.0));</w:t>
+      </w:r>
+    </w:p>
+    <w:p>
+      <w:pPr>
+        <w:autoSpaceDE w:val="0"/>
+        <w:autoSpaceDN w:val="0"/>
+        <w:adjustRightInd w:val="0"/>
+        <w:spacing w:after="0" w:line="240" w:lineRule="auto"/>
+        <w:rPr>
+          <w:rFonts w:ascii="Consolas" w:hAnsi="Consolas" w:cs="Consolas"/>
+          <w:sz w:val="12"/>
+          <w:szCs w:val="12"/>
+        </w:rPr>
+      </w:pPr>
+    </w:p>
+    <w:p>
+      <w:pPr>
+        <w:autoSpaceDE w:val="0"/>
+        <w:autoSpaceDN w:val="0"/>
+        <w:adjustRightInd w:val="0"/>
+        <w:spacing w:after="0" w:line="240" w:lineRule="auto"/>
+        <w:rPr>
+          <w:rFonts w:ascii="Consolas" w:hAnsi="Consolas" w:cs="Consolas"/>
+          <w:sz w:val="12"/>
+          <w:szCs w:val="12"/>
+        </w:rPr>
+      </w:pPr>
+      <w:r>
+        <w:rPr>
+          <w:rFonts w:ascii="Consolas" w:hAnsi="Consolas" w:cs="Consolas"/>
+          <w:color w:val="000000"/>
+          <w:sz w:val="12"/>
+          <w:szCs w:val="12"/>
+        </w:rPr>
+        <w:tab/>
+      </w:r>
+      <w:r>
+        <w:rPr>
+          <w:rFonts w:ascii="Consolas" w:hAnsi="Consolas" w:cs="Consolas"/>
+          <w:color w:val="000000"/>
+          <w:sz w:val="12"/>
+          <w:szCs w:val="12"/>
+        </w:rPr>
+        <w:tab/>
+      </w:r>
+    </w:p>
+    <w:p>
+      <w:pPr>
+        <w:autoSpaceDE w:val="0"/>
+        <w:autoSpaceDN w:val="0"/>
+        <w:adjustRightInd w:val="0"/>
+        <w:spacing w:after="0" w:line="240" w:lineRule="auto"/>
+        <w:rPr>
+          <w:rFonts w:ascii="Consolas" w:hAnsi="Consolas" w:cs="Consolas"/>
+          <w:sz w:val="12"/>
+          <w:szCs w:val="12"/>
+        </w:rPr>
+      </w:pPr>
+      <w:r>
+        <w:rPr>
+          <w:rFonts w:ascii="Consolas" w:hAnsi="Consolas" w:cs="Consolas"/>
+          <w:color w:val="000000"/>
+          <w:sz w:val="12"/>
+          <w:szCs w:val="12"/>
+        </w:rPr>
+        <w:tab/>
+        <w:t>}</w:t>
+      </w:r>
+    </w:p>
+    <w:p>
+      <w:pPr>
+        <w:autoSpaceDE w:val="0"/>
+        <w:autoSpaceDN w:val="0"/>
+        <w:adjustRightInd w:val="0"/>
+        <w:spacing w:after="0" w:line="240" w:lineRule="auto"/>
+        <w:rPr>
+          <w:rFonts w:ascii="Consolas" w:hAnsi="Consolas" w:cs="Consolas"/>
+          <w:sz w:val="12"/>
+          <w:szCs w:val="12"/>
+        </w:rPr>
+      </w:pPr>
+    </w:p>
+    <w:p>
+      <w:pPr>
+        <w:autoSpaceDE w:val="0"/>
+        <w:autoSpaceDN w:val="0"/>
+        <w:adjustRightInd w:val="0"/>
+        <w:spacing w:after="0" w:line="240" w:lineRule="auto"/>
+        <w:rPr>
+          <w:rFonts w:ascii="Consolas" w:hAnsi="Consolas" w:cs="Consolas"/>
+          <w:sz w:val="12"/>
+          <w:szCs w:val="12"/>
+        </w:rPr>
+      </w:pPr>
+      <w:r>
+        <w:rPr>
+          <w:rFonts w:ascii="Consolas" w:hAnsi="Consolas" w:cs="Consolas"/>
+          <w:color w:val="000000"/>
+          <w:sz w:val="12"/>
+          <w:szCs w:val="12"/>
+        </w:rPr>
+        <w:t>}</w:t>
+      </w:r>
+    </w:p>
+    <w:p>
+      <w:pPr>
+        <w:rPr>
+          <w:highlight w:val="yellow"/>
+          <w:lang w:val="en-US"/>
+        </w:rPr>
+      </w:pPr>
     </w:p>
     <w:p>
       <w:pPr>

--- a/notes_26Apr2023.docx
+++ b/notes_26Apr2023.docx
@@ -6601,15 +6601,1840 @@
     <w:p>
       <w:pPr>
         <w:rPr>
-          <w:lang w:val="en-US"/>
-        </w:rPr>
-      </w:pPr>
-      <w:r>
-        <w:rPr>
-          <w:lang w:val="en-US"/>
-        </w:rPr>
-        <w:t>Reminder: Method Reference</w:t>
-      </w:r>
+          <w:u w:val="single"/>
+          <w:lang w:val="en-US"/>
+        </w:rPr>
+      </w:pPr>
+      <w:r>
+        <w:rPr>
+          <w:u w:val="single"/>
+          <w:lang w:val="en-US"/>
+        </w:rPr>
+        <w:t>M</w:t>
+      </w:r>
+      <w:r>
+        <w:rPr>
+          <w:u w:val="single"/>
+          <w:lang w:val="en-US"/>
+        </w:rPr>
+        <w:t>ethod Reference</w:t>
+      </w:r>
+    </w:p>
+    <w:p>
+      <w:pPr>
+        <w:rPr>
+          <w:lang w:val="en-US"/>
+        </w:rPr>
+      </w:pPr>
+      <w:r>
+        <w:rPr>
+          <w:lang w:val="en-US"/>
+        </w:rPr>
+        <w:t>Runnable</w:t>
+      </w:r>
+    </w:p>
+    <w:p>
+      <w:pPr>
+        <w:rPr>
+          <w:lang w:val="en-US"/>
+        </w:rPr>
+      </w:pPr>
+      <w:r>
+        <w:rPr>
+          <w:lang w:val="en-US"/>
+        </w:rPr>
+        <w:tab/>
+      </w:r>
+      <w:proofErr w:type="gramStart"/>
+      <w:r>
+        <w:rPr>
+          <w:lang w:val="en-US"/>
+        </w:rPr>
+        <w:t>run(</w:t>
+      </w:r>
+      <w:proofErr w:type="gramEnd"/>
+      <w:r>
+        <w:rPr>
+          <w:lang w:val="en-US"/>
+        </w:rPr>
+        <w:t>)</w:t>
+      </w:r>
+    </w:p>
+    <w:p>
+      <w:pPr>
+        <w:rPr>
+          <w:lang w:val="en-US"/>
+        </w:rPr>
+      </w:pPr>
+    </w:p>
+    <w:p>
+      <w:pPr>
+        <w:rPr>
+          <w:lang w:val="en-US"/>
+        </w:rPr>
+      </w:pPr>
+      <w:r>
+        <w:rPr>
+          <w:lang w:val="en-US"/>
+        </w:rPr>
+        <w:t>Comparable</w:t>
+      </w:r>
+    </w:p>
+    <w:p>
+      <w:pPr>
+        <w:rPr>
+          <w:lang w:val="en-US"/>
+        </w:rPr>
+      </w:pPr>
+      <w:r>
+        <w:rPr>
+          <w:lang w:val="en-US"/>
+        </w:rPr>
+        <w:tab/>
+      </w:r>
+      <w:proofErr w:type="spellStart"/>
+      <w:r>
+        <w:rPr>
+          <w:lang w:val="en-US"/>
+        </w:rPr>
+        <w:t>compareTo</w:t>
+      </w:r>
+      <w:proofErr w:type="spellEnd"/>
+    </w:p>
+    <w:p>
+      <w:pPr>
+        <w:rPr>
+          <w:lang w:val="en-US"/>
+        </w:rPr>
+      </w:pPr>
+    </w:p>
+    <w:p>
+      <w:pPr>
+        <w:rPr>
+          <w:lang w:val="en-US"/>
+        </w:rPr>
+      </w:pPr>
+      <w:r>
+        <w:rPr>
+          <w:lang w:val="en-US"/>
+        </w:rPr>
+        <w:t>There is an interface and we implement that interface, what we do?</w:t>
+      </w:r>
+    </w:p>
+    <w:p>
+      <w:pPr>
+        <w:rPr>
+          <w:lang w:val="en-US"/>
+        </w:rPr>
+      </w:pPr>
+      <w:r>
+        <w:rPr>
+          <w:lang w:val="en-US"/>
+        </w:rPr>
+        <w:t>We override the abstract methods of that interface.</w:t>
+      </w:r>
+    </w:p>
+    <w:p>
+      <w:pPr>
+        <w:rPr>
+          <w:lang w:val="en-US"/>
+        </w:rPr>
+      </w:pPr>
+      <w:r>
+        <w:rPr>
+          <w:lang w:val="en-US"/>
+        </w:rPr>
+        <w:t>Suppose, we take example Runnable interface</w:t>
+      </w:r>
+    </w:p>
+    <w:p>
+      <w:pPr>
+        <w:rPr>
+          <w:lang w:val="en-US"/>
+        </w:rPr>
+      </w:pPr>
+    </w:p>
+    <w:p>
+      <w:pPr>
+        <w:autoSpaceDE w:val="0"/>
+        <w:autoSpaceDN w:val="0"/>
+        <w:adjustRightInd w:val="0"/>
+        <w:spacing w:after="0" w:line="240" w:lineRule="auto"/>
+        <w:rPr>
+          <w:rFonts w:ascii="Consolas" w:hAnsi="Consolas" w:cs="Consolas"/>
+          <w:sz w:val="44"/>
+          <w:szCs w:val="44"/>
+        </w:rPr>
+      </w:pPr>
+    </w:p>
+    <w:p>
+      <w:pPr>
+        <w:autoSpaceDE w:val="0"/>
+        <w:autoSpaceDN w:val="0"/>
+        <w:adjustRightInd w:val="0"/>
+        <w:spacing w:after="0" w:line="240" w:lineRule="auto"/>
+        <w:rPr>
+          <w:rFonts w:ascii="Consolas" w:hAnsi="Consolas" w:cs="Consolas"/>
+          <w:sz w:val="10"/>
+          <w:szCs w:val="10"/>
+        </w:rPr>
+      </w:pPr>
+      <w:r>
+        <w:rPr>
+          <w:rFonts w:ascii="Consolas" w:hAnsi="Consolas" w:cs="Consolas"/>
+          <w:b/>
+          <w:bCs/>
+          <w:color w:val="7F0055"/>
+          <w:sz w:val="10"/>
+          <w:szCs w:val="10"/>
+        </w:rPr>
+        <w:t>public</w:t>
+      </w:r>
+      <w:r>
+        <w:rPr>
+          <w:rFonts w:ascii="Consolas" w:hAnsi="Consolas" w:cs="Consolas"/>
+          <w:color w:val="000000"/>
+          <w:sz w:val="10"/>
+          <w:szCs w:val="10"/>
+        </w:rPr>
+        <w:t xml:space="preserve"> </w:t>
+      </w:r>
+      <w:r>
+        <w:rPr>
+          <w:rFonts w:ascii="Consolas" w:hAnsi="Consolas" w:cs="Consolas"/>
+          <w:b/>
+          <w:bCs/>
+          <w:color w:val="7F0055"/>
+          <w:sz w:val="10"/>
+          <w:szCs w:val="10"/>
+        </w:rPr>
+        <w:t>class</w:t>
+      </w:r>
+      <w:r>
+        <w:rPr>
+          <w:rFonts w:ascii="Consolas" w:hAnsi="Consolas" w:cs="Consolas"/>
+          <w:color w:val="000000"/>
+          <w:sz w:val="10"/>
+          <w:szCs w:val="10"/>
+        </w:rPr>
+        <w:t xml:space="preserve"> </w:t>
+      </w:r>
+      <w:proofErr w:type="spellStart"/>
+      <w:r>
+        <w:rPr>
+          <w:rFonts w:ascii="Consolas" w:hAnsi="Consolas" w:cs="Consolas"/>
+          <w:color w:val="000000"/>
+          <w:sz w:val="10"/>
+          <w:szCs w:val="10"/>
+        </w:rPr>
+        <w:t>MyWork</w:t>
+      </w:r>
+      <w:proofErr w:type="spellEnd"/>
+      <w:r>
+        <w:rPr>
+          <w:rFonts w:ascii="Consolas" w:hAnsi="Consolas" w:cs="Consolas"/>
+          <w:color w:val="000000"/>
+          <w:sz w:val="10"/>
+          <w:szCs w:val="10"/>
+        </w:rPr>
+        <w:t xml:space="preserve"> {</w:t>
+      </w:r>
+    </w:p>
+    <w:p>
+      <w:pPr>
+        <w:autoSpaceDE w:val="0"/>
+        <w:autoSpaceDN w:val="0"/>
+        <w:adjustRightInd w:val="0"/>
+        <w:spacing w:after="0" w:line="240" w:lineRule="auto"/>
+        <w:rPr>
+          <w:rFonts w:ascii="Consolas" w:hAnsi="Consolas" w:cs="Consolas"/>
+          <w:sz w:val="10"/>
+          <w:szCs w:val="10"/>
+        </w:rPr>
+      </w:pPr>
+      <w:r>
+        <w:rPr>
+          <w:rFonts w:ascii="Consolas" w:hAnsi="Consolas" w:cs="Consolas"/>
+          <w:color w:val="000000"/>
+          <w:sz w:val="10"/>
+          <w:szCs w:val="10"/>
+        </w:rPr>
+        <w:tab/>
+      </w:r>
+      <w:r>
+        <w:rPr>
+          <w:rFonts w:ascii="Consolas" w:hAnsi="Consolas" w:cs="Consolas"/>
+          <w:b/>
+          <w:bCs/>
+          <w:color w:val="7F0055"/>
+          <w:sz w:val="10"/>
+          <w:szCs w:val="10"/>
+        </w:rPr>
+        <w:t>public</w:t>
+      </w:r>
+      <w:r>
+        <w:rPr>
+          <w:rFonts w:ascii="Consolas" w:hAnsi="Consolas" w:cs="Consolas"/>
+          <w:color w:val="000000"/>
+          <w:sz w:val="10"/>
+          <w:szCs w:val="10"/>
+        </w:rPr>
+        <w:t xml:space="preserve"> </w:t>
+      </w:r>
+      <w:r>
+        <w:rPr>
+          <w:rFonts w:ascii="Consolas" w:hAnsi="Consolas" w:cs="Consolas"/>
+          <w:b/>
+          <w:bCs/>
+          <w:color w:val="7F0055"/>
+          <w:sz w:val="10"/>
+          <w:szCs w:val="10"/>
+          <w:shd w:val="clear" w:color="auto" w:fill="D4D4D4"/>
+        </w:rPr>
+        <w:t>void</w:t>
+      </w:r>
+      <w:r>
+        <w:rPr>
+          <w:rFonts w:ascii="Consolas" w:hAnsi="Consolas" w:cs="Consolas"/>
+          <w:color w:val="000000"/>
+          <w:sz w:val="10"/>
+          <w:szCs w:val="10"/>
+        </w:rPr>
+        <w:t xml:space="preserve"> </w:t>
+      </w:r>
+      <w:proofErr w:type="gramStart"/>
+      <w:r>
+        <w:rPr>
+          <w:rFonts w:ascii="Consolas" w:hAnsi="Consolas" w:cs="Consolas"/>
+          <w:color w:val="000000"/>
+          <w:sz w:val="10"/>
+          <w:szCs w:val="10"/>
+        </w:rPr>
+        <w:t>work(</w:t>
+      </w:r>
+      <w:proofErr w:type="gramEnd"/>
+      <w:r>
+        <w:rPr>
+          <w:rFonts w:ascii="Consolas" w:hAnsi="Consolas" w:cs="Consolas"/>
+          <w:color w:val="000000"/>
+          <w:sz w:val="10"/>
+          <w:szCs w:val="10"/>
+        </w:rPr>
+        <w:t>)</w:t>
+      </w:r>
+    </w:p>
+    <w:p>
+      <w:pPr>
+        <w:autoSpaceDE w:val="0"/>
+        <w:autoSpaceDN w:val="0"/>
+        <w:adjustRightInd w:val="0"/>
+        <w:spacing w:after="0" w:line="240" w:lineRule="auto"/>
+        <w:rPr>
+          <w:rFonts w:ascii="Consolas" w:hAnsi="Consolas" w:cs="Consolas"/>
+          <w:sz w:val="10"/>
+          <w:szCs w:val="10"/>
+        </w:rPr>
+      </w:pPr>
+      <w:r>
+        <w:rPr>
+          <w:rFonts w:ascii="Consolas" w:hAnsi="Consolas" w:cs="Consolas"/>
+          <w:color w:val="000000"/>
+          <w:sz w:val="10"/>
+          <w:szCs w:val="10"/>
+        </w:rPr>
+        <w:tab/>
+        <w:t>{</w:t>
+      </w:r>
+    </w:p>
+    <w:p>
+      <w:pPr>
+        <w:autoSpaceDE w:val="0"/>
+        <w:autoSpaceDN w:val="0"/>
+        <w:adjustRightInd w:val="0"/>
+        <w:spacing w:after="0" w:line="240" w:lineRule="auto"/>
+        <w:rPr>
+          <w:rFonts w:ascii="Consolas" w:hAnsi="Consolas" w:cs="Consolas"/>
+          <w:sz w:val="10"/>
+          <w:szCs w:val="10"/>
+        </w:rPr>
+      </w:pPr>
+      <w:r>
+        <w:rPr>
+          <w:rFonts w:ascii="Consolas" w:hAnsi="Consolas" w:cs="Consolas"/>
+          <w:color w:val="000000"/>
+          <w:sz w:val="10"/>
+          <w:szCs w:val="10"/>
+        </w:rPr>
+        <w:lastRenderedPageBreak/>
+        <w:tab/>
+      </w:r>
+      <w:r>
+        <w:rPr>
+          <w:rFonts w:ascii="Consolas" w:hAnsi="Consolas" w:cs="Consolas"/>
+          <w:color w:val="000000"/>
+          <w:sz w:val="10"/>
+          <w:szCs w:val="10"/>
+        </w:rPr>
+        <w:tab/>
+      </w:r>
+      <w:proofErr w:type="gramStart"/>
+      <w:r>
+        <w:rPr>
+          <w:rFonts w:ascii="Consolas" w:hAnsi="Consolas" w:cs="Consolas"/>
+          <w:b/>
+          <w:bCs/>
+          <w:color w:val="7F0055"/>
+          <w:sz w:val="10"/>
+          <w:szCs w:val="10"/>
+        </w:rPr>
+        <w:t>for</w:t>
+      </w:r>
+      <w:r>
+        <w:rPr>
+          <w:rFonts w:ascii="Consolas" w:hAnsi="Consolas" w:cs="Consolas"/>
+          <w:color w:val="000000"/>
+          <w:sz w:val="10"/>
+          <w:szCs w:val="10"/>
+        </w:rPr>
+        <w:t>(</w:t>
+      </w:r>
+      <w:proofErr w:type="gramEnd"/>
+      <w:r>
+        <w:rPr>
+          <w:rFonts w:ascii="Consolas" w:hAnsi="Consolas" w:cs="Consolas"/>
+          <w:b/>
+          <w:bCs/>
+          <w:color w:val="7F0055"/>
+          <w:sz w:val="10"/>
+          <w:szCs w:val="10"/>
+        </w:rPr>
+        <w:t>int</w:t>
+      </w:r>
+      <w:r>
+        <w:rPr>
+          <w:rFonts w:ascii="Consolas" w:hAnsi="Consolas" w:cs="Consolas"/>
+          <w:color w:val="000000"/>
+          <w:sz w:val="10"/>
+          <w:szCs w:val="10"/>
+        </w:rPr>
+        <w:t xml:space="preserve"> </w:t>
+      </w:r>
+      <w:proofErr w:type="spellStart"/>
+      <w:r>
+        <w:rPr>
+          <w:rFonts w:ascii="Consolas" w:hAnsi="Consolas" w:cs="Consolas"/>
+          <w:color w:val="6A3E3E"/>
+          <w:sz w:val="10"/>
+          <w:szCs w:val="10"/>
+        </w:rPr>
+        <w:t>i</w:t>
+      </w:r>
+      <w:proofErr w:type="spellEnd"/>
+      <w:r>
+        <w:rPr>
+          <w:rFonts w:ascii="Consolas" w:hAnsi="Consolas" w:cs="Consolas"/>
+          <w:color w:val="000000"/>
+          <w:sz w:val="10"/>
+          <w:szCs w:val="10"/>
+        </w:rPr>
+        <w:t>=0;</w:t>
+      </w:r>
+      <w:r>
+        <w:rPr>
+          <w:rFonts w:ascii="Consolas" w:hAnsi="Consolas" w:cs="Consolas"/>
+          <w:color w:val="6A3E3E"/>
+          <w:sz w:val="10"/>
+          <w:szCs w:val="10"/>
+        </w:rPr>
+        <w:t>i</w:t>
+      </w:r>
+      <w:r>
+        <w:rPr>
+          <w:rFonts w:ascii="Consolas" w:hAnsi="Consolas" w:cs="Consolas"/>
+          <w:color w:val="000000"/>
+          <w:sz w:val="10"/>
+          <w:szCs w:val="10"/>
+        </w:rPr>
+        <w:t>&lt;10;</w:t>
+      </w:r>
+      <w:r>
+        <w:rPr>
+          <w:rFonts w:ascii="Consolas" w:hAnsi="Consolas" w:cs="Consolas"/>
+          <w:color w:val="6A3E3E"/>
+          <w:sz w:val="10"/>
+          <w:szCs w:val="10"/>
+        </w:rPr>
+        <w:t>i</w:t>
+      </w:r>
+      <w:r>
+        <w:rPr>
+          <w:rFonts w:ascii="Consolas" w:hAnsi="Consolas" w:cs="Consolas"/>
+          <w:color w:val="000000"/>
+          <w:sz w:val="10"/>
+          <w:szCs w:val="10"/>
+        </w:rPr>
+        <w:t>++)</w:t>
+      </w:r>
+    </w:p>
+    <w:p>
+      <w:pPr>
+        <w:autoSpaceDE w:val="0"/>
+        <w:autoSpaceDN w:val="0"/>
+        <w:adjustRightInd w:val="0"/>
+        <w:spacing w:after="0" w:line="240" w:lineRule="auto"/>
+        <w:rPr>
+          <w:rFonts w:ascii="Consolas" w:hAnsi="Consolas" w:cs="Consolas"/>
+          <w:sz w:val="10"/>
+          <w:szCs w:val="10"/>
+        </w:rPr>
+      </w:pPr>
+      <w:r>
+        <w:rPr>
+          <w:rFonts w:ascii="Consolas" w:hAnsi="Consolas" w:cs="Consolas"/>
+          <w:color w:val="000000"/>
+          <w:sz w:val="10"/>
+          <w:szCs w:val="10"/>
+        </w:rPr>
+        <w:tab/>
+      </w:r>
+      <w:r>
+        <w:rPr>
+          <w:rFonts w:ascii="Consolas" w:hAnsi="Consolas" w:cs="Consolas"/>
+          <w:color w:val="000000"/>
+          <w:sz w:val="10"/>
+          <w:szCs w:val="10"/>
+        </w:rPr>
+        <w:tab/>
+        <w:t>{</w:t>
+      </w:r>
+    </w:p>
+    <w:p>
+      <w:pPr>
+        <w:autoSpaceDE w:val="0"/>
+        <w:autoSpaceDN w:val="0"/>
+        <w:adjustRightInd w:val="0"/>
+        <w:spacing w:after="0" w:line="240" w:lineRule="auto"/>
+        <w:rPr>
+          <w:rFonts w:ascii="Consolas" w:hAnsi="Consolas" w:cs="Consolas"/>
+          <w:sz w:val="10"/>
+          <w:szCs w:val="10"/>
+        </w:rPr>
+      </w:pPr>
+      <w:r>
+        <w:rPr>
+          <w:rFonts w:ascii="Consolas" w:hAnsi="Consolas" w:cs="Consolas"/>
+          <w:color w:val="000000"/>
+          <w:sz w:val="10"/>
+          <w:szCs w:val="10"/>
+        </w:rPr>
+        <w:tab/>
+      </w:r>
+      <w:r>
+        <w:rPr>
+          <w:rFonts w:ascii="Consolas" w:hAnsi="Consolas" w:cs="Consolas"/>
+          <w:color w:val="000000"/>
+          <w:sz w:val="10"/>
+          <w:szCs w:val="10"/>
+        </w:rPr>
+        <w:tab/>
+      </w:r>
+      <w:r>
+        <w:rPr>
+          <w:rFonts w:ascii="Consolas" w:hAnsi="Consolas" w:cs="Consolas"/>
+          <w:color w:val="000000"/>
+          <w:sz w:val="10"/>
+          <w:szCs w:val="10"/>
+        </w:rPr>
+        <w:tab/>
+      </w:r>
+      <w:proofErr w:type="spellStart"/>
+      <w:r>
+        <w:rPr>
+          <w:rFonts w:ascii="Consolas" w:hAnsi="Consolas" w:cs="Consolas"/>
+          <w:color w:val="000000"/>
+          <w:sz w:val="10"/>
+          <w:szCs w:val="10"/>
+        </w:rPr>
+        <w:t>System.</w:t>
+      </w:r>
+      <w:r>
+        <w:rPr>
+          <w:rFonts w:ascii="Consolas" w:hAnsi="Consolas" w:cs="Consolas"/>
+          <w:b/>
+          <w:bCs/>
+          <w:i/>
+          <w:iCs/>
+          <w:color w:val="0000C0"/>
+          <w:sz w:val="10"/>
+          <w:szCs w:val="10"/>
+        </w:rPr>
+        <w:t>out</w:t>
+      </w:r>
+      <w:r>
+        <w:rPr>
+          <w:rFonts w:ascii="Consolas" w:hAnsi="Consolas" w:cs="Consolas"/>
+          <w:color w:val="000000"/>
+          <w:sz w:val="10"/>
+          <w:szCs w:val="10"/>
+        </w:rPr>
+        <w:t>.println</w:t>
+      </w:r>
+      <w:proofErr w:type="spellEnd"/>
+      <w:r>
+        <w:rPr>
+          <w:rFonts w:ascii="Consolas" w:hAnsi="Consolas" w:cs="Consolas"/>
+          <w:color w:val="000000"/>
+          <w:sz w:val="10"/>
+          <w:szCs w:val="10"/>
+        </w:rPr>
+        <w:t>(</w:t>
+      </w:r>
+      <w:proofErr w:type="spellStart"/>
+      <w:r>
+        <w:rPr>
+          <w:rFonts w:ascii="Consolas" w:hAnsi="Consolas" w:cs="Consolas"/>
+          <w:color w:val="6A3E3E"/>
+          <w:sz w:val="10"/>
+          <w:szCs w:val="10"/>
+        </w:rPr>
+        <w:t>i</w:t>
+      </w:r>
+      <w:proofErr w:type="spellEnd"/>
+      <w:r>
+        <w:rPr>
+          <w:rFonts w:ascii="Consolas" w:hAnsi="Consolas" w:cs="Consolas"/>
+          <w:color w:val="000000"/>
+          <w:sz w:val="10"/>
+          <w:szCs w:val="10"/>
+        </w:rPr>
+        <w:t>);</w:t>
+      </w:r>
+    </w:p>
+    <w:p>
+      <w:pPr>
+        <w:autoSpaceDE w:val="0"/>
+        <w:autoSpaceDN w:val="0"/>
+        <w:adjustRightInd w:val="0"/>
+        <w:spacing w:after="0" w:line="240" w:lineRule="auto"/>
+        <w:rPr>
+          <w:rFonts w:ascii="Consolas" w:hAnsi="Consolas" w:cs="Consolas"/>
+          <w:sz w:val="10"/>
+          <w:szCs w:val="10"/>
+        </w:rPr>
+      </w:pPr>
+      <w:r>
+        <w:rPr>
+          <w:rFonts w:ascii="Consolas" w:hAnsi="Consolas" w:cs="Consolas"/>
+          <w:color w:val="000000"/>
+          <w:sz w:val="10"/>
+          <w:szCs w:val="10"/>
+        </w:rPr>
+        <w:tab/>
+      </w:r>
+      <w:r>
+        <w:rPr>
+          <w:rFonts w:ascii="Consolas" w:hAnsi="Consolas" w:cs="Consolas"/>
+          <w:color w:val="000000"/>
+          <w:sz w:val="10"/>
+          <w:szCs w:val="10"/>
+        </w:rPr>
+        <w:tab/>
+      </w:r>
+      <w:r>
+        <w:rPr>
+          <w:rFonts w:ascii="Consolas" w:hAnsi="Consolas" w:cs="Consolas"/>
+          <w:color w:val="000000"/>
+          <w:sz w:val="10"/>
+          <w:szCs w:val="10"/>
+        </w:rPr>
+        <w:tab/>
+      </w:r>
+      <w:r>
+        <w:rPr>
+          <w:rFonts w:ascii="Consolas" w:hAnsi="Consolas" w:cs="Consolas"/>
+          <w:b/>
+          <w:bCs/>
+          <w:color w:val="7F0055"/>
+          <w:sz w:val="10"/>
+          <w:szCs w:val="10"/>
+        </w:rPr>
+        <w:t>try</w:t>
+      </w:r>
+      <w:r>
+        <w:rPr>
+          <w:rFonts w:ascii="Consolas" w:hAnsi="Consolas" w:cs="Consolas"/>
+          <w:color w:val="000000"/>
+          <w:sz w:val="10"/>
+          <w:szCs w:val="10"/>
+        </w:rPr>
+        <w:t xml:space="preserve"> {</w:t>
+      </w:r>
+    </w:p>
+    <w:p>
+      <w:pPr>
+        <w:autoSpaceDE w:val="0"/>
+        <w:autoSpaceDN w:val="0"/>
+        <w:adjustRightInd w:val="0"/>
+        <w:spacing w:after="0" w:line="240" w:lineRule="auto"/>
+        <w:rPr>
+          <w:rFonts w:ascii="Consolas" w:hAnsi="Consolas" w:cs="Consolas"/>
+          <w:sz w:val="10"/>
+          <w:szCs w:val="10"/>
+        </w:rPr>
+      </w:pPr>
+      <w:r>
+        <w:rPr>
+          <w:rFonts w:ascii="Consolas" w:hAnsi="Consolas" w:cs="Consolas"/>
+          <w:color w:val="000000"/>
+          <w:sz w:val="10"/>
+          <w:szCs w:val="10"/>
+        </w:rPr>
+        <w:tab/>
+      </w:r>
+      <w:r>
+        <w:rPr>
+          <w:rFonts w:ascii="Consolas" w:hAnsi="Consolas" w:cs="Consolas"/>
+          <w:color w:val="000000"/>
+          <w:sz w:val="10"/>
+          <w:szCs w:val="10"/>
+        </w:rPr>
+        <w:tab/>
+      </w:r>
+      <w:r>
+        <w:rPr>
+          <w:rFonts w:ascii="Consolas" w:hAnsi="Consolas" w:cs="Consolas"/>
+          <w:color w:val="000000"/>
+          <w:sz w:val="10"/>
+          <w:szCs w:val="10"/>
+        </w:rPr>
+        <w:tab/>
+      </w:r>
+      <w:r>
+        <w:rPr>
+          <w:rFonts w:ascii="Consolas" w:hAnsi="Consolas" w:cs="Consolas"/>
+          <w:color w:val="000000"/>
+          <w:sz w:val="10"/>
+          <w:szCs w:val="10"/>
+        </w:rPr>
+        <w:tab/>
+      </w:r>
+      <w:proofErr w:type="spellStart"/>
+      <w:r>
+        <w:rPr>
+          <w:rFonts w:ascii="Consolas" w:hAnsi="Consolas" w:cs="Consolas"/>
+          <w:color w:val="000000"/>
+          <w:sz w:val="10"/>
+          <w:szCs w:val="10"/>
+        </w:rPr>
+        <w:t>Thread.</w:t>
+      </w:r>
+      <w:r>
+        <w:rPr>
+          <w:rFonts w:ascii="Consolas" w:hAnsi="Consolas" w:cs="Consolas"/>
+          <w:i/>
+          <w:iCs/>
+          <w:color w:val="000000"/>
+          <w:sz w:val="10"/>
+          <w:szCs w:val="10"/>
+        </w:rPr>
+        <w:t>sleep</w:t>
+      </w:r>
+      <w:proofErr w:type="spellEnd"/>
+      <w:r>
+        <w:rPr>
+          <w:rFonts w:ascii="Consolas" w:hAnsi="Consolas" w:cs="Consolas"/>
+          <w:color w:val="000000"/>
+          <w:sz w:val="10"/>
+          <w:szCs w:val="10"/>
+        </w:rPr>
+        <w:t>(1000);</w:t>
+      </w:r>
+    </w:p>
+    <w:p>
+      <w:pPr>
+        <w:autoSpaceDE w:val="0"/>
+        <w:autoSpaceDN w:val="0"/>
+        <w:adjustRightInd w:val="0"/>
+        <w:spacing w:after="0" w:line="240" w:lineRule="auto"/>
+        <w:rPr>
+          <w:rFonts w:ascii="Consolas" w:hAnsi="Consolas" w:cs="Consolas"/>
+          <w:sz w:val="10"/>
+          <w:szCs w:val="10"/>
+        </w:rPr>
+      </w:pPr>
+      <w:r>
+        <w:rPr>
+          <w:rFonts w:ascii="Consolas" w:hAnsi="Consolas" w:cs="Consolas"/>
+          <w:color w:val="000000"/>
+          <w:sz w:val="10"/>
+          <w:szCs w:val="10"/>
+        </w:rPr>
+        <w:tab/>
+      </w:r>
+      <w:r>
+        <w:rPr>
+          <w:rFonts w:ascii="Consolas" w:hAnsi="Consolas" w:cs="Consolas"/>
+          <w:color w:val="000000"/>
+          <w:sz w:val="10"/>
+          <w:szCs w:val="10"/>
+        </w:rPr>
+        <w:tab/>
+      </w:r>
+      <w:r>
+        <w:rPr>
+          <w:rFonts w:ascii="Consolas" w:hAnsi="Consolas" w:cs="Consolas"/>
+          <w:color w:val="000000"/>
+          <w:sz w:val="10"/>
+          <w:szCs w:val="10"/>
+        </w:rPr>
+        <w:tab/>
+        <w:t xml:space="preserve">} </w:t>
+      </w:r>
+      <w:r>
+        <w:rPr>
+          <w:rFonts w:ascii="Consolas" w:hAnsi="Consolas" w:cs="Consolas"/>
+          <w:b/>
+          <w:bCs/>
+          <w:color w:val="7F0055"/>
+          <w:sz w:val="10"/>
+          <w:szCs w:val="10"/>
+        </w:rPr>
+        <w:t>catch</w:t>
+      </w:r>
+      <w:r>
+        <w:rPr>
+          <w:rFonts w:ascii="Consolas" w:hAnsi="Consolas" w:cs="Consolas"/>
+          <w:color w:val="000000"/>
+          <w:sz w:val="10"/>
+          <w:szCs w:val="10"/>
+        </w:rPr>
+        <w:t xml:space="preserve"> (</w:t>
+      </w:r>
+      <w:proofErr w:type="spellStart"/>
+      <w:r>
+        <w:rPr>
+          <w:rFonts w:ascii="Consolas" w:hAnsi="Consolas" w:cs="Consolas"/>
+          <w:color w:val="000000"/>
+          <w:sz w:val="10"/>
+          <w:szCs w:val="10"/>
+        </w:rPr>
+        <w:t>InterruptedException</w:t>
+      </w:r>
+      <w:proofErr w:type="spellEnd"/>
+      <w:r>
+        <w:rPr>
+          <w:rFonts w:ascii="Consolas" w:hAnsi="Consolas" w:cs="Consolas"/>
+          <w:color w:val="000000"/>
+          <w:sz w:val="10"/>
+          <w:szCs w:val="10"/>
+        </w:rPr>
+        <w:t xml:space="preserve"> </w:t>
+      </w:r>
+      <w:r>
+        <w:rPr>
+          <w:rFonts w:ascii="Consolas" w:hAnsi="Consolas" w:cs="Consolas"/>
+          <w:color w:val="6A3E3E"/>
+          <w:sz w:val="10"/>
+          <w:szCs w:val="10"/>
+        </w:rPr>
+        <w:t>e</w:t>
+      </w:r>
+      <w:r>
+        <w:rPr>
+          <w:rFonts w:ascii="Consolas" w:hAnsi="Consolas" w:cs="Consolas"/>
+          <w:color w:val="000000"/>
+          <w:sz w:val="10"/>
+          <w:szCs w:val="10"/>
+        </w:rPr>
+        <w:t>) {</w:t>
+      </w:r>
+    </w:p>
+    <w:p>
+      <w:pPr>
+        <w:autoSpaceDE w:val="0"/>
+        <w:autoSpaceDN w:val="0"/>
+        <w:adjustRightInd w:val="0"/>
+        <w:spacing w:after="0" w:line="240" w:lineRule="auto"/>
+        <w:rPr>
+          <w:rFonts w:ascii="Consolas" w:hAnsi="Consolas" w:cs="Consolas"/>
+          <w:sz w:val="10"/>
+          <w:szCs w:val="10"/>
+        </w:rPr>
+      </w:pPr>
+      <w:r>
+        <w:rPr>
+          <w:rFonts w:ascii="Consolas" w:hAnsi="Consolas" w:cs="Consolas"/>
+          <w:color w:val="000000"/>
+          <w:sz w:val="10"/>
+          <w:szCs w:val="10"/>
+        </w:rPr>
+        <w:tab/>
+      </w:r>
+      <w:r>
+        <w:rPr>
+          <w:rFonts w:ascii="Consolas" w:hAnsi="Consolas" w:cs="Consolas"/>
+          <w:color w:val="000000"/>
+          <w:sz w:val="10"/>
+          <w:szCs w:val="10"/>
+        </w:rPr>
+        <w:tab/>
+      </w:r>
+      <w:r>
+        <w:rPr>
+          <w:rFonts w:ascii="Consolas" w:hAnsi="Consolas" w:cs="Consolas"/>
+          <w:color w:val="000000"/>
+          <w:sz w:val="10"/>
+          <w:szCs w:val="10"/>
+        </w:rPr>
+        <w:tab/>
+      </w:r>
+      <w:r>
+        <w:rPr>
+          <w:rFonts w:ascii="Consolas" w:hAnsi="Consolas" w:cs="Consolas"/>
+          <w:color w:val="000000"/>
+          <w:sz w:val="10"/>
+          <w:szCs w:val="10"/>
+        </w:rPr>
+        <w:tab/>
+      </w:r>
+      <w:r>
+        <w:rPr>
+          <w:rFonts w:ascii="Consolas" w:hAnsi="Consolas" w:cs="Consolas"/>
+          <w:color w:val="3F7F5F"/>
+          <w:sz w:val="10"/>
+          <w:szCs w:val="10"/>
+        </w:rPr>
+        <w:t xml:space="preserve">// </w:t>
+      </w:r>
+      <w:r>
+        <w:rPr>
+          <w:rFonts w:ascii="Consolas" w:hAnsi="Consolas" w:cs="Consolas"/>
+          <w:b/>
+          <w:bCs/>
+          <w:color w:val="7F9FBF"/>
+          <w:sz w:val="10"/>
+          <w:szCs w:val="10"/>
+        </w:rPr>
+        <w:t>TODO</w:t>
+      </w:r>
+      <w:r>
+        <w:rPr>
+          <w:rFonts w:ascii="Consolas" w:hAnsi="Consolas" w:cs="Consolas"/>
+          <w:color w:val="3F7F5F"/>
+          <w:sz w:val="10"/>
+          <w:szCs w:val="10"/>
+        </w:rPr>
+        <w:t xml:space="preserve"> Auto-generated catch block</w:t>
+      </w:r>
+    </w:p>
+    <w:p>
+      <w:pPr>
+        <w:autoSpaceDE w:val="0"/>
+        <w:autoSpaceDN w:val="0"/>
+        <w:adjustRightInd w:val="0"/>
+        <w:spacing w:after="0" w:line="240" w:lineRule="auto"/>
+        <w:rPr>
+          <w:rFonts w:ascii="Consolas" w:hAnsi="Consolas" w:cs="Consolas"/>
+          <w:sz w:val="10"/>
+          <w:szCs w:val="10"/>
+        </w:rPr>
+      </w:pPr>
+      <w:r>
+        <w:rPr>
+          <w:rFonts w:ascii="Consolas" w:hAnsi="Consolas" w:cs="Consolas"/>
+          <w:color w:val="000000"/>
+          <w:sz w:val="10"/>
+          <w:szCs w:val="10"/>
+        </w:rPr>
+        <w:tab/>
+      </w:r>
+      <w:r>
+        <w:rPr>
+          <w:rFonts w:ascii="Consolas" w:hAnsi="Consolas" w:cs="Consolas"/>
+          <w:color w:val="000000"/>
+          <w:sz w:val="10"/>
+          <w:szCs w:val="10"/>
+        </w:rPr>
+        <w:tab/>
+      </w:r>
+      <w:r>
+        <w:rPr>
+          <w:rFonts w:ascii="Consolas" w:hAnsi="Consolas" w:cs="Consolas"/>
+          <w:color w:val="000000"/>
+          <w:sz w:val="10"/>
+          <w:szCs w:val="10"/>
+        </w:rPr>
+        <w:tab/>
+      </w:r>
+      <w:r>
+        <w:rPr>
+          <w:rFonts w:ascii="Consolas" w:hAnsi="Consolas" w:cs="Consolas"/>
+          <w:color w:val="000000"/>
+          <w:sz w:val="10"/>
+          <w:szCs w:val="10"/>
+        </w:rPr>
+        <w:tab/>
+      </w:r>
+      <w:proofErr w:type="spellStart"/>
+      <w:proofErr w:type="gramStart"/>
+      <w:r>
+        <w:rPr>
+          <w:rFonts w:ascii="Consolas" w:hAnsi="Consolas" w:cs="Consolas"/>
+          <w:color w:val="6A3E3E"/>
+          <w:sz w:val="10"/>
+          <w:szCs w:val="10"/>
+        </w:rPr>
+        <w:t>e</w:t>
+      </w:r>
+      <w:r>
+        <w:rPr>
+          <w:rFonts w:ascii="Consolas" w:hAnsi="Consolas" w:cs="Consolas"/>
+          <w:color w:val="000000"/>
+          <w:sz w:val="10"/>
+          <w:szCs w:val="10"/>
+        </w:rPr>
+        <w:t>.printStackTrace</w:t>
+      </w:r>
+      <w:proofErr w:type="spellEnd"/>
+      <w:proofErr w:type="gramEnd"/>
+      <w:r>
+        <w:rPr>
+          <w:rFonts w:ascii="Consolas" w:hAnsi="Consolas" w:cs="Consolas"/>
+          <w:color w:val="000000"/>
+          <w:sz w:val="10"/>
+          <w:szCs w:val="10"/>
+        </w:rPr>
+        <w:t>();</w:t>
+      </w:r>
+    </w:p>
+    <w:p>
+      <w:pPr>
+        <w:autoSpaceDE w:val="0"/>
+        <w:autoSpaceDN w:val="0"/>
+        <w:adjustRightInd w:val="0"/>
+        <w:spacing w:after="0" w:line="240" w:lineRule="auto"/>
+        <w:rPr>
+          <w:rFonts w:ascii="Consolas" w:hAnsi="Consolas" w:cs="Consolas"/>
+          <w:sz w:val="10"/>
+          <w:szCs w:val="10"/>
+        </w:rPr>
+      </w:pPr>
+      <w:r>
+        <w:rPr>
+          <w:rFonts w:ascii="Consolas" w:hAnsi="Consolas" w:cs="Consolas"/>
+          <w:color w:val="000000"/>
+          <w:sz w:val="10"/>
+          <w:szCs w:val="10"/>
+        </w:rPr>
+        <w:tab/>
+      </w:r>
+      <w:r>
+        <w:rPr>
+          <w:rFonts w:ascii="Consolas" w:hAnsi="Consolas" w:cs="Consolas"/>
+          <w:color w:val="000000"/>
+          <w:sz w:val="10"/>
+          <w:szCs w:val="10"/>
+        </w:rPr>
+        <w:tab/>
+      </w:r>
+      <w:r>
+        <w:rPr>
+          <w:rFonts w:ascii="Consolas" w:hAnsi="Consolas" w:cs="Consolas"/>
+          <w:color w:val="000000"/>
+          <w:sz w:val="10"/>
+          <w:szCs w:val="10"/>
+        </w:rPr>
+        <w:tab/>
+        <w:t>}</w:t>
+      </w:r>
+    </w:p>
+    <w:p>
+      <w:pPr>
+        <w:autoSpaceDE w:val="0"/>
+        <w:autoSpaceDN w:val="0"/>
+        <w:adjustRightInd w:val="0"/>
+        <w:spacing w:after="0" w:line="240" w:lineRule="auto"/>
+        <w:rPr>
+          <w:rFonts w:ascii="Consolas" w:hAnsi="Consolas" w:cs="Consolas"/>
+          <w:sz w:val="10"/>
+          <w:szCs w:val="10"/>
+        </w:rPr>
+      </w:pPr>
+      <w:r>
+        <w:rPr>
+          <w:rFonts w:ascii="Consolas" w:hAnsi="Consolas" w:cs="Consolas"/>
+          <w:color w:val="000000"/>
+          <w:sz w:val="10"/>
+          <w:szCs w:val="10"/>
+        </w:rPr>
+        <w:tab/>
+      </w:r>
+      <w:r>
+        <w:rPr>
+          <w:rFonts w:ascii="Consolas" w:hAnsi="Consolas" w:cs="Consolas"/>
+          <w:color w:val="000000"/>
+          <w:sz w:val="10"/>
+          <w:szCs w:val="10"/>
+        </w:rPr>
+        <w:tab/>
+      </w:r>
+      <w:r>
+        <w:rPr>
+          <w:rFonts w:ascii="Consolas" w:hAnsi="Consolas" w:cs="Consolas"/>
+          <w:color w:val="000000"/>
+          <w:sz w:val="10"/>
+          <w:szCs w:val="10"/>
+        </w:rPr>
+        <w:tab/>
+      </w:r>
+    </w:p>
+    <w:p>
+      <w:pPr>
+        <w:autoSpaceDE w:val="0"/>
+        <w:autoSpaceDN w:val="0"/>
+        <w:adjustRightInd w:val="0"/>
+        <w:spacing w:after="0" w:line="240" w:lineRule="auto"/>
+        <w:rPr>
+          <w:rFonts w:ascii="Consolas" w:hAnsi="Consolas" w:cs="Consolas"/>
+          <w:sz w:val="10"/>
+          <w:szCs w:val="10"/>
+        </w:rPr>
+      </w:pPr>
+      <w:r>
+        <w:rPr>
+          <w:rFonts w:ascii="Consolas" w:hAnsi="Consolas" w:cs="Consolas"/>
+          <w:color w:val="000000"/>
+          <w:sz w:val="10"/>
+          <w:szCs w:val="10"/>
+        </w:rPr>
+        <w:tab/>
+      </w:r>
+      <w:r>
+        <w:rPr>
+          <w:rFonts w:ascii="Consolas" w:hAnsi="Consolas" w:cs="Consolas"/>
+          <w:color w:val="000000"/>
+          <w:sz w:val="10"/>
+          <w:szCs w:val="10"/>
+        </w:rPr>
+        <w:tab/>
+        <w:t>}</w:t>
+      </w:r>
+    </w:p>
+    <w:p>
+      <w:pPr>
+        <w:autoSpaceDE w:val="0"/>
+        <w:autoSpaceDN w:val="0"/>
+        <w:adjustRightInd w:val="0"/>
+        <w:spacing w:after="0" w:line="240" w:lineRule="auto"/>
+        <w:rPr>
+          <w:rFonts w:ascii="Consolas" w:hAnsi="Consolas" w:cs="Consolas"/>
+          <w:sz w:val="10"/>
+          <w:szCs w:val="10"/>
+        </w:rPr>
+      </w:pPr>
+      <w:r>
+        <w:rPr>
+          <w:rFonts w:ascii="Consolas" w:hAnsi="Consolas" w:cs="Consolas"/>
+          <w:color w:val="000000"/>
+          <w:sz w:val="10"/>
+          <w:szCs w:val="10"/>
+        </w:rPr>
+        <w:tab/>
+      </w:r>
+      <w:r>
+        <w:rPr>
+          <w:rFonts w:ascii="Consolas" w:hAnsi="Consolas" w:cs="Consolas"/>
+          <w:color w:val="000000"/>
+          <w:sz w:val="10"/>
+          <w:szCs w:val="10"/>
+          <w:shd w:val="clear" w:color="auto" w:fill="D4D4D4"/>
+        </w:rPr>
+        <w:t>}</w:t>
+      </w:r>
+    </w:p>
+    <w:p>
+      <w:pPr>
+        <w:autoSpaceDE w:val="0"/>
+        <w:autoSpaceDN w:val="0"/>
+        <w:adjustRightInd w:val="0"/>
+        <w:spacing w:after="0" w:line="240" w:lineRule="auto"/>
+        <w:rPr>
+          <w:rFonts w:ascii="Consolas" w:hAnsi="Consolas" w:cs="Consolas"/>
+          <w:sz w:val="10"/>
+          <w:szCs w:val="10"/>
+        </w:rPr>
+      </w:pPr>
+      <w:r>
+        <w:rPr>
+          <w:rFonts w:ascii="Consolas" w:hAnsi="Consolas" w:cs="Consolas"/>
+          <w:color w:val="000000"/>
+          <w:sz w:val="10"/>
+          <w:szCs w:val="10"/>
+        </w:rPr>
+        <w:t>}</w:t>
+      </w:r>
+    </w:p>
+    <w:p>
+      <w:pPr>
+        <w:rPr>
+          <w:sz w:val="2"/>
+          <w:szCs w:val="2"/>
+          <w:lang w:val="en-US"/>
+        </w:rPr>
+      </w:pPr>
+    </w:p>
+    <w:p>
+      <w:pPr>
+        <w:rPr>
+          <w:sz w:val="2"/>
+          <w:szCs w:val="2"/>
+          <w:lang w:val="en-US"/>
+        </w:rPr>
+      </w:pPr>
+    </w:p>
+    <w:p>
+      <w:pPr>
+        <w:autoSpaceDE w:val="0"/>
+        <w:autoSpaceDN w:val="0"/>
+        <w:adjustRightInd w:val="0"/>
+        <w:spacing w:after="0" w:line="240" w:lineRule="auto"/>
+        <w:rPr>
+          <w:rFonts w:ascii="Consolas" w:hAnsi="Consolas" w:cs="Consolas"/>
+          <w:sz w:val="10"/>
+          <w:szCs w:val="10"/>
+        </w:rPr>
+      </w:pPr>
+    </w:p>
+    <w:p>
+      <w:pPr>
+        <w:autoSpaceDE w:val="0"/>
+        <w:autoSpaceDN w:val="0"/>
+        <w:adjustRightInd w:val="0"/>
+        <w:spacing w:after="0" w:line="240" w:lineRule="auto"/>
+        <w:rPr>
+          <w:rFonts w:ascii="Consolas" w:hAnsi="Consolas" w:cs="Consolas"/>
+          <w:sz w:val="10"/>
+          <w:szCs w:val="10"/>
+        </w:rPr>
+      </w:pPr>
+      <w:r>
+        <w:rPr>
+          <w:rFonts w:ascii="Consolas" w:hAnsi="Consolas" w:cs="Consolas"/>
+          <w:b/>
+          <w:bCs/>
+          <w:color w:val="7F0055"/>
+          <w:sz w:val="10"/>
+          <w:szCs w:val="10"/>
+        </w:rPr>
+        <w:t>public</w:t>
+      </w:r>
+      <w:r>
+        <w:rPr>
+          <w:rFonts w:ascii="Consolas" w:hAnsi="Consolas" w:cs="Consolas"/>
+          <w:color w:val="000000"/>
+          <w:sz w:val="10"/>
+          <w:szCs w:val="10"/>
+        </w:rPr>
+        <w:t xml:space="preserve"> </w:t>
+      </w:r>
+      <w:r>
+        <w:rPr>
+          <w:rFonts w:ascii="Consolas" w:hAnsi="Consolas" w:cs="Consolas"/>
+          <w:b/>
+          <w:bCs/>
+          <w:color w:val="7F0055"/>
+          <w:sz w:val="10"/>
+          <w:szCs w:val="10"/>
+        </w:rPr>
+        <w:t>class</w:t>
+      </w:r>
+      <w:r>
+        <w:rPr>
+          <w:rFonts w:ascii="Consolas" w:hAnsi="Consolas" w:cs="Consolas"/>
+          <w:color w:val="000000"/>
+          <w:sz w:val="10"/>
+          <w:szCs w:val="10"/>
+        </w:rPr>
+        <w:t xml:space="preserve"> App4 {</w:t>
+      </w:r>
+    </w:p>
+    <w:p>
+      <w:pPr>
+        <w:autoSpaceDE w:val="0"/>
+        <w:autoSpaceDN w:val="0"/>
+        <w:adjustRightInd w:val="0"/>
+        <w:spacing w:after="0" w:line="240" w:lineRule="auto"/>
+        <w:rPr>
+          <w:rFonts w:ascii="Consolas" w:hAnsi="Consolas" w:cs="Consolas"/>
+          <w:sz w:val="10"/>
+          <w:szCs w:val="10"/>
+        </w:rPr>
+      </w:pPr>
+    </w:p>
+    <w:p>
+      <w:pPr>
+        <w:autoSpaceDE w:val="0"/>
+        <w:autoSpaceDN w:val="0"/>
+        <w:adjustRightInd w:val="0"/>
+        <w:spacing w:after="0" w:line="240" w:lineRule="auto"/>
+        <w:rPr>
+          <w:rFonts w:ascii="Consolas" w:hAnsi="Consolas" w:cs="Consolas"/>
+          <w:sz w:val="10"/>
+          <w:szCs w:val="10"/>
+        </w:rPr>
+      </w:pPr>
+      <w:r>
+        <w:rPr>
+          <w:rFonts w:ascii="Consolas" w:hAnsi="Consolas" w:cs="Consolas"/>
+          <w:color w:val="000000"/>
+          <w:sz w:val="10"/>
+          <w:szCs w:val="10"/>
+        </w:rPr>
+        <w:tab/>
+      </w:r>
+      <w:r>
+        <w:rPr>
+          <w:rFonts w:ascii="Consolas" w:hAnsi="Consolas" w:cs="Consolas"/>
+          <w:b/>
+          <w:bCs/>
+          <w:color w:val="7F0055"/>
+          <w:sz w:val="10"/>
+          <w:szCs w:val="10"/>
+        </w:rPr>
+        <w:t>public</w:t>
+      </w:r>
+      <w:r>
+        <w:rPr>
+          <w:rFonts w:ascii="Consolas" w:hAnsi="Consolas" w:cs="Consolas"/>
+          <w:color w:val="000000"/>
+          <w:sz w:val="10"/>
+          <w:szCs w:val="10"/>
+        </w:rPr>
+        <w:t xml:space="preserve"> </w:t>
+      </w:r>
+      <w:r>
+        <w:rPr>
+          <w:rFonts w:ascii="Consolas" w:hAnsi="Consolas" w:cs="Consolas"/>
+          <w:b/>
+          <w:bCs/>
+          <w:color w:val="7F0055"/>
+          <w:sz w:val="10"/>
+          <w:szCs w:val="10"/>
+        </w:rPr>
+        <w:t>static</w:t>
+      </w:r>
+      <w:r>
+        <w:rPr>
+          <w:rFonts w:ascii="Consolas" w:hAnsi="Consolas" w:cs="Consolas"/>
+          <w:color w:val="000000"/>
+          <w:sz w:val="10"/>
+          <w:szCs w:val="10"/>
+        </w:rPr>
+        <w:t xml:space="preserve"> </w:t>
+      </w:r>
+      <w:r>
+        <w:rPr>
+          <w:rFonts w:ascii="Consolas" w:hAnsi="Consolas" w:cs="Consolas"/>
+          <w:b/>
+          <w:bCs/>
+          <w:color w:val="7F0055"/>
+          <w:sz w:val="10"/>
+          <w:szCs w:val="10"/>
+        </w:rPr>
+        <w:t>void</w:t>
+      </w:r>
+      <w:r>
+        <w:rPr>
+          <w:rFonts w:ascii="Consolas" w:hAnsi="Consolas" w:cs="Consolas"/>
+          <w:color w:val="000000"/>
+          <w:sz w:val="10"/>
+          <w:szCs w:val="10"/>
+        </w:rPr>
+        <w:t xml:space="preserve"> </w:t>
+      </w:r>
+      <w:proofErr w:type="gramStart"/>
+      <w:r>
+        <w:rPr>
+          <w:rFonts w:ascii="Consolas" w:hAnsi="Consolas" w:cs="Consolas"/>
+          <w:color w:val="000000"/>
+          <w:sz w:val="10"/>
+          <w:szCs w:val="10"/>
+        </w:rPr>
+        <w:t>main(</w:t>
+      </w:r>
+      <w:proofErr w:type="gramEnd"/>
+      <w:r>
+        <w:rPr>
+          <w:rFonts w:ascii="Consolas" w:hAnsi="Consolas" w:cs="Consolas"/>
+          <w:color w:val="000000"/>
+          <w:sz w:val="10"/>
+          <w:szCs w:val="10"/>
+        </w:rPr>
+        <w:t xml:space="preserve">String[] </w:t>
+      </w:r>
+      <w:proofErr w:type="spellStart"/>
+      <w:r>
+        <w:rPr>
+          <w:rFonts w:ascii="Consolas" w:hAnsi="Consolas" w:cs="Consolas"/>
+          <w:color w:val="6A3E3E"/>
+          <w:sz w:val="10"/>
+          <w:szCs w:val="10"/>
+        </w:rPr>
+        <w:t>args</w:t>
+      </w:r>
+      <w:proofErr w:type="spellEnd"/>
+      <w:r>
+        <w:rPr>
+          <w:rFonts w:ascii="Consolas" w:hAnsi="Consolas" w:cs="Consolas"/>
+          <w:color w:val="000000"/>
+          <w:sz w:val="10"/>
+          <w:szCs w:val="10"/>
+        </w:rPr>
+        <w:t>) {</w:t>
+      </w:r>
+    </w:p>
+    <w:p>
+      <w:pPr>
+        <w:autoSpaceDE w:val="0"/>
+        <w:autoSpaceDN w:val="0"/>
+        <w:adjustRightInd w:val="0"/>
+        <w:spacing w:after="0" w:line="240" w:lineRule="auto"/>
+        <w:rPr>
+          <w:rFonts w:ascii="Consolas" w:hAnsi="Consolas" w:cs="Consolas"/>
+          <w:sz w:val="10"/>
+          <w:szCs w:val="10"/>
+        </w:rPr>
+      </w:pPr>
+      <w:r>
+        <w:rPr>
+          <w:rFonts w:ascii="Consolas" w:hAnsi="Consolas" w:cs="Consolas"/>
+          <w:color w:val="000000"/>
+          <w:sz w:val="10"/>
+          <w:szCs w:val="10"/>
+        </w:rPr>
+        <w:tab/>
+      </w:r>
+      <w:r>
+        <w:rPr>
+          <w:rFonts w:ascii="Consolas" w:hAnsi="Consolas" w:cs="Consolas"/>
+          <w:color w:val="000000"/>
+          <w:sz w:val="10"/>
+          <w:szCs w:val="10"/>
+        </w:rPr>
+        <w:tab/>
+        <w:t xml:space="preserve">Thread </w:t>
+      </w:r>
+      <w:r>
+        <w:rPr>
+          <w:rFonts w:ascii="Consolas" w:hAnsi="Consolas" w:cs="Consolas"/>
+          <w:color w:val="6A3E3E"/>
+          <w:sz w:val="10"/>
+          <w:szCs w:val="10"/>
+        </w:rPr>
+        <w:t>t1</w:t>
+      </w:r>
+      <w:r>
+        <w:rPr>
+          <w:rFonts w:ascii="Consolas" w:hAnsi="Consolas" w:cs="Consolas"/>
+          <w:color w:val="000000"/>
+          <w:sz w:val="10"/>
+          <w:szCs w:val="10"/>
+        </w:rPr>
+        <w:t>=</w:t>
+      </w:r>
+      <w:r>
+        <w:rPr>
+          <w:rFonts w:ascii="Consolas" w:hAnsi="Consolas" w:cs="Consolas"/>
+          <w:b/>
+          <w:bCs/>
+          <w:color w:val="7F0055"/>
+          <w:sz w:val="10"/>
+          <w:szCs w:val="10"/>
+        </w:rPr>
+        <w:t>new</w:t>
+      </w:r>
+      <w:r>
+        <w:rPr>
+          <w:rFonts w:ascii="Consolas" w:hAnsi="Consolas" w:cs="Consolas"/>
+          <w:color w:val="000000"/>
+          <w:sz w:val="10"/>
+          <w:szCs w:val="10"/>
+        </w:rPr>
+        <w:t xml:space="preserve"> </w:t>
+      </w:r>
+      <w:proofErr w:type="gramStart"/>
+      <w:r>
+        <w:rPr>
+          <w:rFonts w:ascii="Consolas" w:hAnsi="Consolas" w:cs="Consolas"/>
+          <w:color w:val="000000"/>
+          <w:sz w:val="10"/>
+          <w:szCs w:val="10"/>
+        </w:rPr>
+        <w:t>Thread(</w:t>
+      </w:r>
+      <w:proofErr w:type="gramEnd"/>
+      <w:r>
+        <w:rPr>
+          <w:rFonts w:ascii="Consolas" w:hAnsi="Consolas" w:cs="Consolas"/>
+          <w:b/>
+          <w:bCs/>
+          <w:color w:val="7F0055"/>
+          <w:sz w:val="10"/>
+          <w:szCs w:val="10"/>
+        </w:rPr>
+        <w:t>new</w:t>
+      </w:r>
+      <w:r>
+        <w:rPr>
+          <w:rFonts w:ascii="Consolas" w:hAnsi="Consolas" w:cs="Consolas"/>
+          <w:color w:val="000000"/>
+          <w:sz w:val="10"/>
+          <w:szCs w:val="10"/>
+        </w:rPr>
+        <w:t xml:space="preserve"> </w:t>
+      </w:r>
+      <w:proofErr w:type="spellStart"/>
+      <w:r>
+        <w:rPr>
+          <w:rFonts w:ascii="Consolas" w:hAnsi="Consolas" w:cs="Consolas"/>
+          <w:color w:val="000000"/>
+          <w:sz w:val="10"/>
+          <w:szCs w:val="10"/>
+        </w:rPr>
+        <w:t>MyWork</w:t>
+      </w:r>
+      <w:proofErr w:type="spellEnd"/>
+      <w:r>
+        <w:rPr>
+          <w:rFonts w:ascii="Consolas" w:hAnsi="Consolas" w:cs="Consolas"/>
+          <w:color w:val="000000"/>
+          <w:sz w:val="10"/>
+          <w:szCs w:val="10"/>
+        </w:rPr>
+        <w:t>()::work);</w:t>
+      </w:r>
+    </w:p>
+    <w:p>
+      <w:pPr>
+        <w:autoSpaceDE w:val="0"/>
+        <w:autoSpaceDN w:val="0"/>
+        <w:adjustRightInd w:val="0"/>
+        <w:spacing w:after="0" w:line="240" w:lineRule="auto"/>
+        <w:rPr>
+          <w:rFonts w:ascii="Consolas" w:hAnsi="Consolas" w:cs="Consolas"/>
+          <w:sz w:val="10"/>
+          <w:szCs w:val="10"/>
+        </w:rPr>
+      </w:pPr>
+      <w:r>
+        <w:rPr>
+          <w:rFonts w:ascii="Consolas" w:hAnsi="Consolas" w:cs="Consolas"/>
+          <w:color w:val="000000"/>
+          <w:sz w:val="10"/>
+          <w:szCs w:val="10"/>
+        </w:rPr>
+        <w:tab/>
+      </w:r>
+      <w:r>
+        <w:rPr>
+          <w:rFonts w:ascii="Consolas" w:hAnsi="Consolas" w:cs="Consolas"/>
+          <w:color w:val="000000"/>
+          <w:sz w:val="10"/>
+          <w:szCs w:val="10"/>
+        </w:rPr>
+        <w:tab/>
+      </w:r>
+      <w:r>
+        <w:rPr>
+          <w:rFonts w:ascii="Consolas" w:hAnsi="Consolas" w:cs="Consolas"/>
+          <w:color w:val="6A3E3E"/>
+          <w:sz w:val="10"/>
+          <w:szCs w:val="10"/>
+        </w:rPr>
+        <w:t>t</w:t>
+      </w:r>
+      <w:proofErr w:type="gramStart"/>
+      <w:r>
+        <w:rPr>
+          <w:rFonts w:ascii="Consolas" w:hAnsi="Consolas" w:cs="Consolas"/>
+          <w:color w:val="6A3E3E"/>
+          <w:sz w:val="10"/>
+          <w:szCs w:val="10"/>
+        </w:rPr>
+        <w:t>1</w:t>
+      </w:r>
+      <w:r>
+        <w:rPr>
+          <w:rFonts w:ascii="Consolas" w:hAnsi="Consolas" w:cs="Consolas"/>
+          <w:color w:val="000000"/>
+          <w:sz w:val="10"/>
+          <w:szCs w:val="10"/>
+        </w:rPr>
+        <w:t>.start</w:t>
+      </w:r>
+      <w:proofErr w:type="gramEnd"/>
+      <w:r>
+        <w:rPr>
+          <w:rFonts w:ascii="Consolas" w:hAnsi="Consolas" w:cs="Consolas"/>
+          <w:color w:val="000000"/>
+          <w:sz w:val="10"/>
+          <w:szCs w:val="10"/>
+        </w:rPr>
+        <w:t>();</w:t>
+      </w:r>
+    </w:p>
+    <w:p>
+      <w:pPr>
+        <w:autoSpaceDE w:val="0"/>
+        <w:autoSpaceDN w:val="0"/>
+        <w:adjustRightInd w:val="0"/>
+        <w:spacing w:after="0" w:line="240" w:lineRule="auto"/>
+        <w:rPr>
+          <w:rFonts w:ascii="Consolas" w:hAnsi="Consolas" w:cs="Consolas"/>
+          <w:sz w:val="10"/>
+          <w:szCs w:val="10"/>
+        </w:rPr>
+      </w:pPr>
+      <w:r>
+        <w:rPr>
+          <w:rFonts w:ascii="Consolas" w:hAnsi="Consolas" w:cs="Consolas"/>
+          <w:color w:val="000000"/>
+          <w:sz w:val="10"/>
+          <w:szCs w:val="10"/>
+        </w:rPr>
+        <w:tab/>
+        <w:t>}</w:t>
+      </w:r>
+    </w:p>
+    <w:p>
+      <w:pPr>
+        <w:autoSpaceDE w:val="0"/>
+        <w:autoSpaceDN w:val="0"/>
+        <w:adjustRightInd w:val="0"/>
+        <w:spacing w:after="0" w:line="240" w:lineRule="auto"/>
+        <w:rPr>
+          <w:rFonts w:ascii="Consolas" w:hAnsi="Consolas" w:cs="Consolas"/>
+          <w:sz w:val="10"/>
+          <w:szCs w:val="10"/>
+        </w:rPr>
+      </w:pPr>
+    </w:p>
+    <w:p>
+      <w:pPr>
+        <w:autoSpaceDE w:val="0"/>
+        <w:autoSpaceDN w:val="0"/>
+        <w:adjustRightInd w:val="0"/>
+        <w:spacing w:after="0" w:line="240" w:lineRule="auto"/>
+        <w:rPr>
+          <w:rFonts w:ascii="Consolas" w:hAnsi="Consolas" w:cs="Consolas"/>
+          <w:sz w:val="10"/>
+          <w:szCs w:val="10"/>
+        </w:rPr>
+      </w:pPr>
+      <w:r>
+        <w:rPr>
+          <w:rFonts w:ascii="Consolas" w:hAnsi="Consolas" w:cs="Consolas"/>
+          <w:color w:val="000000"/>
+          <w:sz w:val="10"/>
+          <w:szCs w:val="10"/>
+        </w:rPr>
+        <w:t>}</w:t>
+      </w:r>
+    </w:p>
+    <w:p>
+      <w:pPr>
+        <w:rPr>
+          <w:lang w:val="en-US"/>
+        </w:rPr>
+      </w:pPr>
+    </w:p>
+    <w:p>
+      <w:pPr>
+        <w:rPr>
+          <w:lang w:val="en-US"/>
+        </w:rPr>
+      </w:pPr>
+      <w:r>
+        <w:rPr>
+          <w:lang w:val="en-US"/>
+        </w:rPr>
+        <w:t>Activity:</w:t>
+      </w:r>
+    </w:p>
+    <w:p>
+      <w:pPr>
+        <w:rPr>
+          <w:lang w:val="en-US"/>
+        </w:rPr>
+      </w:pPr>
+      <w:r>
+        <w:rPr>
+          <w:lang w:val="en-US"/>
+        </w:rPr>
+        <w:t>Identify various types of method references.</w:t>
+      </w:r>
+    </w:p>
+    <w:p>
+      <w:pPr>
+        <w:rPr>
+          <w:highlight w:val="yellow"/>
+          <w:lang w:val="en-US"/>
+        </w:rPr>
+      </w:pPr>
+      <w:r>
+        <w:rPr>
+          <w:lang w:val="en-US"/>
+        </w:rPr>
+        <w:tab/>
+      </w:r>
+      <w:r>
+        <w:rPr>
+          <w:highlight w:val="yellow"/>
+          <w:lang w:val="en-US"/>
+        </w:rPr>
+        <w:t>Static</w:t>
+      </w:r>
+      <w:r>
+        <w:rPr>
+          <w:highlight w:val="yellow"/>
+          <w:lang w:val="en-US"/>
+        </w:rPr>
+        <w:tab/>
+      </w:r>
+      <w:r>
+        <w:rPr>
+          <w:highlight w:val="yellow"/>
+          <w:lang w:val="en-US"/>
+        </w:rPr>
+        <w:tab/>
+      </w:r>
+      <w:r>
+        <w:rPr>
+          <w:highlight w:val="yellow"/>
+          <w:lang w:val="en-US"/>
+        </w:rPr>
+        <w:tab/>
+      </w:r>
+      <w:proofErr w:type="spellStart"/>
+      <w:proofErr w:type="gramStart"/>
+      <w:r>
+        <w:rPr>
+          <w:highlight w:val="yellow"/>
+          <w:lang w:val="en-US"/>
+        </w:rPr>
+        <w:t>classname</w:t>
+      </w:r>
+      <w:proofErr w:type="spellEnd"/>
+      <w:r>
+        <w:rPr>
+          <w:highlight w:val="yellow"/>
+          <w:lang w:val="en-US"/>
+        </w:rPr>
+        <w:t>::</w:t>
+      </w:r>
+      <w:proofErr w:type="gramEnd"/>
+      <w:r>
+        <w:rPr>
+          <w:highlight w:val="yellow"/>
+          <w:lang w:val="en-US"/>
+        </w:rPr>
+        <w:t>method</w:t>
+      </w:r>
+    </w:p>
+    <w:p>
+      <w:pPr>
+        <w:rPr>
+          <w:highlight w:val="yellow"/>
+          <w:lang w:val="en-US"/>
+        </w:rPr>
+      </w:pPr>
+      <w:r>
+        <w:rPr>
+          <w:highlight w:val="yellow"/>
+          <w:lang w:val="en-US"/>
+        </w:rPr>
+        <w:tab/>
+        <w:t>Instance</w:t>
+      </w:r>
+      <w:r>
+        <w:rPr>
+          <w:highlight w:val="yellow"/>
+          <w:lang w:val="en-US"/>
+        </w:rPr>
+        <w:tab/>
+      </w:r>
+      <w:r>
+        <w:rPr>
+          <w:highlight w:val="yellow"/>
+          <w:lang w:val="en-US"/>
+        </w:rPr>
+        <w:tab/>
+      </w:r>
+      <w:proofErr w:type="spellStart"/>
+      <w:proofErr w:type="gramStart"/>
+      <w:r>
+        <w:rPr>
+          <w:highlight w:val="yellow"/>
+          <w:lang w:val="en-US"/>
+        </w:rPr>
+        <w:t>objectname</w:t>
+      </w:r>
+      <w:proofErr w:type="spellEnd"/>
+      <w:r>
+        <w:rPr>
+          <w:highlight w:val="yellow"/>
+          <w:lang w:val="en-US"/>
+        </w:rPr>
+        <w:t>::</w:t>
+      </w:r>
+      <w:proofErr w:type="gramEnd"/>
+      <w:r>
+        <w:rPr>
+          <w:highlight w:val="yellow"/>
+          <w:lang w:val="en-US"/>
+        </w:rPr>
+        <w:t>method</w:t>
+      </w:r>
+    </w:p>
+    <w:p>
+      <w:pPr>
+        <w:rPr>
+          <w:lang w:val="en-US"/>
+        </w:rPr>
+      </w:pPr>
+      <w:r>
+        <w:rPr>
+          <w:highlight w:val="yellow"/>
+          <w:lang w:val="en-US"/>
+        </w:rPr>
+        <w:tab/>
+        <w:t>Constructor</w:t>
+      </w:r>
+      <w:r>
+        <w:rPr>
+          <w:highlight w:val="yellow"/>
+          <w:lang w:val="en-US"/>
+        </w:rPr>
+        <w:tab/>
+      </w:r>
+      <w:r>
+        <w:rPr>
+          <w:highlight w:val="yellow"/>
+          <w:lang w:val="en-US"/>
+        </w:rPr>
+        <w:tab/>
+      </w:r>
+      <w:proofErr w:type="spellStart"/>
+      <w:proofErr w:type="gramStart"/>
+      <w:r>
+        <w:rPr>
+          <w:highlight w:val="yellow"/>
+          <w:lang w:val="en-US"/>
+        </w:rPr>
+        <w:t>classname:new</w:t>
+      </w:r>
+      <w:proofErr w:type="spellEnd"/>
+      <w:proofErr w:type="gramEnd"/>
     </w:p>
     <w:p>
       <w:pPr>

--- a/notes_26Apr2023.docx
+++ b/notes_26Apr2023.docx
@@ -8398,6 +8398,9 @@
     </w:p>
     <w:p>
       <w:pPr>
+        <w:pBdr>
+          <w:bottom w:val="single" w:sz="6" w:space="1" w:color="auto"/>
+        </w:pBdr>
         <w:rPr>
           <w:lang w:val="en-US"/>
         </w:rPr>
@@ -8435,6 +8438,6426 @@
       </w:r>
       <w:proofErr w:type="spellEnd"/>
       <w:proofErr w:type="gramEnd"/>
+    </w:p>
+    <w:p>
+      <w:pPr>
+        <w:pBdr>
+          <w:bottom w:val="single" w:sz="6" w:space="1" w:color="auto"/>
+        </w:pBdr>
+        <w:rPr>
+          <w:lang w:val="en-US"/>
+        </w:rPr>
+      </w:pPr>
+    </w:p>
+    <w:p>
+      <w:pPr>
+        <w:rPr>
+          <w:lang w:val="en-US"/>
+        </w:rPr>
+      </w:pPr>
+      <w:r>
+        <w:rPr>
+          <w:lang w:val="en-US"/>
+        </w:rPr>
+        <w:t>Stream API Collectors:</w:t>
+      </w:r>
+    </w:p>
+    <w:p>
+      <w:pPr>
+        <w:rPr>
+          <w:lang w:val="en-US"/>
+        </w:rPr>
+      </w:pPr>
+      <w:r>
+        <w:rPr>
+          <w:lang w:val="en-US"/>
+        </w:rPr>
+        <w:t xml:space="preserve">In the </w:t>
+      </w:r>
+      <w:proofErr w:type="spellStart"/>
+      <w:r>
+        <w:rPr>
+          <w:lang w:val="en-US"/>
+        </w:rPr>
+        <w:t>EmpList</w:t>
+      </w:r>
+      <w:proofErr w:type="spellEnd"/>
+      <w:r>
+        <w:rPr>
+          <w:lang w:val="en-US"/>
+        </w:rPr>
+        <w:t xml:space="preserve"> we have, we want to find the sum of salary for every department:</w:t>
+      </w:r>
+    </w:p>
+    <w:p>
+      <w:pPr>
+        <w:rPr>
+          <w:lang w:val="en-US"/>
+        </w:rPr>
+      </w:pPr>
+      <w:r>
+        <w:rPr>
+          <w:lang w:val="en-US"/>
+        </w:rPr>
+        <w:t>We have added Department field to the Employee class.</w:t>
+      </w:r>
+    </w:p>
+    <w:p>
+      <w:pPr>
+        <w:autoSpaceDE w:val="0"/>
+        <w:autoSpaceDN w:val="0"/>
+        <w:adjustRightInd w:val="0"/>
+        <w:spacing w:after="0" w:line="240" w:lineRule="auto"/>
+        <w:rPr>
+          <w:rFonts w:ascii="Consolas" w:hAnsi="Consolas" w:cs="Consolas"/>
+          <w:sz w:val="44"/>
+          <w:szCs w:val="44"/>
+        </w:rPr>
+      </w:pPr>
+    </w:p>
+    <w:p>
+      <w:pPr>
+        <w:autoSpaceDE w:val="0"/>
+        <w:autoSpaceDN w:val="0"/>
+        <w:adjustRightInd w:val="0"/>
+        <w:spacing w:after="0" w:line="240" w:lineRule="auto"/>
+        <w:rPr>
+          <w:rFonts w:ascii="Consolas" w:hAnsi="Consolas" w:cs="Consolas"/>
+          <w:sz w:val="16"/>
+          <w:szCs w:val="16"/>
+        </w:rPr>
+      </w:pPr>
+      <w:r>
+        <w:rPr>
+          <w:rFonts w:ascii="Consolas" w:hAnsi="Consolas" w:cs="Consolas"/>
+          <w:b/>
+          <w:bCs/>
+          <w:color w:val="7F0055"/>
+          <w:sz w:val="16"/>
+          <w:szCs w:val="16"/>
+        </w:rPr>
+        <w:t>public</w:t>
+      </w:r>
+      <w:r>
+        <w:rPr>
+          <w:rFonts w:ascii="Consolas" w:hAnsi="Consolas" w:cs="Consolas"/>
+          <w:color w:val="000000"/>
+          <w:sz w:val="16"/>
+          <w:szCs w:val="16"/>
+        </w:rPr>
+        <w:t xml:space="preserve"> </w:t>
+      </w:r>
+      <w:r>
+        <w:rPr>
+          <w:rFonts w:ascii="Consolas" w:hAnsi="Consolas" w:cs="Consolas"/>
+          <w:b/>
+          <w:bCs/>
+          <w:color w:val="7F0055"/>
+          <w:sz w:val="16"/>
+          <w:szCs w:val="16"/>
+        </w:rPr>
+        <w:t>class</w:t>
+      </w:r>
+      <w:r>
+        <w:rPr>
+          <w:rFonts w:ascii="Consolas" w:hAnsi="Consolas" w:cs="Consolas"/>
+          <w:color w:val="000000"/>
+          <w:sz w:val="16"/>
+          <w:szCs w:val="16"/>
+        </w:rPr>
+        <w:t xml:space="preserve"> Employee {</w:t>
+      </w:r>
+    </w:p>
+    <w:p>
+      <w:pPr>
+        <w:autoSpaceDE w:val="0"/>
+        <w:autoSpaceDN w:val="0"/>
+        <w:adjustRightInd w:val="0"/>
+        <w:spacing w:after="0" w:line="240" w:lineRule="auto"/>
+        <w:rPr>
+          <w:rFonts w:ascii="Consolas" w:hAnsi="Consolas" w:cs="Consolas"/>
+          <w:sz w:val="16"/>
+          <w:szCs w:val="16"/>
+        </w:rPr>
+      </w:pPr>
+      <w:r>
+        <w:rPr>
+          <w:rFonts w:ascii="Consolas" w:hAnsi="Consolas" w:cs="Consolas"/>
+          <w:color w:val="000000"/>
+          <w:sz w:val="16"/>
+          <w:szCs w:val="16"/>
+        </w:rPr>
+        <w:tab/>
+      </w:r>
+      <w:r>
+        <w:rPr>
+          <w:rFonts w:ascii="Consolas" w:hAnsi="Consolas" w:cs="Consolas"/>
+          <w:b/>
+          <w:bCs/>
+          <w:color w:val="7F0055"/>
+          <w:sz w:val="16"/>
+          <w:szCs w:val="16"/>
+        </w:rPr>
+        <w:t>private</w:t>
+      </w:r>
+      <w:r>
+        <w:rPr>
+          <w:rFonts w:ascii="Consolas" w:hAnsi="Consolas" w:cs="Consolas"/>
+          <w:color w:val="000000"/>
+          <w:sz w:val="16"/>
+          <w:szCs w:val="16"/>
+        </w:rPr>
+        <w:t xml:space="preserve"> Integer </w:t>
+      </w:r>
+      <w:r>
+        <w:rPr>
+          <w:rFonts w:ascii="Consolas" w:hAnsi="Consolas" w:cs="Consolas"/>
+          <w:color w:val="0000C0"/>
+          <w:sz w:val="16"/>
+          <w:szCs w:val="16"/>
+        </w:rPr>
+        <w:t>id</w:t>
+      </w:r>
+      <w:r>
+        <w:rPr>
+          <w:rFonts w:ascii="Consolas" w:hAnsi="Consolas" w:cs="Consolas"/>
+          <w:color w:val="000000"/>
+          <w:sz w:val="16"/>
+          <w:szCs w:val="16"/>
+        </w:rPr>
+        <w:t>;</w:t>
+      </w:r>
+    </w:p>
+    <w:p>
+      <w:pPr>
+        <w:autoSpaceDE w:val="0"/>
+        <w:autoSpaceDN w:val="0"/>
+        <w:adjustRightInd w:val="0"/>
+        <w:spacing w:after="0" w:line="240" w:lineRule="auto"/>
+        <w:rPr>
+          <w:rFonts w:ascii="Consolas" w:hAnsi="Consolas" w:cs="Consolas"/>
+          <w:sz w:val="16"/>
+          <w:szCs w:val="16"/>
+        </w:rPr>
+      </w:pPr>
+      <w:r>
+        <w:rPr>
+          <w:rFonts w:ascii="Consolas" w:hAnsi="Consolas" w:cs="Consolas"/>
+          <w:color w:val="000000"/>
+          <w:sz w:val="16"/>
+          <w:szCs w:val="16"/>
+        </w:rPr>
+        <w:tab/>
+      </w:r>
+      <w:r>
+        <w:rPr>
+          <w:rFonts w:ascii="Consolas" w:hAnsi="Consolas" w:cs="Consolas"/>
+          <w:b/>
+          <w:bCs/>
+          <w:color w:val="7F0055"/>
+          <w:sz w:val="16"/>
+          <w:szCs w:val="16"/>
+        </w:rPr>
+        <w:t>private</w:t>
+      </w:r>
+      <w:r>
+        <w:rPr>
+          <w:rFonts w:ascii="Consolas" w:hAnsi="Consolas" w:cs="Consolas"/>
+          <w:color w:val="000000"/>
+          <w:sz w:val="16"/>
+          <w:szCs w:val="16"/>
+        </w:rPr>
+        <w:t xml:space="preserve"> String </w:t>
+      </w:r>
+      <w:proofErr w:type="spellStart"/>
+      <w:r>
+        <w:rPr>
+          <w:rFonts w:ascii="Consolas" w:hAnsi="Consolas" w:cs="Consolas"/>
+          <w:color w:val="0000C0"/>
+          <w:sz w:val="16"/>
+          <w:szCs w:val="16"/>
+        </w:rPr>
+        <w:t>firstName</w:t>
+      </w:r>
+      <w:proofErr w:type="spellEnd"/>
+      <w:r>
+        <w:rPr>
+          <w:rFonts w:ascii="Consolas" w:hAnsi="Consolas" w:cs="Consolas"/>
+          <w:color w:val="000000"/>
+          <w:sz w:val="16"/>
+          <w:szCs w:val="16"/>
+        </w:rPr>
+        <w:t>;</w:t>
+      </w:r>
+    </w:p>
+    <w:p>
+      <w:pPr>
+        <w:autoSpaceDE w:val="0"/>
+        <w:autoSpaceDN w:val="0"/>
+        <w:adjustRightInd w:val="0"/>
+        <w:spacing w:after="0" w:line="240" w:lineRule="auto"/>
+        <w:rPr>
+          <w:rFonts w:ascii="Consolas" w:hAnsi="Consolas" w:cs="Consolas"/>
+          <w:sz w:val="16"/>
+          <w:szCs w:val="16"/>
+        </w:rPr>
+      </w:pPr>
+      <w:r>
+        <w:rPr>
+          <w:rFonts w:ascii="Consolas" w:hAnsi="Consolas" w:cs="Consolas"/>
+          <w:color w:val="000000"/>
+          <w:sz w:val="16"/>
+          <w:szCs w:val="16"/>
+        </w:rPr>
+        <w:tab/>
+      </w:r>
+      <w:r>
+        <w:rPr>
+          <w:rFonts w:ascii="Consolas" w:hAnsi="Consolas" w:cs="Consolas"/>
+          <w:b/>
+          <w:bCs/>
+          <w:color w:val="7F0055"/>
+          <w:sz w:val="16"/>
+          <w:szCs w:val="16"/>
+        </w:rPr>
+        <w:t>private</w:t>
+      </w:r>
+      <w:r>
+        <w:rPr>
+          <w:rFonts w:ascii="Consolas" w:hAnsi="Consolas" w:cs="Consolas"/>
+          <w:color w:val="000000"/>
+          <w:sz w:val="16"/>
+          <w:szCs w:val="16"/>
+        </w:rPr>
+        <w:t xml:space="preserve"> String </w:t>
+      </w:r>
+      <w:proofErr w:type="spellStart"/>
+      <w:r>
+        <w:rPr>
+          <w:rFonts w:ascii="Consolas" w:hAnsi="Consolas" w:cs="Consolas"/>
+          <w:color w:val="0000C0"/>
+          <w:sz w:val="16"/>
+          <w:szCs w:val="16"/>
+        </w:rPr>
+        <w:t>lastName</w:t>
+      </w:r>
+      <w:proofErr w:type="spellEnd"/>
+      <w:r>
+        <w:rPr>
+          <w:rFonts w:ascii="Consolas" w:hAnsi="Consolas" w:cs="Consolas"/>
+          <w:color w:val="000000"/>
+          <w:sz w:val="16"/>
+          <w:szCs w:val="16"/>
+        </w:rPr>
+        <w:t>;</w:t>
+      </w:r>
+    </w:p>
+    <w:p>
+      <w:pPr>
+        <w:autoSpaceDE w:val="0"/>
+        <w:autoSpaceDN w:val="0"/>
+        <w:adjustRightInd w:val="0"/>
+        <w:spacing w:after="0" w:line="240" w:lineRule="auto"/>
+        <w:rPr>
+          <w:rFonts w:ascii="Consolas" w:hAnsi="Consolas" w:cs="Consolas"/>
+          <w:sz w:val="16"/>
+          <w:szCs w:val="16"/>
+        </w:rPr>
+      </w:pPr>
+      <w:r>
+        <w:rPr>
+          <w:rFonts w:ascii="Consolas" w:hAnsi="Consolas" w:cs="Consolas"/>
+          <w:color w:val="000000"/>
+          <w:sz w:val="16"/>
+          <w:szCs w:val="16"/>
+        </w:rPr>
+        <w:tab/>
+      </w:r>
+      <w:r>
+        <w:rPr>
+          <w:rFonts w:ascii="Consolas" w:hAnsi="Consolas" w:cs="Consolas"/>
+          <w:b/>
+          <w:bCs/>
+          <w:color w:val="7F0055"/>
+          <w:sz w:val="16"/>
+          <w:szCs w:val="16"/>
+        </w:rPr>
+        <w:t>private</w:t>
+      </w:r>
+      <w:r>
+        <w:rPr>
+          <w:rFonts w:ascii="Consolas" w:hAnsi="Consolas" w:cs="Consolas"/>
+          <w:color w:val="000000"/>
+          <w:sz w:val="16"/>
+          <w:szCs w:val="16"/>
+        </w:rPr>
+        <w:t xml:space="preserve"> String </w:t>
+      </w:r>
+      <w:r>
+        <w:rPr>
+          <w:rFonts w:ascii="Consolas" w:hAnsi="Consolas" w:cs="Consolas"/>
+          <w:color w:val="0000C0"/>
+          <w:sz w:val="16"/>
+          <w:szCs w:val="16"/>
+        </w:rPr>
+        <w:t>department</w:t>
+      </w:r>
+      <w:r>
+        <w:rPr>
+          <w:rFonts w:ascii="Consolas" w:hAnsi="Consolas" w:cs="Consolas"/>
+          <w:color w:val="000000"/>
+          <w:sz w:val="16"/>
+          <w:szCs w:val="16"/>
+        </w:rPr>
+        <w:t>;</w:t>
+      </w:r>
+    </w:p>
+    <w:p>
+      <w:pPr>
+        <w:autoSpaceDE w:val="0"/>
+        <w:autoSpaceDN w:val="0"/>
+        <w:adjustRightInd w:val="0"/>
+        <w:spacing w:after="0" w:line="240" w:lineRule="auto"/>
+        <w:rPr>
+          <w:rFonts w:ascii="Consolas" w:hAnsi="Consolas" w:cs="Consolas"/>
+          <w:sz w:val="16"/>
+          <w:szCs w:val="16"/>
+        </w:rPr>
+      </w:pPr>
+      <w:r>
+        <w:rPr>
+          <w:rFonts w:ascii="Consolas" w:hAnsi="Consolas" w:cs="Consolas"/>
+          <w:color w:val="000000"/>
+          <w:sz w:val="16"/>
+          <w:szCs w:val="16"/>
+        </w:rPr>
+        <w:tab/>
+      </w:r>
+      <w:r>
+        <w:rPr>
+          <w:rFonts w:ascii="Consolas" w:hAnsi="Consolas" w:cs="Consolas"/>
+          <w:b/>
+          <w:bCs/>
+          <w:color w:val="7F0055"/>
+          <w:sz w:val="16"/>
+          <w:szCs w:val="16"/>
+        </w:rPr>
+        <w:t>private</w:t>
+      </w:r>
+      <w:r>
+        <w:rPr>
+          <w:rFonts w:ascii="Consolas" w:hAnsi="Consolas" w:cs="Consolas"/>
+          <w:color w:val="000000"/>
+          <w:sz w:val="16"/>
+          <w:szCs w:val="16"/>
+        </w:rPr>
+        <w:t xml:space="preserve"> Double </w:t>
+      </w:r>
+      <w:r>
+        <w:rPr>
+          <w:rFonts w:ascii="Consolas" w:hAnsi="Consolas" w:cs="Consolas"/>
+          <w:color w:val="0000C0"/>
+          <w:sz w:val="16"/>
+          <w:szCs w:val="16"/>
+        </w:rPr>
+        <w:t>salary</w:t>
+      </w:r>
+      <w:r>
+        <w:rPr>
+          <w:rFonts w:ascii="Consolas" w:hAnsi="Consolas" w:cs="Consolas"/>
+          <w:color w:val="000000"/>
+          <w:sz w:val="16"/>
+          <w:szCs w:val="16"/>
+        </w:rPr>
+        <w:t>;</w:t>
+      </w:r>
+    </w:p>
+    <w:p>
+      <w:pPr>
+        <w:autoSpaceDE w:val="0"/>
+        <w:autoSpaceDN w:val="0"/>
+        <w:adjustRightInd w:val="0"/>
+        <w:spacing w:after="0" w:line="240" w:lineRule="auto"/>
+        <w:rPr>
+          <w:rFonts w:ascii="Consolas" w:hAnsi="Consolas" w:cs="Consolas"/>
+          <w:sz w:val="16"/>
+          <w:szCs w:val="16"/>
+        </w:rPr>
+      </w:pPr>
+    </w:p>
+    <w:p>
+      <w:pPr>
+        <w:autoSpaceDE w:val="0"/>
+        <w:autoSpaceDN w:val="0"/>
+        <w:adjustRightInd w:val="0"/>
+        <w:spacing w:after="0" w:line="240" w:lineRule="auto"/>
+        <w:rPr>
+          <w:rFonts w:ascii="Consolas" w:hAnsi="Consolas" w:cs="Consolas"/>
+          <w:sz w:val="16"/>
+          <w:szCs w:val="16"/>
+        </w:rPr>
+      </w:pPr>
+      <w:r>
+        <w:rPr>
+          <w:rFonts w:ascii="Consolas" w:hAnsi="Consolas" w:cs="Consolas"/>
+          <w:color w:val="000000"/>
+          <w:sz w:val="16"/>
+          <w:szCs w:val="16"/>
+        </w:rPr>
+        <w:tab/>
+      </w:r>
+      <w:r>
+        <w:rPr>
+          <w:rFonts w:ascii="Consolas" w:hAnsi="Consolas" w:cs="Consolas"/>
+          <w:b/>
+          <w:bCs/>
+          <w:color w:val="7F0055"/>
+          <w:sz w:val="16"/>
+          <w:szCs w:val="16"/>
+        </w:rPr>
+        <w:t>public</w:t>
+      </w:r>
+      <w:r>
+        <w:rPr>
+          <w:rFonts w:ascii="Consolas" w:hAnsi="Consolas" w:cs="Consolas"/>
+          <w:color w:val="000000"/>
+          <w:sz w:val="16"/>
+          <w:szCs w:val="16"/>
+        </w:rPr>
+        <w:t xml:space="preserve"> </w:t>
+      </w:r>
+      <w:proofErr w:type="gramStart"/>
+      <w:r>
+        <w:rPr>
+          <w:rFonts w:ascii="Consolas" w:hAnsi="Consolas" w:cs="Consolas"/>
+          <w:color w:val="000000"/>
+          <w:sz w:val="16"/>
+          <w:szCs w:val="16"/>
+        </w:rPr>
+        <w:t>Employee(</w:t>
+      </w:r>
+      <w:proofErr w:type="gramEnd"/>
+      <w:r>
+        <w:rPr>
+          <w:rFonts w:ascii="Consolas" w:hAnsi="Consolas" w:cs="Consolas"/>
+          <w:color w:val="000000"/>
+          <w:sz w:val="16"/>
+          <w:szCs w:val="16"/>
+        </w:rPr>
+        <w:t>) {</w:t>
+      </w:r>
+    </w:p>
+    <w:p>
+      <w:pPr>
+        <w:autoSpaceDE w:val="0"/>
+        <w:autoSpaceDN w:val="0"/>
+        <w:adjustRightInd w:val="0"/>
+        <w:spacing w:after="0" w:line="240" w:lineRule="auto"/>
+        <w:rPr>
+          <w:rFonts w:ascii="Consolas" w:hAnsi="Consolas" w:cs="Consolas"/>
+          <w:sz w:val="16"/>
+          <w:szCs w:val="16"/>
+        </w:rPr>
+      </w:pPr>
+      <w:r>
+        <w:rPr>
+          <w:rFonts w:ascii="Consolas" w:hAnsi="Consolas" w:cs="Consolas"/>
+          <w:color w:val="000000"/>
+          <w:sz w:val="16"/>
+          <w:szCs w:val="16"/>
+        </w:rPr>
+        <w:tab/>
+        <w:t>}</w:t>
+      </w:r>
+    </w:p>
+    <w:p>
+      <w:pPr>
+        <w:autoSpaceDE w:val="0"/>
+        <w:autoSpaceDN w:val="0"/>
+        <w:adjustRightInd w:val="0"/>
+        <w:spacing w:after="0" w:line="240" w:lineRule="auto"/>
+        <w:rPr>
+          <w:rFonts w:ascii="Consolas" w:hAnsi="Consolas" w:cs="Consolas"/>
+          <w:sz w:val="16"/>
+          <w:szCs w:val="16"/>
+        </w:rPr>
+      </w:pPr>
+    </w:p>
+    <w:p>
+      <w:pPr>
+        <w:autoSpaceDE w:val="0"/>
+        <w:autoSpaceDN w:val="0"/>
+        <w:adjustRightInd w:val="0"/>
+        <w:spacing w:after="0" w:line="240" w:lineRule="auto"/>
+        <w:rPr>
+          <w:rFonts w:ascii="Consolas" w:hAnsi="Consolas" w:cs="Consolas"/>
+          <w:sz w:val="16"/>
+          <w:szCs w:val="16"/>
+        </w:rPr>
+      </w:pPr>
+      <w:r>
+        <w:rPr>
+          <w:rFonts w:ascii="Consolas" w:hAnsi="Consolas" w:cs="Consolas"/>
+          <w:color w:val="000000"/>
+          <w:sz w:val="16"/>
+          <w:szCs w:val="16"/>
+        </w:rPr>
+        <w:tab/>
+      </w:r>
+      <w:r>
+        <w:rPr>
+          <w:rFonts w:ascii="Consolas" w:hAnsi="Consolas" w:cs="Consolas"/>
+          <w:b/>
+          <w:bCs/>
+          <w:color w:val="7F0055"/>
+          <w:sz w:val="16"/>
+          <w:szCs w:val="16"/>
+        </w:rPr>
+        <w:t>public</w:t>
+      </w:r>
+      <w:r>
+        <w:rPr>
+          <w:rFonts w:ascii="Consolas" w:hAnsi="Consolas" w:cs="Consolas"/>
+          <w:color w:val="000000"/>
+          <w:sz w:val="16"/>
+          <w:szCs w:val="16"/>
+        </w:rPr>
+        <w:t xml:space="preserve"> </w:t>
+      </w:r>
+      <w:proofErr w:type="gramStart"/>
+      <w:r>
+        <w:rPr>
+          <w:rFonts w:ascii="Consolas" w:hAnsi="Consolas" w:cs="Consolas"/>
+          <w:color w:val="000000"/>
+          <w:sz w:val="16"/>
+          <w:szCs w:val="16"/>
+        </w:rPr>
+        <w:t>Employee(</w:t>
+      </w:r>
+      <w:proofErr w:type="gramEnd"/>
+      <w:r>
+        <w:rPr>
+          <w:rFonts w:ascii="Consolas" w:hAnsi="Consolas" w:cs="Consolas"/>
+          <w:color w:val="000000"/>
+          <w:sz w:val="16"/>
+          <w:szCs w:val="16"/>
+        </w:rPr>
+        <w:t xml:space="preserve">Integer </w:t>
+      </w:r>
+      <w:r>
+        <w:rPr>
+          <w:rFonts w:ascii="Consolas" w:hAnsi="Consolas" w:cs="Consolas"/>
+          <w:color w:val="6A3E3E"/>
+          <w:sz w:val="16"/>
+          <w:szCs w:val="16"/>
+        </w:rPr>
+        <w:t>id</w:t>
+      </w:r>
+      <w:r>
+        <w:rPr>
+          <w:rFonts w:ascii="Consolas" w:hAnsi="Consolas" w:cs="Consolas"/>
+          <w:color w:val="000000"/>
+          <w:sz w:val="16"/>
+          <w:szCs w:val="16"/>
+        </w:rPr>
+        <w:t xml:space="preserve">, String </w:t>
+      </w:r>
+      <w:proofErr w:type="spellStart"/>
+      <w:r>
+        <w:rPr>
+          <w:rFonts w:ascii="Consolas" w:hAnsi="Consolas" w:cs="Consolas"/>
+          <w:color w:val="6A3E3E"/>
+          <w:sz w:val="16"/>
+          <w:szCs w:val="16"/>
+        </w:rPr>
+        <w:t>firstName</w:t>
+      </w:r>
+      <w:proofErr w:type="spellEnd"/>
+      <w:r>
+        <w:rPr>
+          <w:rFonts w:ascii="Consolas" w:hAnsi="Consolas" w:cs="Consolas"/>
+          <w:color w:val="000000"/>
+          <w:sz w:val="16"/>
+          <w:szCs w:val="16"/>
+        </w:rPr>
+        <w:t xml:space="preserve">, String </w:t>
+      </w:r>
+      <w:proofErr w:type="spellStart"/>
+      <w:r>
+        <w:rPr>
+          <w:rFonts w:ascii="Consolas" w:hAnsi="Consolas" w:cs="Consolas"/>
+          <w:color w:val="6A3E3E"/>
+          <w:sz w:val="16"/>
+          <w:szCs w:val="16"/>
+        </w:rPr>
+        <w:t>lastName</w:t>
+      </w:r>
+      <w:proofErr w:type="spellEnd"/>
+      <w:r>
+        <w:rPr>
+          <w:rFonts w:ascii="Consolas" w:hAnsi="Consolas" w:cs="Consolas"/>
+          <w:color w:val="000000"/>
+          <w:sz w:val="16"/>
+          <w:szCs w:val="16"/>
+        </w:rPr>
+        <w:t xml:space="preserve">, Double </w:t>
+      </w:r>
+      <w:r>
+        <w:rPr>
+          <w:rFonts w:ascii="Consolas" w:hAnsi="Consolas" w:cs="Consolas"/>
+          <w:color w:val="6A3E3E"/>
+          <w:sz w:val="16"/>
+          <w:szCs w:val="16"/>
+        </w:rPr>
+        <w:t>salary</w:t>
+      </w:r>
+      <w:r>
+        <w:rPr>
+          <w:rFonts w:ascii="Consolas" w:hAnsi="Consolas" w:cs="Consolas"/>
+          <w:color w:val="000000"/>
+          <w:sz w:val="16"/>
+          <w:szCs w:val="16"/>
+        </w:rPr>
+        <w:t>) {</w:t>
+      </w:r>
+    </w:p>
+    <w:p>
+      <w:pPr>
+        <w:autoSpaceDE w:val="0"/>
+        <w:autoSpaceDN w:val="0"/>
+        <w:adjustRightInd w:val="0"/>
+        <w:spacing w:after="0" w:line="240" w:lineRule="auto"/>
+        <w:rPr>
+          <w:rFonts w:ascii="Consolas" w:hAnsi="Consolas" w:cs="Consolas"/>
+          <w:sz w:val="16"/>
+          <w:szCs w:val="16"/>
+        </w:rPr>
+      </w:pPr>
+      <w:r>
+        <w:rPr>
+          <w:rFonts w:ascii="Consolas" w:hAnsi="Consolas" w:cs="Consolas"/>
+          <w:color w:val="000000"/>
+          <w:sz w:val="16"/>
+          <w:szCs w:val="16"/>
+        </w:rPr>
+        <w:tab/>
+      </w:r>
+      <w:r>
+        <w:rPr>
+          <w:rFonts w:ascii="Consolas" w:hAnsi="Consolas" w:cs="Consolas"/>
+          <w:color w:val="000000"/>
+          <w:sz w:val="16"/>
+          <w:szCs w:val="16"/>
+        </w:rPr>
+        <w:tab/>
+      </w:r>
+      <w:proofErr w:type="gramStart"/>
+      <w:r>
+        <w:rPr>
+          <w:rFonts w:ascii="Consolas" w:hAnsi="Consolas" w:cs="Consolas"/>
+          <w:b/>
+          <w:bCs/>
+          <w:color w:val="7F0055"/>
+          <w:sz w:val="16"/>
+          <w:szCs w:val="16"/>
+        </w:rPr>
+        <w:t>super</w:t>
+      </w:r>
+      <w:r>
+        <w:rPr>
+          <w:rFonts w:ascii="Consolas" w:hAnsi="Consolas" w:cs="Consolas"/>
+          <w:color w:val="000000"/>
+          <w:sz w:val="16"/>
+          <w:szCs w:val="16"/>
+        </w:rPr>
+        <w:t>(</w:t>
+      </w:r>
+      <w:proofErr w:type="gramEnd"/>
+      <w:r>
+        <w:rPr>
+          <w:rFonts w:ascii="Consolas" w:hAnsi="Consolas" w:cs="Consolas"/>
+          <w:color w:val="000000"/>
+          <w:sz w:val="16"/>
+          <w:szCs w:val="16"/>
+        </w:rPr>
+        <w:t>);</w:t>
+      </w:r>
+    </w:p>
+    <w:p>
+      <w:pPr>
+        <w:autoSpaceDE w:val="0"/>
+        <w:autoSpaceDN w:val="0"/>
+        <w:adjustRightInd w:val="0"/>
+        <w:spacing w:after="0" w:line="240" w:lineRule="auto"/>
+        <w:rPr>
+          <w:rFonts w:ascii="Consolas" w:hAnsi="Consolas" w:cs="Consolas"/>
+          <w:sz w:val="16"/>
+          <w:szCs w:val="16"/>
+        </w:rPr>
+      </w:pPr>
+      <w:r>
+        <w:rPr>
+          <w:rFonts w:ascii="Consolas" w:hAnsi="Consolas" w:cs="Consolas"/>
+          <w:color w:val="000000"/>
+          <w:sz w:val="16"/>
+          <w:szCs w:val="16"/>
+        </w:rPr>
+        <w:tab/>
+      </w:r>
+      <w:r>
+        <w:rPr>
+          <w:rFonts w:ascii="Consolas" w:hAnsi="Consolas" w:cs="Consolas"/>
+          <w:color w:val="000000"/>
+          <w:sz w:val="16"/>
+          <w:szCs w:val="16"/>
+        </w:rPr>
+        <w:tab/>
+      </w:r>
+      <w:r>
+        <w:rPr>
+          <w:rFonts w:ascii="Consolas" w:hAnsi="Consolas" w:cs="Consolas"/>
+          <w:b/>
+          <w:bCs/>
+          <w:color w:val="7F0055"/>
+          <w:sz w:val="16"/>
+          <w:szCs w:val="16"/>
+        </w:rPr>
+        <w:t>this</w:t>
+      </w:r>
+      <w:r>
+        <w:rPr>
+          <w:rFonts w:ascii="Consolas" w:hAnsi="Consolas" w:cs="Consolas"/>
+          <w:color w:val="000000"/>
+          <w:sz w:val="16"/>
+          <w:szCs w:val="16"/>
+        </w:rPr>
+        <w:t>.</w:t>
+      </w:r>
+      <w:r>
+        <w:rPr>
+          <w:rFonts w:ascii="Consolas" w:hAnsi="Consolas" w:cs="Consolas"/>
+          <w:color w:val="0000C0"/>
+          <w:sz w:val="16"/>
+          <w:szCs w:val="16"/>
+        </w:rPr>
+        <w:t>id</w:t>
+      </w:r>
+      <w:r>
+        <w:rPr>
+          <w:rFonts w:ascii="Consolas" w:hAnsi="Consolas" w:cs="Consolas"/>
+          <w:color w:val="000000"/>
+          <w:sz w:val="16"/>
+          <w:szCs w:val="16"/>
+        </w:rPr>
+        <w:t xml:space="preserve"> = </w:t>
+      </w:r>
+      <w:r>
+        <w:rPr>
+          <w:rFonts w:ascii="Consolas" w:hAnsi="Consolas" w:cs="Consolas"/>
+          <w:color w:val="6A3E3E"/>
+          <w:sz w:val="16"/>
+          <w:szCs w:val="16"/>
+        </w:rPr>
+        <w:t>id</w:t>
+      </w:r>
+      <w:r>
+        <w:rPr>
+          <w:rFonts w:ascii="Consolas" w:hAnsi="Consolas" w:cs="Consolas"/>
+          <w:color w:val="000000"/>
+          <w:sz w:val="16"/>
+          <w:szCs w:val="16"/>
+        </w:rPr>
+        <w:t>;</w:t>
+      </w:r>
+    </w:p>
+    <w:p>
+      <w:pPr>
+        <w:autoSpaceDE w:val="0"/>
+        <w:autoSpaceDN w:val="0"/>
+        <w:adjustRightInd w:val="0"/>
+        <w:spacing w:after="0" w:line="240" w:lineRule="auto"/>
+        <w:rPr>
+          <w:rFonts w:ascii="Consolas" w:hAnsi="Consolas" w:cs="Consolas"/>
+          <w:sz w:val="16"/>
+          <w:szCs w:val="16"/>
+        </w:rPr>
+      </w:pPr>
+      <w:r>
+        <w:rPr>
+          <w:rFonts w:ascii="Consolas" w:hAnsi="Consolas" w:cs="Consolas"/>
+          <w:color w:val="000000"/>
+          <w:sz w:val="16"/>
+          <w:szCs w:val="16"/>
+        </w:rPr>
+        <w:tab/>
+      </w:r>
+      <w:r>
+        <w:rPr>
+          <w:rFonts w:ascii="Consolas" w:hAnsi="Consolas" w:cs="Consolas"/>
+          <w:color w:val="000000"/>
+          <w:sz w:val="16"/>
+          <w:szCs w:val="16"/>
+        </w:rPr>
+        <w:tab/>
+      </w:r>
+      <w:proofErr w:type="spellStart"/>
+      <w:proofErr w:type="gramStart"/>
+      <w:r>
+        <w:rPr>
+          <w:rFonts w:ascii="Consolas" w:hAnsi="Consolas" w:cs="Consolas"/>
+          <w:b/>
+          <w:bCs/>
+          <w:color w:val="7F0055"/>
+          <w:sz w:val="16"/>
+          <w:szCs w:val="16"/>
+        </w:rPr>
+        <w:t>this</w:t>
+      </w:r>
+      <w:r>
+        <w:rPr>
+          <w:rFonts w:ascii="Consolas" w:hAnsi="Consolas" w:cs="Consolas"/>
+          <w:color w:val="000000"/>
+          <w:sz w:val="16"/>
+          <w:szCs w:val="16"/>
+        </w:rPr>
+        <w:t>.</w:t>
+      </w:r>
+      <w:r>
+        <w:rPr>
+          <w:rFonts w:ascii="Consolas" w:hAnsi="Consolas" w:cs="Consolas"/>
+          <w:color w:val="0000C0"/>
+          <w:sz w:val="16"/>
+          <w:szCs w:val="16"/>
+        </w:rPr>
+        <w:t>firstName</w:t>
+      </w:r>
+      <w:proofErr w:type="spellEnd"/>
+      <w:proofErr w:type="gramEnd"/>
+      <w:r>
+        <w:rPr>
+          <w:rFonts w:ascii="Consolas" w:hAnsi="Consolas" w:cs="Consolas"/>
+          <w:color w:val="000000"/>
+          <w:sz w:val="16"/>
+          <w:szCs w:val="16"/>
+        </w:rPr>
+        <w:t xml:space="preserve"> = </w:t>
+      </w:r>
+      <w:proofErr w:type="spellStart"/>
+      <w:r>
+        <w:rPr>
+          <w:rFonts w:ascii="Consolas" w:hAnsi="Consolas" w:cs="Consolas"/>
+          <w:color w:val="6A3E3E"/>
+          <w:sz w:val="16"/>
+          <w:szCs w:val="16"/>
+        </w:rPr>
+        <w:t>firstName</w:t>
+      </w:r>
+      <w:proofErr w:type="spellEnd"/>
+      <w:r>
+        <w:rPr>
+          <w:rFonts w:ascii="Consolas" w:hAnsi="Consolas" w:cs="Consolas"/>
+          <w:color w:val="000000"/>
+          <w:sz w:val="16"/>
+          <w:szCs w:val="16"/>
+        </w:rPr>
+        <w:t>;</w:t>
+      </w:r>
+    </w:p>
+    <w:p>
+      <w:pPr>
+        <w:autoSpaceDE w:val="0"/>
+        <w:autoSpaceDN w:val="0"/>
+        <w:adjustRightInd w:val="0"/>
+        <w:spacing w:after="0" w:line="240" w:lineRule="auto"/>
+        <w:rPr>
+          <w:rFonts w:ascii="Consolas" w:hAnsi="Consolas" w:cs="Consolas"/>
+          <w:sz w:val="16"/>
+          <w:szCs w:val="16"/>
+        </w:rPr>
+      </w:pPr>
+      <w:r>
+        <w:rPr>
+          <w:rFonts w:ascii="Consolas" w:hAnsi="Consolas" w:cs="Consolas"/>
+          <w:color w:val="000000"/>
+          <w:sz w:val="16"/>
+          <w:szCs w:val="16"/>
+        </w:rPr>
+        <w:tab/>
+      </w:r>
+      <w:r>
+        <w:rPr>
+          <w:rFonts w:ascii="Consolas" w:hAnsi="Consolas" w:cs="Consolas"/>
+          <w:color w:val="000000"/>
+          <w:sz w:val="16"/>
+          <w:szCs w:val="16"/>
+        </w:rPr>
+        <w:tab/>
+      </w:r>
+      <w:proofErr w:type="spellStart"/>
+      <w:proofErr w:type="gramStart"/>
+      <w:r>
+        <w:rPr>
+          <w:rFonts w:ascii="Consolas" w:hAnsi="Consolas" w:cs="Consolas"/>
+          <w:b/>
+          <w:bCs/>
+          <w:color w:val="7F0055"/>
+          <w:sz w:val="16"/>
+          <w:szCs w:val="16"/>
+        </w:rPr>
+        <w:t>this</w:t>
+      </w:r>
+      <w:r>
+        <w:rPr>
+          <w:rFonts w:ascii="Consolas" w:hAnsi="Consolas" w:cs="Consolas"/>
+          <w:color w:val="000000"/>
+          <w:sz w:val="16"/>
+          <w:szCs w:val="16"/>
+        </w:rPr>
+        <w:t>.</w:t>
+      </w:r>
+      <w:r>
+        <w:rPr>
+          <w:rFonts w:ascii="Consolas" w:hAnsi="Consolas" w:cs="Consolas"/>
+          <w:color w:val="0000C0"/>
+          <w:sz w:val="16"/>
+          <w:szCs w:val="16"/>
+        </w:rPr>
+        <w:t>lastName</w:t>
+      </w:r>
+      <w:proofErr w:type="spellEnd"/>
+      <w:proofErr w:type="gramEnd"/>
+      <w:r>
+        <w:rPr>
+          <w:rFonts w:ascii="Consolas" w:hAnsi="Consolas" w:cs="Consolas"/>
+          <w:color w:val="000000"/>
+          <w:sz w:val="16"/>
+          <w:szCs w:val="16"/>
+        </w:rPr>
+        <w:t xml:space="preserve"> = </w:t>
+      </w:r>
+      <w:proofErr w:type="spellStart"/>
+      <w:r>
+        <w:rPr>
+          <w:rFonts w:ascii="Consolas" w:hAnsi="Consolas" w:cs="Consolas"/>
+          <w:color w:val="6A3E3E"/>
+          <w:sz w:val="16"/>
+          <w:szCs w:val="16"/>
+        </w:rPr>
+        <w:t>lastName</w:t>
+      </w:r>
+      <w:proofErr w:type="spellEnd"/>
+      <w:r>
+        <w:rPr>
+          <w:rFonts w:ascii="Consolas" w:hAnsi="Consolas" w:cs="Consolas"/>
+          <w:color w:val="000000"/>
+          <w:sz w:val="16"/>
+          <w:szCs w:val="16"/>
+        </w:rPr>
+        <w:t>;</w:t>
+      </w:r>
+    </w:p>
+    <w:p>
+      <w:pPr>
+        <w:autoSpaceDE w:val="0"/>
+        <w:autoSpaceDN w:val="0"/>
+        <w:adjustRightInd w:val="0"/>
+        <w:spacing w:after="0" w:line="240" w:lineRule="auto"/>
+        <w:rPr>
+          <w:rFonts w:ascii="Consolas" w:hAnsi="Consolas" w:cs="Consolas"/>
+          <w:sz w:val="16"/>
+          <w:szCs w:val="16"/>
+        </w:rPr>
+      </w:pPr>
+      <w:r>
+        <w:rPr>
+          <w:rFonts w:ascii="Consolas" w:hAnsi="Consolas" w:cs="Consolas"/>
+          <w:color w:val="000000"/>
+          <w:sz w:val="16"/>
+          <w:szCs w:val="16"/>
+        </w:rPr>
+        <w:tab/>
+      </w:r>
+      <w:r>
+        <w:rPr>
+          <w:rFonts w:ascii="Consolas" w:hAnsi="Consolas" w:cs="Consolas"/>
+          <w:color w:val="000000"/>
+          <w:sz w:val="16"/>
+          <w:szCs w:val="16"/>
+        </w:rPr>
+        <w:tab/>
+      </w:r>
+      <w:proofErr w:type="spellStart"/>
+      <w:proofErr w:type="gramStart"/>
+      <w:r>
+        <w:rPr>
+          <w:rFonts w:ascii="Consolas" w:hAnsi="Consolas" w:cs="Consolas"/>
+          <w:b/>
+          <w:bCs/>
+          <w:color w:val="7F0055"/>
+          <w:sz w:val="16"/>
+          <w:szCs w:val="16"/>
+        </w:rPr>
+        <w:t>this</w:t>
+      </w:r>
+      <w:r>
+        <w:rPr>
+          <w:rFonts w:ascii="Consolas" w:hAnsi="Consolas" w:cs="Consolas"/>
+          <w:color w:val="000000"/>
+          <w:sz w:val="16"/>
+          <w:szCs w:val="16"/>
+        </w:rPr>
+        <w:t>.</w:t>
+      </w:r>
+      <w:r>
+        <w:rPr>
+          <w:rFonts w:ascii="Consolas" w:hAnsi="Consolas" w:cs="Consolas"/>
+          <w:color w:val="0000C0"/>
+          <w:sz w:val="16"/>
+          <w:szCs w:val="16"/>
+        </w:rPr>
+        <w:t>salary</w:t>
+      </w:r>
+      <w:proofErr w:type="spellEnd"/>
+      <w:proofErr w:type="gramEnd"/>
+      <w:r>
+        <w:rPr>
+          <w:rFonts w:ascii="Consolas" w:hAnsi="Consolas" w:cs="Consolas"/>
+          <w:color w:val="000000"/>
+          <w:sz w:val="16"/>
+          <w:szCs w:val="16"/>
+        </w:rPr>
+        <w:t xml:space="preserve"> = </w:t>
+      </w:r>
+      <w:r>
+        <w:rPr>
+          <w:rFonts w:ascii="Consolas" w:hAnsi="Consolas" w:cs="Consolas"/>
+          <w:color w:val="6A3E3E"/>
+          <w:sz w:val="16"/>
+          <w:szCs w:val="16"/>
+        </w:rPr>
+        <w:t>salary</w:t>
+      </w:r>
+      <w:r>
+        <w:rPr>
+          <w:rFonts w:ascii="Consolas" w:hAnsi="Consolas" w:cs="Consolas"/>
+          <w:color w:val="000000"/>
+          <w:sz w:val="16"/>
+          <w:szCs w:val="16"/>
+        </w:rPr>
+        <w:t>;</w:t>
+      </w:r>
+    </w:p>
+    <w:p>
+      <w:pPr>
+        <w:autoSpaceDE w:val="0"/>
+        <w:autoSpaceDN w:val="0"/>
+        <w:adjustRightInd w:val="0"/>
+        <w:spacing w:after="0" w:line="240" w:lineRule="auto"/>
+        <w:rPr>
+          <w:rFonts w:ascii="Consolas" w:hAnsi="Consolas" w:cs="Consolas"/>
+          <w:sz w:val="16"/>
+          <w:szCs w:val="16"/>
+        </w:rPr>
+      </w:pPr>
+      <w:r>
+        <w:rPr>
+          <w:rFonts w:ascii="Consolas" w:hAnsi="Consolas" w:cs="Consolas"/>
+          <w:color w:val="000000"/>
+          <w:sz w:val="16"/>
+          <w:szCs w:val="16"/>
+        </w:rPr>
+        <w:tab/>
+        <w:t>}</w:t>
+      </w:r>
+    </w:p>
+    <w:p>
+      <w:pPr>
+        <w:autoSpaceDE w:val="0"/>
+        <w:autoSpaceDN w:val="0"/>
+        <w:adjustRightInd w:val="0"/>
+        <w:spacing w:after="0" w:line="240" w:lineRule="auto"/>
+        <w:rPr>
+          <w:rFonts w:ascii="Consolas" w:hAnsi="Consolas" w:cs="Consolas"/>
+          <w:sz w:val="16"/>
+          <w:szCs w:val="16"/>
+        </w:rPr>
+      </w:pPr>
+    </w:p>
+    <w:p>
+      <w:pPr>
+        <w:autoSpaceDE w:val="0"/>
+        <w:autoSpaceDN w:val="0"/>
+        <w:adjustRightInd w:val="0"/>
+        <w:spacing w:after="0" w:line="240" w:lineRule="auto"/>
+        <w:rPr>
+          <w:rFonts w:ascii="Consolas" w:hAnsi="Consolas" w:cs="Consolas"/>
+          <w:sz w:val="16"/>
+          <w:szCs w:val="16"/>
+        </w:rPr>
+      </w:pPr>
+      <w:r>
+        <w:rPr>
+          <w:rFonts w:ascii="Consolas" w:hAnsi="Consolas" w:cs="Consolas"/>
+          <w:color w:val="000000"/>
+          <w:sz w:val="16"/>
+          <w:szCs w:val="16"/>
+        </w:rPr>
+        <w:tab/>
+      </w:r>
+      <w:r>
+        <w:rPr>
+          <w:rFonts w:ascii="Consolas" w:hAnsi="Consolas" w:cs="Consolas"/>
+          <w:b/>
+          <w:bCs/>
+          <w:color w:val="7F0055"/>
+          <w:sz w:val="16"/>
+          <w:szCs w:val="16"/>
+        </w:rPr>
+        <w:t>public</w:t>
+      </w:r>
+      <w:r>
+        <w:rPr>
+          <w:rFonts w:ascii="Consolas" w:hAnsi="Consolas" w:cs="Consolas"/>
+          <w:color w:val="000000"/>
+          <w:sz w:val="16"/>
+          <w:szCs w:val="16"/>
+        </w:rPr>
+        <w:t xml:space="preserve"> </w:t>
+      </w:r>
+      <w:proofErr w:type="gramStart"/>
+      <w:r>
+        <w:rPr>
+          <w:rFonts w:ascii="Consolas" w:hAnsi="Consolas" w:cs="Consolas"/>
+          <w:color w:val="000000"/>
+          <w:sz w:val="16"/>
+          <w:szCs w:val="16"/>
+        </w:rPr>
+        <w:t>Employee(</w:t>
+      </w:r>
+      <w:proofErr w:type="gramEnd"/>
+      <w:r>
+        <w:rPr>
+          <w:rFonts w:ascii="Consolas" w:hAnsi="Consolas" w:cs="Consolas"/>
+          <w:color w:val="000000"/>
+          <w:sz w:val="16"/>
+          <w:szCs w:val="16"/>
+        </w:rPr>
+        <w:t xml:space="preserve">Integer </w:t>
+      </w:r>
+      <w:r>
+        <w:rPr>
+          <w:rFonts w:ascii="Consolas" w:hAnsi="Consolas" w:cs="Consolas"/>
+          <w:color w:val="6A3E3E"/>
+          <w:sz w:val="16"/>
+          <w:szCs w:val="16"/>
+        </w:rPr>
+        <w:t>id</w:t>
+      </w:r>
+      <w:r>
+        <w:rPr>
+          <w:rFonts w:ascii="Consolas" w:hAnsi="Consolas" w:cs="Consolas"/>
+          <w:color w:val="000000"/>
+          <w:sz w:val="16"/>
+          <w:szCs w:val="16"/>
+        </w:rPr>
+        <w:t xml:space="preserve">, String </w:t>
+      </w:r>
+      <w:proofErr w:type="spellStart"/>
+      <w:r>
+        <w:rPr>
+          <w:rFonts w:ascii="Consolas" w:hAnsi="Consolas" w:cs="Consolas"/>
+          <w:color w:val="6A3E3E"/>
+          <w:sz w:val="16"/>
+          <w:szCs w:val="16"/>
+        </w:rPr>
+        <w:t>firstName</w:t>
+      </w:r>
+      <w:proofErr w:type="spellEnd"/>
+      <w:r>
+        <w:rPr>
+          <w:rFonts w:ascii="Consolas" w:hAnsi="Consolas" w:cs="Consolas"/>
+          <w:color w:val="000000"/>
+          <w:sz w:val="16"/>
+          <w:szCs w:val="16"/>
+        </w:rPr>
+        <w:t xml:space="preserve">, String </w:t>
+      </w:r>
+      <w:proofErr w:type="spellStart"/>
+      <w:r>
+        <w:rPr>
+          <w:rFonts w:ascii="Consolas" w:hAnsi="Consolas" w:cs="Consolas"/>
+          <w:color w:val="6A3E3E"/>
+          <w:sz w:val="16"/>
+          <w:szCs w:val="16"/>
+        </w:rPr>
+        <w:t>lastName</w:t>
+      </w:r>
+      <w:proofErr w:type="spellEnd"/>
+      <w:r>
+        <w:rPr>
+          <w:rFonts w:ascii="Consolas" w:hAnsi="Consolas" w:cs="Consolas"/>
+          <w:color w:val="000000"/>
+          <w:sz w:val="16"/>
+          <w:szCs w:val="16"/>
+        </w:rPr>
+        <w:t xml:space="preserve">, String </w:t>
+      </w:r>
+      <w:r>
+        <w:rPr>
+          <w:rFonts w:ascii="Consolas" w:hAnsi="Consolas" w:cs="Consolas"/>
+          <w:color w:val="6A3E3E"/>
+          <w:sz w:val="16"/>
+          <w:szCs w:val="16"/>
+        </w:rPr>
+        <w:t>department</w:t>
+      </w:r>
+      <w:r>
+        <w:rPr>
+          <w:rFonts w:ascii="Consolas" w:hAnsi="Consolas" w:cs="Consolas"/>
+          <w:color w:val="000000"/>
+          <w:sz w:val="16"/>
+          <w:szCs w:val="16"/>
+        </w:rPr>
+        <w:t xml:space="preserve">, Double </w:t>
+      </w:r>
+      <w:r>
+        <w:rPr>
+          <w:rFonts w:ascii="Consolas" w:hAnsi="Consolas" w:cs="Consolas"/>
+          <w:color w:val="6A3E3E"/>
+          <w:sz w:val="16"/>
+          <w:szCs w:val="16"/>
+        </w:rPr>
+        <w:t>salary</w:t>
+      </w:r>
+      <w:r>
+        <w:rPr>
+          <w:rFonts w:ascii="Consolas" w:hAnsi="Consolas" w:cs="Consolas"/>
+          <w:color w:val="000000"/>
+          <w:sz w:val="16"/>
+          <w:szCs w:val="16"/>
+        </w:rPr>
+        <w:t>) {</w:t>
+      </w:r>
+    </w:p>
+    <w:p>
+      <w:pPr>
+        <w:autoSpaceDE w:val="0"/>
+        <w:autoSpaceDN w:val="0"/>
+        <w:adjustRightInd w:val="0"/>
+        <w:spacing w:after="0" w:line="240" w:lineRule="auto"/>
+        <w:rPr>
+          <w:rFonts w:ascii="Consolas" w:hAnsi="Consolas" w:cs="Consolas"/>
+          <w:sz w:val="16"/>
+          <w:szCs w:val="16"/>
+        </w:rPr>
+      </w:pPr>
+      <w:r>
+        <w:rPr>
+          <w:rFonts w:ascii="Consolas" w:hAnsi="Consolas" w:cs="Consolas"/>
+          <w:color w:val="000000"/>
+          <w:sz w:val="16"/>
+          <w:szCs w:val="16"/>
+        </w:rPr>
+        <w:tab/>
+      </w:r>
+      <w:r>
+        <w:rPr>
+          <w:rFonts w:ascii="Consolas" w:hAnsi="Consolas" w:cs="Consolas"/>
+          <w:color w:val="000000"/>
+          <w:sz w:val="16"/>
+          <w:szCs w:val="16"/>
+        </w:rPr>
+        <w:tab/>
+      </w:r>
+      <w:proofErr w:type="gramStart"/>
+      <w:r>
+        <w:rPr>
+          <w:rFonts w:ascii="Consolas" w:hAnsi="Consolas" w:cs="Consolas"/>
+          <w:b/>
+          <w:bCs/>
+          <w:color w:val="7F0055"/>
+          <w:sz w:val="16"/>
+          <w:szCs w:val="16"/>
+        </w:rPr>
+        <w:t>super</w:t>
+      </w:r>
+      <w:r>
+        <w:rPr>
+          <w:rFonts w:ascii="Consolas" w:hAnsi="Consolas" w:cs="Consolas"/>
+          <w:color w:val="000000"/>
+          <w:sz w:val="16"/>
+          <w:szCs w:val="16"/>
+        </w:rPr>
+        <w:t>(</w:t>
+      </w:r>
+      <w:proofErr w:type="gramEnd"/>
+      <w:r>
+        <w:rPr>
+          <w:rFonts w:ascii="Consolas" w:hAnsi="Consolas" w:cs="Consolas"/>
+          <w:color w:val="000000"/>
+          <w:sz w:val="16"/>
+          <w:szCs w:val="16"/>
+        </w:rPr>
+        <w:t>);</w:t>
+      </w:r>
+    </w:p>
+    <w:p>
+      <w:pPr>
+        <w:autoSpaceDE w:val="0"/>
+        <w:autoSpaceDN w:val="0"/>
+        <w:adjustRightInd w:val="0"/>
+        <w:spacing w:after="0" w:line="240" w:lineRule="auto"/>
+        <w:rPr>
+          <w:rFonts w:ascii="Consolas" w:hAnsi="Consolas" w:cs="Consolas"/>
+          <w:sz w:val="16"/>
+          <w:szCs w:val="16"/>
+        </w:rPr>
+      </w:pPr>
+      <w:r>
+        <w:rPr>
+          <w:rFonts w:ascii="Consolas" w:hAnsi="Consolas" w:cs="Consolas"/>
+          <w:color w:val="000000"/>
+          <w:sz w:val="16"/>
+          <w:szCs w:val="16"/>
+        </w:rPr>
+        <w:tab/>
+      </w:r>
+      <w:r>
+        <w:rPr>
+          <w:rFonts w:ascii="Consolas" w:hAnsi="Consolas" w:cs="Consolas"/>
+          <w:color w:val="000000"/>
+          <w:sz w:val="16"/>
+          <w:szCs w:val="16"/>
+        </w:rPr>
+        <w:tab/>
+      </w:r>
+      <w:r>
+        <w:rPr>
+          <w:rFonts w:ascii="Consolas" w:hAnsi="Consolas" w:cs="Consolas"/>
+          <w:b/>
+          <w:bCs/>
+          <w:color w:val="7F0055"/>
+          <w:sz w:val="16"/>
+          <w:szCs w:val="16"/>
+        </w:rPr>
+        <w:t>this</w:t>
+      </w:r>
+      <w:r>
+        <w:rPr>
+          <w:rFonts w:ascii="Consolas" w:hAnsi="Consolas" w:cs="Consolas"/>
+          <w:color w:val="000000"/>
+          <w:sz w:val="16"/>
+          <w:szCs w:val="16"/>
+        </w:rPr>
+        <w:t>.</w:t>
+      </w:r>
+      <w:r>
+        <w:rPr>
+          <w:rFonts w:ascii="Consolas" w:hAnsi="Consolas" w:cs="Consolas"/>
+          <w:color w:val="0000C0"/>
+          <w:sz w:val="16"/>
+          <w:szCs w:val="16"/>
+        </w:rPr>
+        <w:t>id</w:t>
+      </w:r>
+      <w:r>
+        <w:rPr>
+          <w:rFonts w:ascii="Consolas" w:hAnsi="Consolas" w:cs="Consolas"/>
+          <w:color w:val="000000"/>
+          <w:sz w:val="16"/>
+          <w:szCs w:val="16"/>
+        </w:rPr>
+        <w:t xml:space="preserve"> = </w:t>
+      </w:r>
+      <w:r>
+        <w:rPr>
+          <w:rFonts w:ascii="Consolas" w:hAnsi="Consolas" w:cs="Consolas"/>
+          <w:color w:val="6A3E3E"/>
+          <w:sz w:val="16"/>
+          <w:szCs w:val="16"/>
+        </w:rPr>
+        <w:t>id</w:t>
+      </w:r>
+      <w:r>
+        <w:rPr>
+          <w:rFonts w:ascii="Consolas" w:hAnsi="Consolas" w:cs="Consolas"/>
+          <w:color w:val="000000"/>
+          <w:sz w:val="16"/>
+          <w:szCs w:val="16"/>
+        </w:rPr>
+        <w:t>;</w:t>
+      </w:r>
+    </w:p>
+    <w:p>
+      <w:pPr>
+        <w:autoSpaceDE w:val="0"/>
+        <w:autoSpaceDN w:val="0"/>
+        <w:adjustRightInd w:val="0"/>
+        <w:spacing w:after="0" w:line="240" w:lineRule="auto"/>
+        <w:rPr>
+          <w:rFonts w:ascii="Consolas" w:hAnsi="Consolas" w:cs="Consolas"/>
+          <w:sz w:val="16"/>
+          <w:szCs w:val="16"/>
+        </w:rPr>
+      </w:pPr>
+      <w:r>
+        <w:rPr>
+          <w:rFonts w:ascii="Consolas" w:hAnsi="Consolas" w:cs="Consolas"/>
+          <w:color w:val="000000"/>
+          <w:sz w:val="16"/>
+          <w:szCs w:val="16"/>
+        </w:rPr>
+        <w:tab/>
+      </w:r>
+      <w:r>
+        <w:rPr>
+          <w:rFonts w:ascii="Consolas" w:hAnsi="Consolas" w:cs="Consolas"/>
+          <w:color w:val="000000"/>
+          <w:sz w:val="16"/>
+          <w:szCs w:val="16"/>
+        </w:rPr>
+        <w:tab/>
+      </w:r>
+      <w:proofErr w:type="spellStart"/>
+      <w:proofErr w:type="gramStart"/>
+      <w:r>
+        <w:rPr>
+          <w:rFonts w:ascii="Consolas" w:hAnsi="Consolas" w:cs="Consolas"/>
+          <w:b/>
+          <w:bCs/>
+          <w:color w:val="7F0055"/>
+          <w:sz w:val="16"/>
+          <w:szCs w:val="16"/>
+        </w:rPr>
+        <w:t>this</w:t>
+      </w:r>
+      <w:r>
+        <w:rPr>
+          <w:rFonts w:ascii="Consolas" w:hAnsi="Consolas" w:cs="Consolas"/>
+          <w:color w:val="000000"/>
+          <w:sz w:val="16"/>
+          <w:szCs w:val="16"/>
+        </w:rPr>
+        <w:t>.</w:t>
+      </w:r>
+      <w:r>
+        <w:rPr>
+          <w:rFonts w:ascii="Consolas" w:hAnsi="Consolas" w:cs="Consolas"/>
+          <w:color w:val="0000C0"/>
+          <w:sz w:val="16"/>
+          <w:szCs w:val="16"/>
+        </w:rPr>
+        <w:t>firstName</w:t>
+      </w:r>
+      <w:proofErr w:type="spellEnd"/>
+      <w:proofErr w:type="gramEnd"/>
+      <w:r>
+        <w:rPr>
+          <w:rFonts w:ascii="Consolas" w:hAnsi="Consolas" w:cs="Consolas"/>
+          <w:color w:val="000000"/>
+          <w:sz w:val="16"/>
+          <w:szCs w:val="16"/>
+        </w:rPr>
+        <w:t xml:space="preserve"> = </w:t>
+      </w:r>
+      <w:proofErr w:type="spellStart"/>
+      <w:r>
+        <w:rPr>
+          <w:rFonts w:ascii="Consolas" w:hAnsi="Consolas" w:cs="Consolas"/>
+          <w:color w:val="6A3E3E"/>
+          <w:sz w:val="16"/>
+          <w:szCs w:val="16"/>
+        </w:rPr>
+        <w:t>firstName</w:t>
+      </w:r>
+      <w:proofErr w:type="spellEnd"/>
+      <w:r>
+        <w:rPr>
+          <w:rFonts w:ascii="Consolas" w:hAnsi="Consolas" w:cs="Consolas"/>
+          <w:color w:val="000000"/>
+          <w:sz w:val="16"/>
+          <w:szCs w:val="16"/>
+        </w:rPr>
+        <w:t>;</w:t>
+      </w:r>
+    </w:p>
+    <w:p>
+      <w:pPr>
+        <w:autoSpaceDE w:val="0"/>
+        <w:autoSpaceDN w:val="0"/>
+        <w:adjustRightInd w:val="0"/>
+        <w:spacing w:after="0" w:line="240" w:lineRule="auto"/>
+        <w:rPr>
+          <w:rFonts w:ascii="Consolas" w:hAnsi="Consolas" w:cs="Consolas"/>
+          <w:sz w:val="16"/>
+          <w:szCs w:val="16"/>
+        </w:rPr>
+      </w:pPr>
+      <w:r>
+        <w:rPr>
+          <w:rFonts w:ascii="Consolas" w:hAnsi="Consolas" w:cs="Consolas"/>
+          <w:color w:val="000000"/>
+          <w:sz w:val="16"/>
+          <w:szCs w:val="16"/>
+        </w:rPr>
+        <w:tab/>
+      </w:r>
+      <w:r>
+        <w:rPr>
+          <w:rFonts w:ascii="Consolas" w:hAnsi="Consolas" w:cs="Consolas"/>
+          <w:color w:val="000000"/>
+          <w:sz w:val="16"/>
+          <w:szCs w:val="16"/>
+        </w:rPr>
+        <w:tab/>
+      </w:r>
+      <w:proofErr w:type="spellStart"/>
+      <w:proofErr w:type="gramStart"/>
+      <w:r>
+        <w:rPr>
+          <w:rFonts w:ascii="Consolas" w:hAnsi="Consolas" w:cs="Consolas"/>
+          <w:b/>
+          <w:bCs/>
+          <w:color w:val="7F0055"/>
+          <w:sz w:val="16"/>
+          <w:szCs w:val="16"/>
+        </w:rPr>
+        <w:t>this</w:t>
+      </w:r>
+      <w:r>
+        <w:rPr>
+          <w:rFonts w:ascii="Consolas" w:hAnsi="Consolas" w:cs="Consolas"/>
+          <w:color w:val="000000"/>
+          <w:sz w:val="16"/>
+          <w:szCs w:val="16"/>
+        </w:rPr>
+        <w:t>.</w:t>
+      </w:r>
+      <w:r>
+        <w:rPr>
+          <w:rFonts w:ascii="Consolas" w:hAnsi="Consolas" w:cs="Consolas"/>
+          <w:color w:val="0000C0"/>
+          <w:sz w:val="16"/>
+          <w:szCs w:val="16"/>
+        </w:rPr>
+        <w:t>lastName</w:t>
+      </w:r>
+      <w:proofErr w:type="spellEnd"/>
+      <w:proofErr w:type="gramEnd"/>
+      <w:r>
+        <w:rPr>
+          <w:rFonts w:ascii="Consolas" w:hAnsi="Consolas" w:cs="Consolas"/>
+          <w:color w:val="000000"/>
+          <w:sz w:val="16"/>
+          <w:szCs w:val="16"/>
+        </w:rPr>
+        <w:t xml:space="preserve"> = </w:t>
+      </w:r>
+      <w:proofErr w:type="spellStart"/>
+      <w:r>
+        <w:rPr>
+          <w:rFonts w:ascii="Consolas" w:hAnsi="Consolas" w:cs="Consolas"/>
+          <w:color w:val="6A3E3E"/>
+          <w:sz w:val="16"/>
+          <w:szCs w:val="16"/>
+        </w:rPr>
+        <w:t>lastName</w:t>
+      </w:r>
+      <w:proofErr w:type="spellEnd"/>
+      <w:r>
+        <w:rPr>
+          <w:rFonts w:ascii="Consolas" w:hAnsi="Consolas" w:cs="Consolas"/>
+          <w:color w:val="000000"/>
+          <w:sz w:val="16"/>
+          <w:szCs w:val="16"/>
+        </w:rPr>
+        <w:t>;</w:t>
+      </w:r>
+    </w:p>
+    <w:p>
+      <w:pPr>
+        <w:autoSpaceDE w:val="0"/>
+        <w:autoSpaceDN w:val="0"/>
+        <w:adjustRightInd w:val="0"/>
+        <w:spacing w:after="0" w:line="240" w:lineRule="auto"/>
+        <w:rPr>
+          <w:rFonts w:ascii="Consolas" w:hAnsi="Consolas" w:cs="Consolas"/>
+          <w:sz w:val="16"/>
+          <w:szCs w:val="16"/>
+        </w:rPr>
+      </w:pPr>
+      <w:r>
+        <w:rPr>
+          <w:rFonts w:ascii="Consolas" w:hAnsi="Consolas" w:cs="Consolas"/>
+          <w:color w:val="000000"/>
+          <w:sz w:val="16"/>
+          <w:szCs w:val="16"/>
+        </w:rPr>
+        <w:tab/>
+      </w:r>
+      <w:r>
+        <w:rPr>
+          <w:rFonts w:ascii="Consolas" w:hAnsi="Consolas" w:cs="Consolas"/>
+          <w:color w:val="000000"/>
+          <w:sz w:val="16"/>
+          <w:szCs w:val="16"/>
+        </w:rPr>
+        <w:tab/>
+      </w:r>
+      <w:proofErr w:type="spellStart"/>
+      <w:proofErr w:type="gramStart"/>
+      <w:r>
+        <w:rPr>
+          <w:rFonts w:ascii="Consolas" w:hAnsi="Consolas" w:cs="Consolas"/>
+          <w:b/>
+          <w:bCs/>
+          <w:color w:val="7F0055"/>
+          <w:sz w:val="16"/>
+          <w:szCs w:val="16"/>
+        </w:rPr>
+        <w:t>this</w:t>
+      </w:r>
+      <w:r>
+        <w:rPr>
+          <w:rFonts w:ascii="Consolas" w:hAnsi="Consolas" w:cs="Consolas"/>
+          <w:color w:val="000000"/>
+          <w:sz w:val="16"/>
+          <w:szCs w:val="16"/>
+        </w:rPr>
+        <w:t>.</w:t>
+      </w:r>
+      <w:r>
+        <w:rPr>
+          <w:rFonts w:ascii="Consolas" w:hAnsi="Consolas" w:cs="Consolas"/>
+          <w:color w:val="0000C0"/>
+          <w:sz w:val="16"/>
+          <w:szCs w:val="16"/>
+        </w:rPr>
+        <w:t>department</w:t>
+      </w:r>
+      <w:proofErr w:type="spellEnd"/>
+      <w:proofErr w:type="gramEnd"/>
+      <w:r>
+        <w:rPr>
+          <w:rFonts w:ascii="Consolas" w:hAnsi="Consolas" w:cs="Consolas"/>
+          <w:color w:val="000000"/>
+          <w:sz w:val="16"/>
+          <w:szCs w:val="16"/>
+        </w:rPr>
+        <w:t xml:space="preserve"> = </w:t>
+      </w:r>
+      <w:r>
+        <w:rPr>
+          <w:rFonts w:ascii="Consolas" w:hAnsi="Consolas" w:cs="Consolas"/>
+          <w:color w:val="6A3E3E"/>
+          <w:sz w:val="16"/>
+          <w:szCs w:val="16"/>
+        </w:rPr>
+        <w:t>department</w:t>
+      </w:r>
+      <w:r>
+        <w:rPr>
+          <w:rFonts w:ascii="Consolas" w:hAnsi="Consolas" w:cs="Consolas"/>
+          <w:color w:val="000000"/>
+          <w:sz w:val="16"/>
+          <w:szCs w:val="16"/>
+        </w:rPr>
+        <w:t>;</w:t>
+      </w:r>
+    </w:p>
+    <w:p>
+      <w:pPr>
+        <w:autoSpaceDE w:val="0"/>
+        <w:autoSpaceDN w:val="0"/>
+        <w:adjustRightInd w:val="0"/>
+        <w:spacing w:after="0" w:line="240" w:lineRule="auto"/>
+        <w:rPr>
+          <w:rFonts w:ascii="Consolas" w:hAnsi="Consolas" w:cs="Consolas"/>
+          <w:sz w:val="16"/>
+          <w:szCs w:val="16"/>
+        </w:rPr>
+      </w:pPr>
+      <w:r>
+        <w:rPr>
+          <w:rFonts w:ascii="Consolas" w:hAnsi="Consolas" w:cs="Consolas"/>
+          <w:color w:val="000000"/>
+          <w:sz w:val="16"/>
+          <w:szCs w:val="16"/>
+        </w:rPr>
+        <w:tab/>
+      </w:r>
+      <w:r>
+        <w:rPr>
+          <w:rFonts w:ascii="Consolas" w:hAnsi="Consolas" w:cs="Consolas"/>
+          <w:color w:val="000000"/>
+          <w:sz w:val="16"/>
+          <w:szCs w:val="16"/>
+        </w:rPr>
+        <w:tab/>
+      </w:r>
+      <w:proofErr w:type="spellStart"/>
+      <w:proofErr w:type="gramStart"/>
+      <w:r>
+        <w:rPr>
+          <w:rFonts w:ascii="Consolas" w:hAnsi="Consolas" w:cs="Consolas"/>
+          <w:b/>
+          <w:bCs/>
+          <w:color w:val="7F0055"/>
+          <w:sz w:val="16"/>
+          <w:szCs w:val="16"/>
+        </w:rPr>
+        <w:t>this</w:t>
+      </w:r>
+      <w:r>
+        <w:rPr>
+          <w:rFonts w:ascii="Consolas" w:hAnsi="Consolas" w:cs="Consolas"/>
+          <w:color w:val="000000"/>
+          <w:sz w:val="16"/>
+          <w:szCs w:val="16"/>
+        </w:rPr>
+        <w:t>.</w:t>
+      </w:r>
+      <w:r>
+        <w:rPr>
+          <w:rFonts w:ascii="Consolas" w:hAnsi="Consolas" w:cs="Consolas"/>
+          <w:color w:val="0000C0"/>
+          <w:sz w:val="16"/>
+          <w:szCs w:val="16"/>
+        </w:rPr>
+        <w:t>salary</w:t>
+      </w:r>
+      <w:proofErr w:type="spellEnd"/>
+      <w:proofErr w:type="gramEnd"/>
+      <w:r>
+        <w:rPr>
+          <w:rFonts w:ascii="Consolas" w:hAnsi="Consolas" w:cs="Consolas"/>
+          <w:color w:val="000000"/>
+          <w:sz w:val="16"/>
+          <w:szCs w:val="16"/>
+        </w:rPr>
+        <w:t xml:space="preserve"> = </w:t>
+      </w:r>
+      <w:r>
+        <w:rPr>
+          <w:rFonts w:ascii="Consolas" w:hAnsi="Consolas" w:cs="Consolas"/>
+          <w:color w:val="6A3E3E"/>
+          <w:sz w:val="16"/>
+          <w:szCs w:val="16"/>
+        </w:rPr>
+        <w:t>salary</w:t>
+      </w:r>
+      <w:r>
+        <w:rPr>
+          <w:rFonts w:ascii="Consolas" w:hAnsi="Consolas" w:cs="Consolas"/>
+          <w:color w:val="000000"/>
+          <w:sz w:val="16"/>
+          <w:szCs w:val="16"/>
+        </w:rPr>
+        <w:t>;</w:t>
+      </w:r>
+    </w:p>
+    <w:p>
+      <w:pPr>
+        <w:autoSpaceDE w:val="0"/>
+        <w:autoSpaceDN w:val="0"/>
+        <w:adjustRightInd w:val="0"/>
+        <w:spacing w:after="0" w:line="240" w:lineRule="auto"/>
+        <w:rPr>
+          <w:rFonts w:ascii="Consolas" w:hAnsi="Consolas" w:cs="Consolas"/>
+          <w:sz w:val="16"/>
+          <w:szCs w:val="16"/>
+        </w:rPr>
+      </w:pPr>
+      <w:r>
+        <w:rPr>
+          <w:rFonts w:ascii="Consolas" w:hAnsi="Consolas" w:cs="Consolas"/>
+          <w:color w:val="000000"/>
+          <w:sz w:val="16"/>
+          <w:szCs w:val="16"/>
+        </w:rPr>
+        <w:tab/>
+        <w:t>}</w:t>
+      </w:r>
+    </w:p>
+    <w:p>
+      <w:pPr>
+        <w:autoSpaceDE w:val="0"/>
+        <w:autoSpaceDN w:val="0"/>
+        <w:adjustRightInd w:val="0"/>
+        <w:spacing w:after="0" w:line="240" w:lineRule="auto"/>
+        <w:rPr>
+          <w:rFonts w:ascii="Consolas" w:hAnsi="Consolas" w:cs="Consolas"/>
+          <w:sz w:val="16"/>
+          <w:szCs w:val="16"/>
+        </w:rPr>
+      </w:pPr>
+    </w:p>
+    <w:p>
+      <w:pPr>
+        <w:autoSpaceDE w:val="0"/>
+        <w:autoSpaceDN w:val="0"/>
+        <w:adjustRightInd w:val="0"/>
+        <w:spacing w:after="0" w:line="240" w:lineRule="auto"/>
+        <w:rPr>
+          <w:rFonts w:ascii="Consolas" w:hAnsi="Consolas" w:cs="Consolas"/>
+          <w:sz w:val="16"/>
+          <w:szCs w:val="16"/>
+        </w:rPr>
+      </w:pPr>
+      <w:r>
+        <w:rPr>
+          <w:rFonts w:ascii="Consolas" w:hAnsi="Consolas" w:cs="Consolas"/>
+          <w:color w:val="000000"/>
+          <w:sz w:val="16"/>
+          <w:szCs w:val="16"/>
+        </w:rPr>
+        <w:tab/>
+      </w:r>
+      <w:r>
+        <w:rPr>
+          <w:rFonts w:ascii="Consolas" w:hAnsi="Consolas" w:cs="Consolas"/>
+          <w:b/>
+          <w:bCs/>
+          <w:color w:val="7F0055"/>
+          <w:sz w:val="16"/>
+          <w:szCs w:val="16"/>
+        </w:rPr>
+        <w:t>public</w:t>
+      </w:r>
+      <w:r>
+        <w:rPr>
+          <w:rFonts w:ascii="Consolas" w:hAnsi="Consolas" w:cs="Consolas"/>
+          <w:color w:val="000000"/>
+          <w:sz w:val="16"/>
+          <w:szCs w:val="16"/>
+        </w:rPr>
+        <w:t xml:space="preserve"> Integer </w:t>
+      </w:r>
+      <w:proofErr w:type="spellStart"/>
+      <w:proofErr w:type="gramStart"/>
+      <w:r>
+        <w:rPr>
+          <w:rFonts w:ascii="Consolas" w:hAnsi="Consolas" w:cs="Consolas"/>
+          <w:color w:val="000000"/>
+          <w:sz w:val="16"/>
+          <w:szCs w:val="16"/>
+        </w:rPr>
+        <w:t>getId</w:t>
+      </w:r>
+      <w:proofErr w:type="spellEnd"/>
+      <w:r>
+        <w:rPr>
+          <w:rFonts w:ascii="Consolas" w:hAnsi="Consolas" w:cs="Consolas"/>
+          <w:color w:val="000000"/>
+          <w:sz w:val="16"/>
+          <w:szCs w:val="16"/>
+        </w:rPr>
+        <w:t>(</w:t>
+      </w:r>
+      <w:proofErr w:type="gramEnd"/>
+      <w:r>
+        <w:rPr>
+          <w:rFonts w:ascii="Consolas" w:hAnsi="Consolas" w:cs="Consolas"/>
+          <w:color w:val="000000"/>
+          <w:sz w:val="16"/>
+          <w:szCs w:val="16"/>
+        </w:rPr>
+        <w:t>) {</w:t>
+      </w:r>
+    </w:p>
+    <w:p>
+      <w:pPr>
+        <w:autoSpaceDE w:val="0"/>
+        <w:autoSpaceDN w:val="0"/>
+        <w:adjustRightInd w:val="0"/>
+        <w:spacing w:after="0" w:line="240" w:lineRule="auto"/>
+        <w:rPr>
+          <w:rFonts w:ascii="Consolas" w:hAnsi="Consolas" w:cs="Consolas"/>
+          <w:sz w:val="16"/>
+          <w:szCs w:val="16"/>
+        </w:rPr>
+      </w:pPr>
+      <w:r>
+        <w:rPr>
+          <w:rFonts w:ascii="Consolas" w:hAnsi="Consolas" w:cs="Consolas"/>
+          <w:color w:val="000000"/>
+          <w:sz w:val="16"/>
+          <w:szCs w:val="16"/>
+        </w:rPr>
+        <w:tab/>
+      </w:r>
+      <w:r>
+        <w:rPr>
+          <w:rFonts w:ascii="Consolas" w:hAnsi="Consolas" w:cs="Consolas"/>
+          <w:color w:val="000000"/>
+          <w:sz w:val="16"/>
+          <w:szCs w:val="16"/>
+        </w:rPr>
+        <w:tab/>
+      </w:r>
+      <w:r>
+        <w:rPr>
+          <w:rFonts w:ascii="Consolas" w:hAnsi="Consolas" w:cs="Consolas"/>
+          <w:b/>
+          <w:bCs/>
+          <w:color w:val="7F0055"/>
+          <w:sz w:val="16"/>
+          <w:szCs w:val="16"/>
+        </w:rPr>
+        <w:t>return</w:t>
+      </w:r>
+      <w:r>
+        <w:rPr>
+          <w:rFonts w:ascii="Consolas" w:hAnsi="Consolas" w:cs="Consolas"/>
+          <w:color w:val="000000"/>
+          <w:sz w:val="16"/>
+          <w:szCs w:val="16"/>
+        </w:rPr>
+        <w:t xml:space="preserve"> </w:t>
+      </w:r>
+      <w:r>
+        <w:rPr>
+          <w:rFonts w:ascii="Consolas" w:hAnsi="Consolas" w:cs="Consolas"/>
+          <w:color w:val="0000C0"/>
+          <w:sz w:val="16"/>
+          <w:szCs w:val="16"/>
+        </w:rPr>
+        <w:t>id</w:t>
+      </w:r>
+      <w:r>
+        <w:rPr>
+          <w:rFonts w:ascii="Consolas" w:hAnsi="Consolas" w:cs="Consolas"/>
+          <w:color w:val="000000"/>
+          <w:sz w:val="16"/>
+          <w:szCs w:val="16"/>
+        </w:rPr>
+        <w:t>;</w:t>
+      </w:r>
+    </w:p>
+    <w:p>
+      <w:pPr>
+        <w:autoSpaceDE w:val="0"/>
+        <w:autoSpaceDN w:val="0"/>
+        <w:adjustRightInd w:val="0"/>
+        <w:spacing w:after="0" w:line="240" w:lineRule="auto"/>
+        <w:rPr>
+          <w:rFonts w:ascii="Consolas" w:hAnsi="Consolas" w:cs="Consolas"/>
+          <w:sz w:val="16"/>
+          <w:szCs w:val="16"/>
+        </w:rPr>
+      </w:pPr>
+      <w:r>
+        <w:rPr>
+          <w:rFonts w:ascii="Consolas" w:hAnsi="Consolas" w:cs="Consolas"/>
+          <w:color w:val="000000"/>
+          <w:sz w:val="16"/>
+          <w:szCs w:val="16"/>
+        </w:rPr>
+        <w:tab/>
+        <w:t>}</w:t>
+      </w:r>
+    </w:p>
+    <w:p>
+      <w:pPr>
+        <w:autoSpaceDE w:val="0"/>
+        <w:autoSpaceDN w:val="0"/>
+        <w:adjustRightInd w:val="0"/>
+        <w:spacing w:after="0" w:line="240" w:lineRule="auto"/>
+        <w:rPr>
+          <w:rFonts w:ascii="Consolas" w:hAnsi="Consolas" w:cs="Consolas"/>
+          <w:sz w:val="16"/>
+          <w:szCs w:val="16"/>
+        </w:rPr>
+      </w:pPr>
+    </w:p>
+    <w:p>
+      <w:pPr>
+        <w:autoSpaceDE w:val="0"/>
+        <w:autoSpaceDN w:val="0"/>
+        <w:adjustRightInd w:val="0"/>
+        <w:spacing w:after="0" w:line="240" w:lineRule="auto"/>
+        <w:rPr>
+          <w:rFonts w:ascii="Consolas" w:hAnsi="Consolas" w:cs="Consolas"/>
+          <w:sz w:val="16"/>
+          <w:szCs w:val="16"/>
+        </w:rPr>
+      </w:pPr>
+      <w:r>
+        <w:rPr>
+          <w:rFonts w:ascii="Consolas" w:hAnsi="Consolas" w:cs="Consolas"/>
+          <w:color w:val="000000"/>
+          <w:sz w:val="16"/>
+          <w:szCs w:val="16"/>
+        </w:rPr>
+        <w:tab/>
+      </w:r>
+      <w:r>
+        <w:rPr>
+          <w:rFonts w:ascii="Consolas" w:hAnsi="Consolas" w:cs="Consolas"/>
+          <w:b/>
+          <w:bCs/>
+          <w:color w:val="7F0055"/>
+          <w:sz w:val="16"/>
+          <w:szCs w:val="16"/>
+        </w:rPr>
+        <w:t>public</w:t>
+      </w:r>
+      <w:r>
+        <w:rPr>
+          <w:rFonts w:ascii="Consolas" w:hAnsi="Consolas" w:cs="Consolas"/>
+          <w:color w:val="000000"/>
+          <w:sz w:val="16"/>
+          <w:szCs w:val="16"/>
+        </w:rPr>
+        <w:t xml:space="preserve"> </w:t>
+      </w:r>
+      <w:r>
+        <w:rPr>
+          <w:rFonts w:ascii="Consolas" w:hAnsi="Consolas" w:cs="Consolas"/>
+          <w:b/>
+          <w:bCs/>
+          <w:color w:val="7F0055"/>
+          <w:sz w:val="16"/>
+          <w:szCs w:val="16"/>
+        </w:rPr>
+        <w:t>void</w:t>
+      </w:r>
+      <w:r>
+        <w:rPr>
+          <w:rFonts w:ascii="Consolas" w:hAnsi="Consolas" w:cs="Consolas"/>
+          <w:color w:val="000000"/>
+          <w:sz w:val="16"/>
+          <w:szCs w:val="16"/>
+        </w:rPr>
+        <w:t xml:space="preserve"> </w:t>
+      </w:r>
+      <w:proofErr w:type="spellStart"/>
+      <w:proofErr w:type="gramStart"/>
+      <w:r>
+        <w:rPr>
+          <w:rFonts w:ascii="Consolas" w:hAnsi="Consolas" w:cs="Consolas"/>
+          <w:color w:val="000000"/>
+          <w:sz w:val="16"/>
+          <w:szCs w:val="16"/>
+        </w:rPr>
+        <w:t>setId</w:t>
+      </w:r>
+      <w:proofErr w:type="spellEnd"/>
+      <w:r>
+        <w:rPr>
+          <w:rFonts w:ascii="Consolas" w:hAnsi="Consolas" w:cs="Consolas"/>
+          <w:color w:val="000000"/>
+          <w:sz w:val="16"/>
+          <w:szCs w:val="16"/>
+        </w:rPr>
+        <w:t>(</w:t>
+      </w:r>
+      <w:proofErr w:type="gramEnd"/>
+      <w:r>
+        <w:rPr>
+          <w:rFonts w:ascii="Consolas" w:hAnsi="Consolas" w:cs="Consolas"/>
+          <w:color w:val="000000"/>
+          <w:sz w:val="16"/>
+          <w:szCs w:val="16"/>
+        </w:rPr>
+        <w:t xml:space="preserve">Integer </w:t>
+      </w:r>
+      <w:r>
+        <w:rPr>
+          <w:rFonts w:ascii="Consolas" w:hAnsi="Consolas" w:cs="Consolas"/>
+          <w:color w:val="6A3E3E"/>
+          <w:sz w:val="16"/>
+          <w:szCs w:val="16"/>
+        </w:rPr>
+        <w:t>id</w:t>
+      </w:r>
+      <w:r>
+        <w:rPr>
+          <w:rFonts w:ascii="Consolas" w:hAnsi="Consolas" w:cs="Consolas"/>
+          <w:color w:val="000000"/>
+          <w:sz w:val="16"/>
+          <w:szCs w:val="16"/>
+        </w:rPr>
+        <w:t>) {</w:t>
+      </w:r>
+    </w:p>
+    <w:p>
+      <w:pPr>
+        <w:autoSpaceDE w:val="0"/>
+        <w:autoSpaceDN w:val="0"/>
+        <w:adjustRightInd w:val="0"/>
+        <w:spacing w:after="0" w:line="240" w:lineRule="auto"/>
+        <w:rPr>
+          <w:rFonts w:ascii="Consolas" w:hAnsi="Consolas" w:cs="Consolas"/>
+          <w:sz w:val="16"/>
+          <w:szCs w:val="16"/>
+        </w:rPr>
+      </w:pPr>
+      <w:r>
+        <w:rPr>
+          <w:rFonts w:ascii="Consolas" w:hAnsi="Consolas" w:cs="Consolas"/>
+          <w:color w:val="000000"/>
+          <w:sz w:val="16"/>
+          <w:szCs w:val="16"/>
+        </w:rPr>
+        <w:tab/>
+      </w:r>
+      <w:r>
+        <w:rPr>
+          <w:rFonts w:ascii="Consolas" w:hAnsi="Consolas" w:cs="Consolas"/>
+          <w:color w:val="000000"/>
+          <w:sz w:val="16"/>
+          <w:szCs w:val="16"/>
+        </w:rPr>
+        <w:tab/>
+      </w:r>
+      <w:r>
+        <w:rPr>
+          <w:rFonts w:ascii="Consolas" w:hAnsi="Consolas" w:cs="Consolas"/>
+          <w:b/>
+          <w:bCs/>
+          <w:color w:val="7F0055"/>
+          <w:sz w:val="16"/>
+          <w:szCs w:val="16"/>
+        </w:rPr>
+        <w:t>this</w:t>
+      </w:r>
+      <w:r>
+        <w:rPr>
+          <w:rFonts w:ascii="Consolas" w:hAnsi="Consolas" w:cs="Consolas"/>
+          <w:color w:val="000000"/>
+          <w:sz w:val="16"/>
+          <w:szCs w:val="16"/>
+        </w:rPr>
+        <w:t>.</w:t>
+      </w:r>
+      <w:r>
+        <w:rPr>
+          <w:rFonts w:ascii="Consolas" w:hAnsi="Consolas" w:cs="Consolas"/>
+          <w:color w:val="0000C0"/>
+          <w:sz w:val="16"/>
+          <w:szCs w:val="16"/>
+        </w:rPr>
+        <w:t>id</w:t>
+      </w:r>
+      <w:r>
+        <w:rPr>
+          <w:rFonts w:ascii="Consolas" w:hAnsi="Consolas" w:cs="Consolas"/>
+          <w:color w:val="000000"/>
+          <w:sz w:val="16"/>
+          <w:szCs w:val="16"/>
+        </w:rPr>
+        <w:t xml:space="preserve"> = </w:t>
+      </w:r>
+      <w:r>
+        <w:rPr>
+          <w:rFonts w:ascii="Consolas" w:hAnsi="Consolas" w:cs="Consolas"/>
+          <w:color w:val="6A3E3E"/>
+          <w:sz w:val="16"/>
+          <w:szCs w:val="16"/>
+        </w:rPr>
+        <w:t>id</w:t>
+      </w:r>
+      <w:r>
+        <w:rPr>
+          <w:rFonts w:ascii="Consolas" w:hAnsi="Consolas" w:cs="Consolas"/>
+          <w:color w:val="000000"/>
+          <w:sz w:val="16"/>
+          <w:szCs w:val="16"/>
+        </w:rPr>
+        <w:t>;</w:t>
+      </w:r>
+    </w:p>
+    <w:p>
+      <w:pPr>
+        <w:autoSpaceDE w:val="0"/>
+        <w:autoSpaceDN w:val="0"/>
+        <w:adjustRightInd w:val="0"/>
+        <w:spacing w:after="0" w:line="240" w:lineRule="auto"/>
+        <w:rPr>
+          <w:rFonts w:ascii="Consolas" w:hAnsi="Consolas" w:cs="Consolas"/>
+          <w:sz w:val="16"/>
+          <w:szCs w:val="16"/>
+        </w:rPr>
+      </w:pPr>
+      <w:r>
+        <w:rPr>
+          <w:rFonts w:ascii="Consolas" w:hAnsi="Consolas" w:cs="Consolas"/>
+          <w:color w:val="000000"/>
+          <w:sz w:val="16"/>
+          <w:szCs w:val="16"/>
+        </w:rPr>
+        <w:tab/>
+        <w:t>}</w:t>
+      </w:r>
+    </w:p>
+    <w:p>
+      <w:pPr>
+        <w:autoSpaceDE w:val="0"/>
+        <w:autoSpaceDN w:val="0"/>
+        <w:adjustRightInd w:val="0"/>
+        <w:spacing w:after="0" w:line="240" w:lineRule="auto"/>
+        <w:rPr>
+          <w:rFonts w:ascii="Consolas" w:hAnsi="Consolas" w:cs="Consolas"/>
+          <w:sz w:val="16"/>
+          <w:szCs w:val="16"/>
+        </w:rPr>
+      </w:pPr>
+    </w:p>
+    <w:p>
+      <w:pPr>
+        <w:autoSpaceDE w:val="0"/>
+        <w:autoSpaceDN w:val="0"/>
+        <w:adjustRightInd w:val="0"/>
+        <w:spacing w:after="0" w:line="240" w:lineRule="auto"/>
+        <w:rPr>
+          <w:rFonts w:ascii="Consolas" w:hAnsi="Consolas" w:cs="Consolas"/>
+          <w:sz w:val="16"/>
+          <w:szCs w:val="16"/>
+        </w:rPr>
+      </w:pPr>
+      <w:r>
+        <w:rPr>
+          <w:rFonts w:ascii="Consolas" w:hAnsi="Consolas" w:cs="Consolas"/>
+          <w:color w:val="000000"/>
+          <w:sz w:val="16"/>
+          <w:szCs w:val="16"/>
+        </w:rPr>
+        <w:tab/>
+      </w:r>
+      <w:r>
+        <w:rPr>
+          <w:rFonts w:ascii="Consolas" w:hAnsi="Consolas" w:cs="Consolas"/>
+          <w:b/>
+          <w:bCs/>
+          <w:color w:val="7F0055"/>
+          <w:sz w:val="16"/>
+          <w:szCs w:val="16"/>
+        </w:rPr>
+        <w:t>public</w:t>
+      </w:r>
+      <w:r>
+        <w:rPr>
+          <w:rFonts w:ascii="Consolas" w:hAnsi="Consolas" w:cs="Consolas"/>
+          <w:color w:val="000000"/>
+          <w:sz w:val="16"/>
+          <w:szCs w:val="16"/>
+        </w:rPr>
+        <w:t xml:space="preserve"> String </w:t>
+      </w:r>
+      <w:proofErr w:type="spellStart"/>
+      <w:proofErr w:type="gramStart"/>
+      <w:r>
+        <w:rPr>
+          <w:rFonts w:ascii="Consolas" w:hAnsi="Consolas" w:cs="Consolas"/>
+          <w:color w:val="000000"/>
+          <w:sz w:val="16"/>
+          <w:szCs w:val="16"/>
+        </w:rPr>
+        <w:t>getFirstName</w:t>
+      </w:r>
+      <w:proofErr w:type="spellEnd"/>
+      <w:r>
+        <w:rPr>
+          <w:rFonts w:ascii="Consolas" w:hAnsi="Consolas" w:cs="Consolas"/>
+          <w:color w:val="000000"/>
+          <w:sz w:val="16"/>
+          <w:szCs w:val="16"/>
+        </w:rPr>
+        <w:t>(</w:t>
+      </w:r>
+      <w:proofErr w:type="gramEnd"/>
+      <w:r>
+        <w:rPr>
+          <w:rFonts w:ascii="Consolas" w:hAnsi="Consolas" w:cs="Consolas"/>
+          <w:color w:val="000000"/>
+          <w:sz w:val="16"/>
+          <w:szCs w:val="16"/>
+        </w:rPr>
+        <w:t>) {</w:t>
+      </w:r>
+    </w:p>
+    <w:p>
+      <w:pPr>
+        <w:autoSpaceDE w:val="0"/>
+        <w:autoSpaceDN w:val="0"/>
+        <w:adjustRightInd w:val="0"/>
+        <w:spacing w:after="0" w:line="240" w:lineRule="auto"/>
+        <w:rPr>
+          <w:rFonts w:ascii="Consolas" w:hAnsi="Consolas" w:cs="Consolas"/>
+          <w:sz w:val="16"/>
+          <w:szCs w:val="16"/>
+        </w:rPr>
+      </w:pPr>
+      <w:r>
+        <w:rPr>
+          <w:rFonts w:ascii="Consolas" w:hAnsi="Consolas" w:cs="Consolas"/>
+          <w:color w:val="000000"/>
+          <w:sz w:val="16"/>
+          <w:szCs w:val="16"/>
+        </w:rPr>
+        <w:tab/>
+      </w:r>
+      <w:r>
+        <w:rPr>
+          <w:rFonts w:ascii="Consolas" w:hAnsi="Consolas" w:cs="Consolas"/>
+          <w:color w:val="000000"/>
+          <w:sz w:val="16"/>
+          <w:szCs w:val="16"/>
+        </w:rPr>
+        <w:tab/>
+      </w:r>
+      <w:r>
+        <w:rPr>
+          <w:rFonts w:ascii="Consolas" w:hAnsi="Consolas" w:cs="Consolas"/>
+          <w:b/>
+          <w:bCs/>
+          <w:color w:val="7F0055"/>
+          <w:sz w:val="16"/>
+          <w:szCs w:val="16"/>
+        </w:rPr>
+        <w:t>return</w:t>
+      </w:r>
+      <w:r>
+        <w:rPr>
+          <w:rFonts w:ascii="Consolas" w:hAnsi="Consolas" w:cs="Consolas"/>
+          <w:color w:val="000000"/>
+          <w:sz w:val="16"/>
+          <w:szCs w:val="16"/>
+        </w:rPr>
+        <w:t xml:space="preserve"> </w:t>
+      </w:r>
+      <w:proofErr w:type="spellStart"/>
+      <w:r>
+        <w:rPr>
+          <w:rFonts w:ascii="Consolas" w:hAnsi="Consolas" w:cs="Consolas"/>
+          <w:color w:val="0000C0"/>
+          <w:sz w:val="16"/>
+          <w:szCs w:val="16"/>
+        </w:rPr>
+        <w:t>firstName</w:t>
+      </w:r>
+      <w:proofErr w:type="spellEnd"/>
+      <w:r>
+        <w:rPr>
+          <w:rFonts w:ascii="Consolas" w:hAnsi="Consolas" w:cs="Consolas"/>
+          <w:color w:val="000000"/>
+          <w:sz w:val="16"/>
+          <w:szCs w:val="16"/>
+        </w:rPr>
+        <w:t>;</w:t>
+      </w:r>
+    </w:p>
+    <w:p>
+      <w:pPr>
+        <w:autoSpaceDE w:val="0"/>
+        <w:autoSpaceDN w:val="0"/>
+        <w:adjustRightInd w:val="0"/>
+        <w:spacing w:after="0" w:line="240" w:lineRule="auto"/>
+        <w:rPr>
+          <w:rFonts w:ascii="Consolas" w:hAnsi="Consolas" w:cs="Consolas"/>
+          <w:sz w:val="16"/>
+          <w:szCs w:val="16"/>
+        </w:rPr>
+      </w:pPr>
+      <w:r>
+        <w:rPr>
+          <w:rFonts w:ascii="Consolas" w:hAnsi="Consolas" w:cs="Consolas"/>
+          <w:color w:val="000000"/>
+          <w:sz w:val="16"/>
+          <w:szCs w:val="16"/>
+        </w:rPr>
+        <w:tab/>
+        <w:t>}</w:t>
+      </w:r>
+    </w:p>
+    <w:p>
+      <w:pPr>
+        <w:autoSpaceDE w:val="0"/>
+        <w:autoSpaceDN w:val="0"/>
+        <w:adjustRightInd w:val="0"/>
+        <w:spacing w:after="0" w:line="240" w:lineRule="auto"/>
+        <w:rPr>
+          <w:rFonts w:ascii="Consolas" w:hAnsi="Consolas" w:cs="Consolas"/>
+          <w:sz w:val="16"/>
+          <w:szCs w:val="16"/>
+        </w:rPr>
+      </w:pPr>
+    </w:p>
+    <w:p>
+      <w:pPr>
+        <w:autoSpaceDE w:val="0"/>
+        <w:autoSpaceDN w:val="0"/>
+        <w:adjustRightInd w:val="0"/>
+        <w:spacing w:after="0" w:line="240" w:lineRule="auto"/>
+        <w:rPr>
+          <w:rFonts w:ascii="Consolas" w:hAnsi="Consolas" w:cs="Consolas"/>
+          <w:sz w:val="16"/>
+          <w:szCs w:val="16"/>
+        </w:rPr>
+      </w:pPr>
+      <w:r>
+        <w:rPr>
+          <w:rFonts w:ascii="Consolas" w:hAnsi="Consolas" w:cs="Consolas"/>
+          <w:color w:val="000000"/>
+          <w:sz w:val="16"/>
+          <w:szCs w:val="16"/>
+        </w:rPr>
+        <w:tab/>
+      </w:r>
+      <w:r>
+        <w:rPr>
+          <w:rFonts w:ascii="Consolas" w:hAnsi="Consolas" w:cs="Consolas"/>
+          <w:b/>
+          <w:bCs/>
+          <w:color w:val="7F0055"/>
+          <w:sz w:val="16"/>
+          <w:szCs w:val="16"/>
+        </w:rPr>
+        <w:t>public</w:t>
+      </w:r>
+      <w:r>
+        <w:rPr>
+          <w:rFonts w:ascii="Consolas" w:hAnsi="Consolas" w:cs="Consolas"/>
+          <w:color w:val="000000"/>
+          <w:sz w:val="16"/>
+          <w:szCs w:val="16"/>
+        </w:rPr>
+        <w:t xml:space="preserve"> </w:t>
+      </w:r>
+      <w:r>
+        <w:rPr>
+          <w:rFonts w:ascii="Consolas" w:hAnsi="Consolas" w:cs="Consolas"/>
+          <w:b/>
+          <w:bCs/>
+          <w:color w:val="7F0055"/>
+          <w:sz w:val="16"/>
+          <w:szCs w:val="16"/>
+        </w:rPr>
+        <w:t>void</w:t>
+      </w:r>
+      <w:r>
+        <w:rPr>
+          <w:rFonts w:ascii="Consolas" w:hAnsi="Consolas" w:cs="Consolas"/>
+          <w:color w:val="000000"/>
+          <w:sz w:val="16"/>
+          <w:szCs w:val="16"/>
+        </w:rPr>
+        <w:t xml:space="preserve"> </w:t>
+      </w:r>
+      <w:proofErr w:type="spellStart"/>
+      <w:proofErr w:type="gramStart"/>
+      <w:r>
+        <w:rPr>
+          <w:rFonts w:ascii="Consolas" w:hAnsi="Consolas" w:cs="Consolas"/>
+          <w:color w:val="000000"/>
+          <w:sz w:val="16"/>
+          <w:szCs w:val="16"/>
+        </w:rPr>
+        <w:t>setFirstName</w:t>
+      </w:r>
+      <w:proofErr w:type="spellEnd"/>
+      <w:r>
+        <w:rPr>
+          <w:rFonts w:ascii="Consolas" w:hAnsi="Consolas" w:cs="Consolas"/>
+          <w:color w:val="000000"/>
+          <w:sz w:val="16"/>
+          <w:szCs w:val="16"/>
+        </w:rPr>
+        <w:t>(</w:t>
+      </w:r>
+      <w:proofErr w:type="gramEnd"/>
+      <w:r>
+        <w:rPr>
+          <w:rFonts w:ascii="Consolas" w:hAnsi="Consolas" w:cs="Consolas"/>
+          <w:color w:val="000000"/>
+          <w:sz w:val="16"/>
+          <w:szCs w:val="16"/>
+        </w:rPr>
+        <w:t xml:space="preserve">String </w:t>
+      </w:r>
+      <w:proofErr w:type="spellStart"/>
+      <w:r>
+        <w:rPr>
+          <w:rFonts w:ascii="Consolas" w:hAnsi="Consolas" w:cs="Consolas"/>
+          <w:color w:val="6A3E3E"/>
+          <w:sz w:val="16"/>
+          <w:szCs w:val="16"/>
+        </w:rPr>
+        <w:t>firstName</w:t>
+      </w:r>
+      <w:proofErr w:type="spellEnd"/>
+      <w:r>
+        <w:rPr>
+          <w:rFonts w:ascii="Consolas" w:hAnsi="Consolas" w:cs="Consolas"/>
+          <w:color w:val="000000"/>
+          <w:sz w:val="16"/>
+          <w:szCs w:val="16"/>
+        </w:rPr>
+        <w:t>) {</w:t>
+      </w:r>
+    </w:p>
+    <w:p>
+      <w:pPr>
+        <w:autoSpaceDE w:val="0"/>
+        <w:autoSpaceDN w:val="0"/>
+        <w:adjustRightInd w:val="0"/>
+        <w:spacing w:after="0" w:line="240" w:lineRule="auto"/>
+        <w:rPr>
+          <w:rFonts w:ascii="Consolas" w:hAnsi="Consolas" w:cs="Consolas"/>
+          <w:sz w:val="16"/>
+          <w:szCs w:val="16"/>
+        </w:rPr>
+      </w:pPr>
+      <w:r>
+        <w:rPr>
+          <w:rFonts w:ascii="Consolas" w:hAnsi="Consolas" w:cs="Consolas"/>
+          <w:color w:val="000000"/>
+          <w:sz w:val="16"/>
+          <w:szCs w:val="16"/>
+        </w:rPr>
+        <w:tab/>
+      </w:r>
+      <w:r>
+        <w:rPr>
+          <w:rFonts w:ascii="Consolas" w:hAnsi="Consolas" w:cs="Consolas"/>
+          <w:color w:val="000000"/>
+          <w:sz w:val="16"/>
+          <w:szCs w:val="16"/>
+        </w:rPr>
+        <w:tab/>
+      </w:r>
+      <w:proofErr w:type="spellStart"/>
+      <w:proofErr w:type="gramStart"/>
+      <w:r>
+        <w:rPr>
+          <w:rFonts w:ascii="Consolas" w:hAnsi="Consolas" w:cs="Consolas"/>
+          <w:b/>
+          <w:bCs/>
+          <w:color w:val="7F0055"/>
+          <w:sz w:val="16"/>
+          <w:szCs w:val="16"/>
+        </w:rPr>
+        <w:t>this</w:t>
+      </w:r>
+      <w:r>
+        <w:rPr>
+          <w:rFonts w:ascii="Consolas" w:hAnsi="Consolas" w:cs="Consolas"/>
+          <w:color w:val="000000"/>
+          <w:sz w:val="16"/>
+          <w:szCs w:val="16"/>
+        </w:rPr>
+        <w:t>.</w:t>
+      </w:r>
+      <w:r>
+        <w:rPr>
+          <w:rFonts w:ascii="Consolas" w:hAnsi="Consolas" w:cs="Consolas"/>
+          <w:color w:val="0000C0"/>
+          <w:sz w:val="16"/>
+          <w:szCs w:val="16"/>
+        </w:rPr>
+        <w:t>firstName</w:t>
+      </w:r>
+      <w:proofErr w:type="spellEnd"/>
+      <w:proofErr w:type="gramEnd"/>
+      <w:r>
+        <w:rPr>
+          <w:rFonts w:ascii="Consolas" w:hAnsi="Consolas" w:cs="Consolas"/>
+          <w:color w:val="000000"/>
+          <w:sz w:val="16"/>
+          <w:szCs w:val="16"/>
+        </w:rPr>
+        <w:t xml:space="preserve"> = </w:t>
+      </w:r>
+      <w:proofErr w:type="spellStart"/>
+      <w:r>
+        <w:rPr>
+          <w:rFonts w:ascii="Consolas" w:hAnsi="Consolas" w:cs="Consolas"/>
+          <w:color w:val="6A3E3E"/>
+          <w:sz w:val="16"/>
+          <w:szCs w:val="16"/>
+        </w:rPr>
+        <w:t>firstName</w:t>
+      </w:r>
+      <w:proofErr w:type="spellEnd"/>
+      <w:r>
+        <w:rPr>
+          <w:rFonts w:ascii="Consolas" w:hAnsi="Consolas" w:cs="Consolas"/>
+          <w:color w:val="000000"/>
+          <w:sz w:val="16"/>
+          <w:szCs w:val="16"/>
+        </w:rPr>
+        <w:t>;</w:t>
+      </w:r>
+    </w:p>
+    <w:p>
+      <w:pPr>
+        <w:autoSpaceDE w:val="0"/>
+        <w:autoSpaceDN w:val="0"/>
+        <w:adjustRightInd w:val="0"/>
+        <w:spacing w:after="0" w:line="240" w:lineRule="auto"/>
+        <w:rPr>
+          <w:rFonts w:ascii="Consolas" w:hAnsi="Consolas" w:cs="Consolas"/>
+          <w:sz w:val="16"/>
+          <w:szCs w:val="16"/>
+        </w:rPr>
+      </w:pPr>
+      <w:r>
+        <w:rPr>
+          <w:rFonts w:ascii="Consolas" w:hAnsi="Consolas" w:cs="Consolas"/>
+          <w:color w:val="000000"/>
+          <w:sz w:val="16"/>
+          <w:szCs w:val="16"/>
+        </w:rPr>
+        <w:tab/>
+        <w:t>}</w:t>
+      </w:r>
+    </w:p>
+    <w:p>
+      <w:pPr>
+        <w:autoSpaceDE w:val="0"/>
+        <w:autoSpaceDN w:val="0"/>
+        <w:adjustRightInd w:val="0"/>
+        <w:spacing w:after="0" w:line="240" w:lineRule="auto"/>
+        <w:rPr>
+          <w:rFonts w:ascii="Consolas" w:hAnsi="Consolas" w:cs="Consolas"/>
+          <w:sz w:val="16"/>
+          <w:szCs w:val="16"/>
+        </w:rPr>
+      </w:pPr>
+    </w:p>
+    <w:p>
+      <w:pPr>
+        <w:autoSpaceDE w:val="0"/>
+        <w:autoSpaceDN w:val="0"/>
+        <w:adjustRightInd w:val="0"/>
+        <w:spacing w:after="0" w:line="240" w:lineRule="auto"/>
+        <w:rPr>
+          <w:rFonts w:ascii="Consolas" w:hAnsi="Consolas" w:cs="Consolas"/>
+          <w:sz w:val="16"/>
+          <w:szCs w:val="16"/>
+        </w:rPr>
+      </w:pPr>
+      <w:r>
+        <w:rPr>
+          <w:rFonts w:ascii="Consolas" w:hAnsi="Consolas" w:cs="Consolas"/>
+          <w:color w:val="000000"/>
+          <w:sz w:val="16"/>
+          <w:szCs w:val="16"/>
+        </w:rPr>
+        <w:tab/>
+      </w:r>
+      <w:r>
+        <w:rPr>
+          <w:rFonts w:ascii="Consolas" w:hAnsi="Consolas" w:cs="Consolas"/>
+          <w:b/>
+          <w:bCs/>
+          <w:color w:val="7F0055"/>
+          <w:sz w:val="16"/>
+          <w:szCs w:val="16"/>
+        </w:rPr>
+        <w:t>public</w:t>
+      </w:r>
+      <w:r>
+        <w:rPr>
+          <w:rFonts w:ascii="Consolas" w:hAnsi="Consolas" w:cs="Consolas"/>
+          <w:color w:val="000000"/>
+          <w:sz w:val="16"/>
+          <w:szCs w:val="16"/>
+        </w:rPr>
+        <w:t xml:space="preserve"> String </w:t>
+      </w:r>
+      <w:proofErr w:type="spellStart"/>
+      <w:proofErr w:type="gramStart"/>
+      <w:r>
+        <w:rPr>
+          <w:rFonts w:ascii="Consolas" w:hAnsi="Consolas" w:cs="Consolas"/>
+          <w:color w:val="000000"/>
+          <w:sz w:val="16"/>
+          <w:szCs w:val="16"/>
+        </w:rPr>
+        <w:t>getLastName</w:t>
+      </w:r>
+      <w:proofErr w:type="spellEnd"/>
+      <w:r>
+        <w:rPr>
+          <w:rFonts w:ascii="Consolas" w:hAnsi="Consolas" w:cs="Consolas"/>
+          <w:color w:val="000000"/>
+          <w:sz w:val="16"/>
+          <w:szCs w:val="16"/>
+        </w:rPr>
+        <w:t>(</w:t>
+      </w:r>
+      <w:proofErr w:type="gramEnd"/>
+      <w:r>
+        <w:rPr>
+          <w:rFonts w:ascii="Consolas" w:hAnsi="Consolas" w:cs="Consolas"/>
+          <w:color w:val="000000"/>
+          <w:sz w:val="16"/>
+          <w:szCs w:val="16"/>
+        </w:rPr>
+        <w:t>) {</w:t>
+      </w:r>
+    </w:p>
+    <w:p>
+      <w:pPr>
+        <w:autoSpaceDE w:val="0"/>
+        <w:autoSpaceDN w:val="0"/>
+        <w:adjustRightInd w:val="0"/>
+        <w:spacing w:after="0" w:line="240" w:lineRule="auto"/>
+        <w:rPr>
+          <w:rFonts w:ascii="Consolas" w:hAnsi="Consolas" w:cs="Consolas"/>
+          <w:sz w:val="16"/>
+          <w:szCs w:val="16"/>
+        </w:rPr>
+      </w:pPr>
+      <w:r>
+        <w:rPr>
+          <w:rFonts w:ascii="Consolas" w:hAnsi="Consolas" w:cs="Consolas"/>
+          <w:color w:val="000000"/>
+          <w:sz w:val="16"/>
+          <w:szCs w:val="16"/>
+        </w:rPr>
+        <w:tab/>
+      </w:r>
+      <w:r>
+        <w:rPr>
+          <w:rFonts w:ascii="Consolas" w:hAnsi="Consolas" w:cs="Consolas"/>
+          <w:color w:val="000000"/>
+          <w:sz w:val="16"/>
+          <w:szCs w:val="16"/>
+        </w:rPr>
+        <w:tab/>
+      </w:r>
+      <w:r>
+        <w:rPr>
+          <w:rFonts w:ascii="Consolas" w:hAnsi="Consolas" w:cs="Consolas"/>
+          <w:b/>
+          <w:bCs/>
+          <w:color w:val="7F0055"/>
+          <w:sz w:val="16"/>
+          <w:szCs w:val="16"/>
+        </w:rPr>
+        <w:t>return</w:t>
+      </w:r>
+      <w:r>
+        <w:rPr>
+          <w:rFonts w:ascii="Consolas" w:hAnsi="Consolas" w:cs="Consolas"/>
+          <w:color w:val="000000"/>
+          <w:sz w:val="16"/>
+          <w:szCs w:val="16"/>
+        </w:rPr>
+        <w:t xml:space="preserve"> </w:t>
+      </w:r>
+      <w:proofErr w:type="spellStart"/>
+      <w:r>
+        <w:rPr>
+          <w:rFonts w:ascii="Consolas" w:hAnsi="Consolas" w:cs="Consolas"/>
+          <w:color w:val="0000C0"/>
+          <w:sz w:val="16"/>
+          <w:szCs w:val="16"/>
+        </w:rPr>
+        <w:t>lastName</w:t>
+      </w:r>
+      <w:proofErr w:type="spellEnd"/>
+      <w:r>
+        <w:rPr>
+          <w:rFonts w:ascii="Consolas" w:hAnsi="Consolas" w:cs="Consolas"/>
+          <w:color w:val="000000"/>
+          <w:sz w:val="16"/>
+          <w:szCs w:val="16"/>
+        </w:rPr>
+        <w:t>;</w:t>
+      </w:r>
+    </w:p>
+    <w:p>
+      <w:pPr>
+        <w:autoSpaceDE w:val="0"/>
+        <w:autoSpaceDN w:val="0"/>
+        <w:adjustRightInd w:val="0"/>
+        <w:spacing w:after="0" w:line="240" w:lineRule="auto"/>
+        <w:rPr>
+          <w:rFonts w:ascii="Consolas" w:hAnsi="Consolas" w:cs="Consolas"/>
+          <w:sz w:val="16"/>
+          <w:szCs w:val="16"/>
+        </w:rPr>
+      </w:pPr>
+      <w:r>
+        <w:rPr>
+          <w:rFonts w:ascii="Consolas" w:hAnsi="Consolas" w:cs="Consolas"/>
+          <w:color w:val="000000"/>
+          <w:sz w:val="16"/>
+          <w:szCs w:val="16"/>
+        </w:rPr>
+        <w:tab/>
+        <w:t>}</w:t>
+      </w:r>
+    </w:p>
+    <w:p>
+      <w:pPr>
+        <w:autoSpaceDE w:val="0"/>
+        <w:autoSpaceDN w:val="0"/>
+        <w:adjustRightInd w:val="0"/>
+        <w:spacing w:after="0" w:line="240" w:lineRule="auto"/>
+        <w:rPr>
+          <w:rFonts w:ascii="Consolas" w:hAnsi="Consolas" w:cs="Consolas"/>
+          <w:sz w:val="16"/>
+          <w:szCs w:val="16"/>
+        </w:rPr>
+      </w:pPr>
+    </w:p>
+    <w:p>
+      <w:pPr>
+        <w:autoSpaceDE w:val="0"/>
+        <w:autoSpaceDN w:val="0"/>
+        <w:adjustRightInd w:val="0"/>
+        <w:spacing w:after="0" w:line="240" w:lineRule="auto"/>
+        <w:rPr>
+          <w:rFonts w:ascii="Consolas" w:hAnsi="Consolas" w:cs="Consolas"/>
+          <w:sz w:val="16"/>
+          <w:szCs w:val="16"/>
+        </w:rPr>
+      </w:pPr>
+      <w:r>
+        <w:rPr>
+          <w:rFonts w:ascii="Consolas" w:hAnsi="Consolas" w:cs="Consolas"/>
+          <w:color w:val="000000"/>
+          <w:sz w:val="16"/>
+          <w:szCs w:val="16"/>
+        </w:rPr>
+        <w:tab/>
+      </w:r>
+      <w:r>
+        <w:rPr>
+          <w:rFonts w:ascii="Consolas" w:hAnsi="Consolas" w:cs="Consolas"/>
+          <w:b/>
+          <w:bCs/>
+          <w:color w:val="7F0055"/>
+          <w:sz w:val="16"/>
+          <w:szCs w:val="16"/>
+        </w:rPr>
+        <w:t>public</w:t>
+      </w:r>
+      <w:r>
+        <w:rPr>
+          <w:rFonts w:ascii="Consolas" w:hAnsi="Consolas" w:cs="Consolas"/>
+          <w:color w:val="000000"/>
+          <w:sz w:val="16"/>
+          <w:szCs w:val="16"/>
+        </w:rPr>
+        <w:t xml:space="preserve"> </w:t>
+      </w:r>
+      <w:r>
+        <w:rPr>
+          <w:rFonts w:ascii="Consolas" w:hAnsi="Consolas" w:cs="Consolas"/>
+          <w:b/>
+          <w:bCs/>
+          <w:color w:val="7F0055"/>
+          <w:sz w:val="16"/>
+          <w:szCs w:val="16"/>
+        </w:rPr>
+        <w:t>void</w:t>
+      </w:r>
+      <w:r>
+        <w:rPr>
+          <w:rFonts w:ascii="Consolas" w:hAnsi="Consolas" w:cs="Consolas"/>
+          <w:color w:val="000000"/>
+          <w:sz w:val="16"/>
+          <w:szCs w:val="16"/>
+        </w:rPr>
+        <w:t xml:space="preserve"> </w:t>
+      </w:r>
+      <w:proofErr w:type="spellStart"/>
+      <w:proofErr w:type="gramStart"/>
+      <w:r>
+        <w:rPr>
+          <w:rFonts w:ascii="Consolas" w:hAnsi="Consolas" w:cs="Consolas"/>
+          <w:color w:val="000000"/>
+          <w:sz w:val="16"/>
+          <w:szCs w:val="16"/>
+        </w:rPr>
+        <w:t>setLastName</w:t>
+      </w:r>
+      <w:proofErr w:type="spellEnd"/>
+      <w:r>
+        <w:rPr>
+          <w:rFonts w:ascii="Consolas" w:hAnsi="Consolas" w:cs="Consolas"/>
+          <w:color w:val="000000"/>
+          <w:sz w:val="16"/>
+          <w:szCs w:val="16"/>
+        </w:rPr>
+        <w:t>(</w:t>
+      </w:r>
+      <w:proofErr w:type="gramEnd"/>
+      <w:r>
+        <w:rPr>
+          <w:rFonts w:ascii="Consolas" w:hAnsi="Consolas" w:cs="Consolas"/>
+          <w:color w:val="000000"/>
+          <w:sz w:val="16"/>
+          <w:szCs w:val="16"/>
+        </w:rPr>
+        <w:t xml:space="preserve">String </w:t>
+      </w:r>
+      <w:proofErr w:type="spellStart"/>
+      <w:r>
+        <w:rPr>
+          <w:rFonts w:ascii="Consolas" w:hAnsi="Consolas" w:cs="Consolas"/>
+          <w:color w:val="6A3E3E"/>
+          <w:sz w:val="16"/>
+          <w:szCs w:val="16"/>
+        </w:rPr>
+        <w:t>lastName</w:t>
+      </w:r>
+      <w:proofErr w:type="spellEnd"/>
+      <w:r>
+        <w:rPr>
+          <w:rFonts w:ascii="Consolas" w:hAnsi="Consolas" w:cs="Consolas"/>
+          <w:color w:val="000000"/>
+          <w:sz w:val="16"/>
+          <w:szCs w:val="16"/>
+        </w:rPr>
+        <w:t>) {</w:t>
+      </w:r>
+    </w:p>
+    <w:p>
+      <w:pPr>
+        <w:autoSpaceDE w:val="0"/>
+        <w:autoSpaceDN w:val="0"/>
+        <w:adjustRightInd w:val="0"/>
+        <w:spacing w:after="0" w:line="240" w:lineRule="auto"/>
+        <w:rPr>
+          <w:rFonts w:ascii="Consolas" w:hAnsi="Consolas" w:cs="Consolas"/>
+          <w:sz w:val="16"/>
+          <w:szCs w:val="16"/>
+        </w:rPr>
+      </w:pPr>
+      <w:r>
+        <w:rPr>
+          <w:rFonts w:ascii="Consolas" w:hAnsi="Consolas" w:cs="Consolas"/>
+          <w:color w:val="000000"/>
+          <w:sz w:val="16"/>
+          <w:szCs w:val="16"/>
+        </w:rPr>
+        <w:tab/>
+      </w:r>
+      <w:r>
+        <w:rPr>
+          <w:rFonts w:ascii="Consolas" w:hAnsi="Consolas" w:cs="Consolas"/>
+          <w:color w:val="000000"/>
+          <w:sz w:val="16"/>
+          <w:szCs w:val="16"/>
+        </w:rPr>
+        <w:tab/>
+      </w:r>
+      <w:proofErr w:type="spellStart"/>
+      <w:proofErr w:type="gramStart"/>
+      <w:r>
+        <w:rPr>
+          <w:rFonts w:ascii="Consolas" w:hAnsi="Consolas" w:cs="Consolas"/>
+          <w:b/>
+          <w:bCs/>
+          <w:color w:val="7F0055"/>
+          <w:sz w:val="16"/>
+          <w:szCs w:val="16"/>
+        </w:rPr>
+        <w:t>this</w:t>
+      </w:r>
+      <w:r>
+        <w:rPr>
+          <w:rFonts w:ascii="Consolas" w:hAnsi="Consolas" w:cs="Consolas"/>
+          <w:color w:val="000000"/>
+          <w:sz w:val="16"/>
+          <w:szCs w:val="16"/>
+        </w:rPr>
+        <w:t>.</w:t>
+      </w:r>
+      <w:r>
+        <w:rPr>
+          <w:rFonts w:ascii="Consolas" w:hAnsi="Consolas" w:cs="Consolas"/>
+          <w:color w:val="0000C0"/>
+          <w:sz w:val="16"/>
+          <w:szCs w:val="16"/>
+        </w:rPr>
+        <w:t>lastName</w:t>
+      </w:r>
+      <w:proofErr w:type="spellEnd"/>
+      <w:proofErr w:type="gramEnd"/>
+      <w:r>
+        <w:rPr>
+          <w:rFonts w:ascii="Consolas" w:hAnsi="Consolas" w:cs="Consolas"/>
+          <w:color w:val="000000"/>
+          <w:sz w:val="16"/>
+          <w:szCs w:val="16"/>
+        </w:rPr>
+        <w:t xml:space="preserve"> = </w:t>
+      </w:r>
+      <w:proofErr w:type="spellStart"/>
+      <w:r>
+        <w:rPr>
+          <w:rFonts w:ascii="Consolas" w:hAnsi="Consolas" w:cs="Consolas"/>
+          <w:color w:val="6A3E3E"/>
+          <w:sz w:val="16"/>
+          <w:szCs w:val="16"/>
+        </w:rPr>
+        <w:t>lastName</w:t>
+      </w:r>
+      <w:proofErr w:type="spellEnd"/>
+      <w:r>
+        <w:rPr>
+          <w:rFonts w:ascii="Consolas" w:hAnsi="Consolas" w:cs="Consolas"/>
+          <w:color w:val="000000"/>
+          <w:sz w:val="16"/>
+          <w:szCs w:val="16"/>
+        </w:rPr>
+        <w:t>;</w:t>
+      </w:r>
+    </w:p>
+    <w:p>
+      <w:pPr>
+        <w:autoSpaceDE w:val="0"/>
+        <w:autoSpaceDN w:val="0"/>
+        <w:adjustRightInd w:val="0"/>
+        <w:spacing w:after="0" w:line="240" w:lineRule="auto"/>
+        <w:rPr>
+          <w:rFonts w:ascii="Consolas" w:hAnsi="Consolas" w:cs="Consolas"/>
+          <w:sz w:val="16"/>
+          <w:szCs w:val="16"/>
+        </w:rPr>
+      </w:pPr>
+      <w:r>
+        <w:rPr>
+          <w:rFonts w:ascii="Consolas" w:hAnsi="Consolas" w:cs="Consolas"/>
+          <w:color w:val="000000"/>
+          <w:sz w:val="16"/>
+          <w:szCs w:val="16"/>
+        </w:rPr>
+        <w:tab/>
+        <w:t>}</w:t>
+      </w:r>
+    </w:p>
+    <w:p>
+      <w:pPr>
+        <w:autoSpaceDE w:val="0"/>
+        <w:autoSpaceDN w:val="0"/>
+        <w:adjustRightInd w:val="0"/>
+        <w:spacing w:after="0" w:line="240" w:lineRule="auto"/>
+        <w:rPr>
+          <w:rFonts w:ascii="Consolas" w:hAnsi="Consolas" w:cs="Consolas"/>
+          <w:sz w:val="16"/>
+          <w:szCs w:val="16"/>
+        </w:rPr>
+      </w:pPr>
+    </w:p>
+    <w:p>
+      <w:pPr>
+        <w:autoSpaceDE w:val="0"/>
+        <w:autoSpaceDN w:val="0"/>
+        <w:adjustRightInd w:val="0"/>
+        <w:spacing w:after="0" w:line="240" w:lineRule="auto"/>
+        <w:rPr>
+          <w:rFonts w:ascii="Consolas" w:hAnsi="Consolas" w:cs="Consolas"/>
+          <w:sz w:val="16"/>
+          <w:szCs w:val="16"/>
+        </w:rPr>
+      </w:pPr>
+      <w:r>
+        <w:rPr>
+          <w:rFonts w:ascii="Consolas" w:hAnsi="Consolas" w:cs="Consolas"/>
+          <w:color w:val="000000"/>
+          <w:sz w:val="16"/>
+          <w:szCs w:val="16"/>
+        </w:rPr>
+        <w:tab/>
+      </w:r>
+      <w:r>
+        <w:rPr>
+          <w:rFonts w:ascii="Consolas" w:hAnsi="Consolas" w:cs="Consolas"/>
+          <w:b/>
+          <w:bCs/>
+          <w:color w:val="7F0055"/>
+          <w:sz w:val="16"/>
+          <w:szCs w:val="16"/>
+        </w:rPr>
+        <w:t>public</w:t>
+      </w:r>
+      <w:r>
+        <w:rPr>
+          <w:rFonts w:ascii="Consolas" w:hAnsi="Consolas" w:cs="Consolas"/>
+          <w:color w:val="000000"/>
+          <w:sz w:val="16"/>
+          <w:szCs w:val="16"/>
+        </w:rPr>
+        <w:t xml:space="preserve"> Double </w:t>
+      </w:r>
+      <w:proofErr w:type="spellStart"/>
+      <w:proofErr w:type="gramStart"/>
+      <w:r>
+        <w:rPr>
+          <w:rFonts w:ascii="Consolas" w:hAnsi="Consolas" w:cs="Consolas"/>
+          <w:color w:val="000000"/>
+          <w:sz w:val="16"/>
+          <w:szCs w:val="16"/>
+        </w:rPr>
+        <w:t>getSalary</w:t>
+      </w:r>
+      <w:proofErr w:type="spellEnd"/>
+      <w:r>
+        <w:rPr>
+          <w:rFonts w:ascii="Consolas" w:hAnsi="Consolas" w:cs="Consolas"/>
+          <w:color w:val="000000"/>
+          <w:sz w:val="16"/>
+          <w:szCs w:val="16"/>
+        </w:rPr>
+        <w:t>(</w:t>
+      </w:r>
+      <w:proofErr w:type="gramEnd"/>
+      <w:r>
+        <w:rPr>
+          <w:rFonts w:ascii="Consolas" w:hAnsi="Consolas" w:cs="Consolas"/>
+          <w:color w:val="000000"/>
+          <w:sz w:val="16"/>
+          <w:szCs w:val="16"/>
+        </w:rPr>
+        <w:t>) {</w:t>
+      </w:r>
+    </w:p>
+    <w:p>
+      <w:pPr>
+        <w:autoSpaceDE w:val="0"/>
+        <w:autoSpaceDN w:val="0"/>
+        <w:adjustRightInd w:val="0"/>
+        <w:spacing w:after="0" w:line="240" w:lineRule="auto"/>
+        <w:rPr>
+          <w:rFonts w:ascii="Consolas" w:hAnsi="Consolas" w:cs="Consolas"/>
+          <w:sz w:val="16"/>
+          <w:szCs w:val="16"/>
+        </w:rPr>
+      </w:pPr>
+      <w:r>
+        <w:rPr>
+          <w:rFonts w:ascii="Consolas" w:hAnsi="Consolas" w:cs="Consolas"/>
+          <w:color w:val="000000"/>
+          <w:sz w:val="16"/>
+          <w:szCs w:val="16"/>
+        </w:rPr>
+        <w:tab/>
+      </w:r>
+      <w:r>
+        <w:rPr>
+          <w:rFonts w:ascii="Consolas" w:hAnsi="Consolas" w:cs="Consolas"/>
+          <w:color w:val="000000"/>
+          <w:sz w:val="16"/>
+          <w:szCs w:val="16"/>
+        </w:rPr>
+        <w:tab/>
+      </w:r>
+      <w:r>
+        <w:rPr>
+          <w:rFonts w:ascii="Consolas" w:hAnsi="Consolas" w:cs="Consolas"/>
+          <w:b/>
+          <w:bCs/>
+          <w:color w:val="7F0055"/>
+          <w:sz w:val="16"/>
+          <w:szCs w:val="16"/>
+        </w:rPr>
+        <w:t>return</w:t>
+      </w:r>
+      <w:r>
+        <w:rPr>
+          <w:rFonts w:ascii="Consolas" w:hAnsi="Consolas" w:cs="Consolas"/>
+          <w:color w:val="000000"/>
+          <w:sz w:val="16"/>
+          <w:szCs w:val="16"/>
+        </w:rPr>
+        <w:t xml:space="preserve"> </w:t>
+      </w:r>
+      <w:r>
+        <w:rPr>
+          <w:rFonts w:ascii="Consolas" w:hAnsi="Consolas" w:cs="Consolas"/>
+          <w:color w:val="0000C0"/>
+          <w:sz w:val="16"/>
+          <w:szCs w:val="16"/>
+        </w:rPr>
+        <w:t>salary</w:t>
+      </w:r>
+      <w:r>
+        <w:rPr>
+          <w:rFonts w:ascii="Consolas" w:hAnsi="Consolas" w:cs="Consolas"/>
+          <w:color w:val="000000"/>
+          <w:sz w:val="16"/>
+          <w:szCs w:val="16"/>
+        </w:rPr>
+        <w:t>;</w:t>
+      </w:r>
+    </w:p>
+    <w:p>
+      <w:pPr>
+        <w:autoSpaceDE w:val="0"/>
+        <w:autoSpaceDN w:val="0"/>
+        <w:adjustRightInd w:val="0"/>
+        <w:spacing w:after="0" w:line="240" w:lineRule="auto"/>
+        <w:rPr>
+          <w:rFonts w:ascii="Consolas" w:hAnsi="Consolas" w:cs="Consolas"/>
+          <w:sz w:val="16"/>
+          <w:szCs w:val="16"/>
+        </w:rPr>
+      </w:pPr>
+      <w:r>
+        <w:rPr>
+          <w:rFonts w:ascii="Consolas" w:hAnsi="Consolas" w:cs="Consolas"/>
+          <w:color w:val="000000"/>
+          <w:sz w:val="16"/>
+          <w:szCs w:val="16"/>
+        </w:rPr>
+        <w:tab/>
+        <w:t>}</w:t>
+      </w:r>
+    </w:p>
+    <w:p>
+      <w:pPr>
+        <w:autoSpaceDE w:val="0"/>
+        <w:autoSpaceDN w:val="0"/>
+        <w:adjustRightInd w:val="0"/>
+        <w:spacing w:after="0" w:line="240" w:lineRule="auto"/>
+        <w:rPr>
+          <w:rFonts w:ascii="Consolas" w:hAnsi="Consolas" w:cs="Consolas"/>
+          <w:sz w:val="16"/>
+          <w:szCs w:val="16"/>
+        </w:rPr>
+      </w:pPr>
+    </w:p>
+    <w:p>
+      <w:pPr>
+        <w:autoSpaceDE w:val="0"/>
+        <w:autoSpaceDN w:val="0"/>
+        <w:adjustRightInd w:val="0"/>
+        <w:spacing w:after="0" w:line="240" w:lineRule="auto"/>
+        <w:rPr>
+          <w:rFonts w:ascii="Consolas" w:hAnsi="Consolas" w:cs="Consolas"/>
+          <w:sz w:val="16"/>
+          <w:szCs w:val="16"/>
+        </w:rPr>
+      </w:pPr>
+      <w:r>
+        <w:rPr>
+          <w:rFonts w:ascii="Consolas" w:hAnsi="Consolas" w:cs="Consolas"/>
+          <w:color w:val="000000"/>
+          <w:sz w:val="16"/>
+          <w:szCs w:val="16"/>
+        </w:rPr>
+        <w:tab/>
+      </w:r>
+      <w:r>
+        <w:rPr>
+          <w:rFonts w:ascii="Consolas" w:hAnsi="Consolas" w:cs="Consolas"/>
+          <w:b/>
+          <w:bCs/>
+          <w:color w:val="7F0055"/>
+          <w:sz w:val="16"/>
+          <w:szCs w:val="16"/>
+        </w:rPr>
+        <w:t>public</w:t>
+      </w:r>
+      <w:r>
+        <w:rPr>
+          <w:rFonts w:ascii="Consolas" w:hAnsi="Consolas" w:cs="Consolas"/>
+          <w:color w:val="000000"/>
+          <w:sz w:val="16"/>
+          <w:szCs w:val="16"/>
+        </w:rPr>
+        <w:t xml:space="preserve"> </w:t>
+      </w:r>
+      <w:r>
+        <w:rPr>
+          <w:rFonts w:ascii="Consolas" w:hAnsi="Consolas" w:cs="Consolas"/>
+          <w:b/>
+          <w:bCs/>
+          <w:color w:val="7F0055"/>
+          <w:sz w:val="16"/>
+          <w:szCs w:val="16"/>
+        </w:rPr>
+        <w:t>void</w:t>
+      </w:r>
+      <w:r>
+        <w:rPr>
+          <w:rFonts w:ascii="Consolas" w:hAnsi="Consolas" w:cs="Consolas"/>
+          <w:color w:val="000000"/>
+          <w:sz w:val="16"/>
+          <w:szCs w:val="16"/>
+        </w:rPr>
+        <w:t xml:space="preserve"> </w:t>
+      </w:r>
+      <w:proofErr w:type="spellStart"/>
+      <w:proofErr w:type="gramStart"/>
+      <w:r>
+        <w:rPr>
+          <w:rFonts w:ascii="Consolas" w:hAnsi="Consolas" w:cs="Consolas"/>
+          <w:color w:val="000000"/>
+          <w:sz w:val="16"/>
+          <w:szCs w:val="16"/>
+        </w:rPr>
+        <w:t>setSalary</w:t>
+      </w:r>
+      <w:proofErr w:type="spellEnd"/>
+      <w:r>
+        <w:rPr>
+          <w:rFonts w:ascii="Consolas" w:hAnsi="Consolas" w:cs="Consolas"/>
+          <w:color w:val="000000"/>
+          <w:sz w:val="16"/>
+          <w:szCs w:val="16"/>
+        </w:rPr>
+        <w:t>(</w:t>
+      </w:r>
+      <w:proofErr w:type="gramEnd"/>
+      <w:r>
+        <w:rPr>
+          <w:rFonts w:ascii="Consolas" w:hAnsi="Consolas" w:cs="Consolas"/>
+          <w:color w:val="000000"/>
+          <w:sz w:val="16"/>
+          <w:szCs w:val="16"/>
+        </w:rPr>
+        <w:t xml:space="preserve">Double </w:t>
+      </w:r>
+      <w:r>
+        <w:rPr>
+          <w:rFonts w:ascii="Consolas" w:hAnsi="Consolas" w:cs="Consolas"/>
+          <w:color w:val="6A3E3E"/>
+          <w:sz w:val="16"/>
+          <w:szCs w:val="16"/>
+        </w:rPr>
+        <w:t>salary</w:t>
+      </w:r>
+      <w:r>
+        <w:rPr>
+          <w:rFonts w:ascii="Consolas" w:hAnsi="Consolas" w:cs="Consolas"/>
+          <w:color w:val="000000"/>
+          <w:sz w:val="16"/>
+          <w:szCs w:val="16"/>
+        </w:rPr>
+        <w:t>) {</w:t>
+      </w:r>
+    </w:p>
+    <w:p>
+      <w:pPr>
+        <w:autoSpaceDE w:val="0"/>
+        <w:autoSpaceDN w:val="0"/>
+        <w:adjustRightInd w:val="0"/>
+        <w:spacing w:after="0" w:line="240" w:lineRule="auto"/>
+        <w:rPr>
+          <w:rFonts w:ascii="Consolas" w:hAnsi="Consolas" w:cs="Consolas"/>
+          <w:sz w:val="16"/>
+          <w:szCs w:val="16"/>
+        </w:rPr>
+      </w:pPr>
+      <w:r>
+        <w:rPr>
+          <w:rFonts w:ascii="Consolas" w:hAnsi="Consolas" w:cs="Consolas"/>
+          <w:color w:val="000000"/>
+          <w:sz w:val="16"/>
+          <w:szCs w:val="16"/>
+        </w:rPr>
+        <w:tab/>
+      </w:r>
+      <w:r>
+        <w:rPr>
+          <w:rFonts w:ascii="Consolas" w:hAnsi="Consolas" w:cs="Consolas"/>
+          <w:color w:val="000000"/>
+          <w:sz w:val="16"/>
+          <w:szCs w:val="16"/>
+        </w:rPr>
+        <w:tab/>
+      </w:r>
+      <w:proofErr w:type="spellStart"/>
+      <w:proofErr w:type="gramStart"/>
+      <w:r>
+        <w:rPr>
+          <w:rFonts w:ascii="Consolas" w:hAnsi="Consolas" w:cs="Consolas"/>
+          <w:b/>
+          <w:bCs/>
+          <w:color w:val="7F0055"/>
+          <w:sz w:val="16"/>
+          <w:szCs w:val="16"/>
+        </w:rPr>
+        <w:t>this</w:t>
+      </w:r>
+      <w:r>
+        <w:rPr>
+          <w:rFonts w:ascii="Consolas" w:hAnsi="Consolas" w:cs="Consolas"/>
+          <w:color w:val="000000"/>
+          <w:sz w:val="16"/>
+          <w:szCs w:val="16"/>
+        </w:rPr>
+        <w:t>.</w:t>
+      </w:r>
+      <w:r>
+        <w:rPr>
+          <w:rFonts w:ascii="Consolas" w:hAnsi="Consolas" w:cs="Consolas"/>
+          <w:color w:val="0000C0"/>
+          <w:sz w:val="16"/>
+          <w:szCs w:val="16"/>
+        </w:rPr>
+        <w:t>salary</w:t>
+      </w:r>
+      <w:proofErr w:type="spellEnd"/>
+      <w:proofErr w:type="gramEnd"/>
+      <w:r>
+        <w:rPr>
+          <w:rFonts w:ascii="Consolas" w:hAnsi="Consolas" w:cs="Consolas"/>
+          <w:color w:val="000000"/>
+          <w:sz w:val="16"/>
+          <w:szCs w:val="16"/>
+        </w:rPr>
+        <w:t xml:space="preserve"> = </w:t>
+      </w:r>
+      <w:r>
+        <w:rPr>
+          <w:rFonts w:ascii="Consolas" w:hAnsi="Consolas" w:cs="Consolas"/>
+          <w:color w:val="6A3E3E"/>
+          <w:sz w:val="16"/>
+          <w:szCs w:val="16"/>
+        </w:rPr>
+        <w:t>salary</w:t>
+      </w:r>
+      <w:r>
+        <w:rPr>
+          <w:rFonts w:ascii="Consolas" w:hAnsi="Consolas" w:cs="Consolas"/>
+          <w:color w:val="000000"/>
+          <w:sz w:val="16"/>
+          <w:szCs w:val="16"/>
+        </w:rPr>
+        <w:t>;</w:t>
+      </w:r>
+    </w:p>
+    <w:p>
+      <w:pPr>
+        <w:autoSpaceDE w:val="0"/>
+        <w:autoSpaceDN w:val="0"/>
+        <w:adjustRightInd w:val="0"/>
+        <w:spacing w:after="0" w:line="240" w:lineRule="auto"/>
+        <w:rPr>
+          <w:rFonts w:ascii="Consolas" w:hAnsi="Consolas" w:cs="Consolas"/>
+          <w:sz w:val="16"/>
+          <w:szCs w:val="16"/>
+        </w:rPr>
+      </w:pPr>
+      <w:r>
+        <w:rPr>
+          <w:rFonts w:ascii="Consolas" w:hAnsi="Consolas" w:cs="Consolas"/>
+          <w:color w:val="000000"/>
+          <w:sz w:val="16"/>
+          <w:szCs w:val="16"/>
+        </w:rPr>
+        <w:tab/>
+        <w:t>}</w:t>
+      </w:r>
+    </w:p>
+    <w:p>
+      <w:pPr>
+        <w:autoSpaceDE w:val="0"/>
+        <w:autoSpaceDN w:val="0"/>
+        <w:adjustRightInd w:val="0"/>
+        <w:spacing w:after="0" w:line="240" w:lineRule="auto"/>
+        <w:rPr>
+          <w:rFonts w:ascii="Consolas" w:hAnsi="Consolas" w:cs="Consolas"/>
+          <w:sz w:val="16"/>
+          <w:szCs w:val="16"/>
+        </w:rPr>
+      </w:pPr>
+    </w:p>
+    <w:p>
+      <w:pPr>
+        <w:autoSpaceDE w:val="0"/>
+        <w:autoSpaceDN w:val="0"/>
+        <w:adjustRightInd w:val="0"/>
+        <w:spacing w:after="0" w:line="240" w:lineRule="auto"/>
+        <w:rPr>
+          <w:rFonts w:ascii="Consolas" w:hAnsi="Consolas" w:cs="Consolas"/>
+          <w:sz w:val="16"/>
+          <w:szCs w:val="16"/>
+        </w:rPr>
+      </w:pPr>
+      <w:r>
+        <w:rPr>
+          <w:rFonts w:ascii="Consolas" w:hAnsi="Consolas" w:cs="Consolas"/>
+          <w:color w:val="000000"/>
+          <w:sz w:val="16"/>
+          <w:szCs w:val="16"/>
+        </w:rPr>
+        <w:tab/>
+      </w:r>
+    </w:p>
+    <w:p>
+      <w:pPr>
+        <w:autoSpaceDE w:val="0"/>
+        <w:autoSpaceDN w:val="0"/>
+        <w:adjustRightInd w:val="0"/>
+        <w:spacing w:after="0" w:line="240" w:lineRule="auto"/>
+        <w:rPr>
+          <w:rFonts w:ascii="Consolas" w:hAnsi="Consolas" w:cs="Consolas"/>
+          <w:sz w:val="16"/>
+          <w:szCs w:val="16"/>
+        </w:rPr>
+      </w:pPr>
+      <w:r>
+        <w:rPr>
+          <w:rFonts w:ascii="Consolas" w:hAnsi="Consolas" w:cs="Consolas"/>
+          <w:color w:val="000000"/>
+          <w:sz w:val="16"/>
+          <w:szCs w:val="16"/>
+        </w:rPr>
+        <w:tab/>
+      </w:r>
+      <w:r>
+        <w:rPr>
+          <w:rFonts w:ascii="Consolas" w:hAnsi="Consolas" w:cs="Consolas"/>
+          <w:b/>
+          <w:bCs/>
+          <w:color w:val="7F0055"/>
+          <w:sz w:val="16"/>
+          <w:szCs w:val="16"/>
+        </w:rPr>
+        <w:t>public</w:t>
+      </w:r>
+      <w:r>
+        <w:rPr>
+          <w:rFonts w:ascii="Consolas" w:hAnsi="Consolas" w:cs="Consolas"/>
+          <w:color w:val="000000"/>
+          <w:sz w:val="16"/>
+          <w:szCs w:val="16"/>
+        </w:rPr>
+        <w:t xml:space="preserve"> String </w:t>
+      </w:r>
+      <w:proofErr w:type="spellStart"/>
+      <w:proofErr w:type="gramStart"/>
+      <w:r>
+        <w:rPr>
+          <w:rFonts w:ascii="Consolas" w:hAnsi="Consolas" w:cs="Consolas"/>
+          <w:color w:val="000000"/>
+          <w:sz w:val="16"/>
+          <w:szCs w:val="16"/>
+        </w:rPr>
+        <w:t>getDepartment</w:t>
+      </w:r>
+      <w:proofErr w:type="spellEnd"/>
+      <w:r>
+        <w:rPr>
+          <w:rFonts w:ascii="Consolas" w:hAnsi="Consolas" w:cs="Consolas"/>
+          <w:color w:val="000000"/>
+          <w:sz w:val="16"/>
+          <w:szCs w:val="16"/>
+        </w:rPr>
+        <w:t>(</w:t>
+      </w:r>
+      <w:proofErr w:type="gramEnd"/>
+      <w:r>
+        <w:rPr>
+          <w:rFonts w:ascii="Consolas" w:hAnsi="Consolas" w:cs="Consolas"/>
+          <w:color w:val="000000"/>
+          <w:sz w:val="16"/>
+          <w:szCs w:val="16"/>
+        </w:rPr>
+        <w:t>) {</w:t>
+      </w:r>
+    </w:p>
+    <w:p>
+      <w:pPr>
+        <w:autoSpaceDE w:val="0"/>
+        <w:autoSpaceDN w:val="0"/>
+        <w:adjustRightInd w:val="0"/>
+        <w:spacing w:after="0" w:line="240" w:lineRule="auto"/>
+        <w:rPr>
+          <w:rFonts w:ascii="Consolas" w:hAnsi="Consolas" w:cs="Consolas"/>
+          <w:sz w:val="16"/>
+          <w:szCs w:val="16"/>
+        </w:rPr>
+      </w:pPr>
+      <w:r>
+        <w:rPr>
+          <w:rFonts w:ascii="Consolas" w:hAnsi="Consolas" w:cs="Consolas"/>
+          <w:color w:val="000000"/>
+          <w:sz w:val="16"/>
+          <w:szCs w:val="16"/>
+        </w:rPr>
+        <w:tab/>
+      </w:r>
+      <w:r>
+        <w:rPr>
+          <w:rFonts w:ascii="Consolas" w:hAnsi="Consolas" w:cs="Consolas"/>
+          <w:color w:val="000000"/>
+          <w:sz w:val="16"/>
+          <w:szCs w:val="16"/>
+        </w:rPr>
+        <w:tab/>
+      </w:r>
+      <w:r>
+        <w:rPr>
+          <w:rFonts w:ascii="Consolas" w:hAnsi="Consolas" w:cs="Consolas"/>
+          <w:b/>
+          <w:bCs/>
+          <w:color w:val="7F0055"/>
+          <w:sz w:val="16"/>
+          <w:szCs w:val="16"/>
+        </w:rPr>
+        <w:t>return</w:t>
+      </w:r>
+      <w:r>
+        <w:rPr>
+          <w:rFonts w:ascii="Consolas" w:hAnsi="Consolas" w:cs="Consolas"/>
+          <w:color w:val="000000"/>
+          <w:sz w:val="16"/>
+          <w:szCs w:val="16"/>
+        </w:rPr>
+        <w:t xml:space="preserve"> </w:t>
+      </w:r>
+      <w:r>
+        <w:rPr>
+          <w:rFonts w:ascii="Consolas" w:hAnsi="Consolas" w:cs="Consolas"/>
+          <w:color w:val="0000C0"/>
+          <w:sz w:val="16"/>
+          <w:szCs w:val="16"/>
+        </w:rPr>
+        <w:t>department</w:t>
+      </w:r>
+      <w:r>
+        <w:rPr>
+          <w:rFonts w:ascii="Consolas" w:hAnsi="Consolas" w:cs="Consolas"/>
+          <w:color w:val="000000"/>
+          <w:sz w:val="16"/>
+          <w:szCs w:val="16"/>
+        </w:rPr>
+        <w:t>;</w:t>
+      </w:r>
+    </w:p>
+    <w:p>
+      <w:pPr>
+        <w:autoSpaceDE w:val="0"/>
+        <w:autoSpaceDN w:val="0"/>
+        <w:adjustRightInd w:val="0"/>
+        <w:spacing w:after="0" w:line="240" w:lineRule="auto"/>
+        <w:rPr>
+          <w:rFonts w:ascii="Consolas" w:hAnsi="Consolas" w:cs="Consolas"/>
+          <w:sz w:val="16"/>
+          <w:szCs w:val="16"/>
+        </w:rPr>
+      </w:pPr>
+      <w:r>
+        <w:rPr>
+          <w:rFonts w:ascii="Consolas" w:hAnsi="Consolas" w:cs="Consolas"/>
+          <w:color w:val="000000"/>
+          <w:sz w:val="16"/>
+          <w:szCs w:val="16"/>
+        </w:rPr>
+        <w:tab/>
+        <w:t>}</w:t>
+      </w:r>
+    </w:p>
+    <w:p>
+      <w:pPr>
+        <w:autoSpaceDE w:val="0"/>
+        <w:autoSpaceDN w:val="0"/>
+        <w:adjustRightInd w:val="0"/>
+        <w:spacing w:after="0" w:line="240" w:lineRule="auto"/>
+        <w:rPr>
+          <w:rFonts w:ascii="Consolas" w:hAnsi="Consolas" w:cs="Consolas"/>
+          <w:sz w:val="16"/>
+          <w:szCs w:val="16"/>
+        </w:rPr>
+      </w:pPr>
+    </w:p>
+    <w:p>
+      <w:pPr>
+        <w:autoSpaceDE w:val="0"/>
+        <w:autoSpaceDN w:val="0"/>
+        <w:adjustRightInd w:val="0"/>
+        <w:spacing w:after="0" w:line="240" w:lineRule="auto"/>
+        <w:rPr>
+          <w:rFonts w:ascii="Consolas" w:hAnsi="Consolas" w:cs="Consolas"/>
+          <w:sz w:val="16"/>
+          <w:szCs w:val="16"/>
+        </w:rPr>
+      </w:pPr>
+      <w:r>
+        <w:rPr>
+          <w:rFonts w:ascii="Consolas" w:hAnsi="Consolas" w:cs="Consolas"/>
+          <w:color w:val="000000"/>
+          <w:sz w:val="16"/>
+          <w:szCs w:val="16"/>
+        </w:rPr>
+        <w:tab/>
+      </w:r>
+      <w:r>
+        <w:rPr>
+          <w:rFonts w:ascii="Consolas" w:hAnsi="Consolas" w:cs="Consolas"/>
+          <w:b/>
+          <w:bCs/>
+          <w:color w:val="7F0055"/>
+          <w:sz w:val="16"/>
+          <w:szCs w:val="16"/>
+        </w:rPr>
+        <w:t>public</w:t>
+      </w:r>
+      <w:r>
+        <w:rPr>
+          <w:rFonts w:ascii="Consolas" w:hAnsi="Consolas" w:cs="Consolas"/>
+          <w:color w:val="000000"/>
+          <w:sz w:val="16"/>
+          <w:szCs w:val="16"/>
+        </w:rPr>
+        <w:t xml:space="preserve"> </w:t>
+      </w:r>
+      <w:r>
+        <w:rPr>
+          <w:rFonts w:ascii="Consolas" w:hAnsi="Consolas" w:cs="Consolas"/>
+          <w:b/>
+          <w:bCs/>
+          <w:color w:val="7F0055"/>
+          <w:sz w:val="16"/>
+          <w:szCs w:val="16"/>
+        </w:rPr>
+        <w:t>void</w:t>
+      </w:r>
+      <w:r>
+        <w:rPr>
+          <w:rFonts w:ascii="Consolas" w:hAnsi="Consolas" w:cs="Consolas"/>
+          <w:color w:val="000000"/>
+          <w:sz w:val="16"/>
+          <w:szCs w:val="16"/>
+        </w:rPr>
+        <w:t xml:space="preserve"> </w:t>
+      </w:r>
+      <w:proofErr w:type="spellStart"/>
+      <w:proofErr w:type="gramStart"/>
+      <w:r>
+        <w:rPr>
+          <w:rFonts w:ascii="Consolas" w:hAnsi="Consolas" w:cs="Consolas"/>
+          <w:color w:val="000000"/>
+          <w:sz w:val="16"/>
+          <w:szCs w:val="16"/>
+        </w:rPr>
+        <w:t>setDepartment</w:t>
+      </w:r>
+      <w:proofErr w:type="spellEnd"/>
+      <w:r>
+        <w:rPr>
+          <w:rFonts w:ascii="Consolas" w:hAnsi="Consolas" w:cs="Consolas"/>
+          <w:color w:val="000000"/>
+          <w:sz w:val="16"/>
+          <w:szCs w:val="16"/>
+        </w:rPr>
+        <w:t>(</w:t>
+      </w:r>
+      <w:proofErr w:type="gramEnd"/>
+      <w:r>
+        <w:rPr>
+          <w:rFonts w:ascii="Consolas" w:hAnsi="Consolas" w:cs="Consolas"/>
+          <w:color w:val="000000"/>
+          <w:sz w:val="16"/>
+          <w:szCs w:val="16"/>
+        </w:rPr>
+        <w:t xml:space="preserve">String </w:t>
+      </w:r>
+      <w:r>
+        <w:rPr>
+          <w:rFonts w:ascii="Consolas" w:hAnsi="Consolas" w:cs="Consolas"/>
+          <w:color w:val="6A3E3E"/>
+          <w:sz w:val="16"/>
+          <w:szCs w:val="16"/>
+        </w:rPr>
+        <w:t>department</w:t>
+      </w:r>
+      <w:r>
+        <w:rPr>
+          <w:rFonts w:ascii="Consolas" w:hAnsi="Consolas" w:cs="Consolas"/>
+          <w:color w:val="000000"/>
+          <w:sz w:val="16"/>
+          <w:szCs w:val="16"/>
+        </w:rPr>
+        <w:t>) {</w:t>
+      </w:r>
+    </w:p>
+    <w:p>
+      <w:pPr>
+        <w:autoSpaceDE w:val="0"/>
+        <w:autoSpaceDN w:val="0"/>
+        <w:adjustRightInd w:val="0"/>
+        <w:spacing w:after="0" w:line="240" w:lineRule="auto"/>
+        <w:rPr>
+          <w:rFonts w:ascii="Consolas" w:hAnsi="Consolas" w:cs="Consolas"/>
+          <w:sz w:val="16"/>
+          <w:szCs w:val="16"/>
+        </w:rPr>
+      </w:pPr>
+      <w:r>
+        <w:rPr>
+          <w:rFonts w:ascii="Consolas" w:hAnsi="Consolas" w:cs="Consolas"/>
+          <w:color w:val="000000"/>
+          <w:sz w:val="16"/>
+          <w:szCs w:val="16"/>
+        </w:rPr>
+        <w:tab/>
+      </w:r>
+      <w:r>
+        <w:rPr>
+          <w:rFonts w:ascii="Consolas" w:hAnsi="Consolas" w:cs="Consolas"/>
+          <w:color w:val="000000"/>
+          <w:sz w:val="16"/>
+          <w:szCs w:val="16"/>
+        </w:rPr>
+        <w:tab/>
+      </w:r>
+      <w:proofErr w:type="spellStart"/>
+      <w:proofErr w:type="gramStart"/>
+      <w:r>
+        <w:rPr>
+          <w:rFonts w:ascii="Consolas" w:hAnsi="Consolas" w:cs="Consolas"/>
+          <w:b/>
+          <w:bCs/>
+          <w:color w:val="7F0055"/>
+          <w:sz w:val="16"/>
+          <w:szCs w:val="16"/>
+        </w:rPr>
+        <w:t>this</w:t>
+      </w:r>
+      <w:r>
+        <w:rPr>
+          <w:rFonts w:ascii="Consolas" w:hAnsi="Consolas" w:cs="Consolas"/>
+          <w:color w:val="000000"/>
+          <w:sz w:val="16"/>
+          <w:szCs w:val="16"/>
+        </w:rPr>
+        <w:t>.</w:t>
+      </w:r>
+      <w:r>
+        <w:rPr>
+          <w:rFonts w:ascii="Consolas" w:hAnsi="Consolas" w:cs="Consolas"/>
+          <w:color w:val="0000C0"/>
+          <w:sz w:val="16"/>
+          <w:szCs w:val="16"/>
+        </w:rPr>
+        <w:t>department</w:t>
+      </w:r>
+      <w:proofErr w:type="spellEnd"/>
+      <w:proofErr w:type="gramEnd"/>
+      <w:r>
+        <w:rPr>
+          <w:rFonts w:ascii="Consolas" w:hAnsi="Consolas" w:cs="Consolas"/>
+          <w:color w:val="000000"/>
+          <w:sz w:val="16"/>
+          <w:szCs w:val="16"/>
+        </w:rPr>
+        <w:t xml:space="preserve"> = </w:t>
+      </w:r>
+      <w:r>
+        <w:rPr>
+          <w:rFonts w:ascii="Consolas" w:hAnsi="Consolas" w:cs="Consolas"/>
+          <w:color w:val="6A3E3E"/>
+          <w:sz w:val="16"/>
+          <w:szCs w:val="16"/>
+        </w:rPr>
+        <w:t>department</w:t>
+      </w:r>
+      <w:r>
+        <w:rPr>
+          <w:rFonts w:ascii="Consolas" w:hAnsi="Consolas" w:cs="Consolas"/>
+          <w:color w:val="000000"/>
+          <w:sz w:val="16"/>
+          <w:szCs w:val="16"/>
+        </w:rPr>
+        <w:t>;</w:t>
+      </w:r>
+    </w:p>
+    <w:p>
+      <w:pPr>
+        <w:autoSpaceDE w:val="0"/>
+        <w:autoSpaceDN w:val="0"/>
+        <w:adjustRightInd w:val="0"/>
+        <w:spacing w:after="0" w:line="240" w:lineRule="auto"/>
+        <w:rPr>
+          <w:rFonts w:ascii="Consolas" w:hAnsi="Consolas" w:cs="Consolas"/>
+          <w:sz w:val="16"/>
+          <w:szCs w:val="16"/>
+        </w:rPr>
+      </w:pPr>
+      <w:r>
+        <w:rPr>
+          <w:rFonts w:ascii="Consolas" w:hAnsi="Consolas" w:cs="Consolas"/>
+          <w:color w:val="000000"/>
+          <w:sz w:val="16"/>
+          <w:szCs w:val="16"/>
+        </w:rPr>
+        <w:tab/>
+        <w:t>}</w:t>
+      </w:r>
+    </w:p>
+    <w:p>
+      <w:pPr>
+        <w:autoSpaceDE w:val="0"/>
+        <w:autoSpaceDN w:val="0"/>
+        <w:adjustRightInd w:val="0"/>
+        <w:spacing w:after="0" w:line="240" w:lineRule="auto"/>
+        <w:rPr>
+          <w:rFonts w:ascii="Consolas" w:hAnsi="Consolas" w:cs="Consolas"/>
+          <w:sz w:val="16"/>
+          <w:szCs w:val="16"/>
+        </w:rPr>
+      </w:pPr>
+    </w:p>
+    <w:p>
+      <w:pPr>
+        <w:autoSpaceDE w:val="0"/>
+        <w:autoSpaceDN w:val="0"/>
+        <w:adjustRightInd w:val="0"/>
+        <w:spacing w:after="0" w:line="240" w:lineRule="auto"/>
+        <w:rPr>
+          <w:rFonts w:ascii="Consolas" w:hAnsi="Consolas" w:cs="Consolas"/>
+          <w:sz w:val="16"/>
+          <w:szCs w:val="16"/>
+        </w:rPr>
+      </w:pPr>
+      <w:r>
+        <w:rPr>
+          <w:rFonts w:ascii="Consolas" w:hAnsi="Consolas" w:cs="Consolas"/>
+          <w:color w:val="000000"/>
+          <w:sz w:val="16"/>
+          <w:szCs w:val="16"/>
+        </w:rPr>
+        <w:tab/>
+      </w:r>
+      <w:r>
+        <w:rPr>
+          <w:rFonts w:ascii="Consolas" w:hAnsi="Consolas" w:cs="Consolas"/>
+          <w:color w:val="646464"/>
+          <w:sz w:val="16"/>
+          <w:szCs w:val="16"/>
+        </w:rPr>
+        <w:t>@Override</w:t>
+      </w:r>
+    </w:p>
+    <w:p>
+      <w:pPr>
+        <w:autoSpaceDE w:val="0"/>
+        <w:autoSpaceDN w:val="0"/>
+        <w:adjustRightInd w:val="0"/>
+        <w:spacing w:after="0" w:line="240" w:lineRule="auto"/>
+        <w:rPr>
+          <w:rFonts w:ascii="Consolas" w:hAnsi="Consolas" w:cs="Consolas"/>
+          <w:sz w:val="16"/>
+          <w:szCs w:val="16"/>
+        </w:rPr>
+      </w:pPr>
+      <w:r>
+        <w:rPr>
+          <w:rFonts w:ascii="Consolas" w:hAnsi="Consolas" w:cs="Consolas"/>
+          <w:color w:val="000000"/>
+          <w:sz w:val="16"/>
+          <w:szCs w:val="16"/>
+        </w:rPr>
+        <w:tab/>
+      </w:r>
+      <w:r>
+        <w:rPr>
+          <w:rFonts w:ascii="Consolas" w:hAnsi="Consolas" w:cs="Consolas"/>
+          <w:b/>
+          <w:bCs/>
+          <w:color w:val="7F0055"/>
+          <w:sz w:val="16"/>
+          <w:szCs w:val="16"/>
+        </w:rPr>
+        <w:t>public</w:t>
+      </w:r>
+      <w:r>
+        <w:rPr>
+          <w:rFonts w:ascii="Consolas" w:hAnsi="Consolas" w:cs="Consolas"/>
+          <w:color w:val="000000"/>
+          <w:sz w:val="16"/>
+          <w:szCs w:val="16"/>
+        </w:rPr>
+        <w:t xml:space="preserve"> String </w:t>
+      </w:r>
+      <w:proofErr w:type="spellStart"/>
+      <w:proofErr w:type="gramStart"/>
+      <w:r>
+        <w:rPr>
+          <w:rFonts w:ascii="Consolas" w:hAnsi="Consolas" w:cs="Consolas"/>
+          <w:color w:val="000000"/>
+          <w:sz w:val="16"/>
+          <w:szCs w:val="16"/>
+        </w:rPr>
+        <w:t>toString</w:t>
+      </w:r>
+      <w:proofErr w:type="spellEnd"/>
+      <w:r>
+        <w:rPr>
+          <w:rFonts w:ascii="Consolas" w:hAnsi="Consolas" w:cs="Consolas"/>
+          <w:color w:val="000000"/>
+          <w:sz w:val="16"/>
+          <w:szCs w:val="16"/>
+        </w:rPr>
+        <w:t>(</w:t>
+      </w:r>
+      <w:proofErr w:type="gramEnd"/>
+      <w:r>
+        <w:rPr>
+          <w:rFonts w:ascii="Consolas" w:hAnsi="Consolas" w:cs="Consolas"/>
+          <w:color w:val="000000"/>
+          <w:sz w:val="16"/>
+          <w:szCs w:val="16"/>
+        </w:rPr>
+        <w:t>) {</w:t>
+      </w:r>
+    </w:p>
+    <w:p>
+      <w:pPr>
+        <w:autoSpaceDE w:val="0"/>
+        <w:autoSpaceDN w:val="0"/>
+        <w:adjustRightInd w:val="0"/>
+        <w:spacing w:after="0" w:line="240" w:lineRule="auto"/>
+        <w:rPr>
+          <w:rFonts w:ascii="Consolas" w:hAnsi="Consolas" w:cs="Consolas"/>
+          <w:sz w:val="16"/>
+          <w:szCs w:val="16"/>
+        </w:rPr>
+      </w:pPr>
+      <w:r>
+        <w:rPr>
+          <w:rFonts w:ascii="Consolas" w:hAnsi="Consolas" w:cs="Consolas"/>
+          <w:color w:val="000000"/>
+          <w:sz w:val="16"/>
+          <w:szCs w:val="16"/>
+        </w:rPr>
+        <w:tab/>
+      </w:r>
+      <w:r>
+        <w:rPr>
+          <w:rFonts w:ascii="Consolas" w:hAnsi="Consolas" w:cs="Consolas"/>
+          <w:color w:val="000000"/>
+          <w:sz w:val="16"/>
+          <w:szCs w:val="16"/>
+        </w:rPr>
+        <w:tab/>
+      </w:r>
+      <w:r>
+        <w:rPr>
+          <w:rFonts w:ascii="Consolas" w:hAnsi="Consolas" w:cs="Consolas"/>
+          <w:b/>
+          <w:bCs/>
+          <w:color w:val="7F0055"/>
+          <w:sz w:val="16"/>
+          <w:szCs w:val="16"/>
+        </w:rPr>
+        <w:t>return</w:t>
+      </w:r>
+      <w:r>
+        <w:rPr>
+          <w:rFonts w:ascii="Consolas" w:hAnsi="Consolas" w:cs="Consolas"/>
+          <w:color w:val="000000"/>
+          <w:sz w:val="16"/>
+          <w:szCs w:val="16"/>
+        </w:rPr>
+        <w:t xml:space="preserve"> </w:t>
+      </w:r>
+      <w:r>
+        <w:rPr>
+          <w:rFonts w:ascii="Consolas" w:hAnsi="Consolas" w:cs="Consolas"/>
+          <w:color w:val="2A00FF"/>
+          <w:sz w:val="16"/>
+          <w:szCs w:val="16"/>
+        </w:rPr>
+        <w:t>"Employee [id="</w:t>
+      </w:r>
+      <w:r>
+        <w:rPr>
+          <w:rFonts w:ascii="Consolas" w:hAnsi="Consolas" w:cs="Consolas"/>
+          <w:color w:val="000000"/>
+          <w:sz w:val="16"/>
+          <w:szCs w:val="16"/>
+        </w:rPr>
+        <w:t xml:space="preserve"> + </w:t>
+      </w:r>
+      <w:r>
+        <w:rPr>
+          <w:rFonts w:ascii="Consolas" w:hAnsi="Consolas" w:cs="Consolas"/>
+          <w:color w:val="0000C0"/>
+          <w:sz w:val="16"/>
+          <w:szCs w:val="16"/>
+        </w:rPr>
+        <w:t>id</w:t>
+      </w:r>
+      <w:r>
+        <w:rPr>
+          <w:rFonts w:ascii="Consolas" w:hAnsi="Consolas" w:cs="Consolas"/>
+          <w:color w:val="000000"/>
+          <w:sz w:val="16"/>
+          <w:szCs w:val="16"/>
+        </w:rPr>
+        <w:t xml:space="preserve"> + </w:t>
+      </w:r>
+      <w:r>
+        <w:rPr>
+          <w:rFonts w:ascii="Consolas" w:hAnsi="Consolas" w:cs="Consolas"/>
+          <w:color w:val="2A00FF"/>
+          <w:sz w:val="16"/>
+          <w:szCs w:val="16"/>
+        </w:rPr>
+        <w:t xml:space="preserve">", </w:t>
+      </w:r>
+      <w:proofErr w:type="spellStart"/>
+      <w:r>
+        <w:rPr>
+          <w:rFonts w:ascii="Consolas" w:hAnsi="Consolas" w:cs="Consolas"/>
+          <w:color w:val="2A00FF"/>
+          <w:sz w:val="16"/>
+          <w:szCs w:val="16"/>
+        </w:rPr>
+        <w:t>firstName</w:t>
+      </w:r>
+      <w:proofErr w:type="spellEnd"/>
+      <w:r>
+        <w:rPr>
+          <w:rFonts w:ascii="Consolas" w:hAnsi="Consolas" w:cs="Consolas"/>
+          <w:color w:val="2A00FF"/>
+          <w:sz w:val="16"/>
+          <w:szCs w:val="16"/>
+        </w:rPr>
+        <w:t>="</w:t>
+      </w:r>
+      <w:r>
+        <w:rPr>
+          <w:rFonts w:ascii="Consolas" w:hAnsi="Consolas" w:cs="Consolas"/>
+          <w:color w:val="000000"/>
+          <w:sz w:val="16"/>
+          <w:szCs w:val="16"/>
+        </w:rPr>
+        <w:t xml:space="preserve"> + </w:t>
+      </w:r>
+      <w:proofErr w:type="spellStart"/>
+      <w:r>
+        <w:rPr>
+          <w:rFonts w:ascii="Consolas" w:hAnsi="Consolas" w:cs="Consolas"/>
+          <w:color w:val="0000C0"/>
+          <w:sz w:val="16"/>
+          <w:szCs w:val="16"/>
+        </w:rPr>
+        <w:t>firstName</w:t>
+      </w:r>
+      <w:proofErr w:type="spellEnd"/>
+      <w:r>
+        <w:rPr>
+          <w:rFonts w:ascii="Consolas" w:hAnsi="Consolas" w:cs="Consolas"/>
+          <w:color w:val="000000"/>
+          <w:sz w:val="16"/>
+          <w:szCs w:val="16"/>
+        </w:rPr>
+        <w:t xml:space="preserve"> + </w:t>
+      </w:r>
+      <w:r>
+        <w:rPr>
+          <w:rFonts w:ascii="Consolas" w:hAnsi="Consolas" w:cs="Consolas"/>
+          <w:color w:val="2A00FF"/>
+          <w:sz w:val="16"/>
+          <w:szCs w:val="16"/>
+        </w:rPr>
+        <w:t xml:space="preserve">", </w:t>
+      </w:r>
+      <w:proofErr w:type="spellStart"/>
+      <w:r>
+        <w:rPr>
+          <w:rFonts w:ascii="Consolas" w:hAnsi="Consolas" w:cs="Consolas"/>
+          <w:color w:val="2A00FF"/>
+          <w:sz w:val="16"/>
+          <w:szCs w:val="16"/>
+        </w:rPr>
+        <w:t>lastName</w:t>
+      </w:r>
+      <w:proofErr w:type="spellEnd"/>
+      <w:r>
+        <w:rPr>
+          <w:rFonts w:ascii="Consolas" w:hAnsi="Consolas" w:cs="Consolas"/>
+          <w:color w:val="2A00FF"/>
+          <w:sz w:val="16"/>
+          <w:szCs w:val="16"/>
+        </w:rPr>
+        <w:t>="</w:t>
+      </w:r>
+      <w:r>
+        <w:rPr>
+          <w:rFonts w:ascii="Consolas" w:hAnsi="Consolas" w:cs="Consolas"/>
+          <w:color w:val="000000"/>
+          <w:sz w:val="16"/>
+          <w:szCs w:val="16"/>
+        </w:rPr>
+        <w:t xml:space="preserve"> + </w:t>
+      </w:r>
+      <w:proofErr w:type="spellStart"/>
+      <w:r>
+        <w:rPr>
+          <w:rFonts w:ascii="Consolas" w:hAnsi="Consolas" w:cs="Consolas"/>
+          <w:color w:val="0000C0"/>
+          <w:sz w:val="16"/>
+          <w:szCs w:val="16"/>
+        </w:rPr>
+        <w:t>lastName</w:t>
+      </w:r>
+      <w:proofErr w:type="spellEnd"/>
+      <w:r>
+        <w:rPr>
+          <w:rFonts w:ascii="Consolas" w:hAnsi="Consolas" w:cs="Consolas"/>
+          <w:color w:val="000000"/>
+          <w:sz w:val="16"/>
+          <w:szCs w:val="16"/>
+        </w:rPr>
+        <w:t xml:space="preserve"> + </w:t>
+      </w:r>
+      <w:r>
+        <w:rPr>
+          <w:rFonts w:ascii="Consolas" w:hAnsi="Consolas" w:cs="Consolas"/>
+          <w:color w:val="2A00FF"/>
+          <w:sz w:val="16"/>
+          <w:szCs w:val="16"/>
+        </w:rPr>
+        <w:t>", department="</w:t>
+      </w:r>
+    </w:p>
+    <w:p>
+      <w:pPr>
+        <w:autoSpaceDE w:val="0"/>
+        <w:autoSpaceDN w:val="0"/>
+        <w:adjustRightInd w:val="0"/>
+        <w:spacing w:after="0" w:line="240" w:lineRule="auto"/>
+        <w:rPr>
+          <w:rFonts w:ascii="Consolas" w:hAnsi="Consolas" w:cs="Consolas"/>
+          <w:sz w:val="16"/>
+          <w:szCs w:val="16"/>
+        </w:rPr>
+      </w:pPr>
+      <w:r>
+        <w:rPr>
+          <w:rFonts w:ascii="Consolas" w:hAnsi="Consolas" w:cs="Consolas"/>
+          <w:color w:val="000000"/>
+          <w:sz w:val="16"/>
+          <w:szCs w:val="16"/>
+        </w:rPr>
+        <w:tab/>
+      </w:r>
+      <w:r>
+        <w:rPr>
+          <w:rFonts w:ascii="Consolas" w:hAnsi="Consolas" w:cs="Consolas"/>
+          <w:color w:val="000000"/>
+          <w:sz w:val="16"/>
+          <w:szCs w:val="16"/>
+        </w:rPr>
+        <w:tab/>
+      </w:r>
+      <w:r>
+        <w:rPr>
+          <w:rFonts w:ascii="Consolas" w:hAnsi="Consolas" w:cs="Consolas"/>
+          <w:color w:val="000000"/>
+          <w:sz w:val="16"/>
+          <w:szCs w:val="16"/>
+        </w:rPr>
+        <w:tab/>
+      </w:r>
+      <w:r>
+        <w:rPr>
+          <w:rFonts w:ascii="Consolas" w:hAnsi="Consolas" w:cs="Consolas"/>
+          <w:color w:val="000000"/>
+          <w:sz w:val="16"/>
+          <w:szCs w:val="16"/>
+        </w:rPr>
+        <w:tab/>
+        <w:t xml:space="preserve">+ </w:t>
+      </w:r>
+      <w:r>
+        <w:rPr>
+          <w:rFonts w:ascii="Consolas" w:hAnsi="Consolas" w:cs="Consolas"/>
+          <w:color w:val="0000C0"/>
+          <w:sz w:val="16"/>
+          <w:szCs w:val="16"/>
+        </w:rPr>
+        <w:t>department</w:t>
+      </w:r>
+      <w:r>
+        <w:rPr>
+          <w:rFonts w:ascii="Consolas" w:hAnsi="Consolas" w:cs="Consolas"/>
+          <w:color w:val="000000"/>
+          <w:sz w:val="16"/>
+          <w:szCs w:val="16"/>
+        </w:rPr>
+        <w:t xml:space="preserve"> + </w:t>
+      </w:r>
+      <w:r>
+        <w:rPr>
+          <w:rFonts w:ascii="Consolas" w:hAnsi="Consolas" w:cs="Consolas"/>
+          <w:color w:val="2A00FF"/>
+          <w:sz w:val="16"/>
+          <w:szCs w:val="16"/>
+        </w:rPr>
+        <w:t>", salary="</w:t>
+      </w:r>
+      <w:r>
+        <w:rPr>
+          <w:rFonts w:ascii="Consolas" w:hAnsi="Consolas" w:cs="Consolas"/>
+          <w:color w:val="000000"/>
+          <w:sz w:val="16"/>
+          <w:szCs w:val="16"/>
+        </w:rPr>
+        <w:t xml:space="preserve"> + </w:t>
+      </w:r>
+      <w:r>
+        <w:rPr>
+          <w:rFonts w:ascii="Consolas" w:hAnsi="Consolas" w:cs="Consolas"/>
+          <w:color w:val="0000C0"/>
+          <w:sz w:val="16"/>
+          <w:szCs w:val="16"/>
+        </w:rPr>
+        <w:t>salary</w:t>
+      </w:r>
+      <w:r>
+        <w:rPr>
+          <w:rFonts w:ascii="Consolas" w:hAnsi="Consolas" w:cs="Consolas"/>
+          <w:color w:val="000000"/>
+          <w:sz w:val="16"/>
+          <w:szCs w:val="16"/>
+        </w:rPr>
+        <w:t xml:space="preserve"> + </w:t>
+      </w:r>
+      <w:r>
+        <w:rPr>
+          <w:rFonts w:ascii="Consolas" w:hAnsi="Consolas" w:cs="Consolas"/>
+          <w:color w:val="2A00FF"/>
+          <w:sz w:val="16"/>
+          <w:szCs w:val="16"/>
+        </w:rPr>
+        <w:t>"]"</w:t>
+      </w:r>
+      <w:r>
+        <w:rPr>
+          <w:rFonts w:ascii="Consolas" w:hAnsi="Consolas" w:cs="Consolas"/>
+          <w:color w:val="000000"/>
+          <w:sz w:val="16"/>
+          <w:szCs w:val="16"/>
+        </w:rPr>
+        <w:t>;</w:t>
+      </w:r>
+    </w:p>
+    <w:p>
+      <w:pPr>
+        <w:autoSpaceDE w:val="0"/>
+        <w:autoSpaceDN w:val="0"/>
+        <w:adjustRightInd w:val="0"/>
+        <w:spacing w:after="0" w:line="240" w:lineRule="auto"/>
+        <w:rPr>
+          <w:rFonts w:ascii="Consolas" w:hAnsi="Consolas" w:cs="Consolas"/>
+          <w:sz w:val="16"/>
+          <w:szCs w:val="16"/>
+        </w:rPr>
+      </w:pPr>
+      <w:r>
+        <w:rPr>
+          <w:rFonts w:ascii="Consolas" w:hAnsi="Consolas" w:cs="Consolas"/>
+          <w:color w:val="000000"/>
+          <w:sz w:val="16"/>
+          <w:szCs w:val="16"/>
+        </w:rPr>
+        <w:tab/>
+        <w:t>}</w:t>
+      </w:r>
+    </w:p>
+    <w:p>
+      <w:pPr>
+        <w:autoSpaceDE w:val="0"/>
+        <w:autoSpaceDN w:val="0"/>
+        <w:adjustRightInd w:val="0"/>
+        <w:spacing w:after="0" w:line="240" w:lineRule="auto"/>
+        <w:rPr>
+          <w:rFonts w:ascii="Consolas" w:hAnsi="Consolas" w:cs="Consolas"/>
+          <w:sz w:val="16"/>
+          <w:szCs w:val="16"/>
+        </w:rPr>
+      </w:pPr>
+    </w:p>
+    <w:p>
+      <w:pPr>
+        <w:autoSpaceDE w:val="0"/>
+        <w:autoSpaceDN w:val="0"/>
+        <w:adjustRightInd w:val="0"/>
+        <w:spacing w:after="0" w:line="240" w:lineRule="auto"/>
+        <w:rPr>
+          <w:rFonts w:ascii="Consolas" w:hAnsi="Consolas" w:cs="Consolas"/>
+          <w:sz w:val="16"/>
+          <w:szCs w:val="16"/>
+        </w:rPr>
+      </w:pPr>
+      <w:r>
+        <w:rPr>
+          <w:rFonts w:ascii="Consolas" w:hAnsi="Consolas" w:cs="Consolas"/>
+          <w:color w:val="000000"/>
+          <w:sz w:val="16"/>
+          <w:szCs w:val="16"/>
+        </w:rPr>
+        <w:tab/>
+      </w:r>
+    </w:p>
+    <w:p>
+      <w:pPr>
+        <w:autoSpaceDE w:val="0"/>
+        <w:autoSpaceDN w:val="0"/>
+        <w:adjustRightInd w:val="0"/>
+        <w:spacing w:after="0" w:line="240" w:lineRule="auto"/>
+        <w:rPr>
+          <w:rFonts w:ascii="Consolas" w:hAnsi="Consolas" w:cs="Consolas"/>
+          <w:sz w:val="16"/>
+          <w:szCs w:val="16"/>
+        </w:rPr>
+      </w:pPr>
+    </w:p>
+    <w:p>
+      <w:pPr>
+        <w:autoSpaceDE w:val="0"/>
+        <w:autoSpaceDN w:val="0"/>
+        <w:adjustRightInd w:val="0"/>
+        <w:spacing w:after="0" w:line="240" w:lineRule="auto"/>
+        <w:rPr>
+          <w:rFonts w:ascii="Consolas" w:hAnsi="Consolas" w:cs="Consolas"/>
+          <w:sz w:val="16"/>
+          <w:szCs w:val="16"/>
+        </w:rPr>
+      </w:pPr>
+      <w:r>
+        <w:rPr>
+          <w:rFonts w:ascii="Consolas" w:hAnsi="Consolas" w:cs="Consolas"/>
+          <w:color w:val="000000"/>
+          <w:sz w:val="16"/>
+          <w:szCs w:val="16"/>
+        </w:rPr>
+        <w:t>}</w:t>
+      </w:r>
+    </w:p>
+    <w:p>
+      <w:pPr>
+        <w:rPr>
+          <w:sz w:val="2"/>
+          <w:szCs w:val="2"/>
+          <w:lang w:val="en-US"/>
+        </w:rPr>
+      </w:pPr>
+    </w:p>
+    <w:p>
+      <w:pPr>
+        <w:rPr>
+          <w:sz w:val="2"/>
+          <w:szCs w:val="2"/>
+          <w:lang w:val="en-US"/>
+        </w:rPr>
+      </w:pPr>
+    </w:p>
+    <w:p>
+      <w:pPr>
+        <w:autoSpaceDE w:val="0"/>
+        <w:autoSpaceDN w:val="0"/>
+        <w:adjustRightInd w:val="0"/>
+        <w:spacing w:after="0" w:line="240" w:lineRule="auto"/>
+        <w:rPr>
+          <w:rFonts w:ascii="Consolas" w:hAnsi="Consolas" w:cs="Consolas"/>
+          <w:sz w:val="16"/>
+          <w:szCs w:val="16"/>
+        </w:rPr>
+      </w:pPr>
+      <w:r>
+        <w:rPr>
+          <w:rFonts w:ascii="Consolas" w:hAnsi="Consolas" w:cs="Consolas"/>
+          <w:b/>
+          <w:bCs/>
+          <w:color w:val="7F0055"/>
+          <w:sz w:val="16"/>
+          <w:szCs w:val="16"/>
+        </w:rPr>
+        <w:t>import</w:t>
+      </w:r>
+      <w:r>
+        <w:rPr>
+          <w:rFonts w:ascii="Consolas" w:hAnsi="Consolas" w:cs="Consolas"/>
+          <w:color w:val="000000"/>
+          <w:sz w:val="16"/>
+          <w:szCs w:val="16"/>
+        </w:rPr>
+        <w:t xml:space="preserve"> </w:t>
+      </w:r>
+      <w:proofErr w:type="spellStart"/>
+      <w:proofErr w:type="gramStart"/>
+      <w:r>
+        <w:rPr>
+          <w:rFonts w:ascii="Consolas" w:hAnsi="Consolas" w:cs="Consolas"/>
+          <w:color w:val="000000"/>
+          <w:sz w:val="16"/>
+          <w:szCs w:val="16"/>
+        </w:rPr>
+        <w:t>java.util</w:t>
+      </w:r>
+      <w:proofErr w:type="gramEnd"/>
+      <w:r>
+        <w:rPr>
+          <w:rFonts w:ascii="Consolas" w:hAnsi="Consolas" w:cs="Consolas"/>
+          <w:color w:val="000000"/>
+          <w:sz w:val="16"/>
+          <w:szCs w:val="16"/>
+        </w:rPr>
+        <w:t>.ArrayList</w:t>
+      </w:r>
+      <w:proofErr w:type="spellEnd"/>
+      <w:r>
+        <w:rPr>
+          <w:rFonts w:ascii="Consolas" w:hAnsi="Consolas" w:cs="Consolas"/>
+          <w:color w:val="000000"/>
+          <w:sz w:val="16"/>
+          <w:szCs w:val="16"/>
+        </w:rPr>
+        <w:t>;</w:t>
+      </w:r>
+    </w:p>
+    <w:p>
+      <w:pPr>
+        <w:autoSpaceDE w:val="0"/>
+        <w:autoSpaceDN w:val="0"/>
+        <w:adjustRightInd w:val="0"/>
+        <w:spacing w:after="0" w:line="240" w:lineRule="auto"/>
+        <w:rPr>
+          <w:rFonts w:ascii="Consolas" w:hAnsi="Consolas" w:cs="Consolas"/>
+          <w:sz w:val="16"/>
+          <w:szCs w:val="16"/>
+        </w:rPr>
+      </w:pPr>
+      <w:r>
+        <w:rPr>
+          <w:rFonts w:ascii="Consolas" w:hAnsi="Consolas" w:cs="Consolas"/>
+          <w:b/>
+          <w:bCs/>
+          <w:color w:val="7F0055"/>
+          <w:sz w:val="16"/>
+          <w:szCs w:val="16"/>
+        </w:rPr>
+        <w:t>import</w:t>
+      </w:r>
+      <w:r>
+        <w:rPr>
+          <w:rFonts w:ascii="Consolas" w:hAnsi="Consolas" w:cs="Consolas"/>
+          <w:color w:val="000000"/>
+          <w:sz w:val="16"/>
+          <w:szCs w:val="16"/>
+        </w:rPr>
+        <w:t xml:space="preserve"> </w:t>
+      </w:r>
+      <w:proofErr w:type="spellStart"/>
+      <w:proofErr w:type="gramStart"/>
+      <w:r>
+        <w:rPr>
+          <w:rFonts w:ascii="Consolas" w:hAnsi="Consolas" w:cs="Consolas"/>
+          <w:color w:val="000000"/>
+          <w:sz w:val="16"/>
+          <w:szCs w:val="16"/>
+        </w:rPr>
+        <w:t>java.util</w:t>
+      </w:r>
+      <w:proofErr w:type="gramEnd"/>
+      <w:r>
+        <w:rPr>
+          <w:rFonts w:ascii="Consolas" w:hAnsi="Consolas" w:cs="Consolas"/>
+          <w:color w:val="000000"/>
+          <w:sz w:val="16"/>
+          <w:szCs w:val="16"/>
+        </w:rPr>
+        <w:t>.List</w:t>
+      </w:r>
+      <w:proofErr w:type="spellEnd"/>
+      <w:r>
+        <w:rPr>
+          <w:rFonts w:ascii="Consolas" w:hAnsi="Consolas" w:cs="Consolas"/>
+          <w:color w:val="000000"/>
+          <w:sz w:val="16"/>
+          <w:szCs w:val="16"/>
+        </w:rPr>
+        <w:t>;</w:t>
+      </w:r>
+    </w:p>
+    <w:p>
+      <w:pPr>
+        <w:autoSpaceDE w:val="0"/>
+        <w:autoSpaceDN w:val="0"/>
+        <w:adjustRightInd w:val="0"/>
+        <w:spacing w:after="0" w:line="240" w:lineRule="auto"/>
+        <w:rPr>
+          <w:rFonts w:ascii="Consolas" w:hAnsi="Consolas" w:cs="Consolas"/>
+          <w:sz w:val="16"/>
+          <w:szCs w:val="16"/>
+        </w:rPr>
+      </w:pPr>
+      <w:r>
+        <w:rPr>
+          <w:rFonts w:ascii="Consolas" w:hAnsi="Consolas" w:cs="Consolas"/>
+          <w:b/>
+          <w:bCs/>
+          <w:color w:val="7F0055"/>
+          <w:sz w:val="16"/>
+          <w:szCs w:val="16"/>
+        </w:rPr>
+        <w:t>import</w:t>
+      </w:r>
+      <w:r>
+        <w:rPr>
+          <w:rFonts w:ascii="Consolas" w:hAnsi="Consolas" w:cs="Consolas"/>
+          <w:color w:val="000000"/>
+          <w:sz w:val="16"/>
+          <w:szCs w:val="16"/>
+        </w:rPr>
+        <w:t xml:space="preserve"> </w:t>
+      </w:r>
+      <w:proofErr w:type="spellStart"/>
+      <w:proofErr w:type="gramStart"/>
+      <w:r>
+        <w:rPr>
+          <w:rFonts w:ascii="Consolas" w:hAnsi="Consolas" w:cs="Consolas"/>
+          <w:color w:val="000000"/>
+          <w:sz w:val="16"/>
+          <w:szCs w:val="16"/>
+        </w:rPr>
+        <w:t>java.util</w:t>
+      </w:r>
+      <w:proofErr w:type="gramEnd"/>
+      <w:r>
+        <w:rPr>
+          <w:rFonts w:ascii="Consolas" w:hAnsi="Consolas" w:cs="Consolas"/>
+          <w:color w:val="000000"/>
+          <w:sz w:val="16"/>
+          <w:szCs w:val="16"/>
+        </w:rPr>
+        <w:t>.Map</w:t>
+      </w:r>
+      <w:proofErr w:type="spellEnd"/>
+      <w:r>
+        <w:rPr>
+          <w:rFonts w:ascii="Consolas" w:hAnsi="Consolas" w:cs="Consolas"/>
+          <w:color w:val="000000"/>
+          <w:sz w:val="16"/>
+          <w:szCs w:val="16"/>
+        </w:rPr>
+        <w:t>;</w:t>
+      </w:r>
+    </w:p>
+    <w:p>
+      <w:pPr>
+        <w:autoSpaceDE w:val="0"/>
+        <w:autoSpaceDN w:val="0"/>
+        <w:adjustRightInd w:val="0"/>
+        <w:spacing w:after="0" w:line="240" w:lineRule="auto"/>
+        <w:rPr>
+          <w:rFonts w:ascii="Consolas" w:hAnsi="Consolas" w:cs="Consolas"/>
+          <w:sz w:val="16"/>
+          <w:szCs w:val="16"/>
+        </w:rPr>
+      </w:pPr>
+      <w:r>
+        <w:rPr>
+          <w:rFonts w:ascii="Consolas" w:hAnsi="Consolas" w:cs="Consolas"/>
+          <w:b/>
+          <w:bCs/>
+          <w:color w:val="7F0055"/>
+          <w:sz w:val="16"/>
+          <w:szCs w:val="16"/>
+        </w:rPr>
+        <w:t>import</w:t>
+      </w:r>
+      <w:r>
+        <w:rPr>
+          <w:rFonts w:ascii="Consolas" w:hAnsi="Consolas" w:cs="Consolas"/>
+          <w:color w:val="000000"/>
+          <w:sz w:val="16"/>
+          <w:szCs w:val="16"/>
+        </w:rPr>
+        <w:t xml:space="preserve"> </w:t>
+      </w:r>
+      <w:proofErr w:type="spellStart"/>
+      <w:proofErr w:type="gramStart"/>
+      <w:r>
+        <w:rPr>
+          <w:rFonts w:ascii="Consolas" w:hAnsi="Consolas" w:cs="Consolas"/>
+          <w:color w:val="000000"/>
+          <w:sz w:val="16"/>
+          <w:szCs w:val="16"/>
+        </w:rPr>
+        <w:t>java.util</w:t>
+      </w:r>
+      <w:proofErr w:type="gramEnd"/>
+      <w:r>
+        <w:rPr>
+          <w:rFonts w:ascii="Consolas" w:hAnsi="Consolas" w:cs="Consolas"/>
+          <w:color w:val="000000"/>
+          <w:sz w:val="16"/>
+          <w:szCs w:val="16"/>
+        </w:rPr>
+        <w:t>.Map.Entry</w:t>
+      </w:r>
+      <w:proofErr w:type="spellEnd"/>
+      <w:r>
+        <w:rPr>
+          <w:rFonts w:ascii="Consolas" w:hAnsi="Consolas" w:cs="Consolas"/>
+          <w:color w:val="000000"/>
+          <w:sz w:val="16"/>
+          <w:szCs w:val="16"/>
+        </w:rPr>
+        <w:t>;</w:t>
+      </w:r>
+    </w:p>
+    <w:p>
+      <w:pPr>
+        <w:autoSpaceDE w:val="0"/>
+        <w:autoSpaceDN w:val="0"/>
+        <w:adjustRightInd w:val="0"/>
+        <w:spacing w:after="0" w:line="240" w:lineRule="auto"/>
+        <w:rPr>
+          <w:rFonts w:ascii="Consolas" w:hAnsi="Consolas" w:cs="Consolas"/>
+          <w:sz w:val="16"/>
+          <w:szCs w:val="16"/>
+        </w:rPr>
+      </w:pPr>
+      <w:r>
+        <w:rPr>
+          <w:rFonts w:ascii="Consolas" w:hAnsi="Consolas" w:cs="Consolas"/>
+          <w:b/>
+          <w:bCs/>
+          <w:color w:val="7F0055"/>
+          <w:sz w:val="16"/>
+          <w:szCs w:val="16"/>
+        </w:rPr>
+        <w:t>import</w:t>
+      </w:r>
+      <w:r>
+        <w:rPr>
+          <w:rFonts w:ascii="Consolas" w:hAnsi="Consolas" w:cs="Consolas"/>
+          <w:color w:val="000000"/>
+          <w:sz w:val="16"/>
+          <w:szCs w:val="16"/>
+        </w:rPr>
+        <w:t xml:space="preserve"> </w:t>
+      </w:r>
+      <w:proofErr w:type="spellStart"/>
+      <w:proofErr w:type="gramStart"/>
+      <w:r>
+        <w:rPr>
+          <w:rFonts w:ascii="Consolas" w:hAnsi="Consolas" w:cs="Consolas"/>
+          <w:color w:val="000000"/>
+          <w:sz w:val="16"/>
+          <w:szCs w:val="16"/>
+        </w:rPr>
+        <w:t>java.util</w:t>
+      </w:r>
+      <w:proofErr w:type="gramEnd"/>
+      <w:r>
+        <w:rPr>
+          <w:rFonts w:ascii="Consolas" w:hAnsi="Consolas" w:cs="Consolas"/>
+          <w:color w:val="000000"/>
+          <w:sz w:val="16"/>
+          <w:szCs w:val="16"/>
+        </w:rPr>
+        <w:t>.stream.Collectors</w:t>
+      </w:r>
+      <w:proofErr w:type="spellEnd"/>
+      <w:r>
+        <w:rPr>
+          <w:rFonts w:ascii="Consolas" w:hAnsi="Consolas" w:cs="Consolas"/>
+          <w:color w:val="000000"/>
+          <w:sz w:val="16"/>
+          <w:szCs w:val="16"/>
+        </w:rPr>
+        <w:t>;</w:t>
+      </w:r>
+    </w:p>
+    <w:p>
+      <w:pPr>
+        <w:autoSpaceDE w:val="0"/>
+        <w:autoSpaceDN w:val="0"/>
+        <w:adjustRightInd w:val="0"/>
+        <w:spacing w:after="0" w:line="240" w:lineRule="auto"/>
+        <w:rPr>
+          <w:rFonts w:ascii="Consolas" w:hAnsi="Consolas" w:cs="Consolas"/>
+          <w:sz w:val="16"/>
+          <w:szCs w:val="16"/>
+        </w:rPr>
+      </w:pPr>
+    </w:p>
+    <w:p>
+      <w:pPr>
+        <w:autoSpaceDE w:val="0"/>
+        <w:autoSpaceDN w:val="0"/>
+        <w:adjustRightInd w:val="0"/>
+        <w:spacing w:after="0" w:line="240" w:lineRule="auto"/>
+        <w:rPr>
+          <w:rFonts w:ascii="Consolas" w:hAnsi="Consolas" w:cs="Consolas"/>
+          <w:sz w:val="16"/>
+          <w:szCs w:val="16"/>
+        </w:rPr>
+      </w:pPr>
+      <w:r>
+        <w:rPr>
+          <w:rFonts w:ascii="Consolas" w:hAnsi="Consolas" w:cs="Consolas"/>
+          <w:b/>
+          <w:bCs/>
+          <w:color w:val="7F0055"/>
+          <w:sz w:val="16"/>
+          <w:szCs w:val="16"/>
+        </w:rPr>
+        <w:t>public</w:t>
+      </w:r>
+      <w:r>
+        <w:rPr>
+          <w:rFonts w:ascii="Consolas" w:hAnsi="Consolas" w:cs="Consolas"/>
+          <w:color w:val="000000"/>
+          <w:sz w:val="16"/>
+          <w:szCs w:val="16"/>
+        </w:rPr>
+        <w:t xml:space="preserve"> </w:t>
+      </w:r>
+      <w:r>
+        <w:rPr>
+          <w:rFonts w:ascii="Consolas" w:hAnsi="Consolas" w:cs="Consolas"/>
+          <w:b/>
+          <w:bCs/>
+          <w:color w:val="7F0055"/>
+          <w:sz w:val="16"/>
+          <w:szCs w:val="16"/>
+        </w:rPr>
+        <w:t>class</w:t>
+      </w:r>
+      <w:r>
+        <w:rPr>
+          <w:rFonts w:ascii="Consolas" w:hAnsi="Consolas" w:cs="Consolas"/>
+          <w:color w:val="000000"/>
+          <w:sz w:val="16"/>
+          <w:szCs w:val="16"/>
+        </w:rPr>
+        <w:t xml:space="preserve"> App5 {</w:t>
+      </w:r>
+    </w:p>
+    <w:p>
+      <w:pPr>
+        <w:autoSpaceDE w:val="0"/>
+        <w:autoSpaceDN w:val="0"/>
+        <w:adjustRightInd w:val="0"/>
+        <w:spacing w:after="0" w:line="240" w:lineRule="auto"/>
+        <w:rPr>
+          <w:rFonts w:ascii="Consolas" w:hAnsi="Consolas" w:cs="Consolas"/>
+          <w:sz w:val="16"/>
+          <w:szCs w:val="16"/>
+        </w:rPr>
+      </w:pPr>
+    </w:p>
+    <w:p>
+      <w:pPr>
+        <w:autoSpaceDE w:val="0"/>
+        <w:autoSpaceDN w:val="0"/>
+        <w:adjustRightInd w:val="0"/>
+        <w:spacing w:after="0" w:line="240" w:lineRule="auto"/>
+        <w:rPr>
+          <w:rFonts w:ascii="Consolas" w:hAnsi="Consolas" w:cs="Consolas"/>
+          <w:sz w:val="16"/>
+          <w:szCs w:val="16"/>
+        </w:rPr>
+      </w:pPr>
+      <w:r>
+        <w:rPr>
+          <w:rFonts w:ascii="Consolas" w:hAnsi="Consolas" w:cs="Consolas"/>
+          <w:color w:val="000000"/>
+          <w:sz w:val="16"/>
+          <w:szCs w:val="16"/>
+        </w:rPr>
+        <w:tab/>
+      </w:r>
+      <w:r>
+        <w:rPr>
+          <w:rFonts w:ascii="Consolas" w:hAnsi="Consolas" w:cs="Consolas"/>
+          <w:b/>
+          <w:bCs/>
+          <w:color w:val="7F0055"/>
+          <w:sz w:val="16"/>
+          <w:szCs w:val="16"/>
+        </w:rPr>
+        <w:t>public</w:t>
+      </w:r>
+      <w:r>
+        <w:rPr>
+          <w:rFonts w:ascii="Consolas" w:hAnsi="Consolas" w:cs="Consolas"/>
+          <w:color w:val="000000"/>
+          <w:sz w:val="16"/>
+          <w:szCs w:val="16"/>
+        </w:rPr>
+        <w:t xml:space="preserve"> </w:t>
+      </w:r>
+      <w:r>
+        <w:rPr>
+          <w:rFonts w:ascii="Consolas" w:hAnsi="Consolas" w:cs="Consolas"/>
+          <w:b/>
+          <w:bCs/>
+          <w:color w:val="7F0055"/>
+          <w:sz w:val="16"/>
+          <w:szCs w:val="16"/>
+        </w:rPr>
+        <w:t>static</w:t>
+      </w:r>
+      <w:r>
+        <w:rPr>
+          <w:rFonts w:ascii="Consolas" w:hAnsi="Consolas" w:cs="Consolas"/>
+          <w:color w:val="000000"/>
+          <w:sz w:val="16"/>
+          <w:szCs w:val="16"/>
+        </w:rPr>
+        <w:t xml:space="preserve"> </w:t>
+      </w:r>
+      <w:r>
+        <w:rPr>
+          <w:rFonts w:ascii="Consolas" w:hAnsi="Consolas" w:cs="Consolas"/>
+          <w:b/>
+          <w:bCs/>
+          <w:color w:val="7F0055"/>
+          <w:sz w:val="16"/>
+          <w:szCs w:val="16"/>
+        </w:rPr>
+        <w:t>void</w:t>
+      </w:r>
+      <w:r>
+        <w:rPr>
+          <w:rFonts w:ascii="Consolas" w:hAnsi="Consolas" w:cs="Consolas"/>
+          <w:color w:val="000000"/>
+          <w:sz w:val="16"/>
+          <w:szCs w:val="16"/>
+        </w:rPr>
+        <w:t xml:space="preserve"> </w:t>
+      </w:r>
+      <w:proofErr w:type="gramStart"/>
+      <w:r>
+        <w:rPr>
+          <w:rFonts w:ascii="Consolas" w:hAnsi="Consolas" w:cs="Consolas"/>
+          <w:color w:val="000000"/>
+          <w:sz w:val="16"/>
+          <w:szCs w:val="16"/>
+        </w:rPr>
+        <w:t>main(</w:t>
+      </w:r>
+      <w:proofErr w:type="gramEnd"/>
+      <w:r>
+        <w:rPr>
+          <w:rFonts w:ascii="Consolas" w:hAnsi="Consolas" w:cs="Consolas"/>
+          <w:color w:val="000000"/>
+          <w:sz w:val="16"/>
+          <w:szCs w:val="16"/>
+        </w:rPr>
+        <w:t xml:space="preserve">String[] </w:t>
+      </w:r>
+      <w:proofErr w:type="spellStart"/>
+      <w:r>
+        <w:rPr>
+          <w:rFonts w:ascii="Consolas" w:hAnsi="Consolas" w:cs="Consolas"/>
+          <w:color w:val="6A3E3E"/>
+          <w:sz w:val="16"/>
+          <w:szCs w:val="16"/>
+        </w:rPr>
+        <w:t>args</w:t>
+      </w:r>
+      <w:proofErr w:type="spellEnd"/>
+      <w:r>
+        <w:rPr>
+          <w:rFonts w:ascii="Consolas" w:hAnsi="Consolas" w:cs="Consolas"/>
+          <w:color w:val="000000"/>
+          <w:sz w:val="16"/>
+          <w:szCs w:val="16"/>
+        </w:rPr>
+        <w:t>) {</w:t>
+      </w:r>
+    </w:p>
+    <w:p>
+      <w:pPr>
+        <w:autoSpaceDE w:val="0"/>
+        <w:autoSpaceDN w:val="0"/>
+        <w:adjustRightInd w:val="0"/>
+        <w:spacing w:after="0" w:line="240" w:lineRule="auto"/>
+        <w:rPr>
+          <w:rFonts w:ascii="Consolas" w:hAnsi="Consolas" w:cs="Consolas"/>
+          <w:sz w:val="16"/>
+          <w:szCs w:val="16"/>
+        </w:rPr>
+      </w:pPr>
+      <w:r>
+        <w:rPr>
+          <w:rFonts w:ascii="Consolas" w:hAnsi="Consolas" w:cs="Consolas"/>
+          <w:color w:val="000000"/>
+          <w:sz w:val="16"/>
+          <w:szCs w:val="16"/>
+        </w:rPr>
+        <w:tab/>
+      </w:r>
+      <w:r>
+        <w:rPr>
+          <w:rFonts w:ascii="Consolas" w:hAnsi="Consolas" w:cs="Consolas"/>
+          <w:color w:val="000000"/>
+          <w:sz w:val="16"/>
+          <w:szCs w:val="16"/>
+        </w:rPr>
+        <w:tab/>
+        <w:t xml:space="preserve">List&lt;Employee&gt; </w:t>
+      </w:r>
+      <w:proofErr w:type="spellStart"/>
+      <w:r>
+        <w:rPr>
+          <w:rFonts w:ascii="Consolas" w:hAnsi="Consolas" w:cs="Consolas"/>
+          <w:color w:val="6A3E3E"/>
+          <w:sz w:val="16"/>
+          <w:szCs w:val="16"/>
+        </w:rPr>
+        <w:t>empList</w:t>
+      </w:r>
+      <w:proofErr w:type="spellEnd"/>
+      <w:r>
+        <w:rPr>
+          <w:rFonts w:ascii="Consolas" w:hAnsi="Consolas" w:cs="Consolas"/>
+          <w:color w:val="000000"/>
+          <w:sz w:val="16"/>
+          <w:szCs w:val="16"/>
+        </w:rPr>
+        <w:t>=</w:t>
+      </w:r>
+      <w:r>
+        <w:rPr>
+          <w:rFonts w:ascii="Consolas" w:hAnsi="Consolas" w:cs="Consolas"/>
+          <w:b/>
+          <w:bCs/>
+          <w:color w:val="7F0055"/>
+          <w:sz w:val="16"/>
+          <w:szCs w:val="16"/>
+        </w:rPr>
+        <w:t>new</w:t>
+      </w:r>
+      <w:r>
+        <w:rPr>
+          <w:rFonts w:ascii="Consolas" w:hAnsi="Consolas" w:cs="Consolas"/>
+          <w:color w:val="000000"/>
+          <w:sz w:val="16"/>
+          <w:szCs w:val="16"/>
+        </w:rPr>
+        <w:t xml:space="preserve"> </w:t>
+      </w:r>
+      <w:proofErr w:type="spellStart"/>
+      <w:r>
+        <w:rPr>
+          <w:rFonts w:ascii="Consolas" w:hAnsi="Consolas" w:cs="Consolas"/>
+          <w:color w:val="000000"/>
+          <w:sz w:val="16"/>
+          <w:szCs w:val="16"/>
+        </w:rPr>
+        <w:t>ArrayList</w:t>
+      </w:r>
+      <w:proofErr w:type="spellEnd"/>
+      <w:r>
+        <w:rPr>
+          <w:rFonts w:ascii="Consolas" w:hAnsi="Consolas" w:cs="Consolas"/>
+          <w:color w:val="000000"/>
+          <w:sz w:val="16"/>
+          <w:szCs w:val="16"/>
+        </w:rPr>
+        <w:t>&lt;Employee</w:t>
+      </w:r>
+      <w:proofErr w:type="gramStart"/>
+      <w:r>
+        <w:rPr>
+          <w:rFonts w:ascii="Consolas" w:hAnsi="Consolas" w:cs="Consolas"/>
+          <w:color w:val="000000"/>
+          <w:sz w:val="16"/>
+          <w:szCs w:val="16"/>
+        </w:rPr>
+        <w:t>&gt;(</w:t>
+      </w:r>
+      <w:proofErr w:type="gramEnd"/>
+      <w:r>
+        <w:rPr>
+          <w:rFonts w:ascii="Consolas" w:hAnsi="Consolas" w:cs="Consolas"/>
+          <w:color w:val="000000"/>
+          <w:sz w:val="16"/>
+          <w:szCs w:val="16"/>
+        </w:rPr>
+        <w:t>);</w:t>
+      </w:r>
+    </w:p>
+    <w:p>
+      <w:pPr>
+        <w:autoSpaceDE w:val="0"/>
+        <w:autoSpaceDN w:val="0"/>
+        <w:adjustRightInd w:val="0"/>
+        <w:spacing w:after="0" w:line="240" w:lineRule="auto"/>
+        <w:rPr>
+          <w:rFonts w:ascii="Consolas" w:hAnsi="Consolas" w:cs="Consolas"/>
+          <w:sz w:val="16"/>
+          <w:szCs w:val="16"/>
+        </w:rPr>
+      </w:pPr>
+      <w:r>
+        <w:rPr>
+          <w:rFonts w:ascii="Consolas" w:hAnsi="Consolas" w:cs="Consolas"/>
+          <w:color w:val="000000"/>
+          <w:sz w:val="16"/>
+          <w:szCs w:val="16"/>
+        </w:rPr>
+        <w:tab/>
+      </w:r>
+      <w:r>
+        <w:rPr>
+          <w:rFonts w:ascii="Consolas" w:hAnsi="Consolas" w:cs="Consolas"/>
+          <w:color w:val="000000"/>
+          <w:sz w:val="16"/>
+          <w:szCs w:val="16"/>
+        </w:rPr>
+        <w:tab/>
+      </w:r>
+      <w:proofErr w:type="spellStart"/>
+      <w:proofErr w:type="gramStart"/>
+      <w:r>
+        <w:rPr>
+          <w:rFonts w:ascii="Consolas" w:hAnsi="Consolas" w:cs="Consolas"/>
+          <w:color w:val="6A3E3E"/>
+          <w:sz w:val="16"/>
+          <w:szCs w:val="16"/>
+        </w:rPr>
+        <w:t>empList</w:t>
+      </w:r>
+      <w:r>
+        <w:rPr>
+          <w:rFonts w:ascii="Consolas" w:hAnsi="Consolas" w:cs="Consolas"/>
+          <w:color w:val="000000"/>
+          <w:sz w:val="16"/>
+          <w:szCs w:val="16"/>
+        </w:rPr>
+        <w:t>.add</w:t>
+      </w:r>
+      <w:proofErr w:type="spellEnd"/>
+      <w:r>
+        <w:rPr>
+          <w:rFonts w:ascii="Consolas" w:hAnsi="Consolas" w:cs="Consolas"/>
+          <w:color w:val="000000"/>
+          <w:sz w:val="16"/>
+          <w:szCs w:val="16"/>
+        </w:rPr>
+        <w:t>(</w:t>
+      </w:r>
+      <w:proofErr w:type="gramEnd"/>
+      <w:r>
+        <w:rPr>
+          <w:rFonts w:ascii="Consolas" w:hAnsi="Consolas" w:cs="Consolas"/>
+          <w:b/>
+          <w:bCs/>
+          <w:color w:val="7F0055"/>
+          <w:sz w:val="16"/>
+          <w:szCs w:val="16"/>
+        </w:rPr>
+        <w:t>new</w:t>
+      </w:r>
+      <w:r>
+        <w:rPr>
+          <w:rFonts w:ascii="Consolas" w:hAnsi="Consolas" w:cs="Consolas"/>
+          <w:color w:val="000000"/>
+          <w:sz w:val="16"/>
+          <w:szCs w:val="16"/>
+        </w:rPr>
+        <w:t xml:space="preserve"> Employee(248774,</w:t>
+      </w:r>
+      <w:r>
+        <w:rPr>
+          <w:rFonts w:ascii="Consolas" w:hAnsi="Consolas" w:cs="Consolas"/>
+          <w:color w:val="2A00FF"/>
+          <w:sz w:val="16"/>
+          <w:szCs w:val="16"/>
+        </w:rPr>
+        <w:t>"Neethu"</w:t>
+      </w:r>
+      <w:r>
+        <w:rPr>
+          <w:rFonts w:ascii="Consolas" w:hAnsi="Consolas" w:cs="Consolas"/>
+          <w:color w:val="000000"/>
+          <w:sz w:val="16"/>
+          <w:szCs w:val="16"/>
+        </w:rPr>
+        <w:t>,</w:t>
+      </w:r>
+      <w:r>
+        <w:rPr>
+          <w:rFonts w:ascii="Consolas" w:hAnsi="Consolas" w:cs="Consolas"/>
+          <w:color w:val="2A00FF"/>
+          <w:sz w:val="16"/>
+          <w:szCs w:val="16"/>
+        </w:rPr>
+        <w:t xml:space="preserve">" </w:t>
+      </w:r>
+      <w:proofErr w:type="spellStart"/>
+      <w:r>
+        <w:rPr>
+          <w:rFonts w:ascii="Consolas" w:hAnsi="Consolas" w:cs="Consolas"/>
+          <w:color w:val="2A00FF"/>
+          <w:sz w:val="16"/>
+          <w:szCs w:val="16"/>
+        </w:rPr>
+        <w:t>Nelliparambil</w:t>
+      </w:r>
+      <w:proofErr w:type="spellEnd"/>
+      <w:r>
+        <w:rPr>
+          <w:rFonts w:ascii="Consolas" w:hAnsi="Consolas" w:cs="Consolas"/>
+          <w:color w:val="2A00FF"/>
+          <w:sz w:val="16"/>
+          <w:szCs w:val="16"/>
+        </w:rPr>
+        <w:t xml:space="preserve"> Rathimohan"</w:t>
+      </w:r>
+      <w:r>
+        <w:rPr>
+          <w:rFonts w:ascii="Consolas" w:hAnsi="Consolas" w:cs="Consolas"/>
+          <w:color w:val="000000"/>
+          <w:sz w:val="16"/>
+          <w:szCs w:val="16"/>
+        </w:rPr>
+        <w:t>,</w:t>
+      </w:r>
+      <w:r>
+        <w:rPr>
+          <w:rFonts w:ascii="Consolas" w:hAnsi="Consolas" w:cs="Consolas"/>
+          <w:color w:val="2A00FF"/>
+          <w:sz w:val="16"/>
+          <w:szCs w:val="16"/>
+        </w:rPr>
+        <w:t>"EEE"</w:t>
+      </w:r>
+      <w:r>
+        <w:rPr>
+          <w:rFonts w:ascii="Consolas" w:hAnsi="Consolas" w:cs="Consolas"/>
+          <w:color w:val="000000"/>
+          <w:sz w:val="16"/>
+          <w:szCs w:val="16"/>
+        </w:rPr>
+        <w:t>,10.0));</w:t>
+      </w:r>
+    </w:p>
+    <w:p>
+      <w:pPr>
+        <w:autoSpaceDE w:val="0"/>
+        <w:autoSpaceDN w:val="0"/>
+        <w:adjustRightInd w:val="0"/>
+        <w:spacing w:after="0" w:line="240" w:lineRule="auto"/>
+        <w:rPr>
+          <w:rFonts w:ascii="Consolas" w:hAnsi="Consolas" w:cs="Consolas"/>
+          <w:sz w:val="16"/>
+          <w:szCs w:val="16"/>
+        </w:rPr>
+      </w:pPr>
+      <w:r>
+        <w:rPr>
+          <w:rFonts w:ascii="Consolas" w:hAnsi="Consolas" w:cs="Consolas"/>
+          <w:color w:val="000000"/>
+          <w:sz w:val="16"/>
+          <w:szCs w:val="16"/>
+        </w:rPr>
+        <w:tab/>
+      </w:r>
+      <w:r>
+        <w:rPr>
+          <w:rFonts w:ascii="Consolas" w:hAnsi="Consolas" w:cs="Consolas"/>
+          <w:color w:val="000000"/>
+          <w:sz w:val="16"/>
+          <w:szCs w:val="16"/>
+        </w:rPr>
+        <w:tab/>
+      </w:r>
+      <w:proofErr w:type="spellStart"/>
+      <w:proofErr w:type="gramStart"/>
+      <w:r>
+        <w:rPr>
+          <w:rFonts w:ascii="Consolas" w:hAnsi="Consolas" w:cs="Consolas"/>
+          <w:color w:val="6A3E3E"/>
+          <w:sz w:val="16"/>
+          <w:szCs w:val="16"/>
+        </w:rPr>
+        <w:t>empList</w:t>
+      </w:r>
+      <w:r>
+        <w:rPr>
+          <w:rFonts w:ascii="Consolas" w:hAnsi="Consolas" w:cs="Consolas"/>
+          <w:color w:val="000000"/>
+          <w:sz w:val="16"/>
+          <w:szCs w:val="16"/>
+        </w:rPr>
+        <w:t>.add</w:t>
+      </w:r>
+      <w:proofErr w:type="spellEnd"/>
+      <w:r>
+        <w:rPr>
+          <w:rFonts w:ascii="Consolas" w:hAnsi="Consolas" w:cs="Consolas"/>
+          <w:color w:val="000000"/>
+          <w:sz w:val="16"/>
+          <w:szCs w:val="16"/>
+        </w:rPr>
+        <w:t>(</w:t>
+      </w:r>
+      <w:proofErr w:type="gramEnd"/>
+      <w:r>
+        <w:rPr>
+          <w:rFonts w:ascii="Consolas" w:hAnsi="Consolas" w:cs="Consolas"/>
+          <w:b/>
+          <w:bCs/>
+          <w:color w:val="7F0055"/>
+          <w:sz w:val="16"/>
+          <w:szCs w:val="16"/>
+        </w:rPr>
+        <w:t>new</w:t>
+      </w:r>
+      <w:r>
+        <w:rPr>
+          <w:rFonts w:ascii="Consolas" w:hAnsi="Consolas" w:cs="Consolas"/>
+          <w:color w:val="000000"/>
+          <w:sz w:val="16"/>
+          <w:szCs w:val="16"/>
+        </w:rPr>
+        <w:t xml:space="preserve"> Employee(249547,</w:t>
+      </w:r>
+      <w:r>
+        <w:rPr>
+          <w:rFonts w:ascii="Consolas" w:hAnsi="Consolas" w:cs="Consolas"/>
+          <w:color w:val="2A00FF"/>
+          <w:sz w:val="16"/>
+          <w:szCs w:val="16"/>
+        </w:rPr>
+        <w:t>"Bhagyalakshmi"</w:t>
+      </w:r>
+      <w:r>
+        <w:rPr>
+          <w:rFonts w:ascii="Consolas" w:hAnsi="Consolas" w:cs="Consolas"/>
+          <w:color w:val="000000"/>
+          <w:sz w:val="16"/>
+          <w:szCs w:val="16"/>
+        </w:rPr>
+        <w:t>,</w:t>
+      </w:r>
+      <w:r>
+        <w:rPr>
+          <w:rFonts w:ascii="Consolas" w:hAnsi="Consolas" w:cs="Consolas"/>
+          <w:color w:val="2A00FF"/>
+          <w:sz w:val="16"/>
+          <w:szCs w:val="16"/>
+        </w:rPr>
+        <w:t>" Suresh"</w:t>
+      </w:r>
+      <w:r>
+        <w:rPr>
+          <w:rFonts w:ascii="Consolas" w:hAnsi="Consolas" w:cs="Consolas"/>
+          <w:color w:val="000000"/>
+          <w:sz w:val="16"/>
+          <w:szCs w:val="16"/>
+        </w:rPr>
+        <w:t>,</w:t>
+      </w:r>
+      <w:r>
+        <w:rPr>
+          <w:rFonts w:ascii="Consolas" w:hAnsi="Consolas" w:cs="Consolas"/>
+          <w:color w:val="2A00FF"/>
+          <w:sz w:val="16"/>
+          <w:szCs w:val="16"/>
+        </w:rPr>
+        <w:t>"CSE"</w:t>
+      </w:r>
+      <w:r>
+        <w:rPr>
+          <w:rFonts w:ascii="Consolas" w:hAnsi="Consolas" w:cs="Consolas"/>
+          <w:color w:val="000000"/>
+          <w:sz w:val="16"/>
+          <w:szCs w:val="16"/>
+        </w:rPr>
+        <w:t>,10.0));</w:t>
+      </w:r>
+    </w:p>
+    <w:p>
+      <w:pPr>
+        <w:autoSpaceDE w:val="0"/>
+        <w:autoSpaceDN w:val="0"/>
+        <w:adjustRightInd w:val="0"/>
+        <w:spacing w:after="0" w:line="240" w:lineRule="auto"/>
+        <w:rPr>
+          <w:rFonts w:ascii="Consolas" w:hAnsi="Consolas" w:cs="Consolas"/>
+          <w:sz w:val="16"/>
+          <w:szCs w:val="16"/>
+        </w:rPr>
+      </w:pPr>
+      <w:r>
+        <w:rPr>
+          <w:rFonts w:ascii="Consolas" w:hAnsi="Consolas" w:cs="Consolas"/>
+          <w:color w:val="000000"/>
+          <w:sz w:val="16"/>
+          <w:szCs w:val="16"/>
+        </w:rPr>
+        <w:tab/>
+      </w:r>
+      <w:r>
+        <w:rPr>
+          <w:rFonts w:ascii="Consolas" w:hAnsi="Consolas" w:cs="Consolas"/>
+          <w:color w:val="000000"/>
+          <w:sz w:val="16"/>
+          <w:szCs w:val="16"/>
+        </w:rPr>
+        <w:tab/>
+      </w:r>
+      <w:proofErr w:type="spellStart"/>
+      <w:proofErr w:type="gramStart"/>
+      <w:r>
+        <w:rPr>
+          <w:rFonts w:ascii="Consolas" w:hAnsi="Consolas" w:cs="Consolas"/>
+          <w:color w:val="6A3E3E"/>
+          <w:sz w:val="16"/>
+          <w:szCs w:val="16"/>
+        </w:rPr>
+        <w:t>empList</w:t>
+      </w:r>
+      <w:r>
+        <w:rPr>
+          <w:rFonts w:ascii="Consolas" w:hAnsi="Consolas" w:cs="Consolas"/>
+          <w:color w:val="000000"/>
+          <w:sz w:val="16"/>
+          <w:szCs w:val="16"/>
+        </w:rPr>
+        <w:t>.add</w:t>
+      </w:r>
+      <w:proofErr w:type="spellEnd"/>
+      <w:r>
+        <w:rPr>
+          <w:rFonts w:ascii="Consolas" w:hAnsi="Consolas" w:cs="Consolas"/>
+          <w:color w:val="000000"/>
+          <w:sz w:val="16"/>
+          <w:szCs w:val="16"/>
+        </w:rPr>
+        <w:t>(</w:t>
+      </w:r>
+      <w:proofErr w:type="gramEnd"/>
+      <w:r>
+        <w:rPr>
+          <w:rFonts w:ascii="Consolas" w:hAnsi="Consolas" w:cs="Consolas"/>
+          <w:b/>
+          <w:bCs/>
+          <w:color w:val="7F0055"/>
+          <w:sz w:val="16"/>
+          <w:szCs w:val="16"/>
+        </w:rPr>
+        <w:t>new</w:t>
+      </w:r>
+      <w:r>
+        <w:rPr>
+          <w:rFonts w:ascii="Consolas" w:hAnsi="Consolas" w:cs="Consolas"/>
+          <w:color w:val="000000"/>
+          <w:sz w:val="16"/>
+          <w:szCs w:val="16"/>
+        </w:rPr>
+        <w:t xml:space="preserve"> Employee(248825,</w:t>
+      </w:r>
+      <w:r>
+        <w:rPr>
+          <w:rFonts w:ascii="Consolas" w:hAnsi="Consolas" w:cs="Consolas"/>
+          <w:color w:val="2A00FF"/>
+          <w:sz w:val="16"/>
+          <w:szCs w:val="16"/>
+        </w:rPr>
+        <w:t>"Ajay"</w:t>
+      </w:r>
+      <w:r>
+        <w:rPr>
+          <w:rFonts w:ascii="Consolas" w:hAnsi="Consolas" w:cs="Consolas"/>
+          <w:color w:val="000000"/>
+          <w:sz w:val="16"/>
+          <w:szCs w:val="16"/>
+        </w:rPr>
+        <w:t>,</w:t>
+      </w:r>
+      <w:r>
+        <w:rPr>
+          <w:rFonts w:ascii="Consolas" w:hAnsi="Consolas" w:cs="Consolas"/>
+          <w:color w:val="2A00FF"/>
+          <w:sz w:val="16"/>
+          <w:szCs w:val="16"/>
+        </w:rPr>
+        <w:t>" C M"</w:t>
+      </w:r>
+      <w:r>
+        <w:rPr>
+          <w:rFonts w:ascii="Consolas" w:hAnsi="Consolas" w:cs="Consolas"/>
+          <w:color w:val="000000"/>
+          <w:sz w:val="16"/>
+          <w:szCs w:val="16"/>
+        </w:rPr>
+        <w:t>,</w:t>
+      </w:r>
+      <w:r>
+        <w:rPr>
+          <w:rFonts w:ascii="Consolas" w:hAnsi="Consolas" w:cs="Consolas"/>
+          <w:color w:val="2A00FF"/>
+          <w:sz w:val="16"/>
+          <w:szCs w:val="16"/>
+        </w:rPr>
+        <w:t>"EEE"</w:t>
+      </w:r>
+      <w:r>
+        <w:rPr>
+          <w:rFonts w:ascii="Consolas" w:hAnsi="Consolas" w:cs="Consolas"/>
+          <w:color w:val="000000"/>
+          <w:sz w:val="16"/>
+          <w:szCs w:val="16"/>
+        </w:rPr>
+        <w:t>,10.0));</w:t>
+      </w:r>
+    </w:p>
+    <w:p>
+      <w:pPr>
+        <w:autoSpaceDE w:val="0"/>
+        <w:autoSpaceDN w:val="0"/>
+        <w:adjustRightInd w:val="0"/>
+        <w:spacing w:after="0" w:line="240" w:lineRule="auto"/>
+        <w:rPr>
+          <w:rFonts w:ascii="Consolas" w:hAnsi="Consolas" w:cs="Consolas"/>
+          <w:sz w:val="16"/>
+          <w:szCs w:val="16"/>
+        </w:rPr>
+      </w:pPr>
+      <w:r>
+        <w:rPr>
+          <w:rFonts w:ascii="Consolas" w:hAnsi="Consolas" w:cs="Consolas"/>
+          <w:color w:val="000000"/>
+          <w:sz w:val="16"/>
+          <w:szCs w:val="16"/>
+        </w:rPr>
+        <w:tab/>
+      </w:r>
+      <w:r>
+        <w:rPr>
+          <w:rFonts w:ascii="Consolas" w:hAnsi="Consolas" w:cs="Consolas"/>
+          <w:color w:val="000000"/>
+          <w:sz w:val="16"/>
+          <w:szCs w:val="16"/>
+        </w:rPr>
+        <w:tab/>
+      </w:r>
+      <w:proofErr w:type="spellStart"/>
+      <w:proofErr w:type="gramStart"/>
+      <w:r>
+        <w:rPr>
+          <w:rFonts w:ascii="Consolas" w:hAnsi="Consolas" w:cs="Consolas"/>
+          <w:color w:val="6A3E3E"/>
+          <w:sz w:val="16"/>
+          <w:szCs w:val="16"/>
+        </w:rPr>
+        <w:t>empList</w:t>
+      </w:r>
+      <w:r>
+        <w:rPr>
+          <w:rFonts w:ascii="Consolas" w:hAnsi="Consolas" w:cs="Consolas"/>
+          <w:color w:val="000000"/>
+          <w:sz w:val="16"/>
+          <w:szCs w:val="16"/>
+        </w:rPr>
+        <w:t>.add</w:t>
+      </w:r>
+      <w:proofErr w:type="spellEnd"/>
+      <w:r>
+        <w:rPr>
+          <w:rFonts w:ascii="Consolas" w:hAnsi="Consolas" w:cs="Consolas"/>
+          <w:color w:val="000000"/>
+          <w:sz w:val="16"/>
+          <w:szCs w:val="16"/>
+        </w:rPr>
+        <w:t>(</w:t>
+      </w:r>
+      <w:proofErr w:type="gramEnd"/>
+      <w:r>
+        <w:rPr>
+          <w:rFonts w:ascii="Consolas" w:hAnsi="Consolas" w:cs="Consolas"/>
+          <w:b/>
+          <w:bCs/>
+          <w:color w:val="7F0055"/>
+          <w:sz w:val="16"/>
+          <w:szCs w:val="16"/>
+        </w:rPr>
+        <w:t>new</w:t>
+      </w:r>
+      <w:r>
+        <w:rPr>
+          <w:rFonts w:ascii="Consolas" w:hAnsi="Consolas" w:cs="Consolas"/>
+          <w:color w:val="000000"/>
+          <w:sz w:val="16"/>
+          <w:szCs w:val="16"/>
+        </w:rPr>
+        <w:t xml:space="preserve"> Employee(249532,</w:t>
+      </w:r>
+      <w:r>
+        <w:rPr>
+          <w:rFonts w:ascii="Consolas" w:hAnsi="Consolas" w:cs="Consolas"/>
+          <w:color w:val="2A00FF"/>
+          <w:sz w:val="16"/>
+          <w:szCs w:val="16"/>
+        </w:rPr>
+        <w:t>"kalyan"</w:t>
+      </w:r>
+      <w:r>
+        <w:rPr>
+          <w:rFonts w:ascii="Consolas" w:hAnsi="Consolas" w:cs="Consolas"/>
+          <w:color w:val="000000"/>
+          <w:sz w:val="16"/>
+          <w:szCs w:val="16"/>
+        </w:rPr>
+        <w:t>,</w:t>
+      </w:r>
+      <w:r>
+        <w:rPr>
+          <w:rFonts w:ascii="Consolas" w:hAnsi="Consolas" w:cs="Consolas"/>
+          <w:color w:val="2A00FF"/>
+          <w:sz w:val="16"/>
+          <w:szCs w:val="16"/>
+        </w:rPr>
+        <w:t>" Jalaneela"</w:t>
+      </w:r>
+      <w:r>
+        <w:rPr>
+          <w:rFonts w:ascii="Consolas" w:hAnsi="Consolas" w:cs="Consolas"/>
+          <w:color w:val="000000"/>
+          <w:sz w:val="16"/>
+          <w:szCs w:val="16"/>
+        </w:rPr>
+        <w:t>,</w:t>
+      </w:r>
+      <w:r>
+        <w:rPr>
+          <w:rFonts w:ascii="Consolas" w:hAnsi="Consolas" w:cs="Consolas"/>
+          <w:color w:val="2A00FF"/>
+          <w:sz w:val="16"/>
+          <w:szCs w:val="16"/>
+        </w:rPr>
+        <w:t>"ECE"</w:t>
+      </w:r>
+      <w:r>
+        <w:rPr>
+          <w:rFonts w:ascii="Consolas" w:hAnsi="Consolas" w:cs="Consolas"/>
+          <w:color w:val="000000"/>
+          <w:sz w:val="16"/>
+          <w:szCs w:val="16"/>
+        </w:rPr>
+        <w:t>,10.0));</w:t>
+      </w:r>
+    </w:p>
+    <w:p>
+      <w:pPr>
+        <w:autoSpaceDE w:val="0"/>
+        <w:autoSpaceDN w:val="0"/>
+        <w:adjustRightInd w:val="0"/>
+        <w:spacing w:after="0" w:line="240" w:lineRule="auto"/>
+        <w:rPr>
+          <w:rFonts w:ascii="Consolas" w:hAnsi="Consolas" w:cs="Consolas"/>
+          <w:sz w:val="16"/>
+          <w:szCs w:val="16"/>
+        </w:rPr>
+      </w:pPr>
+      <w:r>
+        <w:rPr>
+          <w:rFonts w:ascii="Consolas" w:hAnsi="Consolas" w:cs="Consolas"/>
+          <w:color w:val="000000"/>
+          <w:sz w:val="16"/>
+          <w:szCs w:val="16"/>
+        </w:rPr>
+        <w:tab/>
+      </w:r>
+      <w:r>
+        <w:rPr>
+          <w:rFonts w:ascii="Consolas" w:hAnsi="Consolas" w:cs="Consolas"/>
+          <w:color w:val="000000"/>
+          <w:sz w:val="16"/>
+          <w:szCs w:val="16"/>
+        </w:rPr>
+        <w:tab/>
+      </w:r>
+      <w:proofErr w:type="spellStart"/>
+      <w:proofErr w:type="gramStart"/>
+      <w:r>
+        <w:rPr>
+          <w:rFonts w:ascii="Consolas" w:hAnsi="Consolas" w:cs="Consolas"/>
+          <w:color w:val="6A3E3E"/>
+          <w:sz w:val="16"/>
+          <w:szCs w:val="16"/>
+        </w:rPr>
+        <w:t>empList</w:t>
+      </w:r>
+      <w:r>
+        <w:rPr>
+          <w:rFonts w:ascii="Consolas" w:hAnsi="Consolas" w:cs="Consolas"/>
+          <w:color w:val="000000"/>
+          <w:sz w:val="16"/>
+          <w:szCs w:val="16"/>
+        </w:rPr>
+        <w:t>.add</w:t>
+      </w:r>
+      <w:proofErr w:type="spellEnd"/>
+      <w:r>
+        <w:rPr>
+          <w:rFonts w:ascii="Consolas" w:hAnsi="Consolas" w:cs="Consolas"/>
+          <w:color w:val="000000"/>
+          <w:sz w:val="16"/>
+          <w:szCs w:val="16"/>
+        </w:rPr>
+        <w:t>(</w:t>
+      </w:r>
+      <w:proofErr w:type="gramEnd"/>
+      <w:r>
+        <w:rPr>
+          <w:rFonts w:ascii="Consolas" w:hAnsi="Consolas" w:cs="Consolas"/>
+          <w:b/>
+          <w:bCs/>
+          <w:color w:val="7F0055"/>
+          <w:sz w:val="16"/>
+          <w:szCs w:val="16"/>
+        </w:rPr>
+        <w:t>new</w:t>
+      </w:r>
+      <w:r>
+        <w:rPr>
+          <w:rFonts w:ascii="Consolas" w:hAnsi="Consolas" w:cs="Consolas"/>
+          <w:color w:val="000000"/>
+          <w:sz w:val="16"/>
+          <w:szCs w:val="16"/>
+        </w:rPr>
+        <w:t xml:space="preserve"> Employee(249529,</w:t>
+      </w:r>
+      <w:r>
+        <w:rPr>
+          <w:rFonts w:ascii="Consolas" w:hAnsi="Consolas" w:cs="Consolas"/>
+          <w:color w:val="2A00FF"/>
+          <w:sz w:val="16"/>
+          <w:szCs w:val="16"/>
+        </w:rPr>
+        <w:t>"AISWARYA"</w:t>
+      </w:r>
+      <w:r>
+        <w:rPr>
+          <w:rFonts w:ascii="Consolas" w:hAnsi="Consolas" w:cs="Consolas"/>
+          <w:color w:val="000000"/>
+          <w:sz w:val="16"/>
+          <w:szCs w:val="16"/>
+        </w:rPr>
+        <w:t>,</w:t>
+      </w:r>
+      <w:r>
+        <w:rPr>
+          <w:rFonts w:ascii="Consolas" w:hAnsi="Consolas" w:cs="Consolas"/>
+          <w:color w:val="2A00FF"/>
+          <w:sz w:val="16"/>
+          <w:szCs w:val="16"/>
+        </w:rPr>
+        <w:t>" P"</w:t>
+      </w:r>
+      <w:r>
+        <w:rPr>
+          <w:rFonts w:ascii="Consolas" w:hAnsi="Consolas" w:cs="Consolas"/>
+          <w:color w:val="000000"/>
+          <w:sz w:val="16"/>
+          <w:szCs w:val="16"/>
+        </w:rPr>
+        <w:t>,</w:t>
+      </w:r>
+      <w:r>
+        <w:rPr>
+          <w:rFonts w:ascii="Consolas" w:hAnsi="Consolas" w:cs="Consolas"/>
+          <w:color w:val="2A00FF"/>
+          <w:sz w:val="16"/>
+          <w:szCs w:val="16"/>
+        </w:rPr>
+        <w:t>"EEE"</w:t>
+      </w:r>
+      <w:r>
+        <w:rPr>
+          <w:rFonts w:ascii="Consolas" w:hAnsi="Consolas" w:cs="Consolas"/>
+          <w:color w:val="000000"/>
+          <w:sz w:val="16"/>
+          <w:szCs w:val="16"/>
+        </w:rPr>
+        <w:t>,10.0));</w:t>
+      </w:r>
+    </w:p>
+    <w:p>
+      <w:pPr>
+        <w:autoSpaceDE w:val="0"/>
+        <w:autoSpaceDN w:val="0"/>
+        <w:adjustRightInd w:val="0"/>
+        <w:spacing w:after="0" w:line="240" w:lineRule="auto"/>
+        <w:rPr>
+          <w:rFonts w:ascii="Consolas" w:hAnsi="Consolas" w:cs="Consolas"/>
+          <w:sz w:val="16"/>
+          <w:szCs w:val="16"/>
+        </w:rPr>
+      </w:pPr>
+      <w:r>
+        <w:rPr>
+          <w:rFonts w:ascii="Consolas" w:hAnsi="Consolas" w:cs="Consolas"/>
+          <w:color w:val="000000"/>
+          <w:sz w:val="16"/>
+          <w:szCs w:val="16"/>
+        </w:rPr>
+        <w:tab/>
+      </w:r>
+      <w:r>
+        <w:rPr>
+          <w:rFonts w:ascii="Consolas" w:hAnsi="Consolas" w:cs="Consolas"/>
+          <w:color w:val="000000"/>
+          <w:sz w:val="16"/>
+          <w:szCs w:val="16"/>
+        </w:rPr>
+        <w:tab/>
+      </w:r>
+      <w:proofErr w:type="spellStart"/>
+      <w:proofErr w:type="gramStart"/>
+      <w:r>
+        <w:rPr>
+          <w:rFonts w:ascii="Consolas" w:hAnsi="Consolas" w:cs="Consolas"/>
+          <w:color w:val="6A3E3E"/>
+          <w:sz w:val="16"/>
+          <w:szCs w:val="16"/>
+        </w:rPr>
+        <w:t>empList</w:t>
+      </w:r>
+      <w:r>
+        <w:rPr>
+          <w:rFonts w:ascii="Consolas" w:hAnsi="Consolas" w:cs="Consolas"/>
+          <w:color w:val="000000"/>
+          <w:sz w:val="16"/>
+          <w:szCs w:val="16"/>
+        </w:rPr>
+        <w:t>.add</w:t>
+      </w:r>
+      <w:proofErr w:type="spellEnd"/>
+      <w:r>
+        <w:rPr>
+          <w:rFonts w:ascii="Consolas" w:hAnsi="Consolas" w:cs="Consolas"/>
+          <w:color w:val="000000"/>
+          <w:sz w:val="16"/>
+          <w:szCs w:val="16"/>
+        </w:rPr>
+        <w:t>(</w:t>
+      </w:r>
+      <w:proofErr w:type="gramEnd"/>
+      <w:r>
+        <w:rPr>
+          <w:rFonts w:ascii="Consolas" w:hAnsi="Consolas" w:cs="Consolas"/>
+          <w:b/>
+          <w:bCs/>
+          <w:color w:val="7F0055"/>
+          <w:sz w:val="16"/>
+          <w:szCs w:val="16"/>
+        </w:rPr>
+        <w:t>new</w:t>
+      </w:r>
+      <w:r>
+        <w:rPr>
+          <w:rFonts w:ascii="Consolas" w:hAnsi="Consolas" w:cs="Consolas"/>
+          <w:color w:val="000000"/>
+          <w:sz w:val="16"/>
+          <w:szCs w:val="16"/>
+        </w:rPr>
+        <w:t xml:space="preserve"> Employee(248764,</w:t>
+      </w:r>
+      <w:r>
+        <w:rPr>
+          <w:rFonts w:ascii="Consolas" w:hAnsi="Consolas" w:cs="Consolas"/>
+          <w:color w:val="2A00FF"/>
+          <w:sz w:val="16"/>
+          <w:szCs w:val="16"/>
+        </w:rPr>
+        <w:t>"Ajayakrishnan"</w:t>
+      </w:r>
+      <w:r>
+        <w:rPr>
+          <w:rFonts w:ascii="Consolas" w:hAnsi="Consolas" w:cs="Consolas"/>
+          <w:color w:val="000000"/>
+          <w:sz w:val="16"/>
+          <w:szCs w:val="16"/>
+        </w:rPr>
+        <w:t>,</w:t>
+      </w:r>
+      <w:r>
+        <w:rPr>
+          <w:rFonts w:ascii="Consolas" w:hAnsi="Consolas" w:cs="Consolas"/>
+          <w:color w:val="2A00FF"/>
+          <w:sz w:val="16"/>
+          <w:szCs w:val="16"/>
+        </w:rPr>
+        <w:t>" J"</w:t>
+      </w:r>
+      <w:r>
+        <w:rPr>
+          <w:rFonts w:ascii="Consolas" w:hAnsi="Consolas" w:cs="Consolas"/>
+          <w:color w:val="000000"/>
+          <w:sz w:val="16"/>
+          <w:szCs w:val="16"/>
+        </w:rPr>
+        <w:t>,</w:t>
+      </w:r>
+      <w:r>
+        <w:rPr>
+          <w:rFonts w:ascii="Consolas" w:hAnsi="Consolas" w:cs="Consolas"/>
+          <w:color w:val="2A00FF"/>
+          <w:sz w:val="16"/>
+          <w:szCs w:val="16"/>
+        </w:rPr>
+        <w:t>"CSE"</w:t>
+      </w:r>
+      <w:r>
+        <w:rPr>
+          <w:rFonts w:ascii="Consolas" w:hAnsi="Consolas" w:cs="Consolas"/>
+          <w:color w:val="000000"/>
+          <w:sz w:val="16"/>
+          <w:szCs w:val="16"/>
+        </w:rPr>
+        <w:t>,10.0));</w:t>
+      </w:r>
+    </w:p>
+    <w:p>
+      <w:pPr>
+        <w:autoSpaceDE w:val="0"/>
+        <w:autoSpaceDN w:val="0"/>
+        <w:adjustRightInd w:val="0"/>
+        <w:spacing w:after="0" w:line="240" w:lineRule="auto"/>
+        <w:rPr>
+          <w:rFonts w:ascii="Consolas" w:hAnsi="Consolas" w:cs="Consolas"/>
+          <w:sz w:val="16"/>
+          <w:szCs w:val="16"/>
+        </w:rPr>
+      </w:pPr>
+    </w:p>
+    <w:p>
+      <w:pPr>
+        <w:autoSpaceDE w:val="0"/>
+        <w:autoSpaceDN w:val="0"/>
+        <w:adjustRightInd w:val="0"/>
+        <w:spacing w:after="0" w:line="240" w:lineRule="auto"/>
+        <w:rPr>
+          <w:rFonts w:ascii="Consolas" w:hAnsi="Consolas" w:cs="Consolas"/>
+          <w:sz w:val="16"/>
+          <w:szCs w:val="16"/>
+        </w:rPr>
+      </w:pPr>
+      <w:r>
+        <w:rPr>
+          <w:rFonts w:ascii="Consolas" w:hAnsi="Consolas" w:cs="Consolas"/>
+          <w:color w:val="000000"/>
+          <w:sz w:val="16"/>
+          <w:szCs w:val="16"/>
+        </w:rPr>
+        <w:tab/>
+      </w:r>
+      <w:r>
+        <w:rPr>
+          <w:rFonts w:ascii="Consolas" w:hAnsi="Consolas" w:cs="Consolas"/>
+          <w:color w:val="000000"/>
+          <w:sz w:val="16"/>
+          <w:szCs w:val="16"/>
+        </w:rPr>
+        <w:tab/>
+        <w:t xml:space="preserve">Map&lt;String, Double&gt; </w:t>
+      </w:r>
+      <w:r>
+        <w:rPr>
+          <w:rFonts w:ascii="Consolas" w:hAnsi="Consolas" w:cs="Consolas"/>
+          <w:color w:val="6A3E3E"/>
+          <w:sz w:val="16"/>
+          <w:szCs w:val="16"/>
+        </w:rPr>
+        <w:t>result</w:t>
+      </w:r>
+      <w:r>
+        <w:rPr>
+          <w:rFonts w:ascii="Consolas" w:hAnsi="Consolas" w:cs="Consolas"/>
+          <w:color w:val="000000"/>
+          <w:sz w:val="16"/>
+          <w:szCs w:val="16"/>
+        </w:rPr>
+        <w:t xml:space="preserve"> = </w:t>
+      </w:r>
+      <w:proofErr w:type="spellStart"/>
+      <w:r>
+        <w:rPr>
+          <w:rFonts w:ascii="Consolas" w:hAnsi="Consolas" w:cs="Consolas"/>
+          <w:color w:val="6A3E3E"/>
+          <w:sz w:val="16"/>
+          <w:szCs w:val="16"/>
+        </w:rPr>
+        <w:t>empList</w:t>
+      </w:r>
+      <w:r>
+        <w:rPr>
+          <w:rFonts w:ascii="Consolas" w:hAnsi="Consolas" w:cs="Consolas"/>
+          <w:color w:val="000000"/>
+          <w:sz w:val="16"/>
+          <w:szCs w:val="16"/>
+        </w:rPr>
+        <w:t>.stream</w:t>
+      </w:r>
+      <w:proofErr w:type="spellEnd"/>
+      <w:r>
+        <w:rPr>
+          <w:rFonts w:ascii="Consolas" w:hAnsi="Consolas" w:cs="Consolas"/>
+          <w:color w:val="000000"/>
+          <w:sz w:val="16"/>
+          <w:szCs w:val="16"/>
+        </w:rPr>
+        <w:t>()</w:t>
+      </w:r>
+    </w:p>
+    <w:p>
+      <w:pPr>
+        <w:autoSpaceDE w:val="0"/>
+        <w:autoSpaceDN w:val="0"/>
+        <w:adjustRightInd w:val="0"/>
+        <w:spacing w:after="0" w:line="240" w:lineRule="auto"/>
+        <w:rPr>
+          <w:rFonts w:ascii="Consolas" w:hAnsi="Consolas" w:cs="Consolas"/>
+          <w:sz w:val="16"/>
+          <w:szCs w:val="16"/>
+        </w:rPr>
+      </w:pPr>
+      <w:r>
+        <w:rPr>
+          <w:rFonts w:ascii="Consolas" w:hAnsi="Consolas" w:cs="Consolas"/>
+          <w:color w:val="000000"/>
+          <w:sz w:val="16"/>
+          <w:szCs w:val="16"/>
+        </w:rPr>
+        <w:tab/>
+      </w:r>
+      <w:r>
+        <w:rPr>
+          <w:rFonts w:ascii="Consolas" w:hAnsi="Consolas" w:cs="Consolas"/>
+          <w:color w:val="000000"/>
+          <w:sz w:val="16"/>
+          <w:szCs w:val="16"/>
+        </w:rPr>
+        <w:tab/>
+      </w:r>
+      <w:proofErr w:type="gramStart"/>
+      <w:r>
+        <w:rPr>
+          <w:rFonts w:ascii="Consolas" w:hAnsi="Consolas" w:cs="Consolas"/>
+          <w:color w:val="000000"/>
+          <w:sz w:val="16"/>
+          <w:szCs w:val="16"/>
+        </w:rPr>
+        <w:t>.collect</w:t>
+      </w:r>
+      <w:proofErr w:type="gramEnd"/>
+      <w:r>
+        <w:rPr>
+          <w:rFonts w:ascii="Consolas" w:hAnsi="Consolas" w:cs="Consolas"/>
+          <w:color w:val="000000"/>
+          <w:sz w:val="16"/>
+          <w:szCs w:val="16"/>
+        </w:rPr>
+        <w:t>(Collectors.</w:t>
+      </w:r>
+      <w:r>
+        <w:rPr>
+          <w:rFonts w:ascii="Consolas" w:hAnsi="Consolas" w:cs="Consolas"/>
+          <w:i/>
+          <w:iCs/>
+          <w:color w:val="000000"/>
+          <w:sz w:val="16"/>
+          <w:szCs w:val="16"/>
+        </w:rPr>
+        <w:t>groupingBy</w:t>
+      </w:r>
+      <w:r>
+        <w:rPr>
+          <w:rFonts w:ascii="Consolas" w:hAnsi="Consolas" w:cs="Consolas"/>
+          <w:color w:val="000000"/>
+          <w:sz w:val="16"/>
+          <w:szCs w:val="16"/>
+        </w:rPr>
+        <w:t>(Employee::getDepartment,Collectors.</w:t>
+      </w:r>
+      <w:r>
+        <w:rPr>
+          <w:rFonts w:ascii="Consolas" w:hAnsi="Consolas" w:cs="Consolas"/>
+          <w:i/>
+          <w:iCs/>
+          <w:color w:val="000000"/>
+          <w:sz w:val="16"/>
+          <w:szCs w:val="16"/>
+        </w:rPr>
+        <w:t>summingDouble</w:t>
+      </w:r>
+      <w:r>
+        <w:rPr>
+          <w:rFonts w:ascii="Consolas" w:hAnsi="Consolas" w:cs="Consolas"/>
+          <w:color w:val="000000"/>
+          <w:sz w:val="16"/>
+          <w:szCs w:val="16"/>
+        </w:rPr>
+        <w:t>(Employee::getSalary)));</w:t>
+      </w:r>
+    </w:p>
+    <w:p>
+      <w:pPr>
+        <w:autoSpaceDE w:val="0"/>
+        <w:autoSpaceDN w:val="0"/>
+        <w:adjustRightInd w:val="0"/>
+        <w:spacing w:after="0" w:line="240" w:lineRule="auto"/>
+        <w:rPr>
+          <w:rFonts w:ascii="Consolas" w:hAnsi="Consolas" w:cs="Consolas"/>
+          <w:sz w:val="16"/>
+          <w:szCs w:val="16"/>
+        </w:rPr>
+      </w:pPr>
+      <w:r>
+        <w:rPr>
+          <w:rFonts w:ascii="Consolas" w:hAnsi="Consolas" w:cs="Consolas"/>
+          <w:color w:val="000000"/>
+          <w:sz w:val="16"/>
+          <w:szCs w:val="16"/>
+        </w:rPr>
+        <w:tab/>
+      </w:r>
+      <w:r>
+        <w:rPr>
+          <w:rFonts w:ascii="Consolas" w:hAnsi="Consolas" w:cs="Consolas"/>
+          <w:color w:val="000000"/>
+          <w:sz w:val="16"/>
+          <w:szCs w:val="16"/>
+        </w:rPr>
+        <w:tab/>
+      </w:r>
+      <w:proofErr w:type="gramStart"/>
+      <w:r>
+        <w:rPr>
+          <w:rFonts w:ascii="Consolas" w:hAnsi="Consolas" w:cs="Consolas"/>
+          <w:b/>
+          <w:bCs/>
+          <w:color w:val="7F0055"/>
+          <w:sz w:val="16"/>
+          <w:szCs w:val="16"/>
+        </w:rPr>
+        <w:t>for</w:t>
+      </w:r>
+      <w:r>
+        <w:rPr>
+          <w:rFonts w:ascii="Consolas" w:hAnsi="Consolas" w:cs="Consolas"/>
+          <w:color w:val="000000"/>
+          <w:sz w:val="16"/>
+          <w:szCs w:val="16"/>
+        </w:rPr>
+        <w:t>(</w:t>
+      </w:r>
+      <w:proofErr w:type="gramEnd"/>
+      <w:r>
+        <w:rPr>
+          <w:rFonts w:ascii="Consolas" w:hAnsi="Consolas" w:cs="Consolas"/>
+          <w:color w:val="000000"/>
+          <w:sz w:val="16"/>
+          <w:szCs w:val="16"/>
+        </w:rPr>
+        <w:t xml:space="preserve">Entry&lt;String, Double&gt; </w:t>
+      </w:r>
+      <w:r>
+        <w:rPr>
+          <w:rFonts w:ascii="Consolas" w:hAnsi="Consolas" w:cs="Consolas"/>
+          <w:color w:val="6A3E3E"/>
+          <w:sz w:val="16"/>
+          <w:szCs w:val="16"/>
+        </w:rPr>
+        <w:t>e</w:t>
+      </w:r>
+      <w:r>
+        <w:rPr>
+          <w:rFonts w:ascii="Consolas" w:hAnsi="Consolas" w:cs="Consolas"/>
+          <w:color w:val="000000"/>
+          <w:sz w:val="16"/>
+          <w:szCs w:val="16"/>
+        </w:rPr>
+        <w:t>:</w:t>
+      </w:r>
+      <w:r>
+        <w:rPr>
+          <w:rFonts w:ascii="Consolas" w:hAnsi="Consolas" w:cs="Consolas"/>
+          <w:color w:val="6A3E3E"/>
+          <w:sz w:val="16"/>
+          <w:szCs w:val="16"/>
+        </w:rPr>
+        <w:t>result</w:t>
+      </w:r>
+      <w:r>
+        <w:rPr>
+          <w:rFonts w:ascii="Consolas" w:hAnsi="Consolas" w:cs="Consolas"/>
+          <w:color w:val="000000"/>
+          <w:sz w:val="16"/>
+          <w:szCs w:val="16"/>
+        </w:rPr>
+        <w:t>.entrySet())</w:t>
+      </w:r>
+    </w:p>
+    <w:p>
+      <w:pPr>
+        <w:autoSpaceDE w:val="0"/>
+        <w:autoSpaceDN w:val="0"/>
+        <w:adjustRightInd w:val="0"/>
+        <w:spacing w:after="0" w:line="240" w:lineRule="auto"/>
+        <w:rPr>
+          <w:rFonts w:ascii="Consolas" w:hAnsi="Consolas" w:cs="Consolas"/>
+          <w:sz w:val="16"/>
+          <w:szCs w:val="16"/>
+        </w:rPr>
+      </w:pPr>
+      <w:r>
+        <w:rPr>
+          <w:rFonts w:ascii="Consolas" w:hAnsi="Consolas" w:cs="Consolas"/>
+          <w:color w:val="000000"/>
+          <w:sz w:val="16"/>
+          <w:szCs w:val="16"/>
+        </w:rPr>
+        <w:tab/>
+      </w:r>
+      <w:r>
+        <w:rPr>
+          <w:rFonts w:ascii="Consolas" w:hAnsi="Consolas" w:cs="Consolas"/>
+          <w:color w:val="000000"/>
+          <w:sz w:val="16"/>
+          <w:szCs w:val="16"/>
+        </w:rPr>
+        <w:tab/>
+      </w:r>
+      <w:r>
+        <w:rPr>
+          <w:rFonts w:ascii="Consolas" w:hAnsi="Consolas" w:cs="Consolas"/>
+          <w:color w:val="000000"/>
+          <w:sz w:val="16"/>
+          <w:szCs w:val="16"/>
+        </w:rPr>
+        <w:tab/>
+      </w:r>
+      <w:proofErr w:type="spellStart"/>
+      <w:r>
+        <w:rPr>
+          <w:rFonts w:ascii="Consolas" w:hAnsi="Consolas" w:cs="Consolas"/>
+          <w:color w:val="000000"/>
+          <w:sz w:val="16"/>
+          <w:szCs w:val="16"/>
+        </w:rPr>
+        <w:t>System.</w:t>
+      </w:r>
+      <w:r>
+        <w:rPr>
+          <w:rFonts w:ascii="Consolas" w:hAnsi="Consolas" w:cs="Consolas"/>
+          <w:b/>
+          <w:bCs/>
+          <w:i/>
+          <w:iCs/>
+          <w:color w:val="0000C0"/>
+          <w:sz w:val="16"/>
+          <w:szCs w:val="16"/>
+        </w:rPr>
+        <w:t>out</w:t>
+      </w:r>
+      <w:r>
+        <w:rPr>
+          <w:rFonts w:ascii="Consolas" w:hAnsi="Consolas" w:cs="Consolas"/>
+          <w:color w:val="000000"/>
+          <w:sz w:val="16"/>
+          <w:szCs w:val="16"/>
+        </w:rPr>
+        <w:t>.println</w:t>
+      </w:r>
+      <w:proofErr w:type="spellEnd"/>
+      <w:r>
+        <w:rPr>
+          <w:rFonts w:ascii="Consolas" w:hAnsi="Consolas" w:cs="Consolas"/>
+          <w:color w:val="000000"/>
+          <w:sz w:val="16"/>
+          <w:szCs w:val="16"/>
+        </w:rPr>
+        <w:t>(</w:t>
+      </w:r>
+      <w:r>
+        <w:rPr>
+          <w:rFonts w:ascii="Consolas" w:hAnsi="Consolas" w:cs="Consolas"/>
+          <w:color w:val="6A3E3E"/>
+          <w:sz w:val="16"/>
+          <w:szCs w:val="16"/>
+        </w:rPr>
+        <w:t>e</w:t>
+      </w:r>
+      <w:r>
+        <w:rPr>
+          <w:rFonts w:ascii="Consolas" w:hAnsi="Consolas" w:cs="Consolas"/>
+          <w:color w:val="000000"/>
+          <w:sz w:val="16"/>
+          <w:szCs w:val="16"/>
+        </w:rPr>
+        <w:t>);</w:t>
+      </w:r>
+    </w:p>
+    <w:p>
+      <w:pPr>
+        <w:autoSpaceDE w:val="0"/>
+        <w:autoSpaceDN w:val="0"/>
+        <w:adjustRightInd w:val="0"/>
+        <w:spacing w:after="0" w:line="240" w:lineRule="auto"/>
+        <w:rPr>
+          <w:rFonts w:ascii="Consolas" w:hAnsi="Consolas" w:cs="Consolas"/>
+          <w:sz w:val="16"/>
+          <w:szCs w:val="16"/>
+        </w:rPr>
+      </w:pPr>
+      <w:r>
+        <w:rPr>
+          <w:rFonts w:ascii="Consolas" w:hAnsi="Consolas" w:cs="Consolas"/>
+          <w:color w:val="000000"/>
+          <w:sz w:val="16"/>
+          <w:szCs w:val="16"/>
+        </w:rPr>
+        <w:tab/>
+        <w:t>}</w:t>
+      </w:r>
+    </w:p>
+    <w:p>
+      <w:pPr>
+        <w:autoSpaceDE w:val="0"/>
+        <w:autoSpaceDN w:val="0"/>
+        <w:adjustRightInd w:val="0"/>
+        <w:spacing w:after="0" w:line="240" w:lineRule="auto"/>
+        <w:rPr>
+          <w:rFonts w:ascii="Consolas" w:hAnsi="Consolas" w:cs="Consolas"/>
+          <w:sz w:val="16"/>
+          <w:szCs w:val="16"/>
+        </w:rPr>
+      </w:pPr>
+    </w:p>
+    <w:p>
+      <w:pPr>
+        <w:autoSpaceDE w:val="0"/>
+        <w:autoSpaceDN w:val="0"/>
+        <w:adjustRightInd w:val="0"/>
+        <w:spacing w:after="0" w:line="240" w:lineRule="auto"/>
+        <w:rPr>
+          <w:rFonts w:ascii="Consolas" w:hAnsi="Consolas" w:cs="Consolas"/>
+          <w:sz w:val="16"/>
+          <w:szCs w:val="16"/>
+        </w:rPr>
+      </w:pPr>
+      <w:r>
+        <w:rPr>
+          <w:rFonts w:ascii="Consolas" w:hAnsi="Consolas" w:cs="Consolas"/>
+          <w:color w:val="000000"/>
+          <w:sz w:val="16"/>
+          <w:szCs w:val="16"/>
+        </w:rPr>
+        <w:t>}</w:t>
+      </w:r>
     </w:p>
     <w:p>
       <w:pPr>

--- a/notes_26Apr2023.docx
+++ b/notes_26Apr2023.docx
@@ -14865,6 +14865,3920 @@
           <w:lang w:val="en-US"/>
         </w:rPr>
       </w:pPr>
+    </w:p>
+    <w:p>
+      <w:pPr>
+        <w:pBdr>
+          <w:bottom w:val="single" w:sz="6" w:space="1" w:color="auto"/>
+        </w:pBdr>
+        <w:rPr>
+          <w:lang w:val="en-US"/>
+        </w:rPr>
+      </w:pPr>
+    </w:p>
+    <w:p>
+      <w:pPr>
+        <w:rPr>
+          <w:lang w:val="en-US"/>
+        </w:rPr>
+      </w:pPr>
+      <w:r>
+        <w:rPr>
+          <w:lang w:val="en-US"/>
+        </w:rPr>
+        <w:t>Task:</w:t>
+      </w:r>
+    </w:p>
+    <w:p>
+      <w:pPr>
+        <w:rPr>
+          <w:lang w:val="en-US"/>
+        </w:rPr>
+      </w:pPr>
+      <w:r>
+        <w:rPr>
+          <w:lang w:val="en-US"/>
+        </w:rPr>
+        <w:t xml:space="preserve">Use stream </w:t>
+      </w:r>
+      <w:proofErr w:type="spellStart"/>
+      <w:r>
+        <w:rPr>
+          <w:lang w:val="en-US"/>
+        </w:rPr>
+        <w:t>api</w:t>
+      </w:r>
+      <w:proofErr w:type="spellEnd"/>
+      <w:r>
+        <w:rPr>
+          <w:lang w:val="en-US"/>
+        </w:rPr>
+        <w:t xml:space="preserve"> to find </w:t>
+      </w:r>
+    </w:p>
+    <w:p>
+      <w:pPr>
+        <w:rPr>
+          <w:lang w:val="en-US"/>
+        </w:rPr>
+      </w:pPr>
+      <w:r>
+        <w:rPr>
+          <w:lang w:val="en-US"/>
+        </w:rPr>
+        <w:t>Count by Department</w:t>
+      </w:r>
+    </w:p>
+    <w:p>
+      <w:pPr>
+        <w:autoSpaceDE w:val="0"/>
+        <w:autoSpaceDN w:val="0"/>
+        <w:adjustRightInd w:val="0"/>
+        <w:spacing w:after="0" w:line="240" w:lineRule="auto"/>
+        <w:rPr>
+          <w:rFonts w:ascii="Consolas" w:hAnsi="Consolas" w:cs="Consolas"/>
+          <w:sz w:val="12"/>
+          <w:szCs w:val="12"/>
+        </w:rPr>
+      </w:pPr>
+      <w:r>
+        <w:rPr>
+          <w:rFonts w:ascii="Consolas" w:hAnsi="Consolas" w:cs="Consolas"/>
+          <w:color w:val="000000"/>
+          <w:sz w:val="12"/>
+          <w:szCs w:val="12"/>
+        </w:rPr>
+        <w:t xml:space="preserve">Map&lt;String, </w:t>
+      </w:r>
+      <w:r>
+        <w:rPr>
+          <w:rFonts w:ascii="Consolas" w:hAnsi="Consolas" w:cs="Consolas"/>
+          <w:color w:val="000000"/>
+          <w:sz w:val="12"/>
+          <w:szCs w:val="12"/>
+          <w:shd w:val="clear" w:color="auto" w:fill="D4D4D4"/>
+        </w:rPr>
+        <w:t>Long</w:t>
+      </w:r>
+      <w:r>
+        <w:rPr>
+          <w:rFonts w:ascii="Consolas" w:hAnsi="Consolas" w:cs="Consolas"/>
+          <w:color w:val="000000"/>
+          <w:sz w:val="12"/>
+          <w:szCs w:val="12"/>
+        </w:rPr>
+        <w:t xml:space="preserve">&gt; </w:t>
+      </w:r>
+      <w:r>
+        <w:rPr>
+          <w:rFonts w:ascii="Consolas" w:hAnsi="Consolas" w:cs="Consolas"/>
+          <w:color w:val="6A3E3E"/>
+          <w:sz w:val="12"/>
+          <w:szCs w:val="12"/>
+        </w:rPr>
+        <w:t>result</w:t>
+      </w:r>
+      <w:r>
+        <w:rPr>
+          <w:rFonts w:ascii="Consolas" w:hAnsi="Consolas" w:cs="Consolas"/>
+          <w:color w:val="000000"/>
+          <w:sz w:val="12"/>
+          <w:szCs w:val="12"/>
+        </w:rPr>
+        <w:t xml:space="preserve"> = </w:t>
+      </w:r>
+      <w:proofErr w:type="spellStart"/>
+      <w:r>
+        <w:rPr>
+          <w:rFonts w:ascii="Consolas" w:hAnsi="Consolas" w:cs="Consolas"/>
+          <w:color w:val="6A3E3E"/>
+          <w:sz w:val="12"/>
+          <w:szCs w:val="12"/>
+        </w:rPr>
+        <w:t>empList</w:t>
+      </w:r>
+      <w:r>
+        <w:rPr>
+          <w:rFonts w:ascii="Consolas" w:hAnsi="Consolas" w:cs="Consolas"/>
+          <w:color w:val="000000"/>
+          <w:sz w:val="12"/>
+          <w:szCs w:val="12"/>
+        </w:rPr>
+        <w:t>.stream</w:t>
+      </w:r>
+      <w:proofErr w:type="spellEnd"/>
+      <w:r>
+        <w:rPr>
+          <w:rFonts w:ascii="Consolas" w:hAnsi="Consolas" w:cs="Consolas"/>
+          <w:color w:val="000000"/>
+          <w:sz w:val="12"/>
+          <w:szCs w:val="12"/>
+        </w:rPr>
+        <w:t>()</w:t>
+      </w:r>
+    </w:p>
+    <w:p>
+      <w:pPr>
+        <w:autoSpaceDE w:val="0"/>
+        <w:autoSpaceDN w:val="0"/>
+        <w:adjustRightInd w:val="0"/>
+        <w:spacing w:after="0" w:line="240" w:lineRule="auto"/>
+        <w:rPr>
+          <w:rFonts w:ascii="Consolas" w:hAnsi="Consolas" w:cs="Consolas"/>
+          <w:sz w:val="12"/>
+          <w:szCs w:val="12"/>
+        </w:rPr>
+      </w:pPr>
+      <w:r>
+        <w:rPr>
+          <w:rFonts w:ascii="Consolas" w:hAnsi="Consolas" w:cs="Consolas"/>
+          <w:color w:val="000000"/>
+          <w:sz w:val="12"/>
+          <w:szCs w:val="12"/>
+        </w:rPr>
+        <w:tab/>
+      </w:r>
+      <w:r>
+        <w:rPr>
+          <w:rFonts w:ascii="Consolas" w:hAnsi="Consolas" w:cs="Consolas"/>
+          <w:color w:val="000000"/>
+          <w:sz w:val="12"/>
+          <w:szCs w:val="12"/>
+        </w:rPr>
+        <w:tab/>
+      </w:r>
+      <w:r>
+        <w:rPr>
+          <w:rFonts w:ascii="Consolas" w:hAnsi="Consolas" w:cs="Consolas"/>
+          <w:color w:val="000000"/>
+          <w:sz w:val="12"/>
+          <w:szCs w:val="12"/>
+        </w:rPr>
+        <w:tab/>
+      </w:r>
+      <w:r>
+        <w:rPr>
+          <w:rFonts w:ascii="Consolas" w:hAnsi="Consolas" w:cs="Consolas"/>
+          <w:color w:val="000000"/>
+          <w:sz w:val="12"/>
+          <w:szCs w:val="12"/>
+        </w:rPr>
+        <w:tab/>
+      </w:r>
+      <w:proofErr w:type="gramStart"/>
+      <w:r>
+        <w:rPr>
+          <w:rFonts w:ascii="Consolas" w:hAnsi="Consolas" w:cs="Consolas"/>
+          <w:color w:val="000000"/>
+          <w:sz w:val="12"/>
+          <w:szCs w:val="12"/>
+        </w:rPr>
+        <w:t>.collect</w:t>
+      </w:r>
+      <w:proofErr w:type="gramEnd"/>
+      <w:r>
+        <w:rPr>
+          <w:rFonts w:ascii="Consolas" w:hAnsi="Consolas" w:cs="Consolas"/>
+          <w:color w:val="000000"/>
+          <w:sz w:val="12"/>
+          <w:szCs w:val="12"/>
+        </w:rPr>
+        <w:t>(</w:t>
+      </w:r>
+      <w:proofErr w:type="spellStart"/>
+      <w:r>
+        <w:rPr>
+          <w:rFonts w:ascii="Consolas" w:hAnsi="Consolas" w:cs="Consolas"/>
+          <w:color w:val="000000"/>
+          <w:sz w:val="12"/>
+          <w:szCs w:val="12"/>
+        </w:rPr>
+        <w:t>Collectors.</w:t>
+      </w:r>
+      <w:r>
+        <w:rPr>
+          <w:rFonts w:ascii="Consolas" w:hAnsi="Consolas" w:cs="Consolas"/>
+          <w:i/>
+          <w:iCs/>
+          <w:color w:val="000000"/>
+          <w:sz w:val="12"/>
+          <w:szCs w:val="12"/>
+        </w:rPr>
+        <w:t>groupingBy</w:t>
+      </w:r>
+      <w:proofErr w:type="spellEnd"/>
+      <w:r>
+        <w:rPr>
+          <w:rFonts w:ascii="Consolas" w:hAnsi="Consolas" w:cs="Consolas"/>
+          <w:color w:val="000000"/>
+          <w:sz w:val="12"/>
+          <w:szCs w:val="12"/>
+        </w:rPr>
+        <w:t>(Employee::</w:t>
+      </w:r>
+      <w:proofErr w:type="spellStart"/>
+      <w:r>
+        <w:rPr>
+          <w:rFonts w:ascii="Consolas" w:hAnsi="Consolas" w:cs="Consolas"/>
+          <w:color w:val="000000"/>
+          <w:sz w:val="12"/>
+          <w:szCs w:val="12"/>
+        </w:rPr>
+        <w:t>getDepartment</w:t>
+      </w:r>
+      <w:proofErr w:type="spellEnd"/>
+      <w:r>
+        <w:rPr>
+          <w:rFonts w:ascii="Consolas" w:hAnsi="Consolas" w:cs="Consolas"/>
+          <w:color w:val="000000"/>
+          <w:sz w:val="12"/>
+          <w:szCs w:val="12"/>
+        </w:rPr>
+        <w:t xml:space="preserve">, </w:t>
+      </w:r>
+      <w:proofErr w:type="spellStart"/>
+      <w:r>
+        <w:rPr>
+          <w:rFonts w:ascii="Consolas" w:hAnsi="Consolas" w:cs="Consolas"/>
+          <w:color w:val="000000"/>
+          <w:sz w:val="12"/>
+          <w:szCs w:val="12"/>
+        </w:rPr>
+        <w:t>Collectors.</w:t>
+      </w:r>
+      <w:r>
+        <w:rPr>
+          <w:rFonts w:ascii="Consolas" w:hAnsi="Consolas" w:cs="Consolas"/>
+          <w:i/>
+          <w:iCs/>
+          <w:color w:val="000000"/>
+          <w:sz w:val="12"/>
+          <w:szCs w:val="12"/>
+        </w:rPr>
+        <w:t>counting</w:t>
+      </w:r>
+      <w:proofErr w:type="spellEnd"/>
+      <w:r>
+        <w:rPr>
+          <w:rFonts w:ascii="Consolas" w:hAnsi="Consolas" w:cs="Consolas"/>
+          <w:color w:val="000000"/>
+          <w:sz w:val="12"/>
+          <w:szCs w:val="12"/>
+        </w:rPr>
+        <w:t>()));</w:t>
+      </w:r>
+    </w:p>
+    <w:p>
+      <w:pPr>
+        <w:autoSpaceDE w:val="0"/>
+        <w:autoSpaceDN w:val="0"/>
+        <w:adjustRightInd w:val="0"/>
+        <w:spacing w:after="0" w:line="240" w:lineRule="auto"/>
+        <w:rPr>
+          <w:rFonts w:ascii="Consolas" w:hAnsi="Consolas" w:cs="Consolas"/>
+          <w:sz w:val="12"/>
+          <w:szCs w:val="12"/>
+        </w:rPr>
+      </w:pPr>
+      <w:r>
+        <w:rPr>
+          <w:rFonts w:ascii="Consolas" w:hAnsi="Consolas" w:cs="Consolas"/>
+          <w:color w:val="000000"/>
+          <w:sz w:val="12"/>
+          <w:szCs w:val="12"/>
+        </w:rPr>
+        <w:tab/>
+      </w:r>
+      <w:r>
+        <w:rPr>
+          <w:rFonts w:ascii="Consolas" w:hAnsi="Consolas" w:cs="Consolas"/>
+          <w:color w:val="000000"/>
+          <w:sz w:val="12"/>
+          <w:szCs w:val="12"/>
+        </w:rPr>
+        <w:tab/>
+      </w:r>
+      <w:r>
+        <w:rPr>
+          <w:rFonts w:ascii="Consolas" w:hAnsi="Consolas" w:cs="Consolas"/>
+          <w:b/>
+          <w:bCs/>
+          <w:color w:val="7F0055"/>
+          <w:sz w:val="12"/>
+          <w:szCs w:val="12"/>
+        </w:rPr>
+        <w:t>for</w:t>
+      </w:r>
+      <w:r>
+        <w:rPr>
+          <w:rFonts w:ascii="Consolas" w:hAnsi="Consolas" w:cs="Consolas"/>
+          <w:color w:val="000000"/>
+          <w:sz w:val="12"/>
+          <w:szCs w:val="12"/>
+        </w:rPr>
+        <w:t xml:space="preserve"> (Entry&lt;String, </w:t>
+      </w:r>
+      <w:r>
+        <w:rPr>
+          <w:rFonts w:ascii="Consolas" w:hAnsi="Consolas" w:cs="Consolas"/>
+          <w:color w:val="000000"/>
+          <w:sz w:val="12"/>
+          <w:szCs w:val="12"/>
+          <w:shd w:val="clear" w:color="auto" w:fill="D4D4D4"/>
+        </w:rPr>
+        <w:t>Long</w:t>
+      </w:r>
+      <w:r>
+        <w:rPr>
+          <w:rFonts w:ascii="Consolas" w:hAnsi="Consolas" w:cs="Consolas"/>
+          <w:color w:val="000000"/>
+          <w:sz w:val="12"/>
+          <w:szCs w:val="12"/>
+        </w:rPr>
+        <w:t xml:space="preserve">&gt; </w:t>
+      </w:r>
+      <w:proofErr w:type="gramStart"/>
+      <w:r>
+        <w:rPr>
+          <w:rFonts w:ascii="Consolas" w:hAnsi="Consolas" w:cs="Consolas"/>
+          <w:color w:val="6A3E3E"/>
+          <w:sz w:val="12"/>
+          <w:szCs w:val="12"/>
+        </w:rPr>
+        <w:t>e</w:t>
+      </w:r>
+      <w:r>
+        <w:rPr>
+          <w:rFonts w:ascii="Consolas" w:hAnsi="Consolas" w:cs="Consolas"/>
+          <w:color w:val="000000"/>
+          <w:sz w:val="12"/>
+          <w:szCs w:val="12"/>
+        </w:rPr>
+        <w:t xml:space="preserve"> :</w:t>
+      </w:r>
+      <w:proofErr w:type="gramEnd"/>
+      <w:r>
+        <w:rPr>
+          <w:rFonts w:ascii="Consolas" w:hAnsi="Consolas" w:cs="Consolas"/>
+          <w:color w:val="000000"/>
+          <w:sz w:val="12"/>
+          <w:szCs w:val="12"/>
+        </w:rPr>
+        <w:t xml:space="preserve"> </w:t>
+      </w:r>
+      <w:proofErr w:type="spellStart"/>
+      <w:r>
+        <w:rPr>
+          <w:rFonts w:ascii="Consolas" w:hAnsi="Consolas" w:cs="Consolas"/>
+          <w:color w:val="6A3E3E"/>
+          <w:sz w:val="12"/>
+          <w:szCs w:val="12"/>
+        </w:rPr>
+        <w:t>result</w:t>
+      </w:r>
+      <w:r>
+        <w:rPr>
+          <w:rFonts w:ascii="Consolas" w:hAnsi="Consolas" w:cs="Consolas"/>
+          <w:color w:val="000000"/>
+          <w:sz w:val="12"/>
+          <w:szCs w:val="12"/>
+        </w:rPr>
+        <w:t>.entrySet</w:t>
+      </w:r>
+      <w:proofErr w:type="spellEnd"/>
+      <w:r>
+        <w:rPr>
+          <w:rFonts w:ascii="Consolas" w:hAnsi="Consolas" w:cs="Consolas"/>
+          <w:color w:val="000000"/>
+          <w:sz w:val="12"/>
+          <w:szCs w:val="12"/>
+        </w:rPr>
+        <w:t>())</w:t>
+      </w:r>
+    </w:p>
+    <w:p>
+      <w:pPr>
+        <w:autoSpaceDE w:val="0"/>
+        <w:autoSpaceDN w:val="0"/>
+        <w:adjustRightInd w:val="0"/>
+        <w:spacing w:after="0" w:line="240" w:lineRule="auto"/>
+        <w:rPr>
+          <w:rFonts w:ascii="Consolas" w:hAnsi="Consolas" w:cs="Consolas"/>
+          <w:sz w:val="12"/>
+          <w:szCs w:val="12"/>
+        </w:rPr>
+      </w:pPr>
+      <w:r>
+        <w:rPr>
+          <w:rFonts w:ascii="Consolas" w:hAnsi="Consolas" w:cs="Consolas"/>
+          <w:color w:val="000000"/>
+          <w:sz w:val="12"/>
+          <w:szCs w:val="12"/>
+        </w:rPr>
+        <w:tab/>
+      </w:r>
+      <w:r>
+        <w:rPr>
+          <w:rFonts w:ascii="Consolas" w:hAnsi="Consolas" w:cs="Consolas"/>
+          <w:color w:val="000000"/>
+          <w:sz w:val="12"/>
+          <w:szCs w:val="12"/>
+        </w:rPr>
+        <w:tab/>
+      </w:r>
+      <w:r>
+        <w:rPr>
+          <w:rFonts w:ascii="Consolas" w:hAnsi="Consolas" w:cs="Consolas"/>
+          <w:color w:val="000000"/>
+          <w:sz w:val="12"/>
+          <w:szCs w:val="12"/>
+        </w:rPr>
+        <w:tab/>
+      </w:r>
+      <w:proofErr w:type="spellStart"/>
+      <w:r>
+        <w:rPr>
+          <w:rFonts w:ascii="Consolas" w:hAnsi="Consolas" w:cs="Consolas"/>
+          <w:color w:val="000000"/>
+          <w:sz w:val="12"/>
+          <w:szCs w:val="12"/>
+        </w:rPr>
+        <w:t>System.</w:t>
+      </w:r>
+      <w:r>
+        <w:rPr>
+          <w:rFonts w:ascii="Consolas" w:hAnsi="Consolas" w:cs="Consolas"/>
+          <w:b/>
+          <w:bCs/>
+          <w:i/>
+          <w:iCs/>
+          <w:color w:val="0000C0"/>
+          <w:sz w:val="12"/>
+          <w:szCs w:val="12"/>
+        </w:rPr>
+        <w:t>out</w:t>
+      </w:r>
+      <w:r>
+        <w:rPr>
+          <w:rFonts w:ascii="Consolas" w:hAnsi="Consolas" w:cs="Consolas"/>
+          <w:color w:val="000000"/>
+          <w:sz w:val="12"/>
+          <w:szCs w:val="12"/>
+        </w:rPr>
+        <w:t>.println</w:t>
+      </w:r>
+      <w:proofErr w:type="spellEnd"/>
+      <w:r>
+        <w:rPr>
+          <w:rFonts w:ascii="Consolas" w:hAnsi="Consolas" w:cs="Consolas"/>
+          <w:color w:val="000000"/>
+          <w:sz w:val="12"/>
+          <w:szCs w:val="12"/>
+        </w:rPr>
+        <w:t>(</w:t>
+      </w:r>
+      <w:r>
+        <w:rPr>
+          <w:rFonts w:ascii="Consolas" w:hAnsi="Consolas" w:cs="Consolas"/>
+          <w:color w:val="6A3E3E"/>
+          <w:sz w:val="12"/>
+          <w:szCs w:val="12"/>
+        </w:rPr>
+        <w:t>e</w:t>
+      </w:r>
+      <w:r>
+        <w:rPr>
+          <w:rFonts w:ascii="Consolas" w:hAnsi="Consolas" w:cs="Consolas"/>
+          <w:color w:val="000000"/>
+          <w:sz w:val="12"/>
+          <w:szCs w:val="12"/>
+        </w:rPr>
+        <w:t>);</w:t>
+      </w:r>
+    </w:p>
+    <w:p>
+      <w:pPr>
+        <w:rPr>
+          <w:lang w:val="en-US"/>
+        </w:rPr>
+      </w:pPr>
+    </w:p>
+    <w:p>
+      <w:pPr>
+        <w:rPr>
+          <w:lang w:val="en-US"/>
+        </w:rPr>
+      </w:pPr>
+      <w:r>
+        <w:rPr>
+          <w:lang w:val="en-US"/>
+        </w:rPr>
+        <w:t xml:space="preserve">Min salary </w:t>
+      </w:r>
+    </w:p>
+    <w:p>
+      <w:pPr>
+        <w:autoSpaceDE w:val="0"/>
+        <w:autoSpaceDN w:val="0"/>
+        <w:adjustRightInd w:val="0"/>
+        <w:spacing w:after="0" w:line="240" w:lineRule="auto"/>
+        <w:rPr>
+          <w:rFonts w:ascii="Consolas" w:hAnsi="Consolas" w:cs="Consolas"/>
+          <w:sz w:val="12"/>
+          <w:szCs w:val="12"/>
+        </w:rPr>
+      </w:pPr>
+      <w:r>
+        <w:rPr>
+          <w:rFonts w:ascii="Consolas" w:hAnsi="Consolas" w:cs="Consolas"/>
+          <w:color w:val="000000"/>
+          <w:sz w:val="12"/>
+          <w:szCs w:val="12"/>
+        </w:rPr>
+        <w:tab/>
+      </w:r>
+      <w:r>
+        <w:rPr>
+          <w:rFonts w:ascii="Consolas" w:hAnsi="Consolas" w:cs="Consolas"/>
+          <w:color w:val="000000"/>
+          <w:sz w:val="12"/>
+          <w:szCs w:val="12"/>
+        </w:rPr>
+        <w:tab/>
+        <w:t xml:space="preserve">Map&lt;String, Optional&lt;Employee&gt;&gt; </w:t>
+      </w:r>
+      <w:r>
+        <w:rPr>
+          <w:rFonts w:ascii="Consolas" w:hAnsi="Consolas" w:cs="Consolas"/>
+          <w:color w:val="6A3E3E"/>
+          <w:sz w:val="12"/>
+          <w:szCs w:val="12"/>
+          <w:u w:val="single"/>
+        </w:rPr>
+        <w:t>result</w:t>
+      </w:r>
+      <w:r>
+        <w:rPr>
+          <w:rFonts w:ascii="Consolas" w:hAnsi="Consolas" w:cs="Consolas"/>
+          <w:color w:val="000000"/>
+          <w:sz w:val="12"/>
+          <w:szCs w:val="12"/>
+        </w:rPr>
+        <w:t xml:space="preserve"> = </w:t>
+      </w:r>
+      <w:proofErr w:type="spellStart"/>
+      <w:r>
+        <w:rPr>
+          <w:rFonts w:ascii="Consolas" w:hAnsi="Consolas" w:cs="Consolas"/>
+          <w:color w:val="6A3E3E"/>
+          <w:sz w:val="12"/>
+          <w:szCs w:val="12"/>
+        </w:rPr>
+        <w:t>empList</w:t>
+      </w:r>
+      <w:r>
+        <w:rPr>
+          <w:rFonts w:ascii="Consolas" w:hAnsi="Consolas" w:cs="Consolas"/>
+          <w:color w:val="000000"/>
+          <w:sz w:val="12"/>
+          <w:szCs w:val="12"/>
+        </w:rPr>
+        <w:t>.stream</w:t>
+      </w:r>
+      <w:proofErr w:type="spellEnd"/>
+      <w:r>
+        <w:rPr>
+          <w:rFonts w:ascii="Consolas" w:hAnsi="Consolas" w:cs="Consolas"/>
+          <w:color w:val="000000"/>
+          <w:sz w:val="12"/>
+          <w:szCs w:val="12"/>
+        </w:rPr>
+        <w:t>()</w:t>
+      </w:r>
+    </w:p>
+    <w:p>
+      <w:pPr>
+        <w:autoSpaceDE w:val="0"/>
+        <w:autoSpaceDN w:val="0"/>
+        <w:adjustRightInd w:val="0"/>
+        <w:spacing w:after="0" w:line="240" w:lineRule="auto"/>
+        <w:rPr>
+          <w:rFonts w:ascii="Consolas" w:hAnsi="Consolas" w:cs="Consolas"/>
+          <w:sz w:val="12"/>
+          <w:szCs w:val="12"/>
+        </w:rPr>
+      </w:pPr>
+      <w:r>
+        <w:rPr>
+          <w:rFonts w:ascii="Consolas" w:hAnsi="Consolas" w:cs="Consolas"/>
+          <w:color w:val="000000"/>
+          <w:sz w:val="12"/>
+          <w:szCs w:val="12"/>
+        </w:rPr>
+        <w:tab/>
+      </w:r>
+      <w:r>
+        <w:rPr>
+          <w:rFonts w:ascii="Consolas" w:hAnsi="Consolas" w:cs="Consolas"/>
+          <w:color w:val="000000"/>
+          <w:sz w:val="12"/>
+          <w:szCs w:val="12"/>
+        </w:rPr>
+        <w:tab/>
+      </w:r>
+      <w:proofErr w:type="gramStart"/>
+      <w:r>
+        <w:rPr>
+          <w:rFonts w:ascii="Consolas" w:hAnsi="Consolas" w:cs="Consolas"/>
+          <w:color w:val="000000"/>
+          <w:sz w:val="12"/>
+          <w:szCs w:val="12"/>
+        </w:rPr>
+        <w:t>.collect</w:t>
+      </w:r>
+      <w:proofErr w:type="gramEnd"/>
+      <w:r>
+        <w:rPr>
+          <w:rFonts w:ascii="Consolas" w:hAnsi="Consolas" w:cs="Consolas"/>
+          <w:color w:val="000000"/>
+          <w:sz w:val="12"/>
+          <w:szCs w:val="12"/>
+        </w:rPr>
+        <w:t>(Collectors.</w:t>
+      </w:r>
+      <w:r>
+        <w:rPr>
+          <w:rFonts w:ascii="Consolas" w:hAnsi="Consolas" w:cs="Consolas"/>
+          <w:i/>
+          <w:iCs/>
+          <w:color w:val="000000"/>
+          <w:sz w:val="12"/>
+          <w:szCs w:val="12"/>
+        </w:rPr>
+        <w:t>groupingBy</w:t>
+      </w:r>
+      <w:r>
+        <w:rPr>
+          <w:rFonts w:ascii="Consolas" w:hAnsi="Consolas" w:cs="Consolas"/>
+          <w:color w:val="000000"/>
+          <w:sz w:val="12"/>
+          <w:szCs w:val="12"/>
+        </w:rPr>
+        <w:t>(Employee::getDepartment,Collectors.</w:t>
+      </w:r>
+      <w:r>
+        <w:rPr>
+          <w:rFonts w:ascii="Consolas" w:hAnsi="Consolas" w:cs="Consolas"/>
+          <w:i/>
+          <w:iCs/>
+          <w:color w:val="000000"/>
+          <w:sz w:val="12"/>
+          <w:szCs w:val="12"/>
+        </w:rPr>
+        <w:t>minBy</w:t>
+      </w:r>
+      <w:r>
+        <w:rPr>
+          <w:rFonts w:ascii="Consolas" w:hAnsi="Consolas" w:cs="Consolas"/>
+          <w:color w:val="000000"/>
+          <w:sz w:val="12"/>
+          <w:szCs w:val="12"/>
+        </w:rPr>
+        <w:t>(Comparator.</w:t>
+      </w:r>
+      <w:r>
+        <w:rPr>
+          <w:rFonts w:ascii="Consolas" w:hAnsi="Consolas" w:cs="Consolas"/>
+          <w:i/>
+          <w:iCs/>
+          <w:color w:val="000000"/>
+          <w:sz w:val="12"/>
+          <w:szCs w:val="12"/>
+        </w:rPr>
+        <w:t>comparing</w:t>
+      </w:r>
+      <w:r>
+        <w:rPr>
+          <w:rFonts w:ascii="Consolas" w:hAnsi="Consolas" w:cs="Consolas"/>
+          <w:color w:val="000000"/>
+          <w:sz w:val="12"/>
+          <w:szCs w:val="12"/>
+        </w:rPr>
+        <w:t>(Employee::getSalary)))) ;</w:t>
+      </w:r>
+    </w:p>
+    <w:p>
+      <w:pPr>
+        <w:autoSpaceDE w:val="0"/>
+        <w:autoSpaceDN w:val="0"/>
+        <w:adjustRightInd w:val="0"/>
+        <w:spacing w:after="0" w:line="240" w:lineRule="auto"/>
+        <w:rPr>
+          <w:rFonts w:ascii="Consolas" w:hAnsi="Consolas" w:cs="Consolas"/>
+          <w:sz w:val="12"/>
+          <w:szCs w:val="12"/>
+        </w:rPr>
+      </w:pPr>
+      <w:r>
+        <w:rPr>
+          <w:rFonts w:ascii="Consolas" w:hAnsi="Consolas" w:cs="Consolas"/>
+          <w:color w:val="000000"/>
+          <w:sz w:val="12"/>
+          <w:szCs w:val="12"/>
+        </w:rPr>
+        <w:tab/>
+      </w:r>
+      <w:r>
+        <w:rPr>
+          <w:rFonts w:ascii="Consolas" w:hAnsi="Consolas" w:cs="Consolas"/>
+          <w:color w:val="000000"/>
+          <w:sz w:val="12"/>
+          <w:szCs w:val="12"/>
+        </w:rPr>
+        <w:tab/>
+      </w:r>
+      <w:proofErr w:type="gramStart"/>
+      <w:r>
+        <w:rPr>
+          <w:rFonts w:ascii="Consolas" w:hAnsi="Consolas" w:cs="Consolas"/>
+          <w:b/>
+          <w:bCs/>
+          <w:color w:val="7F0055"/>
+          <w:sz w:val="12"/>
+          <w:szCs w:val="12"/>
+        </w:rPr>
+        <w:t>for</w:t>
+      </w:r>
+      <w:r>
+        <w:rPr>
+          <w:rFonts w:ascii="Consolas" w:hAnsi="Consolas" w:cs="Consolas"/>
+          <w:color w:val="000000"/>
+          <w:sz w:val="12"/>
+          <w:szCs w:val="12"/>
+        </w:rPr>
+        <w:t>(</w:t>
+      </w:r>
+      <w:proofErr w:type="gramEnd"/>
+      <w:r>
+        <w:rPr>
+          <w:rFonts w:ascii="Consolas" w:hAnsi="Consolas" w:cs="Consolas"/>
+          <w:color w:val="000000"/>
+          <w:sz w:val="12"/>
+          <w:szCs w:val="12"/>
+        </w:rPr>
+        <w:t xml:space="preserve">Entry &lt;String, Optional&lt;Employee&gt;&gt; </w:t>
+      </w:r>
+      <w:r>
+        <w:rPr>
+          <w:rFonts w:ascii="Consolas" w:hAnsi="Consolas" w:cs="Consolas"/>
+          <w:color w:val="6A3E3E"/>
+          <w:sz w:val="12"/>
+          <w:szCs w:val="12"/>
+        </w:rPr>
+        <w:t>e</w:t>
+      </w:r>
+      <w:r>
+        <w:rPr>
+          <w:rFonts w:ascii="Consolas" w:hAnsi="Consolas" w:cs="Consolas"/>
+          <w:color w:val="000000"/>
+          <w:sz w:val="12"/>
+          <w:szCs w:val="12"/>
+        </w:rPr>
+        <w:t>:</w:t>
+      </w:r>
+      <w:r>
+        <w:rPr>
+          <w:rFonts w:ascii="Consolas" w:hAnsi="Consolas" w:cs="Consolas"/>
+          <w:color w:val="6A3E3E"/>
+          <w:sz w:val="12"/>
+          <w:szCs w:val="12"/>
+        </w:rPr>
+        <w:t>result</w:t>
+      </w:r>
+      <w:r>
+        <w:rPr>
+          <w:rFonts w:ascii="Consolas" w:hAnsi="Consolas" w:cs="Consolas"/>
+          <w:color w:val="000000"/>
+          <w:sz w:val="12"/>
+          <w:szCs w:val="12"/>
+        </w:rPr>
+        <w:t>.entrySet())</w:t>
+      </w:r>
+    </w:p>
+    <w:p>
+      <w:pPr>
+        <w:autoSpaceDE w:val="0"/>
+        <w:autoSpaceDN w:val="0"/>
+        <w:adjustRightInd w:val="0"/>
+        <w:spacing w:after="0" w:line="240" w:lineRule="auto"/>
+        <w:rPr>
+          <w:rFonts w:ascii="Consolas" w:hAnsi="Consolas" w:cs="Consolas"/>
+          <w:sz w:val="12"/>
+          <w:szCs w:val="12"/>
+        </w:rPr>
+      </w:pPr>
+      <w:r>
+        <w:rPr>
+          <w:rFonts w:ascii="Consolas" w:hAnsi="Consolas" w:cs="Consolas"/>
+          <w:color w:val="000000"/>
+          <w:sz w:val="12"/>
+          <w:szCs w:val="12"/>
+        </w:rPr>
+        <w:tab/>
+      </w:r>
+      <w:r>
+        <w:rPr>
+          <w:rFonts w:ascii="Consolas" w:hAnsi="Consolas" w:cs="Consolas"/>
+          <w:color w:val="000000"/>
+          <w:sz w:val="12"/>
+          <w:szCs w:val="12"/>
+        </w:rPr>
+        <w:tab/>
+      </w:r>
+      <w:r>
+        <w:rPr>
+          <w:rFonts w:ascii="Consolas" w:hAnsi="Consolas" w:cs="Consolas"/>
+          <w:color w:val="000000"/>
+          <w:sz w:val="12"/>
+          <w:szCs w:val="12"/>
+        </w:rPr>
+        <w:tab/>
+      </w:r>
+      <w:proofErr w:type="spellStart"/>
+      <w:r>
+        <w:rPr>
+          <w:rFonts w:ascii="Consolas" w:hAnsi="Consolas" w:cs="Consolas"/>
+          <w:color w:val="000000"/>
+          <w:sz w:val="12"/>
+          <w:szCs w:val="12"/>
+        </w:rPr>
+        <w:t>System.</w:t>
+      </w:r>
+      <w:r>
+        <w:rPr>
+          <w:rFonts w:ascii="Consolas" w:hAnsi="Consolas" w:cs="Consolas"/>
+          <w:b/>
+          <w:bCs/>
+          <w:i/>
+          <w:iCs/>
+          <w:color w:val="0000C0"/>
+          <w:sz w:val="12"/>
+          <w:szCs w:val="12"/>
+        </w:rPr>
+        <w:t>out</w:t>
+      </w:r>
+      <w:r>
+        <w:rPr>
+          <w:rFonts w:ascii="Consolas" w:hAnsi="Consolas" w:cs="Consolas"/>
+          <w:color w:val="000000"/>
+          <w:sz w:val="12"/>
+          <w:szCs w:val="12"/>
+        </w:rPr>
+        <w:t>.println</w:t>
+      </w:r>
+      <w:proofErr w:type="spellEnd"/>
+      <w:r>
+        <w:rPr>
+          <w:rFonts w:ascii="Consolas" w:hAnsi="Consolas" w:cs="Consolas"/>
+          <w:color w:val="000000"/>
+          <w:sz w:val="12"/>
+          <w:szCs w:val="12"/>
+        </w:rPr>
+        <w:t>(</w:t>
+      </w:r>
+      <w:r>
+        <w:rPr>
+          <w:rFonts w:ascii="Consolas" w:hAnsi="Consolas" w:cs="Consolas"/>
+          <w:color w:val="6A3E3E"/>
+          <w:sz w:val="12"/>
+          <w:szCs w:val="12"/>
+        </w:rPr>
+        <w:t>e</w:t>
+      </w:r>
+      <w:r>
+        <w:rPr>
+          <w:rFonts w:ascii="Consolas" w:hAnsi="Consolas" w:cs="Consolas"/>
+          <w:color w:val="000000"/>
+          <w:sz w:val="12"/>
+          <w:szCs w:val="12"/>
+        </w:rPr>
+        <w:t>);</w:t>
+      </w:r>
+    </w:p>
+    <w:p>
+      <w:pPr>
+        <w:rPr>
+          <w:lang w:val="en-US"/>
+        </w:rPr>
+      </w:pPr>
+    </w:p>
+    <w:p>
+      <w:pPr>
+        <w:rPr>
+          <w:lang w:val="en-US"/>
+        </w:rPr>
+      </w:pPr>
+      <w:r>
+        <w:rPr>
+          <w:lang w:val="en-US"/>
+        </w:rPr>
+        <w:t>Max salary</w:t>
+      </w:r>
+    </w:p>
+    <w:p>
+      <w:pPr>
+        <w:autoSpaceDE w:val="0"/>
+        <w:autoSpaceDN w:val="0"/>
+        <w:adjustRightInd w:val="0"/>
+        <w:spacing w:after="0" w:line="240" w:lineRule="auto"/>
+        <w:rPr>
+          <w:rFonts w:ascii="Consolas" w:hAnsi="Consolas" w:cs="Consolas"/>
+          <w:sz w:val="12"/>
+          <w:szCs w:val="12"/>
+        </w:rPr>
+      </w:pPr>
+      <w:r>
+        <w:rPr>
+          <w:rFonts w:ascii="Consolas" w:hAnsi="Consolas" w:cs="Consolas"/>
+          <w:color w:val="000000"/>
+          <w:sz w:val="12"/>
+          <w:szCs w:val="12"/>
+        </w:rPr>
+        <w:tab/>
+      </w:r>
+      <w:r>
+        <w:rPr>
+          <w:rFonts w:ascii="Consolas" w:hAnsi="Consolas" w:cs="Consolas"/>
+          <w:color w:val="000000"/>
+          <w:sz w:val="12"/>
+          <w:szCs w:val="12"/>
+        </w:rPr>
+        <w:tab/>
+        <w:t xml:space="preserve">Map&lt;String, Optional&lt;Employee&gt;&gt; </w:t>
+      </w:r>
+      <w:r>
+        <w:rPr>
+          <w:rFonts w:ascii="Consolas" w:hAnsi="Consolas" w:cs="Consolas"/>
+          <w:color w:val="6A3E3E"/>
+          <w:sz w:val="12"/>
+          <w:szCs w:val="12"/>
+        </w:rPr>
+        <w:t>result</w:t>
+      </w:r>
+      <w:r>
+        <w:rPr>
+          <w:rFonts w:ascii="Consolas" w:hAnsi="Consolas" w:cs="Consolas"/>
+          <w:color w:val="000000"/>
+          <w:sz w:val="12"/>
+          <w:szCs w:val="12"/>
+        </w:rPr>
+        <w:t xml:space="preserve"> = </w:t>
+      </w:r>
+      <w:proofErr w:type="spellStart"/>
+      <w:r>
+        <w:rPr>
+          <w:rFonts w:ascii="Consolas" w:hAnsi="Consolas" w:cs="Consolas"/>
+          <w:color w:val="6A3E3E"/>
+          <w:sz w:val="12"/>
+          <w:szCs w:val="12"/>
+        </w:rPr>
+        <w:t>empList</w:t>
+      </w:r>
+      <w:r>
+        <w:rPr>
+          <w:rFonts w:ascii="Consolas" w:hAnsi="Consolas" w:cs="Consolas"/>
+          <w:color w:val="000000"/>
+          <w:sz w:val="12"/>
+          <w:szCs w:val="12"/>
+        </w:rPr>
+        <w:t>.stream</w:t>
+      </w:r>
+      <w:proofErr w:type="spellEnd"/>
+      <w:r>
+        <w:rPr>
+          <w:rFonts w:ascii="Consolas" w:hAnsi="Consolas" w:cs="Consolas"/>
+          <w:color w:val="000000"/>
+          <w:sz w:val="12"/>
+          <w:szCs w:val="12"/>
+        </w:rPr>
+        <w:t>()</w:t>
+      </w:r>
+    </w:p>
+    <w:p>
+      <w:pPr>
+        <w:autoSpaceDE w:val="0"/>
+        <w:autoSpaceDN w:val="0"/>
+        <w:adjustRightInd w:val="0"/>
+        <w:spacing w:after="0" w:line="240" w:lineRule="auto"/>
+        <w:rPr>
+          <w:rFonts w:ascii="Consolas" w:hAnsi="Consolas" w:cs="Consolas"/>
+          <w:sz w:val="12"/>
+          <w:szCs w:val="12"/>
+        </w:rPr>
+      </w:pPr>
+      <w:r>
+        <w:rPr>
+          <w:rFonts w:ascii="Consolas" w:hAnsi="Consolas" w:cs="Consolas"/>
+          <w:color w:val="000000"/>
+          <w:sz w:val="12"/>
+          <w:szCs w:val="12"/>
+        </w:rPr>
+        <w:tab/>
+      </w:r>
+      <w:r>
+        <w:rPr>
+          <w:rFonts w:ascii="Consolas" w:hAnsi="Consolas" w:cs="Consolas"/>
+          <w:color w:val="000000"/>
+          <w:sz w:val="12"/>
+          <w:szCs w:val="12"/>
+        </w:rPr>
+        <w:tab/>
+      </w:r>
+      <w:proofErr w:type="gramStart"/>
+      <w:r>
+        <w:rPr>
+          <w:rFonts w:ascii="Consolas" w:hAnsi="Consolas" w:cs="Consolas"/>
+          <w:color w:val="000000"/>
+          <w:sz w:val="12"/>
+          <w:szCs w:val="12"/>
+        </w:rPr>
+        <w:t>.collect</w:t>
+      </w:r>
+      <w:proofErr w:type="gramEnd"/>
+      <w:r>
+        <w:rPr>
+          <w:rFonts w:ascii="Consolas" w:hAnsi="Consolas" w:cs="Consolas"/>
+          <w:color w:val="000000"/>
+          <w:sz w:val="12"/>
+          <w:szCs w:val="12"/>
+        </w:rPr>
+        <w:t>(</w:t>
+      </w:r>
+      <w:r>
+        <w:rPr>
+          <w:rFonts w:ascii="Consolas" w:hAnsi="Consolas" w:cs="Consolas"/>
+          <w:color w:val="000000"/>
+          <w:sz w:val="12"/>
+          <w:szCs w:val="12"/>
+          <w:shd w:val="clear" w:color="auto" w:fill="D4D4D4"/>
+        </w:rPr>
+        <w:t>Collectors</w:t>
+      </w:r>
+      <w:r>
+        <w:rPr>
+          <w:rFonts w:ascii="Consolas" w:hAnsi="Consolas" w:cs="Consolas"/>
+          <w:color w:val="000000"/>
+          <w:sz w:val="12"/>
+          <w:szCs w:val="12"/>
+        </w:rPr>
+        <w:t>.</w:t>
+      </w:r>
+      <w:r>
+        <w:rPr>
+          <w:rFonts w:ascii="Consolas" w:hAnsi="Consolas" w:cs="Consolas"/>
+          <w:i/>
+          <w:iCs/>
+          <w:color w:val="000000"/>
+          <w:sz w:val="12"/>
+          <w:szCs w:val="12"/>
+        </w:rPr>
+        <w:t>groupingBy</w:t>
+      </w:r>
+      <w:r>
+        <w:rPr>
+          <w:rFonts w:ascii="Consolas" w:hAnsi="Consolas" w:cs="Consolas"/>
+          <w:color w:val="000000"/>
+          <w:sz w:val="12"/>
+          <w:szCs w:val="12"/>
+        </w:rPr>
+        <w:t>(Employee::getDepartment,</w:t>
+      </w:r>
+      <w:r>
+        <w:rPr>
+          <w:rFonts w:ascii="Consolas" w:hAnsi="Consolas" w:cs="Consolas"/>
+          <w:color w:val="000000"/>
+          <w:sz w:val="12"/>
+          <w:szCs w:val="12"/>
+          <w:shd w:val="clear" w:color="auto" w:fill="D4D4D4"/>
+        </w:rPr>
+        <w:t>Collectors</w:t>
+      </w:r>
+      <w:r>
+        <w:rPr>
+          <w:rFonts w:ascii="Consolas" w:hAnsi="Consolas" w:cs="Consolas"/>
+          <w:color w:val="000000"/>
+          <w:sz w:val="12"/>
+          <w:szCs w:val="12"/>
+        </w:rPr>
+        <w:t>.</w:t>
+      </w:r>
+      <w:r>
+        <w:rPr>
+          <w:rFonts w:ascii="Consolas" w:hAnsi="Consolas" w:cs="Consolas"/>
+          <w:i/>
+          <w:iCs/>
+          <w:color w:val="000000"/>
+          <w:sz w:val="12"/>
+          <w:szCs w:val="12"/>
+        </w:rPr>
+        <w:t>maxBy</w:t>
+      </w:r>
+      <w:r>
+        <w:rPr>
+          <w:rFonts w:ascii="Consolas" w:hAnsi="Consolas" w:cs="Consolas"/>
+          <w:color w:val="000000"/>
+          <w:sz w:val="12"/>
+          <w:szCs w:val="12"/>
+        </w:rPr>
+        <w:t>(Comparator.</w:t>
+      </w:r>
+      <w:r>
+        <w:rPr>
+          <w:rFonts w:ascii="Consolas" w:hAnsi="Consolas" w:cs="Consolas"/>
+          <w:i/>
+          <w:iCs/>
+          <w:color w:val="000000"/>
+          <w:sz w:val="12"/>
+          <w:szCs w:val="12"/>
+        </w:rPr>
+        <w:t>comparing</w:t>
+      </w:r>
+      <w:r>
+        <w:rPr>
+          <w:rFonts w:ascii="Consolas" w:hAnsi="Consolas" w:cs="Consolas"/>
+          <w:color w:val="000000"/>
+          <w:sz w:val="12"/>
+          <w:szCs w:val="12"/>
+        </w:rPr>
+        <w:t>(Employee::getSalary)))) ;</w:t>
+      </w:r>
+    </w:p>
+    <w:p>
+      <w:pPr>
+        <w:autoSpaceDE w:val="0"/>
+        <w:autoSpaceDN w:val="0"/>
+        <w:adjustRightInd w:val="0"/>
+        <w:spacing w:after="0" w:line="240" w:lineRule="auto"/>
+        <w:rPr>
+          <w:rFonts w:ascii="Consolas" w:hAnsi="Consolas" w:cs="Consolas"/>
+          <w:sz w:val="12"/>
+          <w:szCs w:val="12"/>
+        </w:rPr>
+      </w:pPr>
+      <w:r>
+        <w:rPr>
+          <w:rFonts w:ascii="Consolas" w:hAnsi="Consolas" w:cs="Consolas"/>
+          <w:color w:val="000000"/>
+          <w:sz w:val="12"/>
+          <w:szCs w:val="12"/>
+        </w:rPr>
+        <w:tab/>
+      </w:r>
+      <w:r>
+        <w:rPr>
+          <w:rFonts w:ascii="Consolas" w:hAnsi="Consolas" w:cs="Consolas"/>
+          <w:color w:val="000000"/>
+          <w:sz w:val="12"/>
+          <w:szCs w:val="12"/>
+        </w:rPr>
+        <w:tab/>
+      </w:r>
+      <w:proofErr w:type="gramStart"/>
+      <w:r>
+        <w:rPr>
+          <w:rFonts w:ascii="Consolas" w:hAnsi="Consolas" w:cs="Consolas"/>
+          <w:b/>
+          <w:bCs/>
+          <w:color w:val="7F0055"/>
+          <w:sz w:val="12"/>
+          <w:szCs w:val="12"/>
+        </w:rPr>
+        <w:t>for</w:t>
+      </w:r>
+      <w:r>
+        <w:rPr>
+          <w:rFonts w:ascii="Consolas" w:hAnsi="Consolas" w:cs="Consolas"/>
+          <w:color w:val="000000"/>
+          <w:sz w:val="12"/>
+          <w:szCs w:val="12"/>
+        </w:rPr>
+        <w:t>(</w:t>
+      </w:r>
+      <w:proofErr w:type="gramEnd"/>
+      <w:r>
+        <w:rPr>
+          <w:rFonts w:ascii="Consolas" w:hAnsi="Consolas" w:cs="Consolas"/>
+          <w:color w:val="000000"/>
+          <w:sz w:val="12"/>
+          <w:szCs w:val="12"/>
+        </w:rPr>
+        <w:t xml:space="preserve">Entry &lt;String, Optional&lt;Employee&gt;&gt; </w:t>
+      </w:r>
+      <w:r>
+        <w:rPr>
+          <w:rFonts w:ascii="Consolas" w:hAnsi="Consolas" w:cs="Consolas"/>
+          <w:color w:val="6A3E3E"/>
+          <w:sz w:val="12"/>
+          <w:szCs w:val="12"/>
+        </w:rPr>
+        <w:t>e</w:t>
+      </w:r>
+      <w:r>
+        <w:rPr>
+          <w:rFonts w:ascii="Consolas" w:hAnsi="Consolas" w:cs="Consolas"/>
+          <w:color w:val="000000"/>
+          <w:sz w:val="12"/>
+          <w:szCs w:val="12"/>
+        </w:rPr>
+        <w:t>:</w:t>
+      </w:r>
+      <w:r>
+        <w:rPr>
+          <w:rFonts w:ascii="Consolas" w:hAnsi="Consolas" w:cs="Consolas"/>
+          <w:color w:val="6A3E3E"/>
+          <w:sz w:val="12"/>
+          <w:szCs w:val="12"/>
+        </w:rPr>
+        <w:t>result</w:t>
+      </w:r>
+      <w:r>
+        <w:rPr>
+          <w:rFonts w:ascii="Consolas" w:hAnsi="Consolas" w:cs="Consolas"/>
+          <w:color w:val="000000"/>
+          <w:sz w:val="12"/>
+          <w:szCs w:val="12"/>
+        </w:rPr>
+        <w:t>.entrySet())</w:t>
+      </w:r>
+    </w:p>
+    <w:p>
+      <w:pPr>
+        <w:autoSpaceDE w:val="0"/>
+        <w:autoSpaceDN w:val="0"/>
+        <w:adjustRightInd w:val="0"/>
+        <w:spacing w:after="0" w:line="240" w:lineRule="auto"/>
+        <w:rPr>
+          <w:rFonts w:ascii="Consolas" w:hAnsi="Consolas" w:cs="Consolas"/>
+          <w:sz w:val="12"/>
+          <w:szCs w:val="12"/>
+        </w:rPr>
+      </w:pPr>
+      <w:r>
+        <w:rPr>
+          <w:rFonts w:ascii="Consolas" w:hAnsi="Consolas" w:cs="Consolas"/>
+          <w:color w:val="000000"/>
+          <w:sz w:val="12"/>
+          <w:szCs w:val="12"/>
+        </w:rPr>
+        <w:tab/>
+      </w:r>
+      <w:r>
+        <w:rPr>
+          <w:rFonts w:ascii="Consolas" w:hAnsi="Consolas" w:cs="Consolas"/>
+          <w:color w:val="000000"/>
+          <w:sz w:val="12"/>
+          <w:szCs w:val="12"/>
+        </w:rPr>
+        <w:tab/>
+      </w:r>
+      <w:r>
+        <w:rPr>
+          <w:rFonts w:ascii="Consolas" w:hAnsi="Consolas" w:cs="Consolas"/>
+          <w:color w:val="000000"/>
+          <w:sz w:val="12"/>
+          <w:szCs w:val="12"/>
+        </w:rPr>
+        <w:tab/>
+      </w:r>
+      <w:proofErr w:type="spellStart"/>
+      <w:r>
+        <w:rPr>
+          <w:rFonts w:ascii="Consolas" w:hAnsi="Consolas" w:cs="Consolas"/>
+          <w:color w:val="000000"/>
+          <w:sz w:val="12"/>
+          <w:szCs w:val="12"/>
+        </w:rPr>
+        <w:t>System.</w:t>
+      </w:r>
+      <w:r>
+        <w:rPr>
+          <w:rFonts w:ascii="Consolas" w:hAnsi="Consolas" w:cs="Consolas"/>
+          <w:b/>
+          <w:bCs/>
+          <w:i/>
+          <w:iCs/>
+          <w:color w:val="0000C0"/>
+          <w:sz w:val="12"/>
+          <w:szCs w:val="12"/>
+        </w:rPr>
+        <w:t>out</w:t>
+      </w:r>
+      <w:r>
+        <w:rPr>
+          <w:rFonts w:ascii="Consolas" w:hAnsi="Consolas" w:cs="Consolas"/>
+          <w:color w:val="000000"/>
+          <w:sz w:val="12"/>
+          <w:szCs w:val="12"/>
+        </w:rPr>
+        <w:t>.println</w:t>
+      </w:r>
+      <w:proofErr w:type="spellEnd"/>
+      <w:r>
+        <w:rPr>
+          <w:rFonts w:ascii="Consolas" w:hAnsi="Consolas" w:cs="Consolas"/>
+          <w:color w:val="000000"/>
+          <w:sz w:val="12"/>
+          <w:szCs w:val="12"/>
+        </w:rPr>
+        <w:t>(</w:t>
+      </w:r>
+      <w:r>
+        <w:rPr>
+          <w:rFonts w:ascii="Consolas" w:hAnsi="Consolas" w:cs="Consolas"/>
+          <w:color w:val="6A3E3E"/>
+          <w:sz w:val="12"/>
+          <w:szCs w:val="12"/>
+        </w:rPr>
+        <w:t>e</w:t>
+      </w:r>
+      <w:r>
+        <w:rPr>
+          <w:rFonts w:ascii="Consolas" w:hAnsi="Consolas" w:cs="Consolas"/>
+          <w:color w:val="000000"/>
+          <w:sz w:val="12"/>
+          <w:szCs w:val="12"/>
+        </w:rPr>
+        <w:t>);</w:t>
+      </w:r>
+    </w:p>
+    <w:p>
+      <w:pPr>
+        <w:rPr>
+          <w:lang w:val="en-US"/>
+        </w:rPr>
+      </w:pPr>
+    </w:p>
+    <w:p>
+      <w:pPr>
+        <w:rPr>
+          <w:lang w:val="en-US"/>
+        </w:rPr>
+      </w:pPr>
+      <w:r>
+        <w:rPr>
+          <w:lang w:val="en-US"/>
+        </w:rPr>
+        <w:t>Avg salary by department</w:t>
+      </w:r>
+    </w:p>
+    <w:p>
+      <w:pPr>
+        <w:autoSpaceDE w:val="0"/>
+        <w:autoSpaceDN w:val="0"/>
+        <w:adjustRightInd w:val="0"/>
+        <w:spacing w:after="0" w:line="240" w:lineRule="auto"/>
+        <w:rPr>
+          <w:rFonts w:ascii="Consolas" w:hAnsi="Consolas" w:cs="Consolas"/>
+          <w:sz w:val="12"/>
+          <w:szCs w:val="12"/>
+        </w:rPr>
+      </w:pPr>
+      <w:r>
+        <w:rPr>
+          <w:rFonts w:ascii="Consolas" w:hAnsi="Consolas" w:cs="Consolas"/>
+          <w:color w:val="000000"/>
+          <w:sz w:val="12"/>
+          <w:szCs w:val="12"/>
+        </w:rPr>
+        <w:tab/>
+      </w:r>
+      <w:r>
+        <w:rPr>
+          <w:rFonts w:ascii="Consolas" w:hAnsi="Consolas" w:cs="Consolas"/>
+          <w:color w:val="000000"/>
+          <w:sz w:val="12"/>
+          <w:szCs w:val="12"/>
+        </w:rPr>
+        <w:tab/>
+        <w:t xml:space="preserve">Map&lt;String, Double&gt; </w:t>
+      </w:r>
+      <w:r>
+        <w:rPr>
+          <w:rFonts w:ascii="Consolas" w:hAnsi="Consolas" w:cs="Consolas"/>
+          <w:color w:val="6A3E3E"/>
+          <w:sz w:val="12"/>
+          <w:szCs w:val="12"/>
+        </w:rPr>
+        <w:t>result</w:t>
+      </w:r>
+      <w:r>
+        <w:rPr>
+          <w:rFonts w:ascii="Consolas" w:hAnsi="Consolas" w:cs="Consolas"/>
+          <w:color w:val="000000"/>
+          <w:sz w:val="12"/>
+          <w:szCs w:val="12"/>
+        </w:rPr>
+        <w:t xml:space="preserve"> = </w:t>
+      </w:r>
+      <w:proofErr w:type="spellStart"/>
+      <w:r>
+        <w:rPr>
+          <w:rFonts w:ascii="Consolas" w:hAnsi="Consolas" w:cs="Consolas"/>
+          <w:color w:val="6A3E3E"/>
+          <w:sz w:val="12"/>
+          <w:szCs w:val="12"/>
+        </w:rPr>
+        <w:t>empList</w:t>
+      </w:r>
+      <w:r>
+        <w:rPr>
+          <w:rFonts w:ascii="Consolas" w:hAnsi="Consolas" w:cs="Consolas"/>
+          <w:color w:val="000000"/>
+          <w:sz w:val="12"/>
+          <w:szCs w:val="12"/>
+        </w:rPr>
+        <w:t>.stream</w:t>
+      </w:r>
+      <w:proofErr w:type="spellEnd"/>
+      <w:r>
+        <w:rPr>
+          <w:rFonts w:ascii="Consolas" w:hAnsi="Consolas" w:cs="Consolas"/>
+          <w:color w:val="000000"/>
+          <w:sz w:val="12"/>
+          <w:szCs w:val="12"/>
+        </w:rPr>
+        <w:t>()</w:t>
+      </w:r>
+    </w:p>
+    <w:p>
+      <w:pPr>
+        <w:autoSpaceDE w:val="0"/>
+        <w:autoSpaceDN w:val="0"/>
+        <w:adjustRightInd w:val="0"/>
+        <w:spacing w:after="0" w:line="240" w:lineRule="auto"/>
+        <w:rPr>
+          <w:rFonts w:ascii="Consolas" w:hAnsi="Consolas" w:cs="Consolas"/>
+          <w:sz w:val="12"/>
+          <w:szCs w:val="12"/>
+        </w:rPr>
+      </w:pPr>
+      <w:r>
+        <w:rPr>
+          <w:rFonts w:ascii="Consolas" w:hAnsi="Consolas" w:cs="Consolas"/>
+          <w:color w:val="000000"/>
+          <w:sz w:val="12"/>
+          <w:szCs w:val="12"/>
+        </w:rPr>
+        <w:tab/>
+      </w:r>
+      <w:r>
+        <w:rPr>
+          <w:rFonts w:ascii="Consolas" w:hAnsi="Consolas" w:cs="Consolas"/>
+          <w:color w:val="000000"/>
+          <w:sz w:val="12"/>
+          <w:szCs w:val="12"/>
+        </w:rPr>
+        <w:tab/>
+      </w:r>
+      <w:r>
+        <w:rPr>
+          <w:rFonts w:ascii="Consolas" w:hAnsi="Consolas" w:cs="Consolas"/>
+          <w:color w:val="000000"/>
+          <w:sz w:val="12"/>
+          <w:szCs w:val="12"/>
+        </w:rPr>
+        <w:tab/>
+      </w:r>
+      <w:r>
+        <w:rPr>
+          <w:rFonts w:ascii="Consolas" w:hAnsi="Consolas" w:cs="Consolas"/>
+          <w:color w:val="000000"/>
+          <w:sz w:val="12"/>
+          <w:szCs w:val="12"/>
+        </w:rPr>
+        <w:tab/>
+      </w:r>
+      <w:proofErr w:type="gramStart"/>
+      <w:r>
+        <w:rPr>
+          <w:rFonts w:ascii="Consolas" w:hAnsi="Consolas" w:cs="Consolas"/>
+          <w:color w:val="000000"/>
+          <w:sz w:val="12"/>
+          <w:szCs w:val="12"/>
+        </w:rPr>
+        <w:t>.collect</w:t>
+      </w:r>
+      <w:proofErr w:type="gramEnd"/>
+      <w:r>
+        <w:rPr>
+          <w:rFonts w:ascii="Consolas" w:hAnsi="Consolas" w:cs="Consolas"/>
+          <w:color w:val="000000"/>
+          <w:sz w:val="12"/>
+          <w:szCs w:val="12"/>
+        </w:rPr>
+        <w:t>(Collectors.</w:t>
+      </w:r>
+      <w:r>
+        <w:rPr>
+          <w:rFonts w:ascii="Consolas" w:hAnsi="Consolas" w:cs="Consolas"/>
+          <w:i/>
+          <w:iCs/>
+          <w:color w:val="000000"/>
+          <w:sz w:val="12"/>
+          <w:szCs w:val="12"/>
+        </w:rPr>
+        <w:t>groupingBy</w:t>
+      </w:r>
+      <w:r>
+        <w:rPr>
+          <w:rFonts w:ascii="Consolas" w:hAnsi="Consolas" w:cs="Consolas"/>
+          <w:color w:val="000000"/>
+          <w:sz w:val="12"/>
+          <w:szCs w:val="12"/>
+        </w:rPr>
+        <w:t>(Employee::getDepartment,Collectors.</w:t>
+      </w:r>
+      <w:r>
+        <w:rPr>
+          <w:rFonts w:ascii="Consolas" w:hAnsi="Consolas" w:cs="Consolas"/>
+          <w:i/>
+          <w:iCs/>
+          <w:color w:val="000000"/>
+          <w:sz w:val="12"/>
+          <w:szCs w:val="12"/>
+          <w:shd w:val="clear" w:color="auto" w:fill="D4D4D4"/>
+        </w:rPr>
+        <w:t>averagingDouble</w:t>
+      </w:r>
+      <w:r>
+        <w:rPr>
+          <w:rFonts w:ascii="Consolas" w:hAnsi="Consolas" w:cs="Consolas"/>
+          <w:color w:val="000000"/>
+          <w:sz w:val="12"/>
+          <w:szCs w:val="12"/>
+        </w:rPr>
+        <w:t>(Employee::getSalary)));</w:t>
+      </w:r>
+    </w:p>
+    <w:p>
+      <w:pPr>
+        <w:autoSpaceDE w:val="0"/>
+        <w:autoSpaceDN w:val="0"/>
+        <w:adjustRightInd w:val="0"/>
+        <w:spacing w:after="0" w:line="240" w:lineRule="auto"/>
+        <w:rPr>
+          <w:rFonts w:ascii="Consolas" w:hAnsi="Consolas" w:cs="Consolas"/>
+          <w:sz w:val="12"/>
+          <w:szCs w:val="12"/>
+        </w:rPr>
+      </w:pPr>
+      <w:r>
+        <w:rPr>
+          <w:rFonts w:ascii="Consolas" w:hAnsi="Consolas" w:cs="Consolas"/>
+          <w:color w:val="000000"/>
+          <w:sz w:val="12"/>
+          <w:szCs w:val="12"/>
+        </w:rPr>
+        <w:tab/>
+      </w:r>
+      <w:r>
+        <w:rPr>
+          <w:rFonts w:ascii="Consolas" w:hAnsi="Consolas" w:cs="Consolas"/>
+          <w:color w:val="000000"/>
+          <w:sz w:val="12"/>
+          <w:szCs w:val="12"/>
+        </w:rPr>
+        <w:tab/>
+      </w:r>
+      <w:r>
+        <w:rPr>
+          <w:rFonts w:ascii="Consolas" w:hAnsi="Consolas" w:cs="Consolas"/>
+          <w:color w:val="000000"/>
+          <w:sz w:val="12"/>
+          <w:szCs w:val="12"/>
+        </w:rPr>
+        <w:tab/>
+      </w:r>
+      <w:r>
+        <w:rPr>
+          <w:rFonts w:ascii="Consolas" w:hAnsi="Consolas" w:cs="Consolas"/>
+          <w:color w:val="000000"/>
+          <w:sz w:val="12"/>
+          <w:szCs w:val="12"/>
+        </w:rPr>
+        <w:tab/>
+      </w:r>
+      <w:proofErr w:type="gramStart"/>
+      <w:r>
+        <w:rPr>
+          <w:rFonts w:ascii="Consolas" w:hAnsi="Consolas" w:cs="Consolas"/>
+          <w:b/>
+          <w:bCs/>
+          <w:color w:val="7F0055"/>
+          <w:sz w:val="12"/>
+          <w:szCs w:val="12"/>
+        </w:rPr>
+        <w:t>for</w:t>
+      </w:r>
+      <w:r>
+        <w:rPr>
+          <w:rFonts w:ascii="Consolas" w:hAnsi="Consolas" w:cs="Consolas"/>
+          <w:color w:val="000000"/>
+          <w:sz w:val="12"/>
+          <w:szCs w:val="12"/>
+        </w:rPr>
+        <w:t>(</w:t>
+      </w:r>
+      <w:proofErr w:type="gramEnd"/>
+      <w:r>
+        <w:rPr>
+          <w:rFonts w:ascii="Consolas" w:hAnsi="Consolas" w:cs="Consolas"/>
+          <w:color w:val="000000"/>
+          <w:sz w:val="12"/>
+          <w:szCs w:val="12"/>
+        </w:rPr>
+        <w:t xml:space="preserve">Entry&lt;String, Double&gt; </w:t>
+      </w:r>
+      <w:r>
+        <w:rPr>
+          <w:rFonts w:ascii="Consolas" w:hAnsi="Consolas" w:cs="Consolas"/>
+          <w:color w:val="6A3E3E"/>
+          <w:sz w:val="12"/>
+          <w:szCs w:val="12"/>
+        </w:rPr>
+        <w:t>e</w:t>
+      </w:r>
+      <w:r>
+        <w:rPr>
+          <w:rFonts w:ascii="Consolas" w:hAnsi="Consolas" w:cs="Consolas"/>
+          <w:color w:val="000000"/>
+          <w:sz w:val="12"/>
+          <w:szCs w:val="12"/>
+        </w:rPr>
+        <w:t>:</w:t>
+      </w:r>
+      <w:r>
+        <w:rPr>
+          <w:rFonts w:ascii="Consolas" w:hAnsi="Consolas" w:cs="Consolas"/>
+          <w:color w:val="6A3E3E"/>
+          <w:sz w:val="12"/>
+          <w:szCs w:val="12"/>
+        </w:rPr>
+        <w:t>result</w:t>
+      </w:r>
+      <w:r>
+        <w:rPr>
+          <w:rFonts w:ascii="Consolas" w:hAnsi="Consolas" w:cs="Consolas"/>
+          <w:color w:val="000000"/>
+          <w:sz w:val="12"/>
+          <w:szCs w:val="12"/>
+        </w:rPr>
+        <w:t>.entrySet())</w:t>
+      </w:r>
+    </w:p>
+    <w:p>
+      <w:pPr>
+        <w:autoSpaceDE w:val="0"/>
+        <w:autoSpaceDN w:val="0"/>
+        <w:adjustRightInd w:val="0"/>
+        <w:spacing w:after="0" w:line="240" w:lineRule="auto"/>
+        <w:rPr>
+          <w:rFonts w:ascii="Consolas" w:hAnsi="Consolas" w:cs="Consolas"/>
+          <w:sz w:val="12"/>
+          <w:szCs w:val="12"/>
+        </w:rPr>
+      </w:pPr>
+      <w:r>
+        <w:rPr>
+          <w:rFonts w:ascii="Consolas" w:hAnsi="Consolas" w:cs="Consolas"/>
+          <w:color w:val="000000"/>
+          <w:sz w:val="12"/>
+          <w:szCs w:val="12"/>
+        </w:rPr>
+        <w:tab/>
+      </w:r>
+      <w:r>
+        <w:rPr>
+          <w:rFonts w:ascii="Consolas" w:hAnsi="Consolas" w:cs="Consolas"/>
+          <w:color w:val="000000"/>
+          <w:sz w:val="12"/>
+          <w:szCs w:val="12"/>
+        </w:rPr>
+        <w:tab/>
+      </w:r>
+      <w:r>
+        <w:rPr>
+          <w:rFonts w:ascii="Consolas" w:hAnsi="Consolas" w:cs="Consolas"/>
+          <w:color w:val="000000"/>
+          <w:sz w:val="12"/>
+          <w:szCs w:val="12"/>
+        </w:rPr>
+        <w:tab/>
+      </w:r>
+      <w:r>
+        <w:rPr>
+          <w:rFonts w:ascii="Consolas" w:hAnsi="Consolas" w:cs="Consolas"/>
+          <w:color w:val="000000"/>
+          <w:sz w:val="12"/>
+          <w:szCs w:val="12"/>
+        </w:rPr>
+        <w:tab/>
+      </w:r>
+      <w:r>
+        <w:rPr>
+          <w:rFonts w:ascii="Consolas" w:hAnsi="Consolas" w:cs="Consolas"/>
+          <w:color w:val="000000"/>
+          <w:sz w:val="12"/>
+          <w:szCs w:val="12"/>
+        </w:rPr>
+        <w:tab/>
+      </w:r>
+      <w:proofErr w:type="spellStart"/>
+      <w:r>
+        <w:rPr>
+          <w:rFonts w:ascii="Consolas" w:hAnsi="Consolas" w:cs="Consolas"/>
+          <w:color w:val="000000"/>
+          <w:sz w:val="12"/>
+          <w:szCs w:val="12"/>
+        </w:rPr>
+        <w:t>System.</w:t>
+      </w:r>
+      <w:r>
+        <w:rPr>
+          <w:rFonts w:ascii="Consolas" w:hAnsi="Consolas" w:cs="Consolas"/>
+          <w:b/>
+          <w:bCs/>
+          <w:i/>
+          <w:iCs/>
+          <w:color w:val="0000C0"/>
+          <w:sz w:val="12"/>
+          <w:szCs w:val="12"/>
+        </w:rPr>
+        <w:t>out</w:t>
+      </w:r>
+      <w:r>
+        <w:rPr>
+          <w:rFonts w:ascii="Consolas" w:hAnsi="Consolas" w:cs="Consolas"/>
+          <w:color w:val="000000"/>
+          <w:sz w:val="12"/>
+          <w:szCs w:val="12"/>
+        </w:rPr>
+        <w:t>.println</w:t>
+      </w:r>
+      <w:proofErr w:type="spellEnd"/>
+      <w:r>
+        <w:rPr>
+          <w:rFonts w:ascii="Consolas" w:hAnsi="Consolas" w:cs="Consolas"/>
+          <w:color w:val="000000"/>
+          <w:sz w:val="12"/>
+          <w:szCs w:val="12"/>
+        </w:rPr>
+        <w:t>(</w:t>
+      </w:r>
+      <w:r>
+        <w:rPr>
+          <w:rFonts w:ascii="Consolas" w:hAnsi="Consolas" w:cs="Consolas"/>
+          <w:color w:val="6A3E3E"/>
+          <w:sz w:val="12"/>
+          <w:szCs w:val="12"/>
+        </w:rPr>
+        <w:t>e</w:t>
+      </w:r>
+      <w:r>
+        <w:rPr>
+          <w:rFonts w:ascii="Consolas" w:hAnsi="Consolas" w:cs="Consolas"/>
+          <w:color w:val="000000"/>
+          <w:sz w:val="12"/>
+          <w:szCs w:val="12"/>
+        </w:rPr>
+        <w:t>);</w:t>
+      </w:r>
+    </w:p>
+    <w:p>
+      <w:pPr>
+        <w:rPr>
+          <w:lang w:val="en-US"/>
+        </w:rPr>
+      </w:pPr>
+    </w:p>
+    <w:p>
+      <w:pPr>
+        <w:rPr>
+          <w:lang w:val="en-US"/>
+        </w:rPr>
+      </w:pPr>
+    </w:p>
+    <w:p>
+      <w:pPr>
+        <w:rPr>
+          <w:lang w:val="en-US"/>
+        </w:rPr>
+      </w:pPr>
+    </w:p>
+    <w:p>
+      <w:pPr>
+        <w:rPr>
+          <w:lang w:val="en-US"/>
+        </w:rPr>
+      </w:pPr>
+    </w:p>
+    <w:p>
+      <w:pPr>
+        <w:rPr>
+          <w:lang w:val="en-US"/>
+        </w:rPr>
+      </w:pPr>
+      <w:r>
+        <w:rPr>
+          <w:lang w:val="en-US"/>
+        </w:rPr>
+        <w:t>Reminder: map</w:t>
+      </w:r>
+    </w:p>
+    <w:p>
+      <w:pPr>
+        <w:rPr>
+          <w:lang w:val="en-US"/>
+        </w:rPr>
+      </w:pPr>
+      <w:r>
+        <w:rPr>
+          <w:lang w:val="en-US"/>
+        </w:rPr>
+        <w:tab/>
+        <w:t>Mapping</w:t>
+      </w:r>
+    </w:p>
+    <w:p>
+      <w:pPr>
+        <w:rPr>
+          <w:lang w:val="en-US"/>
+        </w:rPr>
+      </w:pPr>
+      <w:r>
+        <w:rPr>
+          <w:lang w:val="en-US"/>
+        </w:rPr>
+        <w:tab/>
+        <w:t xml:space="preserve">In Stream </w:t>
+      </w:r>
+      <w:proofErr w:type="spellStart"/>
+      <w:r>
+        <w:rPr>
+          <w:lang w:val="en-US"/>
+        </w:rPr>
+        <w:t>api</w:t>
+      </w:r>
+      <w:proofErr w:type="spellEnd"/>
+      <w:r>
+        <w:rPr>
+          <w:lang w:val="en-US"/>
+        </w:rPr>
+        <w:t>, we work on collections.</w:t>
+      </w:r>
+    </w:p>
+    <w:p>
+      <w:pPr>
+        <w:rPr>
+          <w:lang w:val="en-US"/>
+        </w:rPr>
+      </w:pPr>
+      <w:r>
+        <w:rPr>
+          <w:lang w:val="en-US"/>
+        </w:rPr>
+        <w:tab/>
+        <w:t>Collection of objects. We can map an object to any type.</w:t>
+      </w:r>
+    </w:p>
+    <w:p>
+      <w:pPr>
+        <w:rPr>
+          <w:lang w:val="en-US"/>
+        </w:rPr>
+      </w:pPr>
+    </w:p>
+    <w:p>
+      <w:pPr>
+        <w:autoSpaceDE w:val="0"/>
+        <w:autoSpaceDN w:val="0"/>
+        <w:adjustRightInd w:val="0"/>
+        <w:spacing w:after="0" w:line="240" w:lineRule="auto"/>
+        <w:rPr>
+          <w:rFonts w:ascii="Consolas" w:hAnsi="Consolas" w:cs="Consolas"/>
+          <w:sz w:val="16"/>
+          <w:szCs w:val="16"/>
+        </w:rPr>
+      </w:pPr>
+      <w:r>
+        <w:rPr>
+          <w:rFonts w:ascii="Consolas" w:hAnsi="Consolas" w:cs="Consolas"/>
+          <w:b/>
+          <w:bCs/>
+          <w:color w:val="7F0055"/>
+          <w:sz w:val="16"/>
+          <w:szCs w:val="16"/>
+        </w:rPr>
+        <w:t>import</w:t>
+      </w:r>
+      <w:r>
+        <w:rPr>
+          <w:rFonts w:ascii="Consolas" w:hAnsi="Consolas" w:cs="Consolas"/>
+          <w:color w:val="000000"/>
+          <w:sz w:val="16"/>
+          <w:szCs w:val="16"/>
+        </w:rPr>
+        <w:t xml:space="preserve"> </w:t>
+      </w:r>
+      <w:proofErr w:type="spellStart"/>
+      <w:proofErr w:type="gramStart"/>
+      <w:r>
+        <w:rPr>
+          <w:rFonts w:ascii="Consolas" w:hAnsi="Consolas" w:cs="Consolas"/>
+          <w:color w:val="000000"/>
+          <w:sz w:val="16"/>
+          <w:szCs w:val="16"/>
+        </w:rPr>
+        <w:t>java.util</w:t>
+      </w:r>
+      <w:proofErr w:type="gramEnd"/>
+      <w:r>
+        <w:rPr>
+          <w:rFonts w:ascii="Consolas" w:hAnsi="Consolas" w:cs="Consolas"/>
+          <w:color w:val="000000"/>
+          <w:sz w:val="16"/>
+          <w:szCs w:val="16"/>
+        </w:rPr>
+        <w:t>.ArrayList</w:t>
+      </w:r>
+      <w:proofErr w:type="spellEnd"/>
+      <w:r>
+        <w:rPr>
+          <w:rFonts w:ascii="Consolas" w:hAnsi="Consolas" w:cs="Consolas"/>
+          <w:color w:val="000000"/>
+          <w:sz w:val="16"/>
+          <w:szCs w:val="16"/>
+        </w:rPr>
+        <w:t>;</w:t>
+      </w:r>
+    </w:p>
+    <w:p>
+      <w:pPr>
+        <w:autoSpaceDE w:val="0"/>
+        <w:autoSpaceDN w:val="0"/>
+        <w:adjustRightInd w:val="0"/>
+        <w:spacing w:after="0" w:line="240" w:lineRule="auto"/>
+        <w:rPr>
+          <w:rFonts w:ascii="Consolas" w:hAnsi="Consolas" w:cs="Consolas"/>
+          <w:sz w:val="16"/>
+          <w:szCs w:val="16"/>
+        </w:rPr>
+      </w:pPr>
+      <w:r>
+        <w:rPr>
+          <w:rFonts w:ascii="Consolas" w:hAnsi="Consolas" w:cs="Consolas"/>
+          <w:b/>
+          <w:bCs/>
+          <w:color w:val="7F0055"/>
+          <w:sz w:val="16"/>
+          <w:szCs w:val="16"/>
+        </w:rPr>
+        <w:t>import</w:t>
+      </w:r>
+      <w:r>
+        <w:rPr>
+          <w:rFonts w:ascii="Consolas" w:hAnsi="Consolas" w:cs="Consolas"/>
+          <w:color w:val="000000"/>
+          <w:sz w:val="16"/>
+          <w:szCs w:val="16"/>
+        </w:rPr>
+        <w:t xml:space="preserve"> </w:t>
+      </w:r>
+      <w:proofErr w:type="spellStart"/>
+      <w:proofErr w:type="gramStart"/>
+      <w:r>
+        <w:rPr>
+          <w:rFonts w:ascii="Consolas" w:hAnsi="Consolas" w:cs="Consolas"/>
+          <w:color w:val="000000"/>
+          <w:sz w:val="16"/>
+          <w:szCs w:val="16"/>
+        </w:rPr>
+        <w:t>java.util</w:t>
+      </w:r>
+      <w:proofErr w:type="gramEnd"/>
+      <w:r>
+        <w:rPr>
+          <w:rFonts w:ascii="Consolas" w:hAnsi="Consolas" w:cs="Consolas"/>
+          <w:color w:val="000000"/>
+          <w:sz w:val="16"/>
+          <w:szCs w:val="16"/>
+        </w:rPr>
+        <w:t>.List</w:t>
+      </w:r>
+      <w:proofErr w:type="spellEnd"/>
+      <w:r>
+        <w:rPr>
+          <w:rFonts w:ascii="Consolas" w:hAnsi="Consolas" w:cs="Consolas"/>
+          <w:color w:val="000000"/>
+          <w:sz w:val="16"/>
+          <w:szCs w:val="16"/>
+        </w:rPr>
+        <w:t>;</w:t>
+      </w:r>
+    </w:p>
+    <w:p>
+      <w:pPr>
+        <w:autoSpaceDE w:val="0"/>
+        <w:autoSpaceDN w:val="0"/>
+        <w:adjustRightInd w:val="0"/>
+        <w:spacing w:after="0" w:line="240" w:lineRule="auto"/>
+        <w:rPr>
+          <w:rFonts w:ascii="Consolas" w:hAnsi="Consolas" w:cs="Consolas"/>
+          <w:sz w:val="16"/>
+          <w:szCs w:val="16"/>
+        </w:rPr>
+      </w:pPr>
+    </w:p>
+    <w:p>
+      <w:pPr>
+        <w:autoSpaceDE w:val="0"/>
+        <w:autoSpaceDN w:val="0"/>
+        <w:adjustRightInd w:val="0"/>
+        <w:spacing w:after="0" w:line="240" w:lineRule="auto"/>
+        <w:rPr>
+          <w:rFonts w:ascii="Consolas" w:hAnsi="Consolas" w:cs="Consolas"/>
+          <w:sz w:val="16"/>
+          <w:szCs w:val="16"/>
+        </w:rPr>
+      </w:pPr>
+      <w:r>
+        <w:rPr>
+          <w:rFonts w:ascii="Consolas" w:hAnsi="Consolas" w:cs="Consolas"/>
+          <w:b/>
+          <w:bCs/>
+          <w:color w:val="7F0055"/>
+          <w:sz w:val="16"/>
+          <w:szCs w:val="16"/>
+        </w:rPr>
+        <w:t>public</w:t>
+      </w:r>
+      <w:r>
+        <w:rPr>
+          <w:rFonts w:ascii="Consolas" w:hAnsi="Consolas" w:cs="Consolas"/>
+          <w:color w:val="000000"/>
+          <w:sz w:val="16"/>
+          <w:szCs w:val="16"/>
+        </w:rPr>
+        <w:t xml:space="preserve"> </w:t>
+      </w:r>
+      <w:r>
+        <w:rPr>
+          <w:rFonts w:ascii="Consolas" w:hAnsi="Consolas" w:cs="Consolas"/>
+          <w:b/>
+          <w:bCs/>
+          <w:color w:val="7F0055"/>
+          <w:sz w:val="16"/>
+          <w:szCs w:val="16"/>
+        </w:rPr>
+        <w:t>class</w:t>
+      </w:r>
+      <w:r>
+        <w:rPr>
+          <w:rFonts w:ascii="Consolas" w:hAnsi="Consolas" w:cs="Consolas"/>
+          <w:color w:val="000000"/>
+          <w:sz w:val="16"/>
+          <w:szCs w:val="16"/>
+        </w:rPr>
+        <w:t xml:space="preserve"> App6 {</w:t>
+      </w:r>
+    </w:p>
+    <w:p>
+      <w:pPr>
+        <w:autoSpaceDE w:val="0"/>
+        <w:autoSpaceDN w:val="0"/>
+        <w:adjustRightInd w:val="0"/>
+        <w:spacing w:after="0" w:line="240" w:lineRule="auto"/>
+        <w:rPr>
+          <w:rFonts w:ascii="Consolas" w:hAnsi="Consolas" w:cs="Consolas"/>
+          <w:sz w:val="16"/>
+          <w:szCs w:val="16"/>
+        </w:rPr>
+      </w:pPr>
+    </w:p>
+    <w:p>
+      <w:pPr>
+        <w:autoSpaceDE w:val="0"/>
+        <w:autoSpaceDN w:val="0"/>
+        <w:adjustRightInd w:val="0"/>
+        <w:spacing w:after="0" w:line="240" w:lineRule="auto"/>
+        <w:rPr>
+          <w:rFonts w:ascii="Consolas" w:hAnsi="Consolas" w:cs="Consolas"/>
+          <w:sz w:val="16"/>
+          <w:szCs w:val="16"/>
+        </w:rPr>
+      </w:pPr>
+      <w:r>
+        <w:rPr>
+          <w:rFonts w:ascii="Consolas" w:hAnsi="Consolas" w:cs="Consolas"/>
+          <w:color w:val="000000"/>
+          <w:sz w:val="16"/>
+          <w:szCs w:val="16"/>
+        </w:rPr>
+        <w:tab/>
+      </w:r>
+      <w:r>
+        <w:rPr>
+          <w:rFonts w:ascii="Consolas" w:hAnsi="Consolas" w:cs="Consolas"/>
+          <w:b/>
+          <w:bCs/>
+          <w:color w:val="7F0055"/>
+          <w:sz w:val="16"/>
+          <w:szCs w:val="16"/>
+        </w:rPr>
+        <w:t>public</w:t>
+      </w:r>
+      <w:r>
+        <w:rPr>
+          <w:rFonts w:ascii="Consolas" w:hAnsi="Consolas" w:cs="Consolas"/>
+          <w:color w:val="000000"/>
+          <w:sz w:val="16"/>
+          <w:szCs w:val="16"/>
+        </w:rPr>
+        <w:t xml:space="preserve"> </w:t>
+      </w:r>
+      <w:r>
+        <w:rPr>
+          <w:rFonts w:ascii="Consolas" w:hAnsi="Consolas" w:cs="Consolas"/>
+          <w:b/>
+          <w:bCs/>
+          <w:color w:val="7F0055"/>
+          <w:sz w:val="16"/>
+          <w:szCs w:val="16"/>
+        </w:rPr>
+        <w:t>static</w:t>
+      </w:r>
+      <w:r>
+        <w:rPr>
+          <w:rFonts w:ascii="Consolas" w:hAnsi="Consolas" w:cs="Consolas"/>
+          <w:color w:val="000000"/>
+          <w:sz w:val="16"/>
+          <w:szCs w:val="16"/>
+        </w:rPr>
+        <w:t xml:space="preserve"> </w:t>
+      </w:r>
+      <w:r>
+        <w:rPr>
+          <w:rFonts w:ascii="Consolas" w:hAnsi="Consolas" w:cs="Consolas"/>
+          <w:b/>
+          <w:bCs/>
+          <w:color w:val="7F0055"/>
+          <w:sz w:val="16"/>
+          <w:szCs w:val="16"/>
+        </w:rPr>
+        <w:t>void</w:t>
+      </w:r>
+      <w:r>
+        <w:rPr>
+          <w:rFonts w:ascii="Consolas" w:hAnsi="Consolas" w:cs="Consolas"/>
+          <w:color w:val="000000"/>
+          <w:sz w:val="16"/>
+          <w:szCs w:val="16"/>
+        </w:rPr>
+        <w:t xml:space="preserve"> </w:t>
+      </w:r>
+      <w:proofErr w:type="gramStart"/>
+      <w:r>
+        <w:rPr>
+          <w:rFonts w:ascii="Consolas" w:hAnsi="Consolas" w:cs="Consolas"/>
+          <w:color w:val="000000"/>
+          <w:sz w:val="16"/>
+          <w:szCs w:val="16"/>
+        </w:rPr>
+        <w:t>main(</w:t>
+      </w:r>
+      <w:proofErr w:type="gramEnd"/>
+      <w:r>
+        <w:rPr>
+          <w:rFonts w:ascii="Consolas" w:hAnsi="Consolas" w:cs="Consolas"/>
+          <w:color w:val="000000"/>
+          <w:sz w:val="16"/>
+          <w:szCs w:val="16"/>
+        </w:rPr>
+        <w:t xml:space="preserve">String[] </w:t>
+      </w:r>
+      <w:proofErr w:type="spellStart"/>
+      <w:r>
+        <w:rPr>
+          <w:rFonts w:ascii="Consolas" w:hAnsi="Consolas" w:cs="Consolas"/>
+          <w:color w:val="6A3E3E"/>
+          <w:sz w:val="16"/>
+          <w:szCs w:val="16"/>
+        </w:rPr>
+        <w:t>args</w:t>
+      </w:r>
+      <w:proofErr w:type="spellEnd"/>
+      <w:r>
+        <w:rPr>
+          <w:rFonts w:ascii="Consolas" w:hAnsi="Consolas" w:cs="Consolas"/>
+          <w:color w:val="000000"/>
+          <w:sz w:val="16"/>
+          <w:szCs w:val="16"/>
+        </w:rPr>
+        <w:t>) {</w:t>
+      </w:r>
+    </w:p>
+    <w:p>
+      <w:pPr>
+        <w:autoSpaceDE w:val="0"/>
+        <w:autoSpaceDN w:val="0"/>
+        <w:adjustRightInd w:val="0"/>
+        <w:spacing w:after="0" w:line="240" w:lineRule="auto"/>
+        <w:rPr>
+          <w:rFonts w:ascii="Consolas" w:hAnsi="Consolas" w:cs="Consolas"/>
+          <w:sz w:val="16"/>
+          <w:szCs w:val="16"/>
+        </w:rPr>
+      </w:pPr>
+      <w:r>
+        <w:rPr>
+          <w:rFonts w:ascii="Consolas" w:hAnsi="Consolas" w:cs="Consolas"/>
+          <w:color w:val="000000"/>
+          <w:sz w:val="16"/>
+          <w:szCs w:val="16"/>
+        </w:rPr>
+        <w:tab/>
+      </w:r>
+      <w:r>
+        <w:rPr>
+          <w:rFonts w:ascii="Consolas" w:hAnsi="Consolas" w:cs="Consolas"/>
+          <w:color w:val="000000"/>
+          <w:sz w:val="16"/>
+          <w:szCs w:val="16"/>
+        </w:rPr>
+        <w:tab/>
+        <w:t xml:space="preserve">List&lt;Employee&gt; </w:t>
+      </w:r>
+      <w:proofErr w:type="spellStart"/>
+      <w:r>
+        <w:rPr>
+          <w:rFonts w:ascii="Consolas" w:hAnsi="Consolas" w:cs="Consolas"/>
+          <w:color w:val="6A3E3E"/>
+          <w:sz w:val="16"/>
+          <w:szCs w:val="16"/>
+        </w:rPr>
+        <w:t>empList</w:t>
+      </w:r>
+      <w:proofErr w:type="spellEnd"/>
+      <w:r>
+        <w:rPr>
+          <w:rFonts w:ascii="Consolas" w:hAnsi="Consolas" w:cs="Consolas"/>
+          <w:color w:val="000000"/>
+          <w:sz w:val="16"/>
+          <w:szCs w:val="16"/>
+        </w:rPr>
+        <w:t>=</w:t>
+      </w:r>
+      <w:r>
+        <w:rPr>
+          <w:rFonts w:ascii="Consolas" w:hAnsi="Consolas" w:cs="Consolas"/>
+          <w:b/>
+          <w:bCs/>
+          <w:color w:val="7F0055"/>
+          <w:sz w:val="16"/>
+          <w:szCs w:val="16"/>
+        </w:rPr>
+        <w:t>new</w:t>
+      </w:r>
+      <w:r>
+        <w:rPr>
+          <w:rFonts w:ascii="Consolas" w:hAnsi="Consolas" w:cs="Consolas"/>
+          <w:color w:val="000000"/>
+          <w:sz w:val="16"/>
+          <w:szCs w:val="16"/>
+        </w:rPr>
+        <w:t xml:space="preserve"> </w:t>
+      </w:r>
+      <w:proofErr w:type="spellStart"/>
+      <w:r>
+        <w:rPr>
+          <w:rFonts w:ascii="Consolas" w:hAnsi="Consolas" w:cs="Consolas"/>
+          <w:color w:val="000000"/>
+          <w:sz w:val="16"/>
+          <w:szCs w:val="16"/>
+        </w:rPr>
+        <w:t>ArrayList</w:t>
+      </w:r>
+      <w:proofErr w:type="spellEnd"/>
+      <w:r>
+        <w:rPr>
+          <w:rFonts w:ascii="Consolas" w:hAnsi="Consolas" w:cs="Consolas"/>
+          <w:color w:val="000000"/>
+          <w:sz w:val="16"/>
+          <w:szCs w:val="16"/>
+        </w:rPr>
+        <w:t>&lt;Employee</w:t>
+      </w:r>
+      <w:proofErr w:type="gramStart"/>
+      <w:r>
+        <w:rPr>
+          <w:rFonts w:ascii="Consolas" w:hAnsi="Consolas" w:cs="Consolas"/>
+          <w:color w:val="000000"/>
+          <w:sz w:val="16"/>
+          <w:szCs w:val="16"/>
+        </w:rPr>
+        <w:t>&gt;(</w:t>
+      </w:r>
+      <w:proofErr w:type="gramEnd"/>
+      <w:r>
+        <w:rPr>
+          <w:rFonts w:ascii="Consolas" w:hAnsi="Consolas" w:cs="Consolas"/>
+          <w:color w:val="000000"/>
+          <w:sz w:val="16"/>
+          <w:szCs w:val="16"/>
+        </w:rPr>
+        <w:t>);</w:t>
+      </w:r>
+    </w:p>
+    <w:p>
+      <w:pPr>
+        <w:autoSpaceDE w:val="0"/>
+        <w:autoSpaceDN w:val="0"/>
+        <w:adjustRightInd w:val="0"/>
+        <w:spacing w:after="0" w:line="240" w:lineRule="auto"/>
+        <w:rPr>
+          <w:rFonts w:ascii="Consolas" w:hAnsi="Consolas" w:cs="Consolas"/>
+          <w:sz w:val="16"/>
+          <w:szCs w:val="16"/>
+        </w:rPr>
+      </w:pPr>
+      <w:r>
+        <w:rPr>
+          <w:rFonts w:ascii="Consolas" w:hAnsi="Consolas" w:cs="Consolas"/>
+          <w:color w:val="000000"/>
+          <w:sz w:val="16"/>
+          <w:szCs w:val="16"/>
+        </w:rPr>
+        <w:tab/>
+      </w:r>
+      <w:r>
+        <w:rPr>
+          <w:rFonts w:ascii="Consolas" w:hAnsi="Consolas" w:cs="Consolas"/>
+          <w:color w:val="000000"/>
+          <w:sz w:val="16"/>
+          <w:szCs w:val="16"/>
+        </w:rPr>
+        <w:tab/>
+      </w:r>
+      <w:proofErr w:type="spellStart"/>
+      <w:proofErr w:type="gramStart"/>
+      <w:r>
+        <w:rPr>
+          <w:rFonts w:ascii="Consolas" w:hAnsi="Consolas" w:cs="Consolas"/>
+          <w:color w:val="6A3E3E"/>
+          <w:sz w:val="16"/>
+          <w:szCs w:val="16"/>
+        </w:rPr>
+        <w:t>empList</w:t>
+      </w:r>
+      <w:r>
+        <w:rPr>
+          <w:rFonts w:ascii="Consolas" w:hAnsi="Consolas" w:cs="Consolas"/>
+          <w:color w:val="000000"/>
+          <w:sz w:val="16"/>
+          <w:szCs w:val="16"/>
+        </w:rPr>
+        <w:t>.add</w:t>
+      </w:r>
+      <w:proofErr w:type="spellEnd"/>
+      <w:r>
+        <w:rPr>
+          <w:rFonts w:ascii="Consolas" w:hAnsi="Consolas" w:cs="Consolas"/>
+          <w:color w:val="000000"/>
+          <w:sz w:val="16"/>
+          <w:szCs w:val="16"/>
+        </w:rPr>
+        <w:t>(</w:t>
+      </w:r>
+      <w:proofErr w:type="gramEnd"/>
+      <w:r>
+        <w:rPr>
+          <w:rFonts w:ascii="Consolas" w:hAnsi="Consolas" w:cs="Consolas"/>
+          <w:b/>
+          <w:bCs/>
+          <w:color w:val="7F0055"/>
+          <w:sz w:val="16"/>
+          <w:szCs w:val="16"/>
+        </w:rPr>
+        <w:t>new</w:t>
+      </w:r>
+      <w:r>
+        <w:rPr>
+          <w:rFonts w:ascii="Consolas" w:hAnsi="Consolas" w:cs="Consolas"/>
+          <w:color w:val="000000"/>
+          <w:sz w:val="16"/>
+          <w:szCs w:val="16"/>
+        </w:rPr>
+        <w:t xml:space="preserve"> Employee(248774,</w:t>
+      </w:r>
+      <w:r>
+        <w:rPr>
+          <w:rFonts w:ascii="Consolas" w:hAnsi="Consolas" w:cs="Consolas"/>
+          <w:color w:val="2A00FF"/>
+          <w:sz w:val="16"/>
+          <w:szCs w:val="16"/>
+        </w:rPr>
+        <w:t>"Neethu"</w:t>
+      </w:r>
+      <w:r>
+        <w:rPr>
+          <w:rFonts w:ascii="Consolas" w:hAnsi="Consolas" w:cs="Consolas"/>
+          <w:color w:val="000000"/>
+          <w:sz w:val="16"/>
+          <w:szCs w:val="16"/>
+        </w:rPr>
+        <w:t>,</w:t>
+      </w:r>
+      <w:r>
+        <w:rPr>
+          <w:rFonts w:ascii="Consolas" w:hAnsi="Consolas" w:cs="Consolas"/>
+          <w:color w:val="2A00FF"/>
+          <w:sz w:val="16"/>
+          <w:szCs w:val="16"/>
+        </w:rPr>
+        <w:t xml:space="preserve">" </w:t>
+      </w:r>
+      <w:proofErr w:type="spellStart"/>
+      <w:r>
+        <w:rPr>
+          <w:rFonts w:ascii="Consolas" w:hAnsi="Consolas" w:cs="Consolas"/>
+          <w:color w:val="2A00FF"/>
+          <w:sz w:val="16"/>
+          <w:szCs w:val="16"/>
+        </w:rPr>
+        <w:t>Nelliparambil</w:t>
+      </w:r>
+      <w:proofErr w:type="spellEnd"/>
+      <w:r>
+        <w:rPr>
+          <w:rFonts w:ascii="Consolas" w:hAnsi="Consolas" w:cs="Consolas"/>
+          <w:color w:val="2A00FF"/>
+          <w:sz w:val="16"/>
+          <w:szCs w:val="16"/>
+        </w:rPr>
+        <w:t xml:space="preserve"> Rathimohan"</w:t>
+      </w:r>
+      <w:r>
+        <w:rPr>
+          <w:rFonts w:ascii="Consolas" w:hAnsi="Consolas" w:cs="Consolas"/>
+          <w:color w:val="000000"/>
+          <w:sz w:val="16"/>
+          <w:szCs w:val="16"/>
+        </w:rPr>
+        <w:t>,</w:t>
+      </w:r>
+      <w:r>
+        <w:rPr>
+          <w:rFonts w:ascii="Consolas" w:hAnsi="Consolas" w:cs="Consolas"/>
+          <w:color w:val="2A00FF"/>
+          <w:sz w:val="16"/>
+          <w:szCs w:val="16"/>
+        </w:rPr>
+        <w:t>"EEE"</w:t>
+      </w:r>
+      <w:r>
+        <w:rPr>
+          <w:rFonts w:ascii="Consolas" w:hAnsi="Consolas" w:cs="Consolas"/>
+          <w:color w:val="000000"/>
+          <w:sz w:val="16"/>
+          <w:szCs w:val="16"/>
+        </w:rPr>
+        <w:t>,120.0));</w:t>
+      </w:r>
+    </w:p>
+    <w:p>
+      <w:pPr>
+        <w:autoSpaceDE w:val="0"/>
+        <w:autoSpaceDN w:val="0"/>
+        <w:adjustRightInd w:val="0"/>
+        <w:spacing w:after="0" w:line="240" w:lineRule="auto"/>
+        <w:rPr>
+          <w:rFonts w:ascii="Consolas" w:hAnsi="Consolas" w:cs="Consolas"/>
+          <w:sz w:val="16"/>
+          <w:szCs w:val="16"/>
+        </w:rPr>
+      </w:pPr>
+      <w:r>
+        <w:rPr>
+          <w:rFonts w:ascii="Consolas" w:hAnsi="Consolas" w:cs="Consolas"/>
+          <w:color w:val="000000"/>
+          <w:sz w:val="16"/>
+          <w:szCs w:val="16"/>
+        </w:rPr>
+        <w:tab/>
+      </w:r>
+      <w:r>
+        <w:rPr>
+          <w:rFonts w:ascii="Consolas" w:hAnsi="Consolas" w:cs="Consolas"/>
+          <w:color w:val="000000"/>
+          <w:sz w:val="16"/>
+          <w:szCs w:val="16"/>
+        </w:rPr>
+        <w:tab/>
+      </w:r>
+      <w:proofErr w:type="spellStart"/>
+      <w:proofErr w:type="gramStart"/>
+      <w:r>
+        <w:rPr>
+          <w:rFonts w:ascii="Consolas" w:hAnsi="Consolas" w:cs="Consolas"/>
+          <w:color w:val="6A3E3E"/>
+          <w:sz w:val="16"/>
+          <w:szCs w:val="16"/>
+        </w:rPr>
+        <w:t>empList</w:t>
+      </w:r>
+      <w:r>
+        <w:rPr>
+          <w:rFonts w:ascii="Consolas" w:hAnsi="Consolas" w:cs="Consolas"/>
+          <w:color w:val="000000"/>
+          <w:sz w:val="16"/>
+          <w:szCs w:val="16"/>
+        </w:rPr>
+        <w:t>.add</w:t>
+      </w:r>
+      <w:proofErr w:type="spellEnd"/>
+      <w:r>
+        <w:rPr>
+          <w:rFonts w:ascii="Consolas" w:hAnsi="Consolas" w:cs="Consolas"/>
+          <w:color w:val="000000"/>
+          <w:sz w:val="16"/>
+          <w:szCs w:val="16"/>
+        </w:rPr>
+        <w:t>(</w:t>
+      </w:r>
+      <w:proofErr w:type="gramEnd"/>
+      <w:r>
+        <w:rPr>
+          <w:rFonts w:ascii="Consolas" w:hAnsi="Consolas" w:cs="Consolas"/>
+          <w:b/>
+          <w:bCs/>
+          <w:color w:val="7F0055"/>
+          <w:sz w:val="16"/>
+          <w:szCs w:val="16"/>
+        </w:rPr>
+        <w:t>new</w:t>
+      </w:r>
+      <w:r>
+        <w:rPr>
+          <w:rFonts w:ascii="Consolas" w:hAnsi="Consolas" w:cs="Consolas"/>
+          <w:color w:val="000000"/>
+          <w:sz w:val="16"/>
+          <w:szCs w:val="16"/>
+        </w:rPr>
+        <w:t xml:space="preserve"> Employee(249547,</w:t>
+      </w:r>
+      <w:r>
+        <w:rPr>
+          <w:rFonts w:ascii="Consolas" w:hAnsi="Consolas" w:cs="Consolas"/>
+          <w:color w:val="2A00FF"/>
+          <w:sz w:val="16"/>
+          <w:szCs w:val="16"/>
+        </w:rPr>
+        <w:t>"Bhagyalakshmi"</w:t>
+      </w:r>
+      <w:r>
+        <w:rPr>
+          <w:rFonts w:ascii="Consolas" w:hAnsi="Consolas" w:cs="Consolas"/>
+          <w:color w:val="000000"/>
+          <w:sz w:val="16"/>
+          <w:szCs w:val="16"/>
+        </w:rPr>
+        <w:t>,</w:t>
+      </w:r>
+      <w:r>
+        <w:rPr>
+          <w:rFonts w:ascii="Consolas" w:hAnsi="Consolas" w:cs="Consolas"/>
+          <w:color w:val="2A00FF"/>
+          <w:sz w:val="16"/>
+          <w:szCs w:val="16"/>
+        </w:rPr>
+        <w:t>" Suresh"</w:t>
+      </w:r>
+      <w:r>
+        <w:rPr>
+          <w:rFonts w:ascii="Consolas" w:hAnsi="Consolas" w:cs="Consolas"/>
+          <w:color w:val="000000"/>
+          <w:sz w:val="16"/>
+          <w:szCs w:val="16"/>
+        </w:rPr>
+        <w:t>,</w:t>
+      </w:r>
+      <w:r>
+        <w:rPr>
+          <w:rFonts w:ascii="Consolas" w:hAnsi="Consolas" w:cs="Consolas"/>
+          <w:color w:val="2A00FF"/>
+          <w:sz w:val="16"/>
+          <w:szCs w:val="16"/>
+        </w:rPr>
+        <w:t>"CSE"</w:t>
+      </w:r>
+      <w:r>
+        <w:rPr>
+          <w:rFonts w:ascii="Consolas" w:hAnsi="Consolas" w:cs="Consolas"/>
+          <w:color w:val="000000"/>
+          <w:sz w:val="16"/>
+          <w:szCs w:val="16"/>
+        </w:rPr>
+        <w:t>,102.0));</w:t>
+      </w:r>
+    </w:p>
+    <w:p>
+      <w:pPr>
+        <w:autoSpaceDE w:val="0"/>
+        <w:autoSpaceDN w:val="0"/>
+        <w:adjustRightInd w:val="0"/>
+        <w:spacing w:after="0" w:line="240" w:lineRule="auto"/>
+        <w:rPr>
+          <w:rFonts w:ascii="Consolas" w:hAnsi="Consolas" w:cs="Consolas"/>
+          <w:sz w:val="16"/>
+          <w:szCs w:val="16"/>
+        </w:rPr>
+      </w:pPr>
+      <w:r>
+        <w:rPr>
+          <w:rFonts w:ascii="Consolas" w:hAnsi="Consolas" w:cs="Consolas"/>
+          <w:color w:val="000000"/>
+          <w:sz w:val="16"/>
+          <w:szCs w:val="16"/>
+        </w:rPr>
+        <w:tab/>
+      </w:r>
+      <w:r>
+        <w:rPr>
+          <w:rFonts w:ascii="Consolas" w:hAnsi="Consolas" w:cs="Consolas"/>
+          <w:color w:val="000000"/>
+          <w:sz w:val="16"/>
+          <w:szCs w:val="16"/>
+        </w:rPr>
+        <w:tab/>
+      </w:r>
+      <w:proofErr w:type="spellStart"/>
+      <w:proofErr w:type="gramStart"/>
+      <w:r>
+        <w:rPr>
+          <w:rFonts w:ascii="Consolas" w:hAnsi="Consolas" w:cs="Consolas"/>
+          <w:color w:val="6A3E3E"/>
+          <w:sz w:val="16"/>
+          <w:szCs w:val="16"/>
+        </w:rPr>
+        <w:t>empList</w:t>
+      </w:r>
+      <w:r>
+        <w:rPr>
+          <w:rFonts w:ascii="Consolas" w:hAnsi="Consolas" w:cs="Consolas"/>
+          <w:color w:val="000000"/>
+          <w:sz w:val="16"/>
+          <w:szCs w:val="16"/>
+        </w:rPr>
+        <w:t>.add</w:t>
+      </w:r>
+      <w:proofErr w:type="spellEnd"/>
+      <w:r>
+        <w:rPr>
+          <w:rFonts w:ascii="Consolas" w:hAnsi="Consolas" w:cs="Consolas"/>
+          <w:color w:val="000000"/>
+          <w:sz w:val="16"/>
+          <w:szCs w:val="16"/>
+        </w:rPr>
+        <w:t>(</w:t>
+      </w:r>
+      <w:proofErr w:type="gramEnd"/>
+      <w:r>
+        <w:rPr>
+          <w:rFonts w:ascii="Consolas" w:hAnsi="Consolas" w:cs="Consolas"/>
+          <w:b/>
+          <w:bCs/>
+          <w:color w:val="7F0055"/>
+          <w:sz w:val="16"/>
+          <w:szCs w:val="16"/>
+        </w:rPr>
+        <w:t>new</w:t>
+      </w:r>
+      <w:r>
+        <w:rPr>
+          <w:rFonts w:ascii="Consolas" w:hAnsi="Consolas" w:cs="Consolas"/>
+          <w:color w:val="000000"/>
+          <w:sz w:val="16"/>
+          <w:szCs w:val="16"/>
+        </w:rPr>
+        <w:t xml:space="preserve"> Employee(248825,</w:t>
+      </w:r>
+      <w:r>
+        <w:rPr>
+          <w:rFonts w:ascii="Consolas" w:hAnsi="Consolas" w:cs="Consolas"/>
+          <w:color w:val="2A00FF"/>
+          <w:sz w:val="16"/>
+          <w:szCs w:val="16"/>
+        </w:rPr>
+        <w:t>"Ajay"</w:t>
+      </w:r>
+      <w:r>
+        <w:rPr>
+          <w:rFonts w:ascii="Consolas" w:hAnsi="Consolas" w:cs="Consolas"/>
+          <w:color w:val="000000"/>
+          <w:sz w:val="16"/>
+          <w:szCs w:val="16"/>
+        </w:rPr>
+        <w:t>,</w:t>
+      </w:r>
+      <w:r>
+        <w:rPr>
+          <w:rFonts w:ascii="Consolas" w:hAnsi="Consolas" w:cs="Consolas"/>
+          <w:color w:val="2A00FF"/>
+          <w:sz w:val="16"/>
+          <w:szCs w:val="16"/>
+        </w:rPr>
+        <w:t>" C M"</w:t>
+      </w:r>
+      <w:r>
+        <w:rPr>
+          <w:rFonts w:ascii="Consolas" w:hAnsi="Consolas" w:cs="Consolas"/>
+          <w:color w:val="000000"/>
+          <w:sz w:val="16"/>
+          <w:szCs w:val="16"/>
+        </w:rPr>
+        <w:t>,</w:t>
+      </w:r>
+      <w:r>
+        <w:rPr>
+          <w:rFonts w:ascii="Consolas" w:hAnsi="Consolas" w:cs="Consolas"/>
+          <w:color w:val="2A00FF"/>
+          <w:sz w:val="16"/>
+          <w:szCs w:val="16"/>
+        </w:rPr>
+        <w:t>"EEE"</w:t>
+      </w:r>
+      <w:r>
+        <w:rPr>
+          <w:rFonts w:ascii="Consolas" w:hAnsi="Consolas" w:cs="Consolas"/>
+          <w:color w:val="000000"/>
+          <w:sz w:val="16"/>
+          <w:szCs w:val="16"/>
+        </w:rPr>
+        <w:t>,210.0));</w:t>
+      </w:r>
+    </w:p>
+    <w:p>
+      <w:pPr>
+        <w:autoSpaceDE w:val="0"/>
+        <w:autoSpaceDN w:val="0"/>
+        <w:adjustRightInd w:val="0"/>
+        <w:spacing w:after="0" w:line="240" w:lineRule="auto"/>
+        <w:rPr>
+          <w:rFonts w:ascii="Consolas" w:hAnsi="Consolas" w:cs="Consolas"/>
+          <w:sz w:val="16"/>
+          <w:szCs w:val="16"/>
+        </w:rPr>
+      </w:pPr>
+      <w:r>
+        <w:rPr>
+          <w:rFonts w:ascii="Consolas" w:hAnsi="Consolas" w:cs="Consolas"/>
+          <w:color w:val="000000"/>
+          <w:sz w:val="16"/>
+          <w:szCs w:val="16"/>
+        </w:rPr>
+        <w:lastRenderedPageBreak/>
+        <w:tab/>
+      </w:r>
+      <w:r>
+        <w:rPr>
+          <w:rFonts w:ascii="Consolas" w:hAnsi="Consolas" w:cs="Consolas"/>
+          <w:color w:val="000000"/>
+          <w:sz w:val="16"/>
+          <w:szCs w:val="16"/>
+        </w:rPr>
+        <w:tab/>
+      </w:r>
+      <w:proofErr w:type="spellStart"/>
+      <w:proofErr w:type="gramStart"/>
+      <w:r>
+        <w:rPr>
+          <w:rFonts w:ascii="Consolas" w:hAnsi="Consolas" w:cs="Consolas"/>
+          <w:color w:val="6A3E3E"/>
+          <w:sz w:val="16"/>
+          <w:szCs w:val="16"/>
+        </w:rPr>
+        <w:t>empList</w:t>
+      </w:r>
+      <w:r>
+        <w:rPr>
+          <w:rFonts w:ascii="Consolas" w:hAnsi="Consolas" w:cs="Consolas"/>
+          <w:color w:val="000000"/>
+          <w:sz w:val="16"/>
+          <w:szCs w:val="16"/>
+        </w:rPr>
+        <w:t>.add</w:t>
+      </w:r>
+      <w:proofErr w:type="spellEnd"/>
+      <w:r>
+        <w:rPr>
+          <w:rFonts w:ascii="Consolas" w:hAnsi="Consolas" w:cs="Consolas"/>
+          <w:color w:val="000000"/>
+          <w:sz w:val="16"/>
+          <w:szCs w:val="16"/>
+        </w:rPr>
+        <w:t>(</w:t>
+      </w:r>
+      <w:proofErr w:type="gramEnd"/>
+      <w:r>
+        <w:rPr>
+          <w:rFonts w:ascii="Consolas" w:hAnsi="Consolas" w:cs="Consolas"/>
+          <w:b/>
+          <w:bCs/>
+          <w:color w:val="7F0055"/>
+          <w:sz w:val="16"/>
+          <w:szCs w:val="16"/>
+        </w:rPr>
+        <w:t>new</w:t>
+      </w:r>
+      <w:r>
+        <w:rPr>
+          <w:rFonts w:ascii="Consolas" w:hAnsi="Consolas" w:cs="Consolas"/>
+          <w:color w:val="000000"/>
+          <w:sz w:val="16"/>
+          <w:szCs w:val="16"/>
+        </w:rPr>
+        <w:t xml:space="preserve"> Employee(249532,</w:t>
+      </w:r>
+      <w:r>
+        <w:rPr>
+          <w:rFonts w:ascii="Consolas" w:hAnsi="Consolas" w:cs="Consolas"/>
+          <w:color w:val="2A00FF"/>
+          <w:sz w:val="16"/>
+          <w:szCs w:val="16"/>
+        </w:rPr>
+        <w:t>"kalyan"</w:t>
+      </w:r>
+      <w:r>
+        <w:rPr>
+          <w:rFonts w:ascii="Consolas" w:hAnsi="Consolas" w:cs="Consolas"/>
+          <w:color w:val="000000"/>
+          <w:sz w:val="16"/>
+          <w:szCs w:val="16"/>
+        </w:rPr>
+        <w:t>,</w:t>
+      </w:r>
+      <w:r>
+        <w:rPr>
+          <w:rFonts w:ascii="Consolas" w:hAnsi="Consolas" w:cs="Consolas"/>
+          <w:color w:val="2A00FF"/>
+          <w:sz w:val="16"/>
+          <w:szCs w:val="16"/>
+        </w:rPr>
+        <w:t>" Jalaneela"</w:t>
+      </w:r>
+      <w:r>
+        <w:rPr>
+          <w:rFonts w:ascii="Consolas" w:hAnsi="Consolas" w:cs="Consolas"/>
+          <w:color w:val="000000"/>
+          <w:sz w:val="16"/>
+          <w:szCs w:val="16"/>
+        </w:rPr>
+        <w:t>,</w:t>
+      </w:r>
+      <w:r>
+        <w:rPr>
+          <w:rFonts w:ascii="Consolas" w:hAnsi="Consolas" w:cs="Consolas"/>
+          <w:color w:val="2A00FF"/>
+          <w:sz w:val="16"/>
+          <w:szCs w:val="16"/>
+        </w:rPr>
+        <w:t>"ECE"</w:t>
+      </w:r>
+      <w:r>
+        <w:rPr>
+          <w:rFonts w:ascii="Consolas" w:hAnsi="Consolas" w:cs="Consolas"/>
+          <w:color w:val="000000"/>
+          <w:sz w:val="16"/>
+          <w:szCs w:val="16"/>
+        </w:rPr>
+        <w:t>,122.0));</w:t>
+      </w:r>
+    </w:p>
+    <w:p>
+      <w:pPr>
+        <w:autoSpaceDE w:val="0"/>
+        <w:autoSpaceDN w:val="0"/>
+        <w:adjustRightInd w:val="0"/>
+        <w:spacing w:after="0" w:line="240" w:lineRule="auto"/>
+        <w:rPr>
+          <w:rFonts w:ascii="Consolas" w:hAnsi="Consolas" w:cs="Consolas"/>
+          <w:sz w:val="16"/>
+          <w:szCs w:val="16"/>
+        </w:rPr>
+      </w:pPr>
+      <w:r>
+        <w:rPr>
+          <w:rFonts w:ascii="Consolas" w:hAnsi="Consolas" w:cs="Consolas"/>
+          <w:color w:val="000000"/>
+          <w:sz w:val="16"/>
+          <w:szCs w:val="16"/>
+        </w:rPr>
+        <w:tab/>
+      </w:r>
+      <w:r>
+        <w:rPr>
+          <w:rFonts w:ascii="Consolas" w:hAnsi="Consolas" w:cs="Consolas"/>
+          <w:color w:val="000000"/>
+          <w:sz w:val="16"/>
+          <w:szCs w:val="16"/>
+        </w:rPr>
+        <w:tab/>
+      </w:r>
+      <w:proofErr w:type="spellStart"/>
+      <w:proofErr w:type="gramStart"/>
+      <w:r>
+        <w:rPr>
+          <w:rFonts w:ascii="Consolas" w:hAnsi="Consolas" w:cs="Consolas"/>
+          <w:color w:val="6A3E3E"/>
+          <w:sz w:val="16"/>
+          <w:szCs w:val="16"/>
+        </w:rPr>
+        <w:t>empList</w:t>
+      </w:r>
+      <w:r>
+        <w:rPr>
+          <w:rFonts w:ascii="Consolas" w:hAnsi="Consolas" w:cs="Consolas"/>
+          <w:color w:val="000000"/>
+          <w:sz w:val="16"/>
+          <w:szCs w:val="16"/>
+        </w:rPr>
+        <w:t>.add</w:t>
+      </w:r>
+      <w:proofErr w:type="spellEnd"/>
+      <w:r>
+        <w:rPr>
+          <w:rFonts w:ascii="Consolas" w:hAnsi="Consolas" w:cs="Consolas"/>
+          <w:color w:val="000000"/>
+          <w:sz w:val="16"/>
+          <w:szCs w:val="16"/>
+        </w:rPr>
+        <w:t>(</w:t>
+      </w:r>
+      <w:proofErr w:type="gramEnd"/>
+      <w:r>
+        <w:rPr>
+          <w:rFonts w:ascii="Consolas" w:hAnsi="Consolas" w:cs="Consolas"/>
+          <w:b/>
+          <w:bCs/>
+          <w:color w:val="7F0055"/>
+          <w:sz w:val="16"/>
+          <w:szCs w:val="16"/>
+        </w:rPr>
+        <w:t>new</w:t>
+      </w:r>
+      <w:r>
+        <w:rPr>
+          <w:rFonts w:ascii="Consolas" w:hAnsi="Consolas" w:cs="Consolas"/>
+          <w:color w:val="000000"/>
+          <w:sz w:val="16"/>
+          <w:szCs w:val="16"/>
+        </w:rPr>
+        <w:t xml:space="preserve"> Employee(249529,</w:t>
+      </w:r>
+      <w:r>
+        <w:rPr>
+          <w:rFonts w:ascii="Consolas" w:hAnsi="Consolas" w:cs="Consolas"/>
+          <w:color w:val="2A00FF"/>
+          <w:sz w:val="16"/>
+          <w:szCs w:val="16"/>
+        </w:rPr>
+        <w:t>"AISWARYA"</w:t>
+      </w:r>
+      <w:r>
+        <w:rPr>
+          <w:rFonts w:ascii="Consolas" w:hAnsi="Consolas" w:cs="Consolas"/>
+          <w:color w:val="000000"/>
+          <w:sz w:val="16"/>
+          <w:szCs w:val="16"/>
+        </w:rPr>
+        <w:t>,</w:t>
+      </w:r>
+      <w:r>
+        <w:rPr>
+          <w:rFonts w:ascii="Consolas" w:hAnsi="Consolas" w:cs="Consolas"/>
+          <w:color w:val="2A00FF"/>
+          <w:sz w:val="16"/>
+          <w:szCs w:val="16"/>
+        </w:rPr>
+        <w:t>" P"</w:t>
+      </w:r>
+      <w:r>
+        <w:rPr>
+          <w:rFonts w:ascii="Consolas" w:hAnsi="Consolas" w:cs="Consolas"/>
+          <w:color w:val="000000"/>
+          <w:sz w:val="16"/>
+          <w:szCs w:val="16"/>
+        </w:rPr>
+        <w:t>,</w:t>
+      </w:r>
+      <w:r>
+        <w:rPr>
+          <w:rFonts w:ascii="Consolas" w:hAnsi="Consolas" w:cs="Consolas"/>
+          <w:color w:val="2A00FF"/>
+          <w:sz w:val="16"/>
+          <w:szCs w:val="16"/>
+        </w:rPr>
+        <w:t>"EEE"</w:t>
+      </w:r>
+      <w:r>
+        <w:rPr>
+          <w:rFonts w:ascii="Consolas" w:hAnsi="Consolas" w:cs="Consolas"/>
+          <w:color w:val="000000"/>
+          <w:sz w:val="16"/>
+          <w:szCs w:val="16"/>
+        </w:rPr>
+        <w:t>,112.0));</w:t>
+      </w:r>
+    </w:p>
+    <w:p>
+      <w:pPr>
+        <w:autoSpaceDE w:val="0"/>
+        <w:autoSpaceDN w:val="0"/>
+        <w:adjustRightInd w:val="0"/>
+        <w:spacing w:after="0" w:line="240" w:lineRule="auto"/>
+        <w:rPr>
+          <w:rFonts w:ascii="Consolas" w:hAnsi="Consolas" w:cs="Consolas"/>
+          <w:sz w:val="16"/>
+          <w:szCs w:val="16"/>
+        </w:rPr>
+      </w:pPr>
+      <w:r>
+        <w:rPr>
+          <w:rFonts w:ascii="Consolas" w:hAnsi="Consolas" w:cs="Consolas"/>
+          <w:color w:val="000000"/>
+          <w:sz w:val="16"/>
+          <w:szCs w:val="16"/>
+        </w:rPr>
+        <w:tab/>
+      </w:r>
+      <w:r>
+        <w:rPr>
+          <w:rFonts w:ascii="Consolas" w:hAnsi="Consolas" w:cs="Consolas"/>
+          <w:color w:val="000000"/>
+          <w:sz w:val="16"/>
+          <w:szCs w:val="16"/>
+        </w:rPr>
+        <w:tab/>
+      </w:r>
+      <w:proofErr w:type="spellStart"/>
+      <w:proofErr w:type="gramStart"/>
+      <w:r>
+        <w:rPr>
+          <w:rFonts w:ascii="Consolas" w:hAnsi="Consolas" w:cs="Consolas"/>
+          <w:color w:val="6A3E3E"/>
+          <w:sz w:val="16"/>
+          <w:szCs w:val="16"/>
+        </w:rPr>
+        <w:t>empList</w:t>
+      </w:r>
+      <w:r>
+        <w:rPr>
+          <w:rFonts w:ascii="Consolas" w:hAnsi="Consolas" w:cs="Consolas"/>
+          <w:color w:val="000000"/>
+          <w:sz w:val="16"/>
+          <w:szCs w:val="16"/>
+        </w:rPr>
+        <w:t>.add</w:t>
+      </w:r>
+      <w:proofErr w:type="spellEnd"/>
+      <w:r>
+        <w:rPr>
+          <w:rFonts w:ascii="Consolas" w:hAnsi="Consolas" w:cs="Consolas"/>
+          <w:color w:val="000000"/>
+          <w:sz w:val="16"/>
+          <w:szCs w:val="16"/>
+        </w:rPr>
+        <w:t>(</w:t>
+      </w:r>
+      <w:proofErr w:type="gramEnd"/>
+      <w:r>
+        <w:rPr>
+          <w:rFonts w:ascii="Consolas" w:hAnsi="Consolas" w:cs="Consolas"/>
+          <w:b/>
+          <w:bCs/>
+          <w:color w:val="7F0055"/>
+          <w:sz w:val="16"/>
+          <w:szCs w:val="16"/>
+        </w:rPr>
+        <w:t>new</w:t>
+      </w:r>
+      <w:r>
+        <w:rPr>
+          <w:rFonts w:ascii="Consolas" w:hAnsi="Consolas" w:cs="Consolas"/>
+          <w:color w:val="000000"/>
+          <w:sz w:val="16"/>
+          <w:szCs w:val="16"/>
+        </w:rPr>
+        <w:t xml:space="preserve"> Employee(248764,</w:t>
+      </w:r>
+      <w:r>
+        <w:rPr>
+          <w:rFonts w:ascii="Consolas" w:hAnsi="Consolas" w:cs="Consolas"/>
+          <w:color w:val="2A00FF"/>
+          <w:sz w:val="16"/>
+          <w:szCs w:val="16"/>
+        </w:rPr>
+        <w:t>"Ajayakrishnan"</w:t>
+      </w:r>
+      <w:r>
+        <w:rPr>
+          <w:rFonts w:ascii="Consolas" w:hAnsi="Consolas" w:cs="Consolas"/>
+          <w:color w:val="000000"/>
+          <w:sz w:val="16"/>
+          <w:szCs w:val="16"/>
+        </w:rPr>
+        <w:t>,</w:t>
+      </w:r>
+      <w:r>
+        <w:rPr>
+          <w:rFonts w:ascii="Consolas" w:hAnsi="Consolas" w:cs="Consolas"/>
+          <w:color w:val="2A00FF"/>
+          <w:sz w:val="16"/>
+          <w:szCs w:val="16"/>
+        </w:rPr>
+        <w:t>" J"</w:t>
+      </w:r>
+      <w:r>
+        <w:rPr>
+          <w:rFonts w:ascii="Consolas" w:hAnsi="Consolas" w:cs="Consolas"/>
+          <w:color w:val="000000"/>
+          <w:sz w:val="16"/>
+          <w:szCs w:val="16"/>
+        </w:rPr>
+        <w:t>,</w:t>
+      </w:r>
+      <w:r>
+        <w:rPr>
+          <w:rFonts w:ascii="Consolas" w:hAnsi="Consolas" w:cs="Consolas"/>
+          <w:color w:val="2A00FF"/>
+          <w:sz w:val="16"/>
+          <w:szCs w:val="16"/>
+        </w:rPr>
+        <w:t>"CSE"</w:t>
+      </w:r>
+      <w:r>
+        <w:rPr>
+          <w:rFonts w:ascii="Consolas" w:hAnsi="Consolas" w:cs="Consolas"/>
+          <w:color w:val="000000"/>
+          <w:sz w:val="16"/>
+          <w:szCs w:val="16"/>
+        </w:rPr>
+        <w:t>,212.0));</w:t>
+      </w:r>
+    </w:p>
+    <w:p>
+      <w:pPr>
+        <w:autoSpaceDE w:val="0"/>
+        <w:autoSpaceDN w:val="0"/>
+        <w:adjustRightInd w:val="0"/>
+        <w:spacing w:after="0" w:line="240" w:lineRule="auto"/>
+        <w:rPr>
+          <w:rFonts w:ascii="Consolas" w:hAnsi="Consolas" w:cs="Consolas"/>
+          <w:sz w:val="16"/>
+          <w:szCs w:val="16"/>
+        </w:rPr>
+      </w:pPr>
+      <w:r>
+        <w:rPr>
+          <w:rFonts w:ascii="Consolas" w:hAnsi="Consolas" w:cs="Consolas"/>
+          <w:color w:val="000000"/>
+          <w:sz w:val="16"/>
+          <w:szCs w:val="16"/>
+        </w:rPr>
+        <w:tab/>
+      </w:r>
+      <w:r>
+        <w:rPr>
+          <w:rFonts w:ascii="Consolas" w:hAnsi="Consolas" w:cs="Consolas"/>
+          <w:color w:val="000000"/>
+          <w:sz w:val="16"/>
+          <w:szCs w:val="16"/>
+        </w:rPr>
+        <w:tab/>
+      </w:r>
+    </w:p>
+    <w:p>
+      <w:pPr>
+        <w:autoSpaceDE w:val="0"/>
+        <w:autoSpaceDN w:val="0"/>
+        <w:adjustRightInd w:val="0"/>
+        <w:spacing w:after="0" w:line="240" w:lineRule="auto"/>
+        <w:rPr>
+          <w:rFonts w:ascii="Consolas" w:hAnsi="Consolas" w:cs="Consolas"/>
+          <w:sz w:val="16"/>
+          <w:szCs w:val="16"/>
+        </w:rPr>
+      </w:pPr>
+      <w:r>
+        <w:rPr>
+          <w:rFonts w:ascii="Consolas" w:hAnsi="Consolas" w:cs="Consolas"/>
+          <w:color w:val="000000"/>
+          <w:sz w:val="16"/>
+          <w:szCs w:val="16"/>
+        </w:rPr>
+        <w:tab/>
+      </w:r>
+      <w:r>
+        <w:rPr>
+          <w:rFonts w:ascii="Consolas" w:hAnsi="Consolas" w:cs="Consolas"/>
+          <w:color w:val="000000"/>
+          <w:sz w:val="16"/>
+          <w:szCs w:val="16"/>
+        </w:rPr>
+        <w:tab/>
+      </w:r>
+    </w:p>
+    <w:p>
+      <w:pPr>
+        <w:autoSpaceDE w:val="0"/>
+        <w:autoSpaceDN w:val="0"/>
+        <w:adjustRightInd w:val="0"/>
+        <w:spacing w:after="0" w:line="240" w:lineRule="auto"/>
+        <w:rPr>
+          <w:rFonts w:ascii="Consolas" w:hAnsi="Consolas" w:cs="Consolas"/>
+          <w:sz w:val="16"/>
+          <w:szCs w:val="16"/>
+        </w:rPr>
+      </w:pPr>
+      <w:r>
+        <w:rPr>
+          <w:rFonts w:ascii="Consolas" w:hAnsi="Consolas" w:cs="Consolas"/>
+          <w:color w:val="000000"/>
+          <w:sz w:val="16"/>
+          <w:szCs w:val="16"/>
+        </w:rPr>
+        <w:tab/>
+      </w:r>
+      <w:r>
+        <w:rPr>
+          <w:rFonts w:ascii="Consolas" w:hAnsi="Consolas" w:cs="Consolas"/>
+          <w:color w:val="000000"/>
+          <w:sz w:val="16"/>
+          <w:szCs w:val="16"/>
+        </w:rPr>
+        <w:tab/>
+      </w:r>
+      <w:proofErr w:type="spellStart"/>
+      <w:r>
+        <w:rPr>
+          <w:rFonts w:ascii="Consolas" w:hAnsi="Consolas" w:cs="Consolas"/>
+          <w:color w:val="6A3E3E"/>
+          <w:sz w:val="16"/>
+          <w:szCs w:val="16"/>
+        </w:rPr>
+        <w:t>empList</w:t>
+      </w:r>
+      <w:r>
+        <w:rPr>
+          <w:rFonts w:ascii="Consolas" w:hAnsi="Consolas" w:cs="Consolas"/>
+          <w:color w:val="000000"/>
+          <w:sz w:val="16"/>
+          <w:szCs w:val="16"/>
+        </w:rPr>
+        <w:t>.stream</w:t>
+      </w:r>
+      <w:proofErr w:type="spellEnd"/>
+      <w:r>
+        <w:rPr>
+          <w:rFonts w:ascii="Consolas" w:hAnsi="Consolas" w:cs="Consolas"/>
+          <w:color w:val="000000"/>
+          <w:sz w:val="16"/>
+          <w:szCs w:val="16"/>
+        </w:rPr>
+        <w:t>()</w:t>
+      </w:r>
+    </w:p>
+    <w:p>
+      <w:pPr>
+        <w:autoSpaceDE w:val="0"/>
+        <w:autoSpaceDN w:val="0"/>
+        <w:adjustRightInd w:val="0"/>
+        <w:spacing w:after="0" w:line="240" w:lineRule="auto"/>
+        <w:rPr>
+          <w:rFonts w:ascii="Consolas" w:hAnsi="Consolas" w:cs="Consolas"/>
+          <w:sz w:val="16"/>
+          <w:szCs w:val="16"/>
+        </w:rPr>
+      </w:pPr>
+      <w:r>
+        <w:rPr>
+          <w:rFonts w:ascii="Consolas" w:hAnsi="Consolas" w:cs="Consolas"/>
+          <w:color w:val="000000"/>
+          <w:sz w:val="16"/>
+          <w:szCs w:val="16"/>
+        </w:rPr>
+        <w:tab/>
+      </w:r>
+      <w:r>
+        <w:rPr>
+          <w:rFonts w:ascii="Consolas" w:hAnsi="Consolas" w:cs="Consolas"/>
+          <w:color w:val="000000"/>
+          <w:sz w:val="16"/>
+          <w:szCs w:val="16"/>
+        </w:rPr>
+        <w:tab/>
+      </w:r>
+      <w:proofErr w:type="gramStart"/>
+      <w:r>
+        <w:rPr>
+          <w:rFonts w:ascii="Consolas" w:hAnsi="Consolas" w:cs="Consolas"/>
+          <w:color w:val="000000"/>
+          <w:sz w:val="16"/>
+          <w:szCs w:val="16"/>
+        </w:rPr>
+        <w:t>.filter</w:t>
+      </w:r>
+      <w:proofErr w:type="gramEnd"/>
+      <w:r>
+        <w:rPr>
+          <w:rFonts w:ascii="Consolas" w:hAnsi="Consolas" w:cs="Consolas"/>
+          <w:color w:val="000000"/>
+          <w:sz w:val="16"/>
+          <w:szCs w:val="16"/>
+        </w:rPr>
+        <w:t>((</w:t>
+      </w:r>
+      <w:r>
+        <w:rPr>
+          <w:rFonts w:ascii="Consolas" w:hAnsi="Consolas" w:cs="Consolas"/>
+          <w:color w:val="6A3E3E"/>
+          <w:sz w:val="16"/>
+          <w:szCs w:val="16"/>
+        </w:rPr>
+        <w:t>a</w:t>
+      </w:r>
+      <w:r>
+        <w:rPr>
+          <w:rFonts w:ascii="Consolas" w:hAnsi="Consolas" w:cs="Consolas"/>
+          <w:color w:val="000000"/>
+          <w:sz w:val="16"/>
+          <w:szCs w:val="16"/>
+        </w:rPr>
+        <w:t>)-&gt;</w:t>
+      </w:r>
+      <w:proofErr w:type="spellStart"/>
+      <w:r>
+        <w:rPr>
+          <w:rFonts w:ascii="Consolas" w:hAnsi="Consolas" w:cs="Consolas"/>
+          <w:color w:val="6A3E3E"/>
+          <w:sz w:val="16"/>
+          <w:szCs w:val="16"/>
+        </w:rPr>
+        <w:t>a</w:t>
+      </w:r>
+      <w:r>
+        <w:rPr>
+          <w:rFonts w:ascii="Consolas" w:hAnsi="Consolas" w:cs="Consolas"/>
+          <w:color w:val="000000"/>
+          <w:sz w:val="16"/>
+          <w:szCs w:val="16"/>
+        </w:rPr>
+        <w:t>.getFirstName</w:t>
+      </w:r>
+      <w:proofErr w:type="spellEnd"/>
+      <w:r>
+        <w:rPr>
+          <w:rFonts w:ascii="Consolas" w:hAnsi="Consolas" w:cs="Consolas"/>
+          <w:color w:val="000000"/>
+          <w:sz w:val="16"/>
+          <w:szCs w:val="16"/>
+        </w:rPr>
+        <w:t>().length()&gt;10)</w:t>
+      </w:r>
+    </w:p>
+    <w:p>
+      <w:pPr>
+        <w:autoSpaceDE w:val="0"/>
+        <w:autoSpaceDN w:val="0"/>
+        <w:adjustRightInd w:val="0"/>
+        <w:spacing w:after="0" w:line="240" w:lineRule="auto"/>
+        <w:rPr>
+          <w:rFonts w:ascii="Consolas" w:hAnsi="Consolas" w:cs="Consolas"/>
+          <w:sz w:val="16"/>
+          <w:szCs w:val="16"/>
+        </w:rPr>
+      </w:pPr>
+      <w:r>
+        <w:rPr>
+          <w:rFonts w:ascii="Consolas" w:hAnsi="Consolas" w:cs="Consolas"/>
+          <w:color w:val="000000"/>
+          <w:sz w:val="16"/>
+          <w:szCs w:val="16"/>
+        </w:rPr>
+        <w:tab/>
+      </w:r>
+      <w:r>
+        <w:rPr>
+          <w:rFonts w:ascii="Consolas" w:hAnsi="Consolas" w:cs="Consolas"/>
+          <w:color w:val="000000"/>
+          <w:sz w:val="16"/>
+          <w:szCs w:val="16"/>
+        </w:rPr>
+        <w:tab/>
+      </w:r>
+      <w:proofErr w:type="gramStart"/>
+      <w:r>
+        <w:rPr>
+          <w:rFonts w:ascii="Consolas" w:hAnsi="Consolas" w:cs="Consolas"/>
+          <w:color w:val="000000"/>
+          <w:sz w:val="16"/>
+          <w:szCs w:val="16"/>
+        </w:rPr>
+        <w:t>.map</w:t>
+      </w:r>
+      <w:proofErr w:type="gramEnd"/>
+      <w:r>
+        <w:rPr>
+          <w:rFonts w:ascii="Consolas" w:hAnsi="Consolas" w:cs="Consolas"/>
+          <w:color w:val="000000"/>
+          <w:sz w:val="16"/>
+          <w:szCs w:val="16"/>
+        </w:rPr>
+        <w:t>((</w:t>
+      </w:r>
+      <w:r>
+        <w:rPr>
+          <w:rFonts w:ascii="Consolas" w:hAnsi="Consolas" w:cs="Consolas"/>
+          <w:color w:val="6A3E3E"/>
+          <w:sz w:val="16"/>
+          <w:szCs w:val="16"/>
+        </w:rPr>
+        <w:t>e</w:t>
+      </w:r>
+      <w:r>
+        <w:rPr>
+          <w:rFonts w:ascii="Consolas" w:hAnsi="Consolas" w:cs="Consolas"/>
+          <w:color w:val="000000"/>
+          <w:sz w:val="16"/>
+          <w:szCs w:val="16"/>
+        </w:rPr>
+        <w:t>)-&gt;</w:t>
+      </w:r>
+      <w:proofErr w:type="spellStart"/>
+      <w:r>
+        <w:rPr>
+          <w:rFonts w:ascii="Consolas" w:hAnsi="Consolas" w:cs="Consolas"/>
+          <w:color w:val="6A3E3E"/>
+          <w:sz w:val="16"/>
+          <w:szCs w:val="16"/>
+        </w:rPr>
+        <w:t>e</w:t>
+      </w:r>
+      <w:r>
+        <w:rPr>
+          <w:rFonts w:ascii="Consolas" w:hAnsi="Consolas" w:cs="Consolas"/>
+          <w:color w:val="000000"/>
+          <w:sz w:val="16"/>
+          <w:szCs w:val="16"/>
+        </w:rPr>
+        <w:t>.getFirstName</w:t>
+      </w:r>
+      <w:proofErr w:type="spellEnd"/>
+      <w:r>
+        <w:rPr>
+          <w:rFonts w:ascii="Consolas" w:hAnsi="Consolas" w:cs="Consolas"/>
+          <w:color w:val="000000"/>
+          <w:sz w:val="16"/>
+          <w:szCs w:val="16"/>
+        </w:rPr>
+        <w:t>().</w:t>
+      </w:r>
+      <w:proofErr w:type="spellStart"/>
+      <w:r>
+        <w:rPr>
+          <w:rFonts w:ascii="Consolas" w:hAnsi="Consolas" w:cs="Consolas"/>
+          <w:color w:val="000000"/>
+          <w:sz w:val="16"/>
+          <w:szCs w:val="16"/>
+        </w:rPr>
+        <w:t>toUpperCase</w:t>
+      </w:r>
+      <w:proofErr w:type="spellEnd"/>
+      <w:r>
+        <w:rPr>
+          <w:rFonts w:ascii="Consolas" w:hAnsi="Consolas" w:cs="Consolas"/>
+          <w:color w:val="000000"/>
+          <w:sz w:val="16"/>
+          <w:szCs w:val="16"/>
+        </w:rPr>
+        <w:t>())</w:t>
+      </w:r>
+      <w:r>
+        <w:rPr>
+          <w:rFonts w:ascii="Consolas" w:hAnsi="Consolas" w:cs="Consolas"/>
+          <w:color w:val="000000"/>
+          <w:sz w:val="16"/>
+          <w:szCs w:val="16"/>
+        </w:rPr>
+        <w:tab/>
+      </w:r>
+      <w:r>
+        <w:rPr>
+          <w:rFonts w:ascii="Consolas" w:hAnsi="Consolas" w:cs="Consolas"/>
+          <w:color w:val="000000"/>
+          <w:sz w:val="16"/>
+          <w:szCs w:val="16"/>
+        </w:rPr>
+        <w:tab/>
+      </w:r>
+    </w:p>
+    <w:p>
+      <w:pPr>
+        <w:autoSpaceDE w:val="0"/>
+        <w:autoSpaceDN w:val="0"/>
+        <w:adjustRightInd w:val="0"/>
+        <w:spacing w:after="0" w:line="240" w:lineRule="auto"/>
+        <w:rPr>
+          <w:rFonts w:ascii="Consolas" w:hAnsi="Consolas" w:cs="Consolas"/>
+          <w:sz w:val="16"/>
+          <w:szCs w:val="16"/>
+        </w:rPr>
+      </w:pPr>
+      <w:r>
+        <w:rPr>
+          <w:rFonts w:ascii="Consolas" w:hAnsi="Consolas" w:cs="Consolas"/>
+          <w:color w:val="000000"/>
+          <w:sz w:val="16"/>
+          <w:szCs w:val="16"/>
+        </w:rPr>
+        <w:tab/>
+      </w:r>
+      <w:r>
+        <w:rPr>
+          <w:rFonts w:ascii="Consolas" w:hAnsi="Consolas" w:cs="Consolas"/>
+          <w:color w:val="000000"/>
+          <w:sz w:val="16"/>
+          <w:szCs w:val="16"/>
+        </w:rPr>
+        <w:tab/>
+      </w:r>
+      <w:proofErr w:type="gramStart"/>
+      <w:r>
+        <w:rPr>
+          <w:rFonts w:ascii="Consolas" w:hAnsi="Consolas" w:cs="Consolas"/>
+          <w:color w:val="000000"/>
+          <w:sz w:val="16"/>
+          <w:szCs w:val="16"/>
+        </w:rPr>
+        <w:t>.</w:t>
+      </w:r>
+      <w:proofErr w:type="spellStart"/>
+      <w:r>
+        <w:rPr>
+          <w:rFonts w:ascii="Consolas" w:hAnsi="Consolas" w:cs="Consolas"/>
+          <w:color w:val="000000"/>
+          <w:sz w:val="16"/>
+          <w:szCs w:val="16"/>
+        </w:rPr>
+        <w:t>forEach</w:t>
+      </w:r>
+      <w:proofErr w:type="spellEnd"/>
+      <w:proofErr w:type="gramEnd"/>
+      <w:r>
+        <w:rPr>
+          <w:rFonts w:ascii="Consolas" w:hAnsi="Consolas" w:cs="Consolas"/>
+          <w:color w:val="000000"/>
+          <w:sz w:val="16"/>
+          <w:szCs w:val="16"/>
+        </w:rPr>
+        <w:t>(</w:t>
+      </w:r>
+      <w:proofErr w:type="spellStart"/>
+      <w:r>
+        <w:rPr>
+          <w:rFonts w:ascii="Consolas" w:hAnsi="Consolas" w:cs="Consolas"/>
+          <w:color w:val="000000"/>
+          <w:sz w:val="16"/>
+          <w:szCs w:val="16"/>
+        </w:rPr>
+        <w:t>System.</w:t>
+      </w:r>
+      <w:r>
+        <w:rPr>
+          <w:rFonts w:ascii="Consolas" w:hAnsi="Consolas" w:cs="Consolas"/>
+          <w:b/>
+          <w:bCs/>
+          <w:i/>
+          <w:iCs/>
+          <w:color w:val="0000C0"/>
+          <w:sz w:val="16"/>
+          <w:szCs w:val="16"/>
+        </w:rPr>
+        <w:t>out</w:t>
+      </w:r>
+      <w:proofErr w:type="spellEnd"/>
+      <w:r>
+        <w:rPr>
+          <w:rFonts w:ascii="Consolas" w:hAnsi="Consolas" w:cs="Consolas"/>
+          <w:color w:val="000000"/>
+          <w:sz w:val="16"/>
+          <w:szCs w:val="16"/>
+        </w:rPr>
+        <w:t>::</w:t>
+      </w:r>
+      <w:proofErr w:type="spellStart"/>
+      <w:r>
+        <w:rPr>
+          <w:rFonts w:ascii="Consolas" w:hAnsi="Consolas" w:cs="Consolas"/>
+          <w:color w:val="000000"/>
+          <w:sz w:val="16"/>
+          <w:szCs w:val="16"/>
+        </w:rPr>
+        <w:t>println</w:t>
+      </w:r>
+      <w:proofErr w:type="spellEnd"/>
+      <w:r>
+        <w:rPr>
+          <w:rFonts w:ascii="Consolas" w:hAnsi="Consolas" w:cs="Consolas"/>
+          <w:color w:val="000000"/>
+          <w:sz w:val="16"/>
+          <w:szCs w:val="16"/>
+        </w:rPr>
+        <w:t>);</w:t>
+      </w:r>
+    </w:p>
+    <w:p>
+      <w:pPr>
+        <w:autoSpaceDE w:val="0"/>
+        <w:autoSpaceDN w:val="0"/>
+        <w:adjustRightInd w:val="0"/>
+        <w:spacing w:after="0" w:line="240" w:lineRule="auto"/>
+        <w:rPr>
+          <w:rFonts w:ascii="Consolas" w:hAnsi="Consolas" w:cs="Consolas"/>
+          <w:sz w:val="16"/>
+          <w:szCs w:val="16"/>
+        </w:rPr>
+      </w:pPr>
+      <w:r>
+        <w:rPr>
+          <w:rFonts w:ascii="Consolas" w:hAnsi="Consolas" w:cs="Consolas"/>
+          <w:color w:val="000000"/>
+          <w:sz w:val="16"/>
+          <w:szCs w:val="16"/>
+        </w:rPr>
+        <w:tab/>
+        <w:t>}</w:t>
+      </w:r>
+    </w:p>
+    <w:p>
+      <w:pPr>
+        <w:autoSpaceDE w:val="0"/>
+        <w:autoSpaceDN w:val="0"/>
+        <w:adjustRightInd w:val="0"/>
+        <w:spacing w:after="0" w:line="240" w:lineRule="auto"/>
+        <w:rPr>
+          <w:rFonts w:ascii="Consolas" w:hAnsi="Consolas" w:cs="Consolas"/>
+          <w:sz w:val="16"/>
+          <w:szCs w:val="16"/>
+        </w:rPr>
+      </w:pPr>
+    </w:p>
+    <w:p>
+      <w:pPr>
+        <w:autoSpaceDE w:val="0"/>
+        <w:autoSpaceDN w:val="0"/>
+        <w:adjustRightInd w:val="0"/>
+        <w:spacing w:after="0" w:line="240" w:lineRule="auto"/>
+        <w:rPr>
+          <w:rFonts w:ascii="Consolas" w:hAnsi="Consolas" w:cs="Consolas"/>
+          <w:sz w:val="16"/>
+          <w:szCs w:val="16"/>
+        </w:rPr>
+      </w:pPr>
+      <w:r>
+        <w:rPr>
+          <w:rFonts w:ascii="Consolas" w:hAnsi="Consolas" w:cs="Consolas"/>
+          <w:color w:val="000000"/>
+          <w:sz w:val="16"/>
+          <w:szCs w:val="16"/>
+        </w:rPr>
+        <w:t>}</w:t>
+      </w:r>
+    </w:p>
+    <w:p>
+      <w:pPr>
+        <w:rPr>
+          <w:sz w:val="2"/>
+          <w:szCs w:val="2"/>
+          <w:lang w:val="en-US"/>
+        </w:rPr>
+      </w:pPr>
+    </w:p>
+    <w:p>
+      <w:pPr>
+        <w:rPr>
+          <w:sz w:val="24"/>
+          <w:szCs w:val="24"/>
+          <w:lang w:val="en-US"/>
+        </w:rPr>
+      </w:pPr>
+      <w:r>
+        <w:rPr>
+          <w:sz w:val="24"/>
+          <w:szCs w:val="24"/>
+          <w:lang w:val="en-US"/>
+        </w:rPr>
+        <w:t>Task:</w:t>
+      </w:r>
+    </w:p>
+    <w:p>
+      <w:pPr>
+        <w:rPr>
+          <w:sz w:val="24"/>
+          <w:szCs w:val="24"/>
+          <w:lang w:val="en-US"/>
+        </w:rPr>
+      </w:pPr>
+      <w:r>
+        <w:rPr>
+          <w:sz w:val="24"/>
+          <w:szCs w:val="24"/>
+          <w:lang w:val="en-US"/>
+        </w:rPr>
+        <w:t>Input:</w:t>
+      </w:r>
+      <w:proofErr w:type="gramStart"/>
+      <w:r>
+        <w:rPr>
+          <w:sz w:val="24"/>
+          <w:szCs w:val="24"/>
+          <w:lang w:val="en-US"/>
+        </w:rPr>
+        <w:tab/>
+        <w:t>( is</w:t>
+      </w:r>
+      <w:proofErr w:type="gramEnd"/>
+      <w:r>
+        <w:rPr>
+          <w:sz w:val="24"/>
+          <w:szCs w:val="24"/>
+          <w:lang w:val="en-US"/>
+        </w:rPr>
+        <w:t xml:space="preserve"> a String)</w:t>
+      </w:r>
+    </w:p>
+    <w:p>
+      <w:pPr>
+        <w:rPr>
+          <w:sz w:val="24"/>
+          <w:szCs w:val="24"/>
+          <w:lang w:val="en-US"/>
+        </w:rPr>
+      </w:pPr>
+      <w:r>
+        <w:rPr>
+          <w:sz w:val="24"/>
+          <w:szCs w:val="24"/>
+          <w:lang w:val="en-US"/>
+        </w:rPr>
+        <w:tab/>
+        <w:t>This sentence is typed by me. You are going to work on this.</w:t>
+      </w:r>
+    </w:p>
+    <w:p>
+      <w:pPr>
+        <w:rPr>
+          <w:sz w:val="24"/>
+          <w:szCs w:val="24"/>
+          <w:lang w:val="en-US"/>
+        </w:rPr>
+      </w:pPr>
+      <w:r>
+        <w:rPr>
+          <w:sz w:val="24"/>
+          <w:szCs w:val="24"/>
+          <w:lang w:val="en-US"/>
+        </w:rPr>
+        <w:t>Output:</w:t>
+      </w:r>
+    </w:p>
+    <w:p>
+      <w:pPr>
+        <w:rPr>
+          <w:sz w:val="24"/>
+          <w:szCs w:val="24"/>
+          <w:lang w:val="en-US"/>
+        </w:rPr>
+      </w:pPr>
+      <w:r>
+        <w:rPr>
+          <w:sz w:val="24"/>
+          <w:szCs w:val="24"/>
+          <w:lang w:val="en-US"/>
+        </w:rPr>
+        <w:t>t 5</w:t>
+      </w:r>
+    </w:p>
+    <w:p>
+      <w:pPr>
+        <w:rPr>
+          <w:sz w:val="24"/>
+          <w:szCs w:val="24"/>
+          <w:lang w:val="en-US"/>
+        </w:rPr>
+      </w:pPr>
+      <w:r>
+        <w:rPr>
+          <w:sz w:val="24"/>
+          <w:szCs w:val="24"/>
+          <w:lang w:val="en-US"/>
+        </w:rPr>
+        <w:t>h 2</w:t>
+      </w:r>
+    </w:p>
+    <w:p>
+      <w:pPr>
+        <w:rPr>
+          <w:sz w:val="24"/>
+          <w:szCs w:val="24"/>
+          <w:lang w:val="en-US"/>
+        </w:rPr>
+      </w:pPr>
+      <w:proofErr w:type="spellStart"/>
+      <w:r>
+        <w:rPr>
+          <w:sz w:val="24"/>
+          <w:szCs w:val="24"/>
+          <w:lang w:val="en-US"/>
+        </w:rPr>
+        <w:t>i</w:t>
+      </w:r>
+      <w:proofErr w:type="spellEnd"/>
+      <w:r>
+        <w:rPr>
+          <w:sz w:val="24"/>
+          <w:szCs w:val="24"/>
+          <w:lang w:val="en-US"/>
+        </w:rPr>
+        <w:t xml:space="preserve"> 4</w:t>
+      </w:r>
+    </w:p>
+    <w:p>
+      <w:pPr>
+        <w:rPr>
+          <w:sz w:val="24"/>
+          <w:szCs w:val="24"/>
+          <w:lang w:val="en-US"/>
+        </w:rPr>
+      </w:pPr>
+      <w:r>
+        <w:rPr>
+          <w:sz w:val="24"/>
+          <w:szCs w:val="24"/>
+          <w:lang w:val="en-US"/>
+        </w:rPr>
+        <w:t>s 4</w:t>
+      </w:r>
     </w:p>
     <w:sectPr>
       <w:pgSz w:w="11906" w:h="16838"/>

--- a/notes_26Apr2023.docx
+++ b/notes_26Apr2023.docx
@@ -18779,6 +18779,1721 @@
         </w:rPr>
         <w:t>s 4</w:t>
       </w:r>
+    </w:p>
+    <w:p>
+      <w:pPr>
+        <w:autoSpaceDE w:val="0"/>
+        <w:autoSpaceDN w:val="0"/>
+        <w:adjustRightInd w:val="0"/>
+        <w:spacing w:after="0" w:line="240" w:lineRule="auto"/>
+        <w:rPr>
+          <w:rFonts w:ascii="Consolas" w:hAnsi="Consolas" w:cs="Consolas"/>
+          <w:sz w:val="12"/>
+          <w:szCs w:val="12"/>
+        </w:rPr>
+      </w:pPr>
+      <w:r>
+        <w:rPr>
+          <w:rFonts w:ascii="Consolas" w:hAnsi="Consolas" w:cs="Consolas"/>
+          <w:b/>
+          <w:bCs/>
+          <w:color w:val="7F0055"/>
+          <w:sz w:val="12"/>
+          <w:szCs w:val="12"/>
+        </w:rPr>
+        <w:t>import</w:t>
+      </w:r>
+      <w:r>
+        <w:rPr>
+          <w:rFonts w:ascii="Consolas" w:hAnsi="Consolas" w:cs="Consolas"/>
+          <w:color w:val="000000"/>
+          <w:sz w:val="12"/>
+          <w:szCs w:val="12"/>
+        </w:rPr>
+        <w:t xml:space="preserve"> </w:t>
+      </w:r>
+      <w:proofErr w:type="spellStart"/>
+      <w:proofErr w:type="gramStart"/>
+      <w:r>
+        <w:rPr>
+          <w:rFonts w:ascii="Consolas" w:hAnsi="Consolas" w:cs="Consolas"/>
+          <w:color w:val="000000"/>
+          <w:sz w:val="12"/>
+          <w:szCs w:val="12"/>
+        </w:rPr>
+        <w:t>java.util</w:t>
+      </w:r>
+      <w:proofErr w:type="gramEnd"/>
+      <w:r>
+        <w:rPr>
+          <w:rFonts w:ascii="Consolas" w:hAnsi="Consolas" w:cs="Consolas"/>
+          <w:color w:val="000000"/>
+          <w:sz w:val="12"/>
+          <w:szCs w:val="12"/>
+        </w:rPr>
+        <w:t>.ArrayList</w:t>
+      </w:r>
+      <w:proofErr w:type="spellEnd"/>
+      <w:r>
+        <w:rPr>
+          <w:rFonts w:ascii="Consolas" w:hAnsi="Consolas" w:cs="Consolas"/>
+          <w:color w:val="000000"/>
+          <w:sz w:val="12"/>
+          <w:szCs w:val="12"/>
+        </w:rPr>
+        <w:t>;</w:t>
+      </w:r>
+    </w:p>
+    <w:p>
+      <w:pPr>
+        <w:autoSpaceDE w:val="0"/>
+        <w:autoSpaceDN w:val="0"/>
+        <w:adjustRightInd w:val="0"/>
+        <w:spacing w:after="0" w:line="240" w:lineRule="auto"/>
+        <w:rPr>
+          <w:rFonts w:ascii="Consolas" w:hAnsi="Consolas" w:cs="Consolas"/>
+          <w:sz w:val="12"/>
+          <w:szCs w:val="12"/>
+        </w:rPr>
+      </w:pPr>
+      <w:r>
+        <w:rPr>
+          <w:rFonts w:ascii="Consolas" w:hAnsi="Consolas" w:cs="Consolas"/>
+          <w:b/>
+          <w:bCs/>
+          <w:color w:val="7F0055"/>
+          <w:sz w:val="12"/>
+          <w:szCs w:val="12"/>
+        </w:rPr>
+        <w:t>import</w:t>
+      </w:r>
+      <w:r>
+        <w:rPr>
+          <w:rFonts w:ascii="Consolas" w:hAnsi="Consolas" w:cs="Consolas"/>
+          <w:color w:val="000000"/>
+          <w:sz w:val="12"/>
+          <w:szCs w:val="12"/>
+        </w:rPr>
+        <w:t xml:space="preserve"> </w:t>
+      </w:r>
+      <w:proofErr w:type="spellStart"/>
+      <w:proofErr w:type="gramStart"/>
+      <w:r>
+        <w:rPr>
+          <w:rFonts w:ascii="Consolas" w:hAnsi="Consolas" w:cs="Consolas"/>
+          <w:color w:val="000000"/>
+          <w:sz w:val="12"/>
+          <w:szCs w:val="12"/>
+          <w:u w:val="single"/>
+        </w:rPr>
+        <w:t>java.util</w:t>
+      </w:r>
+      <w:proofErr w:type="gramEnd"/>
+      <w:r>
+        <w:rPr>
+          <w:rFonts w:ascii="Consolas" w:hAnsi="Consolas" w:cs="Consolas"/>
+          <w:color w:val="000000"/>
+          <w:sz w:val="12"/>
+          <w:szCs w:val="12"/>
+          <w:u w:val="single"/>
+        </w:rPr>
+        <w:t>.Arrays</w:t>
+      </w:r>
+      <w:proofErr w:type="spellEnd"/>
+      <w:r>
+        <w:rPr>
+          <w:rFonts w:ascii="Consolas" w:hAnsi="Consolas" w:cs="Consolas"/>
+          <w:color w:val="000000"/>
+          <w:sz w:val="12"/>
+          <w:szCs w:val="12"/>
+        </w:rPr>
+        <w:t>;</w:t>
+      </w:r>
+    </w:p>
+    <w:p>
+      <w:pPr>
+        <w:autoSpaceDE w:val="0"/>
+        <w:autoSpaceDN w:val="0"/>
+        <w:adjustRightInd w:val="0"/>
+        <w:spacing w:after="0" w:line="240" w:lineRule="auto"/>
+        <w:rPr>
+          <w:rFonts w:ascii="Consolas" w:hAnsi="Consolas" w:cs="Consolas"/>
+          <w:sz w:val="12"/>
+          <w:szCs w:val="12"/>
+        </w:rPr>
+      </w:pPr>
+      <w:r>
+        <w:rPr>
+          <w:rFonts w:ascii="Consolas" w:hAnsi="Consolas" w:cs="Consolas"/>
+          <w:b/>
+          <w:bCs/>
+          <w:color w:val="7F0055"/>
+          <w:sz w:val="12"/>
+          <w:szCs w:val="12"/>
+        </w:rPr>
+        <w:t>import</w:t>
+      </w:r>
+      <w:r>
+        <w:rPr>
+          <w:rFonts w:ascii="Consolas" w:hAnsi="Consolas" w:cs="Consolas"/>
+          <w:color w:val="000000"/>
+          <w:sz w:val="12"/>
+          <w:szCs w:val="12"/>
+        </w:rPr>
+        <w:t xml:space="preserve"> </w:t>
+      </w:r>
+      <w:proofErr w:type="spellStart"/>
+      <w:proofErr w:type="gramStart"/>
+      <w:r>
+        <w:rPr>
+          <w:rFonts w:ascii="Consolas" w:hAnsi="Consolas" w:cs="Consolas"/>
+          <w:color w:val="000000"/>
+          <w:sz w:val="12"/>
+          <w:szCs w:val="12"/>
+        </w:rPr>
+        <w:t>java.util</w:t>
+      </w:r>
+      <w:proofErr w:type="gramEnd"/>
+      <w:r>
+        <w:rPr>
+          <w:rFonts w:ascii="Consolas" w:hAnsi="Consolas" w:cs="Consolas"/>
+          <w:color w:val="000000"/>
+          <w:sz w:val="12"/>
+          <w:szCs w:val="12"/>
+        </w:rPr>
+        <w:t>.List</w:t>
+      </w:r>
+      <w:proofErr w:type="spellEnd"/>
+      <w:r>
+        <w:rPr>
+          <w:rFonts w:ascii="Consolas" w:hAnsi="Consolas" w:cs="Consolas"/>
+          <w:color w:val="000000"/>
+          <w:sz w:val="12"/>
+          <w:szCs w:val="12"/>
+        </w:rPr>
+        <w:t>;</w:t>
+      </w:r>
+    </w:p>
+    <w:p>
+      <w:pPr>
+        <w:autoSpaceDE w:val="0"/>
+        <w:autoSpaceDN w:val="0"/>
+        <w:adjustRightInd w:val="0"/>
+        <w:spacing w:after="0" w:line="240" w:lineRule="auto"/>
+        <w:rPr>
+          <w:rFonts w:ascii="Consolas" w:hAnsi="Consolas" w:cs="Consolas"/>
+          <w:sz w:val="12"/>
+          <w:szCs w:val="12"/>
+        </w:rPr>
+      </w:pPr>
+      <w:r>
+        <w:rPr>
+          <w:rFonts w:ascii="Consolas" w:hAnsi="Consolas" w:cs="Consolas"/>
+          <w:b/>
+          <w:bCs/>
+          <w:color w:val="7F0055"/>
+          <w:sz w:val="12"/>
+          <w:szCs w:val="12"/>
+        </w:rPr>
+        <w:t>import</w:t>
+      </w:r>
+      <w:r>
+        <w:rPr>
+          <w:rFonts w:ascii="Consolas" w:hAnsi="Consolas" w:cs="Consolas"/>
+          <w:color w:val="000000"/>
+          <w:sz w:val="12"/>
+          <w:szCs w:val="12"/>
+        </w:rPr>
+        <w:t xml:space="preserve"> </w:t>
+      </w:r>
+      <w:proofErr w:type="spellStart"/>
+      <w:proofErr w:type="gramStart"/>
+      <w:r>
+        <w:rPr>
+          <w:rFonts w:ascii="Consolas" w:hAnsi="Consolas" w:cs="Consolas"/>
+          <w:color w:val="000000"/>
+          <w:sz w:val="12"/>
+          <w:szCs w:val="12"/>
+        </w:rPr>
+        <w:t>java.util</w:t>
+      </w:r>
+      <w:proofErr w:type="gramEnd"/>
+      <w:r>
+        <w:rPr>
+          <w:rFonts w:ascii="Consolas" w:hAnsi="Consolas" w:cs="Consolas"/>
+          <w:color w:val="000000"/>
+          <w:sz w:val="12"/>
+          <w:szCs w:val="12"/>
+        </w:rPr>
+        <w:t>.Map</w:t>
+      </w:r>
+      <w:proofErr w:type="spellEnd"/>
+      <w:r>
+        <w:rPr>
+          <w:rFonts w:ascii="Consolas" w:hAnsi="Consolas" w:cs="Consolas"/>
+          <w:color w:val="000000"/>
+          <w:sz w:val="12"/>
+          <w:szCs w:val="12"/>
+        </w:rPr>
+        <w:t>;</w:t>
+      </w:r>
+    </w:p>
+    <w:p>
+      <w:pPr>
+        <w:autoSpaceDE w:val="0"/>
+        <w:autoSpaceDN w:val="0"/>
+        <w:adjustRightInd w:val="0"/>
+        <w:spacing w:after="0" w:line="240" w:lineRule="auto"/>
+        <w:rPr>
+          <w:rFonts w:ascii="Consolas" w:hAnsi="Consolas" w:cs="Consolas"/>
+          <w:sz w:val="12"/>
+          <w:szCs w:val="12"/>
+        </w:rPr>
+      </w:pPr>
+      <w:r>
+        <w:rPr>
+          <w:rFonts w:ascii="Consolas" w:hAnsi="Consolas" w:cs="Consolas"/>
+          <w:b/>
+          <w:bCs/>
+          <w:color w:val="7F0055"/>
+          <w:sz w:val="12"/>
+          <w:szCs w:val="12"/>
+        </w:rPr>
+        <w:t>import</w:t>
+      </w:r>
+      <w:r>
+        <w:rPr>
+          <w:rFonts w:ascii="Consolas" w:hAnsi="Consolas" w:cs="Consolas"/>
+          <w:color w:val="000000"/>
+          <w:sz w:val="12"/>
+          <w:szCs w:val="12"/>
+        </w:rPr>
+        <w:t xml:space="preserve"> </w:t>
+      </w:r>
+      <w:proofErr w:type="spellStart"/>
+      <w:proofErr w:type="gramStart"/>
+      <w:r>
+        <w:rPr>
+          <w:rFonts w:ascii="Consolas" w:hAnsi="Consolas" w:cs="Consolas"/>
+          <w:color w:val="000000"/>
+          <w:sz w:val="12"/>
+          <w:szCs w:val="12"/>
+        </w:rPr>
+        <w:t>java.util</w:t>
+      </w:r>
+      <w:proofErr w:type="gramEnd"/>
+      <w:r>
+        <w:rPr>
+          <w:rFonts w:ascii="Consolas" w:hAnsi="Consolas" w:cs="Consolas"/>
+          <w:color w:val="000000"/>
+          <w:sz w:val="12"/>
+          <w:szCs w:val="12"/>
+        </w:rPr>
+        <w:t>.Map.Entry</w:t>
+      </w:r>
+      <w:proofErr w:type="spellEnd"/>
+      <w:r>
+        <w:rPr>
+          <w:rFonts w:ascii="Consolas" w:hAnsi="Consolas" w:cs="Consolas"/>
+          <w:color w:val="000000"/>
+          <w:sz w:val="12"/>
+          <w:szCs w:val="12"/>
+        </w:rPr>
+        <w:t>;</w:t>
+      </w:r>
+    </w:p>
+    <w:p>
+      <w:pPr>
+        <w:autoSpaceDE w:val="0"/>
+        <w:autoSpaceDN w:val="0"/>
+        <w:adjustRightInd w:val="0"/>
+        <w:spacing w:after="0" w:line="240" w:lineRule="auto"/>
+        <w:rPr>
+          <w:rFonts w:ascii="Consolas" w:hAnsi="Consolas" w:cs="Consolas"/>
+          <w:sz w:val="12"/>
+          <w:szCs w:val="12"/>
+        </w:rPr>
+      </w:pPr>
+      <w:r>
+        <w:rPr>
+          <w:rFonts w:ascii="Consolas" w:hAnsi="Consolas" w:cs="Consolas"/>
+          <w:b/>
+          <w:bCs/>
+          <w:color w:val="7F0055"/>
+          <w:sz w:val="12"/>
+          <w:szCs w:val="12"/>
+        </w:rPr>
+        <w:t>import</w:t>
+      </w:r>
+      <w:r>
+        <w:rPr>
+          <w:rFonts w:ascii="Consolas" w:hAnsi="Consolas" w:cs="Consolas"/>
+          <w:color w:val="000000"/>
+          <w:sz w:val="12"/>
+          <w:szCs w:val="12"/>
+        </w:rPr>
+        <w:t xml:space="preserve"> </w:t>
+      </w:r>
+      <w:proofErr w:type="spellStart"/>
+      <w:proofErr w:type="gramStart"/>
+      <w:r>
+        <w:rPr>
+          <w:rFonts w:ascii="Consolas" w:hAnsi="Consolas" w:cs="Consolas"/>
+          <w:color w:val="000000"/>
+          <w:sz w:val="12"/>
+          <w:szCs w:val="12"/>
+        </w:rPr>
+        <w:t>java.util</w:t>
+      </w:r>
+      <w:proofErr w:type="gramEnd"/>
+      <w:r>
+        <w:rPr>
+          <w:rFonts w:ascii="Consolas" w:hAnsi="Consolas" w:cs="Consolas"/>
+          <w:color w:val="000000"/>
+          <w:sz w:val="12"/>
+          <w:szCs w:val="12"/>
+        </w:rPr>
+        <w:t>.stream.Collectors</w:t>
+      </w:r>
+      <w:proofErr w:type="spellEnd"/>
+      <w:r>
+        <w:rPr>
+          <w:rFonts w:ascii="Consolas" w:hAnsi="Consolas" w:cs="Consolas"/>
+          <w:color w:val="000000"/>
+          <w:sz w:val="12"/>
+          <w:szCs w:val="12"/>
+        </w:rPr>
+        <w:t>;</w:t>
+      </w:r>
+    </w:p>
+    <w:p>
+      <w:pPr>
+        <w:autoSpaceDE w:val="0"/>
+        <w:autoSpaceDN w:val="0"/>
+        <w:adjustRightInd w:val="0"/>
+        <w:spacing w:after="0" w:line="240" w:lineRule="auto"/>
+        <w:rPr>
+          <w:rFonts w:ascii="Consolas" w:hAnsi="Consolas" w:cs="Consolas"/>
+          <w:sz w:val="12"/>
+          <w:szCs w:val="12"/>
+        </w:rPr>
+      </w:pPr>
+    </w:p>
+    <w:p>
+      <w:pPr>
+        <w:autoSpaceDE w:val="0"/>
+        <w:autoSpaceDN w:val="0"/>
+        <w:adjustRightInd w:val="0"/>
+        <w:spacing w:after="0" w:line="240" w:lineRule="auto"/>
+        <w:rPr>
+          <w:rFonts w:ascii="Consolas" w:hAnsi="Consolas" w:cs="Consolas"/>
+          <w:sz w:val="12"/>
+          <w:szCs w:val="12"/>
+        </w:rPr>
+      </w:pPr>
+      <w:r>
+        <w:rPr>
+          <w:rFonts w:ascii="Consolas" w:hAnsi="Consolas" w:cs="Consolas"/>
+          <w:b/>
+          <w:bCs/>
+          <w:color w:val="7F0055"/>
+          <w:sz w:val="12"/>
+          <w:szCs w:val="12"/>
+        </w:rPr>
+        <w:t>public</w:t>
+      </w:r>
+      <w:r>
+        <w:rPr>
+          <w:rFonts w:ascii="Consolas" w:hAnsi="Consolas" w:cs="Consolas"/>
+          <w:color w:val="000000"/>
+          <w:sz w:val="12"/>
+          <w:szCs w:val="12"/>
+        </w:rPr>
+        <w:t xml:space="preserve"> </w:t>
+      </w:r>
+      <w:r>
+        <w:rPr>
+          <w:rFonts w:ascii="Consolas" w:hAnsi="Consolas" w:cs="Consolas"/>
+          <w:b/>
+          <w:bCs/>
+          <w:color w:val="7F0055"/>
+          <w:sz w:val="12"/>
+          <w:szCs w:val="12"/>
+        </w:rPr>
+        <w:t>class</w:t>
+      </w:r>
+      <w:r>
+        <w:rPr>
+          <w:rFonts w:ascii="Consolas" w:hAnsi="Consolas" w:cs="Consolas"/>
+          <w:color w:val="000000"/>
+          <w:sz w:val="12"/>
+          <w:szCs w:val="12"/>
+        </w:rPr>
+        <w:t xml:space="preserve"> App7 {</w:t>
+      </w:r>
+    </w:p>
+    <w:p>
+      <w:pPr>
+        <w:autoSpaceDE w:val="0"/>
+        <w:autoSpaceDN w:val="0"/>
+        <w:adjustRightInd w:val="0"/>
+        <w:spacing w:after="0" w:line="240" w:lineRule="auto"/>
+        <w:rPr>
+          <w:rFonts w:ascii="Consolas" w:hAnsi="Consolas" w:cs="Consolas"/>
+          <w:sz w:val="12"/>
+          <w:szCs w:val="12"/>
+        </w:rPr>
+      </w:pPr>
+    </w:p>
+    <w:p>
+      <w:pPr>
+        <w:autoSpaceDE w:val="0"/>
+        <w:autoSpaceDN w:val="0"/>
+        <w:adjustRightInd w:val="0"/>
+        <w:spacing w:after="0" w:line="240" w:lineRule="auto"/>
+        <w:rPr>
+          <w:rFonts w:ascii="Consolas" w:hAnsi="Consolas" w:cs="Consolas"/>
+          <w:sz w:val="12"/>
+          <w:szCs w:val="12"/>
+        </w:rPr>
+      </w:pPr>
+      <w:r>
+        <w:rPr>
+          <w:rFonts w:ascii="Consolas" w:hAnsi="Consolas" w:cs="Consolas"/>
+          <w:color w:val="000000"/>
+          <w:sz w:val="12"/>
+          <w:szCs w:val="12"/>
+        </w:rPr>
+        <w:tab/>
+      </w:r>
+      <w:r>
+        <w:rPr>
+          <w:rFonts w:ascii="Consolas" w:hAnsi="Consolas" w:cs="Consolas"/>
+          <w:b/>
+          <w:bCs/>
+          <w:color w:val="7F0055"/>
+          <w:sz w:val="12"/>
+          <w:szCs w:val="12"/>
+        </w:rPr>
+        <w:t>public</w:t>
+      </w:r>
+      <w:r>
+        <w:rPr>
+          <w:rFonts w:ascii="Consolas" w:hAnsi="Consolas" w:cs="Consolas"/>
+          <w:color w:val="000000"/>
+          <w:sz w:val="12"/>
+          <w:szCs w:val="12"/>
+        </w:rPr>
+        <w:t xml:space="preserve"> </w:t>
+      </w:r>
+      <w:r>
+        <w:rPr>
+          <w:rFonts w:ascii="Consolas" w:hAnsi="Consolas" w:cs="Consolas"/>
+          <w:b/>
+          <w:bCs/>
+          <w:color w:val="7F0055"/>
+          <w:sz w:val="12"/>
+          <w:szCs w:val="12"/>
+        </w:rPr>
+        <w:t>static</w:t>
+      </w:r>
+      <w:r>
+        <w:rPr>
+          <w:rFonts w:ascii="Consolas" w:hAnsi="Consolas" w:cs="Consolas"/>
+          <w:color w:val="000000"/>
+          <w:sz w:val="12"/>
+          <w:szCs w:val="12"/>
+        </w:rPr>
+        <w:t xml:space="preserve"> </w:t>
+      </w:r>
+      <w:r>
+        <w:rPr>
+          <w:rFonts w:ascii="Consolas" w:hAnsi="Consolas" w:cs="Consolas"/>
+          <w:b/>
+          <w:bCs/>
+          <w:color w:val="7F0055"/>
+          <w:sz w:val="12"/>
+          <w:szCs w:val="12"/>
+        </w:rPr>
+        <w:t>void</w:t>
+      </w:r>
+      <w:r>
+        <w:rPr>
+          <w:rFonts w:ascii="Consolas" w:hAnsi="Consolas" w:cs="Consolas"/>
+          <w:color w:val="000000"/>
+          <w:sz w:val="12"/>
+          <w:szCs w:val="12"/>
+        </w:rPr>
+        <w:t xml:space="preserve"> </w:t>
+      </w:r>
+      <w:proofErr w:type="gramStart"/>
+      <w:r>
+        <w:rPr>
+          <w:rFonts w:ascii="Consolas" w:hAnsi="Consolas" w:cs="Consolas"/>
+          <w:color w:val="000000"/>
+          <w:sz w:val="12"/>
+          <w:szCs w:val="12"/>
+        </w:rPr>
+        <w:t>main(</w:t>
+      </w:r>
+      <w:proofErr w:type="gramEnd"/>
+      <w:r>
+        <w:rPr>
+          <w:rFonts w:ascii="Consolas" w:hAnsi="Consolas" w:cs="Consolas"/>
+          <w:color w:val="000000"/>
+          <w:sz w:val="12"/>
+          <w:szCs w:val="12"/>
+        </w:rPr>
+        <w:t xml:space="preserve">String[] </w:t>
+      </w:r>
+      <w:proofErr w:type="spellStart"/>
+      <w:r>
+        <w:rPr>
+          <w:rFonts w:ascii="Consolas" w:hAnsi="Consolas" w:cs="Consolas"/>
+          <w:color w:val="6A3E3E"/>
+          <w:sz w:val="12"/>
+          <w:szCs w:val="12"/>
+        </w:rPr>
+        <w:t>args</w:t>
+      </w:r>
+      <w:proofErr w:type="spellEnd"/>
+      <w:r>
+        <w:rPr>
+          <w:rFonts w:ascii="Consolas" w:hAnsi="Consolas" w:cs="Consolas"/>
+          <w:color w:val="000000"/>
+          <w:sz w:val="12"/>
+          <w:szCs w:val="12"/>
+        </w:rPr>
+        <w:t>) {</w:t>
+      </w:r>
+    </w:p>
+    <w:p>
+      <w:pPr>
+        <w:autoSpaceDE w:val="0"/>
+        <w:autoSpaceDN w:val="0"/>
+        <w:adjustRightInd w:val="0"/>
+        <w:spacing w:after="0" w:line="240" w:lineRule="auto"/>
+        <w:rPr>
+          <w:rFonts w:ascii="Consolas" w:hAnsi="Consolas" w:cs="Consolas"/>
+          <w:sz w:val="12"/>
+          <w:szCs w:val="12"/>
+        </w:rPr>
+      </w:pPr>
+      <w:r>
+        <w:rPr>
+          <w:rFonts w:ascii="Consolas" w:hAnsi="Consolas" w:cs="Consolas"/>
+          <w:color w:val="000000"/>
+          <w:sz w:val="12"/>
+          <w:szCs w:val="12"/>
+        </w:rPr>
+        <w:tab/>
+      </w:r>
+      <w:r>
+        <w:rPr>
+          <w:rFonts w:ascii="Consolas" w:hAnsi="Consolas" w:cs="Consolas"/>
+          <w:color w:val="000000"/>
+          <w:sz w:val="12"/>
+          <w:szCs w:val="12"/>
+        </w:rPr>
+        <w:tab/>
+        <w:t xml:space="preserve">String </w:t>
+      </w:r>
+      <w:r>
+        <w:rPr>
+          <w:rFonts w:ascii="Consolas" w:hAnsi="Consolas" w:cs="Consolas"/>
+          <w:color w:val="6A3E3E"/>
+          <w:sz w:val="12"/>
+          <w:szCs w:val="12"/>
+        </w:rPr>
+        <w:t>str</w:t>
+      </w:r>
+      <w:r>
+        <w:rPr>
+          <w:rFonts w:ascii="Consolas" w:hAnsi="Consolas" w:cs="Consolas"/>
+          <w:color w:val="000000"/>
+          <w:sz w:val="12"/>
+          <w:szCs w:val="12"/>
+        </w:rPr>
+        <w:t>=</w:t>
+      </w:r>
+      <w:r>
+        <w:rPr>
+          <w:rFonts w:ascii="Consolas" w:hAnsi="Consolas" w:cs="Consolas"/>
+          <w:color w:val="2A00FF"/>
+          <w:sz w:val="12"/>
+          <w:szCs w:val="12"/>
+        </w:rPr>
+        <w:t>"This sentence is typed by me. You are going to work on this."</w:t>
+      </w:r>
+      <w:r>
+        <w:rPr>
+          <w:rFonts w:ascii="Consolas" w:hAnsi="Consolas" w:cs="Consolas"/>
+          <w:color w:val="000000"/>
+          <w:sz w:val="12"/>
+          <w:szCs w:val="12"/>
+        </w:rPr>
+        <w:t>;</w:t>
+      </w:r>
+    </w:p>
+    <w:p>
+      <w:pPr>
+        <w:autoSpaceDE w:val="0"/>
+        <w:autoSpaceDN w:val="0"/>
+        <w:adjustRightInd w:val="0"/>
+        <w:spacing w:after="0" w:line="240" w:lineRule="auto"/>
+        <w:rPr>
+          <w:rFonts w:ascii="Consolas" w:hAnsi="Consolas" w:cs="Consolas"/>
+          <w:sz w:val="12"/>
+          <w:szCs w:val="12"/>
+        </w:rPr>
+      </w:pPr>
+      <w:r>
+        <w:rPr>
+          <w:rFonts w:ascii="Consolas" w:hAnsi="Consolas" w:cs="Consolas"/>
+          <w:color w:val="000000"/>
+          <w:sz w:val="12"/>
+          <w:szCs w:val="12"/>
+        </w:rPr>
+        <w:tab/>
+      </w:r>
+      <w:r>
+        <w:rPr>
+          <w:rFonts w:ascii="Consolas" w:hAnsi="Consolas" w:cs="Consolas"/>
+          <w:color w:val="000000"/>
+          <w:sz w:val="12"/>
+          <w:szCs w:val="12"/>
+        </w:rPr>
+        <w:tab/>
+      </w:r>
+      <w:proofErr w:type="gramStart"/>
+      <w:r>
+        <w:rPr>
+          <w:rFonts w:ascii="Consolas" w:hAnsi="Consolas" w:cs="Consolas"/>
+          <w:b/>
+          <w:bCs/>
+          <w:color w:val="7F0055"/>
+          <w:sz w:val="12"/>
+          <w:szCs w:val="12"/>
+        </w:rPr>
+        <w:t>char</w:t>
+      </w:r>
+      <w:r>
+        <w:rPr>
+          <w:rFonts w:ascii="Consolas" w:hAnsi="Consolas" w:cs="Consolas"/>
+          <w:color w:val="000000"/>
+          <w:sz w:val="12"/>
+          <w:szCs w:val="12"/>
+        </w:rPr>
+        <w:t>[</w:t>
+      </w:r>
+      <w:proofErr w:type="gramEnd"/>
+      <w:r>
+        <w:rPr>
+          <w:rFonts w:ascii="Consolas" w:hAnsi="Consolas" w:cs="Consolas"/>
+          <w:color w:val="000000"/>
+          <w:sz w:val="12"/>
+          <w:szCs w:val="12"/>
+        </w:rPr>
+        <w:t xml:space="preserve">] </w:t>
+      </w:r>
+      <w:proofErr w:type="spellStart"/>
+      <w:r>
+        <w:rPr>
+          <w:rFonts w:ascii="Consolas" w:hAnsi="Consolas" w:cs="Consolas"/>
+          <w:color w:val="6A3E3E"/>
+          <w:sz w:val="12"/>
+          <w:szCs w:val="12"/>
+        </w:rPr>
+        <w:t>carr</w:t>
+      </w:r>
+      <w:proofErr w:type="spellEnd"/>
+      <w:r>
+        <w:rPr>
+          <w:rFonts w:ascii="Consolas" w:hAnsi="Consolas" w:cs="Consolas"/>
+          <w:color w:val="000000"/>
+          <w:sz w:val="12"/>
+          <w:szCs w:val="12"/>
+        </w:rPr>
+        <w:t xml:space="preserve"> = </w:t>
+      </w:r>
+      <w:proofErr w:type="spellStart"/>
+      <w:r>
+        <w:rPr>
+          <w:rFonts w:ascii="Consolas" w:hAnsi="Consolas" w:cs="Consolas"/>
+          <w:color w:val="6A3E3E"/>
+          <w:sz w:val="12"/>
+          <w:szCs w:val="12"/>
+        </w:rPr>
+        <w:t>str</w:t>
+      </w:r>
+      <w:r>
+        <w:rPr>
+          <w:rFonts w:ascii="Consolas" w:hAnsi="Consolas" w:cs="Consolas"/>
+          <w:color w:val="000000"/>
+          <w:sz w:val="12"/>
+          <w:szCs w:val="12"/>
+        </w:rPr>
+        <w:t>.toLowerCase</w:t>
+      </w:r>
+      <w:proofErr w:type="spellEnd"/>
+      <w:r>
+        <w:rPr>
+          <w:rFonts w:ascii="Consolas" w:hAnsi="Consolas" w:cs="Consolas"/>
+          <w:color w:val="000000"/>
+          <w:sz w:val="12"/>
+          <w:szCs w:val="12"/>
+        </w:rPr>
+        <w:t>().</w:t>
+      </w:r>
+      <w:proofErr w:type="spellStart"/>
+      <w:r>
+        <w:rPr>
+          <w:rFonts w:ascii="Consolas" w:hAnsi="Consolas" w:cs="Consolas"/>
+          <w:color w:val="000000"/>
+          <w:sz w:val="12"/>
+          <w:szCs w:val="12"/>
+        </w:rPr>
+        <w:t>toCharArray</w:t>
+      </w:r>
+      <w:proofErr w:type="spellEnd"/>
+      <w:r>
+        <w:rPr>
+          <w:rFonts w:ascii="Consolas" w:hAnsi="Consolas" w:cs="Consolas"/>
+          <w:color w:val="000000"/>
+          <w:sz w:val="12"/>
+          <w:szCs w:val="12"/>
+        </w:rPr>
+        <w:t>();</w:t>
+      </w:r>
+    </w:p>
+    <w:p>
+      <w:pPr>
+        <w:autoSpaceDE w:val="0"/>
+        <w:autoSpaceDN w:val="0"/>
+        <w:adjustRightInd w:val="0"/>
+        <w:spacing w:after="0" w:line="240" w:lineRule="auto"/>
+        <w:rPr>
+          <w:rFonts w:ascii="Consolas" w:hAnsi="Consolas" w:cs="Consolas"/>
+          <w:sz w:val="12"/>
+          <w:szCs w:val="12"/>
+        </w:rPr>
+      </w:pPr>
+      <w:r>
+        <w:rPr>
+          <w:rFonts w:ascii="Consolas" w:hAnsi="Consolas" w:cs="Consolas"/>
+          <w:color w:val="000000"/>
+          <w:sz w:val="12"/>
+          <w:szCs w:val="12"/>
+        </w:rPr>
+        <w:tab/>
+      </w:r>
+      <w:r>
+        <w:rPr>
+          <w:rFonts w:ascii="Consolas" w:hAnsi="Consolas" w:cs="Consolas"/>
+          <w:color w:val="000000"/>
+          <w:sz w:val="12"/>
+          <w:szCs w:val="12"/>
+        </w:rPr>
+        <w:tab/>
+        <w:t xml:space="preserve">List&lt;Character&gt; </w:t>
+      </w:r>
+      <w:proofErr w:type="spellStart"/>
+      <w:r>
+        <w:rPr>
+          <w:rFonts w:ascii="Consolas" w:hAnsi="Consolas" w:cs="Consolas"/>
+          <w:color w:val="6A3E3E"/>
+          <w:sz w:val="12"/>
+          <w:szCs w:val="12"/>
+        </w:rPr>
+        <w:t>cList</w:t>
+      </w:r>
+      <w:proofErr w:type="spellEnd"/>
+      <w:r>
+        <w:rPr>
+          <w:rFonts w:ascii="Consolas" w:hAnsi="Consolas" w:cs="Consolas"/>
+          <w:color w:val="000000"/>
+          <w:sz w:val="12"/>
+          <w:szCs w:val="12"/>
+        </w:rPr>
+        <w:t>=</w:t>
+      </w:r>
+      <w:r>
+        <w:rPr>
+          <w:rFonts w:ascii="Consolas" w:hAnsi="Consolas" w:cs="Consolas"/>
+          <w:b/>
+          <w:bCs/>
+          <w:color w:val="7F0055"/>
+          <w:sz w:val="12"/>
+          <w:szCs w:val="12"/>
+        </w:rPr>
+        <w:t>new</w:t>
+      </w:r>
+      <w:r>
+        <w:rPr>
+          <w:rFonts w:ascii="Consolas" w:hAnsi="Consolas" w:cs="Consolas"/>
+          <w:color w:val="000000"/>
+          <w:sz w:val="12"/>
+          <w:szCs w:val="12"/>
+        </w:rPr>
+        <w:t xml:space="preserve"> </w:t>
+      </w:r>
+      <w:proofErr w:type="spellStart"/>
+      <w:r>
+        <w:rPr>
+          <w:rFonts w:ascii="Consolas" w:hAnsi="Consolas" w:cs="Consolas"/>
+          <w:color w:val="000000"/>
+          <w:sz w:val="12"/>
+          <w:szCs w:val="12"/>
+        </w:rPr>
+        <w:t>ArrayList</w:t>
+      </w:r>
+      <w:proofErr w:type="spellEnd"/>
+      <w:r>
+        <w:rPr>
+          <w:rFonts w:ascii="Consolas" w:hAnsi="Consolas" w:cs="Consolas"/>
+          <w:color w:val="000000"/>
+          <w:sz w:val="12"/>
+          <w:szCs w:val="12"/>
+        </w:rPr>
+        <w:t>&lt;</w:t>
+      </w:r>
+      <w:proofErr w:type="gramStart"/>
+      <w:r>
+        <w:rPr>
+          <w:rFonts w:ascii="Consolas" w:hAnsi="Consolas" w:cs="Consolas"/>
+          <w:color w:val="000000"/>
+          <w:sz w:val="12"/>
+          <w:szCs w:val="12"/>
+        </w:rPr>
+        <w:t>&gt;(</w:t>
+      </w:r>
+      <w:proofErr w:type="gramEnd"/>
+      <w:r>
+        <w:rPr>
+          <w:rFonts w:ascii="Consolas" w:hAnsi="Consolas" w:cs="Consolas"/>
+          <w:color w:val="000000"/>
+          <w:sz w:val="12"/>
+          <w:szCs w:val="12"/>
+        </w:rPr>
+        <w:t>);</w:t>
+      </w:r>
+    </w:p>
+    <w:p>
+      <w:pPr>
+        <w:autoSpaceDE w:val="0"/>
+        <w:autoSpaceDN w:val="0"/>
+        <w:adjustRightInd w:val="0"/>
+        <w:spacing w:after="0" w:line="240" w:lineRule="auto"/>
+        <w:rPr>
+          <w:rFonts w:ascii="Consolas" w:hAnsi="Consolas" w:cs="Consolas"/>
+          <w:sz w:val="12"/>
+          <w:szCs w:val="12"/>
+        </w:rPr>
+      </w:pPr>
+      <w:r>
+        <w:rPr>
+          <w:rFonts w:ascii="Consolas" w:hAnsi="Consolas" w:cs="Consolas"/>
+          <w:color w:val="000000"/>
+          <w:sz w:val="12"/>
+          <w:szCs w:val="12"/>
+        </w:rPr>
+        <w:tab/>
+      </w:r>
+      <w:r>
+        <w:rPr>
+          <w:rFonts w:ascii="Consolas" w:hAnsi="Consolas" w:cs="Consolas"/>
+          <w:color w:val="000000"/>
+          <w:sz w:val="12"/>
+          <w:szCs w:val="12"/>
+        </w:rPr>
+        <w:tab/>
+      </w:r>
+      <w:proofErr w:type="gramStart"/>
+      <w:r>
+        <w:rPr>
+          <w:rFonts w:ascii="Consolas" w:hAnsi="Consolas" w:cs="Consolas"/>
+          <w:b/>
+          <w:bCs/>
+          <w:color w:val="7F0055"/>
+          <w:sz w:val="12"/>
+          <w:szCs w:val="12"/>
+        </w:rPr>
+        <w:t>for</w:t>
+      </w:r>
+      <w:r>
+        <w:rPr>
+          <w:rFonts w:ascii="Consolas" w:hAnsi="Consolas" w:cs="Consolas"/>
+          <w:color w:val="000000"/>
+          <w:sz w:val="12"/>
+          <w:szCs w:val="12"/>
+        </w:rPr>
+        <w:t>(</w:t>
+      </w:r>
+      <w:proofErr w:type="gramEnd"/>
+      <w:r>
+        <w:rPr>
+          <w:rFonts w:ascii="Consolas" w:hAnsi="Consolas" w:cs="Consolas"/>
+          <w:b/>
+          <w:bCs/>
+          <w:color w:val="7F0055"/>
+          <w:sz w:val="12"/>
+          <w:szCs w:val="12"/>
+        </w:rPr>
+        <w:t>char</w:t>
+      </w:r>
+      <w:r>
+        <w:rPr>
+          <w:rFonts w:ascii="Consolas" w:hAnsi="Consolas" w:cs="Consolas"/>
+          <w:color w:val="000000"/>
+          <w:sz w:val="12"/>
+          <w:szCs w:val="12"/>
+        </w:rPr>
+        <w:t xml:space="preserve"> </w:t>
+      </w:r>
+      <w:r>
+        <w:rPr>
+          <w:rFonts w:ascii="Consolas" w:hAnsi="Consolas" w:cs="Consolas"/>
+          <w:color w:val="6A3E3E"/>
+          <w:sz w:val="12"/>
+          <w:szCs w:val="12"/>
+        </w:rPr>
+        <w:t>c</w:t>
+      </w:r>
+      <w:r>
+        <w:rPr>
+          <w:rFonts w:ascii="Consolas" w:hAnsi="Consolas" w:cs="Consolas"/>
+          <w:color w:val="000000"/>
+          <w:sz w:val="12"/>
+          <w:szCs w:val="12"/>
+        </w:rPr>
+        <w:t xml:space="preserve"> : </w:t>
+      </w:r>
+      <w:proofErr w:type="spellStart"/>
+      <w:r>
+        <w:rPr>
+          <w:rFonts w:ascii="Consolas" w:hAnsi="Consolas" w:cs="Consolas"/>
+          <w:color w:val="6A3E3E"/>
+          <w:sz w:val="12"/>
+          <w:szCs w:val="12"/>
+        </w:rPr>
+        <w:t>carr</w:t>
+      </w:r>
+      <w:proofErr w:type="spellEnd"/>
+      <w:r>
+        <w:rPr>
+          <w:rFonts w:ascii="Consolas" w:hAnsi="Consolas" w:cs="Consolas"/>
+          <w:color w:val="000000"/>
+          <w:sz w:val="12"/>
+          <w:szCs w:val="12"/>
+        </w:rPr>
+        <w:t>)</w:t>
+      </w:r>
+    </w:p>
+    <w:p>
+      <w:pPr>
+        <w:autoSpaceDE w:val="0"/>
+        <w:autoSpaceDN w:val="0"/>
+        <w:adjustRightInd w:val="0"/>
+        <w:spacing w:after="0" w:line="240" w:lineRule="auto"/>
+        <w:rPr>
+          <w:rFonts w:ascii="Consolas" w:hAnsi="Consolas" w:cs="Consolas"/>
+          <w:sz w:val="12"/>
+          <w:szCs w:val="12"/>
+        </w:rPr>
+      </w:pPr>
+      <w:r>
+        <w:rPr>
+          <w:rFonts w:ascii="Consolas" w:hAnsi="Consolas" w:cs="Consolas"/>
+          <w:color w:val="000000"/>
+          <w:sz w:val="12"/>
+          <w:szCs w:val="12"/>
+        </w:rPr>
+        <w:tab/>
+      </w:r>
+      <w:r>
+        <w:rPr>
+          <w:rFonts w:ascii="Consolas" w:hAnsi="Consolas" w:cs="Consolas"/>
+          <w:color w:val="000000"/>
+          <w:sz w:val="12"/>
+          <w:szCs w:val="12"/>
+        </w:rPr>
+        <w:tab/>
+      </w:r>
+      <w:r>
+        <w:rPr>
+          <w:rFonts w:ascii="Consolas" w:hAnsi="Consolas" w:cs="Consolas"/>
+          <w:color w:val="000000"/>
+          <w:sz w:val="12"/>
+          <w:szCs w:val="12"/>
+        </w:rPr>
+        <w:tab/>
+      </w:r>
+      <w:proofErr w:type="spellStart"/>
+      <w:r>
+        <w:rPr>
+          <w:rFonts w:ascii="Consolas" w:hAnsi="Consolas" w:cs="Consolas"/>
+          <w:color w:val="6A3E3E"/>
+          <w:sz w:val="12"/>
+          <w:szCs w:val="12"/>
+        </w:rPr>
+        <w:t>cList</w:t>
+      </w:r>
+      <w:r>
+        <w:rPr>
+          <w:rFonts w:ascii="Consolas" w:hAnsi="Consolas" w:cs="Consolas"/>
+          <w:color w:val="000000"/>
+          <w:sz w:val="12"/>
+          <w:szCs w:val="12"/>
+        </w:rPr>
+        <w:t>.add</w:t>
+      </w:r>
+      <w:proofErr w:type="spellEnd"/>
+      <w:r>
+        <w:rPr>
+          <w:rFonts w:ascii="Consolas" w:hAnsi="Consolas" w:cs="Consolas"/>
+          <w:color w:val="000000"/>
+          <w:sz w:val="12"/>
+          <w:szCs w:val="12"/>
+        </w:rPr>
+        <w:t>(</w:t>
+      </w:r>
+      <w:r>
+        <w:rPr>
+          <w:rFonts w:ascii="Consolas" w:hAnsi="Consolas" w:cs="Consolas"/>
+          <w:color w:val="6A3E3E"/>
+          <w:sz w:val="12"/>
+          <w:szCs w:val="12"/>
+        </w:rPr>
+        <w:t>c</w:t>
+      </w:r>
+      <w:r>
+        <w:rPr>
+          <w:rFonts w:ascii="Consolas" w:hAnsi="Consolas" w:cs="Consolas"/>
+          <w:color w:val="000000"/>
+          <w:sz w:val="12"/>
+          <w:szCs w:val="12"/>
+        </w:rPr>
+        <w:t>);</w:t>
+      </w:r>
+    </w:p>
+    <w:p>
+      <w:pPr>
+        <w:autoSpaceDE w:val="0"/>
+        <w:autoSpaceDN w:val="0"/>
+        <w:adjustRightInd w:val="0"/>
+        <w:spacing w:after="0" w:line="240" w:lineRule="auto"/>
+        <w:rPr>
+          <w:rFonts w:ascii="Consolas" w:hAnsi="Consolas" w:cs="Consolas"/>
+          <w:sz w:val="12"/>
+          <w:szCs w:val="12"/>
+        </w:rPr>
+      </w:pPr>
+      <w:r>
+        <w:rPr>
+          <w:rFonts w:ascii="Consolas" w:hAnsi="Consolas" w:cs="Consolas"/>
+          <w:color w:val="000000"/>
+          <w:sz w:val="12"/>
+          <w:szCs w:val="12"/>
+        </w:rPr>
+        <w:tab/>
+      </w:r>
+      <w:r>
+        <w:rPr>
+          <w:rFonts w:ascii="Consolas" w:hAnsi="Consolas" w:cs="Consolas"/>
+          <w:color w:val="000000"/>
+          <w:sz w:val="12"/>
+          <w:szCs w:val="12"/>
+        </w:rPr>
+        <w:tab/>
+      </w:r>
+    </w:p>
+    <w:p>
+      <w:pPr>
+        <w:autoSpaceDE w:val="0"/>
+        <w:autoSpaceDN w:val="0"/>
+        <w:adjustRightInd w:val="0"/>
+        <w:spacing w:after="0" w:line="240" w:lineRule="auto"/>
+        <w:rPr>
+          <w:rFonts w:ascii="Consolas" w:hAnsi="Consolas" w:cs="Consolas"/>
+          <w:sz w:val="12"/>
+          <w:szCs w:val="12"/>
+        </w:rPr>
+      </w:pPr>
+      <w:r>
+        <w:rPr>
+          <w:rFonts w:ascii="Consolas" w:hAnsi="Consolas" w:cs="Consolas"/>
+          <w:color w:val="000000"/>
+          <w:sz w:val="12"/>
+          <w:szCs w:val="12"/>
+        </w:rPr>
+        <w:tab/>
+      </w:r>
+      <w:r>
+        <w:rPr>
+          <w:rFonts w:ascii="Consolas" w:hAnsi="Consolas" w:cs="Consolas"/>
+          <w:color w:val="000000"/>
+          <w:sz w:val="12"/>
+          <w:szCs w:val="12"/>
+        </w:rPr>
+        <w:tab/>
+      </w:r>
+      <w:r>
+        <w:rPr>
+          <w:rFonts w:ascii="Consolas" w:hAnsi="Consolas" w:cs="Consolas"/>
+          <w:color w:val="3F7F5F"/>
+          <w:sz w:val="12"/>
+          <w:szCs w:val="12"/>
+        </w:rPr>
+        <w:t>//</w:t>
+      </w:r>
+      <w:proofErr w:type="spellStart"/>
+      <w:r>
+        <w:rPr>
+          <w:rFonts w:ascii="Consolas" w:hAnsi="Consolas" w:cs="Consolas"/>
+          <w:color w:val="3F7F5F"/>
+          <w:sz w:val="12"/>
+          <w:szCs w:val="12"/>
+        </w:rPr>
+        <w:t>cList</w:t>
+      </w:r>
+      <w:proofErr w:type="spellEnd"/>
+      <w:r>
+        <w:rPr>
+          <w:rFonts w:ascii="Consolas" w:hAnsi="Consolas" w:cs="Consolas"/>
+          <w:color w:val="3F7F5F"/>
+          <w:sz w:val="12"/>
+          <w:szCs w:val="12"/>
+        </w:rPr>
+        <w:t xml:space="preserve"> is the collection of characters</w:t>
+      </w:r>
+    </w:p>
+    <w:p>
+      <w:pPr>
+        <w:autoSpaceDE w:val="0"/>
+        <w:autoSpaceDN w:val="0"/>
+        <w:adjustRightInd w:val="0"/>
+        <w:spacing w:after="0" w:line="240" w:lineRule="auto"/>
+        <w:rPr>
+          <w:rFonts w:ascii="Consolas" w:hAnsi="Consolas" w:cs="Consolas"/>
+          <w:sz w:val="12"/>
+          <w:szCs w:val="12"/>
+        </w:rPr>
+      </w:pPr>
+      <w:r>
+        <w:rPr>
+          <w:rFonts w:ascii="Consolas" w:hAnsi="Consolas" w:cs="Consolas"/>
+          <w:color w:val="000000"/>
+          <w:sz w:val="12"/>
+          <w:szCs w:val="12"/>
+        </w:rPr>
+        <w:tab/>
+      </w:r>
+      <w:r>
+        <w:rPr>
+          <w:rFonts w:ascii="Consolas" w:hAnsi="Consolas" w:cs="Consolas"/>
+          <w:color w:val="000000"/>
+          <w:sz w:val="12"/>
+          <w:szCs w:val="12"/>
+        </w:rPr>
+        <w:tab/>
+      </w:r>
+    </w:p>
+    <w:p>
+      <w:pPr>
+        <w:autoSpaceDE w:val="0"/>
+        <w:autoSpaceDN w:val="0"/>
+        <w:adjustRightInd w:val="0"/>
+        <w:spacing w:after="0" w:line="240" w:lineRule="auto"/>
+        <w:rPr>
+          <w:rFonts w:ascii="Consolas" w:hAnsi="Consolas" w:cs="Consolas"/>
+          <w:sz w:val="12"/>
+          <w:szCs w:val="12"/>
+        </w:rPr>
+      </w:pPr>
+      <w:r>
+        <w:rPr>
+          <w:rFonts w:ascii="Consolas" w:hAnsi="Consolas" w:cs="Consolas"/>
+          <w:color w:val="000000"/>
+          <w:sz w:val="12"/>
+          <w:szCs w:val="12"/>
+        </w:rPr>
+        <w:tab/>
+      </w:r>
+      <w:r>
+        <w:rPr>
+          <w:rFonts w:ascii="Consolas" w:hAnsi="Consolas" w:cs="Consolas"/>
+          <w:color w:val="000000"/>
+          <w:sz w:val="12"/>
+          <w:szCs w:val="12"/>
+        </w:rPr>
+        <w:tab/>
+        <w:t xml:space="preserve">Map&lt;Character, Long&gt; </w:t>
+      </w:r>
+      <w:r>
+        <w:rPr>
+          <w:rFonts w:ascii="Consolas" w:hAnsi="Consolas" w:cs="Consolas"/>
+          <w:color w:val="6A3E3E"/>
+          <w:sz w:val="12"/>
+          <w:szCs w:val="12"/>
+        </w:rPr>
+        <w:t>result</w:t>
+      </w:r>
+      <w:r>
+        <w:rPr>
+          <w:rFonts w:ascii="Consolas" w:hAnsi="Consolas" w:cs="Consolas"/>
+          <w:color w:val="000000"/>
+          <w:sz w:val="12"/>
+          <w:szCs w:val="12"/>
+        </w:rPr>
+        <w:t xml:space="preserve"> = </w:t>
+      </w:r>
+      <w:proofErr w:type="spellStart"/>
+      <w:r>
+        <w:rPr>
+          <w:rFonts w:ascii="Consolas" w:hAnsi="Consolas" w:cs="Consolas"/>
+          <w:color w:val="6A3E3E"/>
+          <w:sz w:val="12"/>
+          <w:szCs w:val="12"/>
+        </w:rPr>
+        <w:t>cList</w:t>
+      </w:r>
+      <w:r>
+        <w:rPr>
+          <w:rFonts w:ascii="Consolas" w:hAnsi="Consolas" w:cs="Consolas"/>
+          <w:color w:val="000000"/>
+          <w:sz w:val="12"/>
+          <w:szCs w:val="12"/>
+        </w:rPr>
+        <w:t>.stream</w:t>
+      </w:r>
+      <w:proofErr w:type="spellEnd"/>
+      <w:r>
+        <w:rPr>
+          <w:rFonts w:ascii="Consolas" w:hAnsi="Consolas" w:cs="Consolas"/>
+          <w:color w:val="000000"/>
+          <w:sz w:val="12"/>
+          <w:szCs w:val="12"/>
+        </w:rPr>
+        <w:t>()</w:t>
+      </w:r>
+    </w:p>
+    <w:p>
+      <w:pPr>
+        <w:autoSpaceDE w:val="0"/>
+        <w:autoSpaceDN w:val="0"/>
+        <w:adjustRightInd w:val="0"/>
+        <w:spacing w:after="0" w:line="240" w:lineRule="auto"/>
+        <w:rPr>
+          <w:rFonts w:ascii="Consolas" w:hAnsi="Consolas" w:cs="Consolas"/>
+          <w:sz w:val="12"/>
+          <w:szCs w:val="12"/>
+        </w:rPr>
+      </w:pPr>
+      <w:r>
+        <w:rPr>
+          <w:rFonts w:ascii="Consolas" w:hAnsi="Consolas" w:cs="Consolas"/>
+          <w:color w:val="000000"/>
+          <w:sz w:val="12"/>
+          <w:szCs w:val="12"/>
+        </w:rPr>
+        <w:tab/>
+      </w:r>
+      <w:r>
+        <w:rPr>
+          <w:rFonts w:ascii="Consolas" w:hAnsi="Consolas" w:cs="Consolas"/>
+          <w:color w:val="000000"/>
+          <w:sz w:val="12"/>
+          <w:szCs w:val="12"/>
+        </w:rPr>
+        <w:tab/>
+      </w:r>
+      <w:proofErr w:type="gramStart"/>
+      <w:r>
+        <w:rPr>
+          <w:rFonts w:ascii="Consolas" w:hAnsi="Consolas" w:cs="Consolas"/>
+          <w:color w:val="000000"/>
+          <w:sz w:val="12"/>
+          <w:szCs w:val="12"/>
+        </w:rPr>
+        <w:t>.collect</w:t>
+      </w:r>
+      <w:proofErr w:type="gramEnd"/>
+      <w:r>
+        <w:rPr>
+          <w:rFonts w:ascii="Consolas" w:hAnsi="Consolas" w:cs="Consolas"/>
+          <w:color w:val="000000"/>
+          <w:sz w:val="12"/>
+          <w:szCs w:val="12"/>
+        </w:rPr>
+        <w:t>(Collectors.</w:t>
+      </w:r>
+      <w:r>
+        <w:rPr>
+          <w:rFonts w:ascii="Consolas" w:hAnsi="Consolas" w:cs="Consolas"/>
+          <w:i/>
+          <w:iCs/>
+          <w:color w:val="000000"/>
+          <w:sz w:val="12"/>
+          <w:szCs w:val="12"/>
+        </w:rPr>
+        <w:t>groupingBy</w:t>
+      </w:r>
+      <w:r>
+        <w:rPr>
+          <w:rFonts w:ascii="Consolas" w:hAnsi="Consolas" w:cs="Consolas"/>
+          <w:color w:val="000000"/>
+          <w:sz w:val="12"/>
+          <w:szCs w:val="12"/>
+        </w:rPr>
+        <w:t>(Character::charValue,Collectors.</w:t>
+      </w:r>
+      <w:r>
+        <w:rPr>
+          <w:rFonts w:ascii="Consolas" w:hAnsi="Consolas" w:cs="Consolas"/>
+          <w:i/>
+          <w:iCs/>
+          <w:color w:val="000000"/>
+          <w:sz w:val="12"/>
+          <w:szCs w:val="12"/>
+        </w:rPr>
+        <w:t>counting</w:t>
+      </w:r>
+      <w:r>
+        <w:rPr>
+          <w:rFonts w:ascii="Consolas" w:hAnsi="Consolas" w:cs="Consolas"/>
+          <w:color w:val="000000"/>
+          <w:sz w:val="12"/>
+          <w:szCs w:val="12"/>
+        </w:rPr>
+        <w:t>()));</w:t>
+      </w:r>
+    </w:p>
+    <w:p>
+      <w:pPr>
+        <w:autoSpaceDE w:val="0"/>
+        <w:autoSpaceDN w:val="0"/>
+        <w:adjustRightInd w:val="0"/>
+        <w:spacing w:after="0" w:line="240" w:lineRule="auto"/>
+        <w:rPr>
+          <w:rFonts w:ascii="Consolas" w:hAnsi="Consolas" w:cs="Consolas"/>
+          <w:sz w:val="12"/>
+          <w:szCs w:val="12"/>
+        </w:rPr>
+      </w:pPr>
+      <w:r>
+        <w:rPr>
+          <w:rFonts w:ascii="Consolas" w:hAnsi="Consolas" w:cs="Consolas"/>
+          <w:color w:val="000000"/>
+          <w:sz w:val="12"/>
+          <w:szCs w:val="12"/>
+        </w:rPr>
+        <w:tab/>
+      </w:r>
+      <w:r>
+        <w:rPr>
+          <w:rFonts w:ascii="Consolas" w:hAnsi="Consolas" w:cs="Consolas"/>
+          <w:color w:val="000000"/>
+          <w:sz w:val="12"/>
+          <w:szCs w:val="12"/>
+        </w:rPr>
+        <w:tab/>
+      </w:r>
+    </w:p>
+    <w:p>
+      <w:pPr>
+        <w:autoSpaceDE w:val="0"/>
+        <w:autoSpaceDN w:val="0"/>
+        <w:adjustRightInd w:val="0"/>
+        <w:spacing w:after="0" w:line="240" w:lineRule="auto"/>
+        <w:rPr>
+          <w:rFonts w:ascii="Consolas" w:hAnsi="Consolas" w:cs="Consolas"/>
+          <w:sz w:val="12"/>
+          <w:szCs w:val="12"/>
+        </w:rPr>
+      </w:pPr>
+      <w:r>
+        <w:rPr>
+          <w:rFonts w:ascii="Consolas" w:hAnsi="Consolas" w:cs="Consolas"/>
+          <w:color w:val="000000"/>
+          <w:sz w:val="12"/>
+          <w:szCs w:val="12"/>
+        </w:rPr>
+        <w:tab/>
+      </w:r>
+      <w:r>
+        <w:rPr>
+          <w:rFonts w:ascii="Consolas" w:hAnsi="Consolas" w:cs="Consolas"/>
+          <w:color w:val="000000"/>
+          <w:sz w:val="12"/>
+          <w:szCs w:val="12"/>
+        </w:rPr>
+        <w:tab/>
+      </w:r>
+      <w:proofErr w:type="gramStart"/>
+      <w:r>
+        <w:rPr>
+          <w:rFonts w:ascii="Consolas" w:hAnsi="Consolas" w:cs="Consolas"/>
+          <w:b/>
+          <w:bCs/>
+          <w:color w:val="7F0055"/>
+          <w:sz w:val="12"/>
+          <w:szCs w:val="12"/>
+        </w:rPr>
+        <w:t>for</w:t>
+      </w:r>
+      <w:r>
+        <w:rPr>
+          <w:rFonts w:ascii="Consolas" w:hAnsi="Consolas" w:cs="Consolas"/>
+          <w:color w:val="000000"/>
+          <w:sz w:val="12"/>
+          <w:szCs w:val="12"/>
+        </w:rPr>
+        <w:t>(</w:t>
+      </w:r>
+      <w:proofErr w:type="gramEnd"/>
+      <w:r>
+        <w:rPr>
+          <w:rFonts w:ascii="Consolas" w:hAnsi="Consolas" w:cs="Consolas"/>
+          <w:color w:val="000000"/>
+          <w:sz w:val="12"/>
+          <w:szCs w:val="12"/>
+        </w:rPr>
+        <w:t xml:space="preserve">Entry&lt;Character, Long&gt; </w:t>
+      </w:r>
+      <w:r>
+        <w:rPr>
+          <w:rFonts w:ascii="Consolas" w:hAnsi="Consolas" w:cs="Consolas"/>
+          <w:color w:val="6A3E3E"/>
+          <w:sz w:val="12"/>
+          <w:szCs w:val="12"/>
+        </w:rPr>
+        <w:t>e</w:t>
+      </w:r>
+      <w:r>
+        <w:rPr>
+          <w:rFonts w:ascii="Consolas" w:hAnsi="Consolas" w:cs="Consolas"/>
+          <w:color w:val="000000"/>
+          <w:sz w:val="12"/>
+          <w:szCs w:val="12"/>
+        </w:rPr>
+        <w:t>:</w:t>
+      </w:r>
+      <w:r>
+        <w:rPr>
+          <w:rFonts w:ascii="Consolas" w:hAnsi="Consolas" w:cs="Consolas"/>
+          <w:color w:val="6A3E3E"/>
+          <w:sz w:val="12"/>
+          <w:szCs w:val="12"/>
+        </w:rPr>
+        <w:t>result</w:t>
+      </w:r>
+      <w:r>
+        <w:rPr>
+          <w:rFonts w:ascii="Consolas" w:hAnsi="Consolas" w:cs="Consolas"/>
+          <w:color w:val="000000"/>
+          <w:sz w:val="12"/>
+          <w:szCs w:val="12"/>
+        </w:rPr>
+        <w:t>.entrySet())</w:t>
+      </w:r>
+    </w:p>
+    <w:p>
+      <w:pPr>
+        <w:autoSpaceDE w:val="0"/>
+        <w:autoSpaceDN w:val="0"/>
+        <w:adjustRightInd w:val="0"/>
+        <w:spacing w:after="0" w:line="240" w:lineRule="auto"/>
+        <w:rPr>
+          <w:rFonts w:ascii="Consolas" w:hAnsi="Consolas" w:cs="Consolas"/>
+          <w:sz w:val="12"/>
+          <w:szCs w:val="12"/>
+        </w:rPr>
+      </w:pPr>
+      <w:r>
+        <w:rPr>
+          <w:rFonts w:ascii="Consolas" w:hAnsi="Consolas" w:cs="Consolas"/>
+          <w:color w:val="000000"/>
+          <w:sz w:val="12"/>
+          <w:szCs w:val="12"/>
+        </w:rPr>
+        <w:tab/>
+      </w:r>
+      <w:r>
+        <w:rPr>
+          <w:rFonts w:ascii="Consolas" w:hAnsi="Consolas" w:cs="Consolas"/>
+          <w:color w:val="000000"/>
+          <w:sz w:val="12"/>
+          <w:szCs w:val="12"/>
+        </w:rPr>
+        <w:tab/>
+      </w:r>
+      <w:r>
+        <w:rPr>
+          <w:rFonts w:ascii="Consolas" w:hAnsi="Consolas" w:cs="Consolas"/>
+          <w:color w:val="000000"/>
+          <w:sz w:val="12"/>
+          <w:szCs w:val="12"/>
+        </w:rPr>
+        <w:tab/>
+      </w:r>
+      <w:proofErr w:type="spellStart"/>
+      <w:r>
+        <w:rPr>
+          <w:rFonts w:ascii="Consolas" w:hAnsi="Consolas" w:cs="Consolas"/>
+          <w:color w:val="000000"/>
+          <w:sz w:val="12"/>
+          <w:szCs w:val="12"/>
+        </w:rPr>
+        <w:t>System.</w:t>
+      </w:r>
+      <w:r>
+        <w:rPr>
+          <w:rFonts w:ascii="Consolas" w:hAnsi="Consolas" w:cs="Consolas"/>
+          <w:b/>
+          <w:bCs/>
+          <w:i/>
+          <w:iCs/>
+          <w:color w:val="0000C0"/>
+          <w:sz w:val="12"/>
+          <w:szCs w:val="12"/>
+        </w:rPr>
+        <w:t>out</w:t>
+      </w:r>
+      <w:r>
+        <w:rPr>
+          <w:rFonts w:ascii="Consolas" w:hAnsi="Consolas" w:cs="Consolas"/>
+          <w:color w:val="000000"/>
+          <w:sz w:val="12"/>
+          <w:szCs w:val="12"/>
+        </w:rPr>
+        <w:t>.println</w:t>
+      </w:r>
+      <w:proofErr w:type="spellEnd"/>
+      <w:r>
+        <w:rPr>
+          <w:rFonts w:ascii="Consolas" w:hAnsi="Consolas" w:cs="Consolas"/>
+          <w:color w:val="000000"/>
+          <w:sz w:val="12"/>
+          <w:szCs w:val="12"/>
+        </w:rPr>
+        <w:t>(</w:t>
+      </w:r>
+      <w:r>
+        <w:rPr>
+          <w:rFonts w:ascii="Consolas" w:hAnsi="Consolas" w:cs="Consolas"/>
+          <w:color w:val="6A3E3E"/>
+          <w:sz w:val="12"/>
+          <w:szCs w:val="12"/>
+        </w:rPr>
+        <w:t>e</w:t>
+      </w:r>
+      <w:r>
+        <w:rPr>
+          <w:rFonts w:ascii="Consolas" w:hAnsi="Consolas" w:cs="Consolas"/>
+          <w:color w:val="000000"/>
+          <w:sz w:val="12"/>
+          <w:szCs w:val="12"/>
+        </w:rPr>
+        <w:t>);</w:t>
+      </w:r>
+    </w:p>
+    <w:p>
+      <w:pPr>
+        <w:autoSpaceDE w:val="0"/>
+        <w:autoSpaceDN w:val="0"/>
+        <w:adjustRightInd w:val="0"/>
+        <w:spacing w:after="0" w:line="240" w:lineRule="auto"/>
+        <w:rPr>
+          <w:rFonts w:ascii="Consolas" w:hAnsi="Consolas" w:cs="Consolas"/>
+          <w:sz w:val="12"/>
+          <w:szCs w:val="12"/>
+        </w:rPr>
+      </w:pPr>
+      <w:r>
+        <w:rPr>
+          <w:rFonts w:ascii="Consolas" w:hAnsi="Consolas" w:cs="Consolas"/>
+          <w:color w:val="000000"/>
+          <w:sz w:val="12"/>
+          <w:szCs w:val="12"/>
+        </w:rPr>
+        <w:tab/>
+      </w:r>
+      <w:r>
+        <w:rPr>
+          <w:rFonts w:ascii="Consolas" w:hAnsi="Consolas" w:cs="Consolas"/>
+          <w:color w:val="000000"/>
+          <w:sz w:val="12"/>
+          <w:szCs w:val="12"/>
+        </w:rPr>
+        <w:tab/>
+      </w:r>
+    </w:p>
+    <w:p>
+      <w:pPr>
+        <w:autoSpaceDE w:val="0"/>
+        <w:autoSpaceDN w:val="0"/>
+        <w:adjustRightInd w:val="0"/>
+        <w:spacing w:after="0" w:line="240" w:lineRule="auto"/>
+        <w:rPr>
+          <w:rFonts w:ascii="Consolas" w:hAnsi="Consolas" w:cs="Consolas"/>
+          <w:sz w:val="12"/>
+          <w:szCs w:val="12"/>
+        </w:rPr>
+      </w:pPr>
+      <w:r>
+        <w:rPr>
+          <w:rFonts w:ascii="Consolas" w:hAnsi="Consolas" w:cs="Consolas"/>
+          <w:color w:val="000000"/>
+          <w:sz w:val="12"/>
+          <w:szCs w:val="12"/>
+        </w:rPr>
+        <w:tab/>
+        <w:t>}</w:t>
+      </w:r>
+    </w:p>
+    <w:p>
+      <w:pPr>
+        <w:autoSpaceDE w:val="0"/>
+        <w:autoSpaceDN w:val="0"/>
+        <w:adjustRightInd w:val="0"/>
+        <w:spacing w:after="0" w:line="240" w:lineRule="auto"/>
+        <w:rPr>
+          <w:rFonts w:ascii="Consolas" w:hAnsi="Consolas" w:cs="Consolas"/>
+          <w:sz w:val="12"/>
+          <w:szCs w:val="12"/>
+        </w:rPr>
+      </w:pPr>
+    </w:p>
+    <w:p>
+      <w:pPr>
+        <w:autoSpaceDE w:val="0"/>
+        <w:autoSpaceDN w:val="0"/>
+        <w:adjustRightInd w:val="0"/>
+        <w:spacing w:after="0" w:line="240" w:lineRule="auto"/>
+        <w:rPr>
+          <w:rFonts w:ascii="Consolas" w:hAnsi="Consolas" w:cs="Consolas"/>
+          <w:sz w:val="12"/>
+          <w:szCs w:val="12"/>
+        </w:rPr>
+      </w:pPr>
+      <w:r>
+        <w:rPr>
+          <w:rFonts w:ascii="Consolas" w:hAnsi="Consolas" w:cs="Consolas"/>
+          <w:color w:val="000000"/>
+          <w:sz w:val="12"/>
+          <w:szCs w:val="12"/>
+        </w:rPr>
+        <w:t>}</w:t>
+      </w:r>
+    </w:p>
+    <w:p>
+      <w:pPr>
+        <w:rPr>
+          <w:sz w:val="24"/>
+          <w:szCs w:val="24"/>
+          <w:lang w:val="en-US"/>
+        </w:rPr>
+      </w:pPr>
     </w:p>
     <w:sectPr>
       <w:pgSz w:w="11906" w:h="16838"/>

--- a/notes_26Apr2023.docx
+++ b/notes_26Apr2023.docx
@@ -20466,6 +20466,9 @@
     </w:p>
     <w:p>
       <w:pPr>
+        <w:pBdr>
+          <w:bottom w:val="single" w:sz="6" w:space="1" w:color="auto"/>
+        </w:pBdr>
         <w:autoSpaceDE w:val="0"/>
         <w:autoSpaceDN w:val="0"/>
         <w:adjustRightInd w:val="0"/>
@@ -20491,7 +20494,60 @@
         <w:rPr>
           <w:sz w:val="24"/>
           <w:szCs w:val="24"/>
-          <w:lang w:val="en-US"/>
+        </w:rPr>
+      </w:pPr>
+      <w:r>
+        <w:rPr>
+          <w:sz w:val="24"/>
+          <w:szCs w:val="24"/>
+        </w:rPr>
+        <w:t>Task:</w:t>
+      </w:r>
+    </w:p>
+    <w:p>
+      <w:pPr>
+        <w:pStyle w:val="m-3307763549292706550msolistparagraph"/>
+        <w:numPr>
+          <w:ilvl w:val="0"/>
+          <w:numId w:val="9"/>
+        </w:numPr>
+        <w:shd w:val="clear" w:color="auto" w:fill="FFFFFF"/>
+        <w:wordWrap w:val="0"/>
+        <w:spacing w:before="0" w:beforeAutospacing="0" w:after="0" w:afterAutospacing="0" w:line="308" w:lineRule="atLeast"/>
+        <w:rPr>
+          <w:rFonts w:ascii="Calibri" w:hAnsi="Calibri" w:cs="Calibri"/>
+          <w:color w:val="222222"/>
+          <w:sz w:val="22"/>
+          <w:szCs w:val="22"/>
+        </w:rPr>
+      </w:pPr>
+      <w:hyperlink r:id="rId5" w:tgtFrame="_blank" w:history="1">
+        <w:r>
+          <w:rPr>
+            <w:rStyle w:val="Hyperlink"/>
+            <w:b/>
+            <w:bCs/>
+            <w:color w:val="1155CC"/>
+            <w:sz w:val="27"/>
+            <w:szCs w:val="27"/>
+          </w:rPr>
+          <w:t>Subarray with given sum</w:t>
+        </w:r>
+      </w:hyperlink>
+    </w:p>
+    <w:p>
+      <w:pPr>
+        <w:rPr>
+          <w:sz w:val="24"/>
+          <w:szCs w:val="24"/>
+        </w:rPr>
+      </w:pPr>
+    </w:p>
+    <w:p>
+      <w:pPr>
+        <w:rPr>
+          <w:sz w:val="24"/>
+          <w:szCs w:val="24"/>
         </w:rPr>
       </w:pPr>
     </w:p>
@@ -20508,6 +20564,155 @@
 <file path=word/numbering.xml><?xml version="1.0" encoding="utf-8"?>
 <w:numbering xmlns:wpc="http://schemas.microsoft.com/office/word/2010/wordprocessingCanvas" xmlns:cx="http://schemas.microsoft.com/office/drawing/2014/chartex" xmlns:cx1="http://schemas.microsoft.com/office/drawing/2015/9/8/chartex" xmlns:cx2="http://schemas.microsoft.com/office/drawing/2015/10/21/chartex" xmlns:cx3="http://schemas.microsoft.com/office/drawing/2016/5/9/chartex" xmlns:cx4="http://schemas.microsoft.com/office/drawing/2016/5/10/chartex" xmlns:cx5="http://schemas.microsoft.com/office/drawing/2016/5/11/chartex" xmlns:cx6="http://schemas.microsoft.com/office/drawing/2016/5/12/chartex" xmlns:cx7="http://schemas.microsoft.com/office/drawing/2016/5/13/chartex" xmlns:cx8="http://schemas.microsoft.com/office/drawing/2016/5/14/chartex" xmlns:mc="http://schemas.openxmlformats.org/markup-compatibility/2006" xmlns:aink="http://schemas.microsoft.com/office/drawing/2016/ink" xmlns:am3d="http://schemas.microsoft.com/office/drawing/2017/model3d" xmlns:o="urn:schemas-microsoft-com:office:office" xmlns:r="http://schemas.openxmlformats.org/officeDocument/2006/relationships" xmlns:m="http://schemas.openxmlformats.org/officeDocument/2006/math" xmlns:v="urn:schemas-microsoft-com:vml" xmlns:wp14="http://schemas.microsoft.com/office/word/2010/wordprocessingDrawing" xmlns:wp="http://schemas.openxmlformats.org/drawingml/2006/wordprocessingDrawing" xmlns:w10="urn:schemas-microsoft-com:office:word" xmlns:w="http://schemas.openxmlformats.org/wordprocessingml/2006/main" xmlns:w14="http://schemas.microsoft.com/office/word/2010/wordml" xmlns:w15="http://schemas.microsoft.com/office/word/2012/wordml" xmlns:w16cex="http://schemas.microsoft.com/office/word/2018/wordml/cex" xmlns:w16cid="http://schemas.microsoft.com/office/word/2016/wordml/cid" xmlns:w16="http://schemas.microsoft.com/office/word/2018/wordml" xmlns:w16se="http://schemas.microsoft.com/office/word/2015/wordml/symex" xmlns:wpg="http://schemas.microsoft.com/office/word/2010/wordprocessingGroup" xmlns:wpi="http://schemas.microsoft.com/office/word/2010/wordprocessingInk" xmlns:wne="http://schemas.microsoft.com/office/word/2006/wordml" xmlns:wps="http://schemas.microsoft.com/office/word/2010/wordprocessingShape" mc:Ignorable="w14 w15 w16se w16cid w16 w16cex wp14">
   <w:abstractNum w:abstractNumId="0" w15:restartNumberingAfterBreak="0">
+    <w:nsid w:val="02A179CD"/>
+    <w:multiLevelType w:val="multilevel"/>
+    <w:tmpl w:val="E1B8DB42"/>
+    <w:lvl w:ilvl="0">
+      <w:start w:val="1"/>
+      <w:numFmt w:val="bullet"/>
+      <w:lvlText w:val=""/>
+      <w:lvlJc w:val="left"/>
+      <w:pPr>
+        <w:tabs>
+          <w:tab w:val="num" w:pos="720"/>
+        </w:tabs>
+        <w:ind w:left="720" w:hanging="360"/>
+      </w:pPr>
+      <w:rPr>
+        <w:rFonts w:ascii="Symbol" w:hAnsi="Symbol" w:hint="default"/>
+        <w:sz w:val="20"/>
+      </w:rPr>
+    </w:lvl>
+    <w:lvl w:ilvl="1" w:tentative="1">
+      <w:start w:val="1"/>
+      <w:numFmt w:val="bullet"/>
+      <w:lvlText w:val=""/>
+      <w:lvlJc w:val="left"/>
+      <w:pPr>
+        <w:tabs>
+          <w:tab w:val="num" w:pos="1440"/>
+        </w:tabs>
+        <w:ind w:left="1440" w:hanging="360"/>
+      </w:pPr>
+      <w:rPr>
+        <w:rFonts w:ascii="Symbol" w:hAnsi="Symbol" w:hint="default"/>
+        <w:sz w:val="20"/>
+      </w:rPr>
+    </w:lvl>
+    <w:lvl w:ilvl="2" w:tentative="1">
+      <w:start w:val="1"/>
+      <w:numFmt w:val="bullet"/>
+      <w:lvlText w:val=""/>
+      <w:lvlJc w:val="left"/>
+      <w:pPr>
+        <w:tabs>
+          <w:tab w:val="num" w:pos="2160"/>
+        </w:tabs>
+        <w:ind w:left="2160" w:hanging="360"/>
+      </w:pPr>
+      <w:rPr>
+        <w:rFonts w:ascii="Symbol" w:hAnsi="Symbol" w:hint="default"/>
+        <w:sz w:val="20"/>
+      </w:rPr>
+    </w:lvl>
+    <w:lvl w:ilvl="3" w:tentative="1">
+      <w:start w:val="1"/>
+      <w:numFmt w:val="bullet"/>
+      <w:lvlText w:val=""/>
+      <w:lvlJc w:val="left"/>
+      <w:pPr>
+        <w:tabs>
+          <w:tab w:val="num" w:pos="2880"/>
+        </w:tabs>
+        <w:ind w:left="2880" w:hanging="360"/>
+      </w:pPr>
+      <w:rPr>
+        <w:rFonts w:ascii="Symbol" w:hAnsi="Symbol" w:hint="default"/>
+        <w:sz w:val="20"/>
+      </w:rPr>
+    </w:lvl>
+    <w:lvl w:ilvl="4" w:tentative="1">
+      <w:start w:val="1"/>
+      <w:numFmt w:val="bullet"/>
+      <w:lvlText w:val=""/>
+      <w:lvlJc w:val="left"/>
+      <w:pPr>
+        <w:tabs>
+          <w:tab w:val="num" w:pos="3600"/>
+        </w:tabs>
+        <w:ind w:left="3600" w:hanging="360"/>
+      </w:pPr>
+      <w:rPr>
+        <w:rFonts w:ascii="Symbol" w:hAnsi="Symbol" w:hint="default"/>
+        <w:sz w:val="20"/>
+      </w:rPr>
+    </w:lvl>
+    <w:lvl w:ilvl="5" w:tentative="1">
+      <w:start w:val="1"/>
+      <w:numFmt w:val="bullet"/>
+      <w:lvlText w:val=""/>
+      <w:lvlJc w:val="left"/>
+      <w:pPr>
+        <w:tabs>
+          <w:tab w:val="num" w:pos="4320"/>
+        </w:tabs>
+        <w:ind w:left="4320" w:hanging="360"/>
+      </w:pPr>
+      <w:rPr>
+        <w:rFonts w:ascii="Symbol" w:hAnsi="Symbol" w:hint="default"/>
+        <w:sz w:val="20"/>
+      </w:rPr>
+    </w:lvl>
+    <w:lvl w:ilvl="6" w:tentative="1">
+      <w:start w:val="1"/>
+      <w:numFmt w:val="bullet"/>
+      <w:lvlText w:val=""/>
+      <w:lvlJc w:val="left"/>
+      <w:pPr>
+        <w:tabs>
+          <w:tab w:val="num" w:pos="5040"/>
+        </w:tabs>
+        <w:ind w:left="5040" w:hanging="360"/>
+      </w:pPr>
+      <w:rPr>
+        <w:rFonts w:ascii="Symbol" w:hAnsi="Symbol" w:hint="default"/>
+        <w:sz w:val="20"/>
+      </w:rPr>
+    </w:lvl>
+    <w:lvl w:ilvl="7" w:tentative="1">
+      <w:start w:val="1"/>
+      <w:numFmt w:val="bullet"/>
+      <w:lvlText w:val=""/>
+      <w:lvlJc w:val="left"/>
+      <w:pPr>
+        <w:tabs>
+          <w:tab w:val="num" w:pos="5760"/>
+        </w:tabs>
+        <w:ind w:left="5760" w:hanging="360"/>
+      </w:pPr>
+      <w:rPr>
+        <w:rFonts w:ascii="Symbol" w:hAnsi="Symbol" w:hint="default"/>
+        <w:sz w:val="20"/>
+      </w:rPr>
+    </w:lvl>
+    <w:lvl w:ilvl="8" w:tentative="1">
+      <w:start w:val="1"/>
+      <w:numFmt w:val="bullet"/>
+      <w:lvlText w:val=""/>
+      <w:lvlJc w:val="left"/>
+      <w:pPr>
+        <w:tabs>
+          <w:tab w:val="num" w:pos="6480"/>
+        </w:tabs>
+        <w:ind w:left="6480" w:hanging="360"/>
+      </w:pPr>
+      <w:rPr>
+        <w:rFonts w:ascii="Symbol" w:hAnsi="Symbol" w:hint="default"/>
+        <w:sz w:val="20"/>
+      </w:rPr>
+    </w:lvl>
+  </w:abstractNum>
+  <w:abstractNum w:abstractNumId="1" w15:restartNumberingAfterBreak="0">
     <w:nsid w:val="04654977"/>
     <w:multiLevelType w:val="hybridMultilevel"/>
     <w:tmpl w:val="0372A890"/>
@@ -20596,7 +20801,7 @@
       </w:pPr>
     </w:lvl>
   </w:abstractNum>
-  <w:abstractNum w:abstractNumId="1" w15:restartNumberingAfterBreak="0">
+  <w:abstractNum w:abstractNumId="2" w15:restartNumberingAfterBreak="0">
     <w:nsid w:val="0E57625C"/>
     <w:multiLevelType w:val="hybridMultilevel"/>
     <w:tmpl w:val="DF78A4C0"/>
@@ -20685,7 +20890,7 @@
       </w:pPr>
     </w:lvl>
   </w:abstractNum>
-  <w:abstractNum w:abstractNumId="2" w15:restartNumberingAfterBreak="0">
+  <w:abstractNum w:abstractNumId="3" w15:restartNumberingAfterBreak="0">
     <w:nsid w:val="21A165FB"/>
     <w:multiLevelType w:val="hybridMultilevel"/>
     <w:tmpl w:val="59B01384"/>
@@ -20774,7 +20979,7 @@
       </w:pPr>
     </w:lvl>
   </w:abstractNum>
-  <w:abstractNum w:abstractNumId="3" w15:restartNumberingAfterBreak="0">
+  <w:abstractNum w:abstractNumId="4" w15:restartNumberingAfterBreak="0">
     <w:nsid w:val="33200079"/>
     <w:multiLevelType w:val="hybridMultilevel"/>
     <w:tmpl w:val="39EC67E0"/>
@@ -20863,7 +21068,7 @@
       </w:pPr>
     </w:lvl>
   </w:abstractNum>
-  <w:abstractNum w:abstractNumId="4" w15:restartNumberingAfterBreak="0">
+  <w:abstractNum w:abstractNumId="5" w15:restartNumberingAfterBreak="0">
     <w:nsid w:val="3BF67E76"/>
     <w:multiLevelType w:val="hybridMultilevel"/>
     <w:tmpl w:val="43CEA374"/>
@@ -20975,7 +21180,7 @@
       </w:rPr>
     </w:lvl>
   </w:abstractNum>
-  <w:abstractNum w:abstractNumId="5" w15:restartNumberingAfterBreak="0">
+  <w:abstractNum w:abstractNumId="6" w15:restartNumberingAfterBreak="0">
     <w:nsid w:val="4A1A0322"/>
     <w:multiLevelType w:val="hybridMultilevel"/>
     <w:tmpl w:val="5AE46CF6"/>
@@ -21064,7 +21269,7 @@
       </w:pPr>
     </w:lvl>
   </w:abstractNum>
-  <w:abstractNum w:abstractNumId="6" w15:restartNumberingAfterBreak="0">
+  <w:abstractNum w:abstractNumId="7" w15:restartNumberingAfterBreak="0">
     <w:nsid w:val="5D125393"/>
     <w:multiLevelType w:val="hybridMultilevel"/>
     <w:tmpl w:val="344EECD2"/>
@@ -21153,7 +21358,7 @@
       </w:pPr>
     </w:lvl>
   </w:abstractNum>
-  <w:abstractNum w:abstractNumId="7" w15:restartNumberingAfterBreak="0">
+  <w:abstractNum w:abstractNumId="8" w15:restartNumberingAfterBreak="0">
     <w:nsid w:val="6C914440"/>
     <w:multiLevelType w:val="hybridMultilevel"/>
     <w:tmpl w:val="0F76862A"/>
@@ -21243,28 +21448,31 @@
     </w:lvl>
   </w:abstractNum>
   <w:num w:numId="1">
+    <w:abstractNumId w:val="5"/>
+  </w:num>
+  <w:num w:numId="2">
+    <w:abstractNumId w:val="6"/>
+  </w:num>
+  <w:num w:numId="3">
+    <w:abstractNumId w:val="1"/>
+  </w:num>
+  <w:num w:numId="4">
+    <w:abstractNumId w:val="3"/>
+  </w:num>
+  <w:num w:numId="5">
+    <w:abstractNumId w:val="7"/>
+  </w:num>
+  <w:num w:numId="6">
+    <w:abstractNumId w:val="8"/>
+  </w:num>
+  <w:num w:numId="7">
+    <w:abstractNumId w:val="2"/>
+  </w:num>
+  <w:num w:numId="8">
     <w:abstractNumId w:val="4"/>
   </w:num>
-  <w:num w:numId="2">
-    <w:abstractNumId w:val="5"/>
-  </w:num>
-  <w:num w:numId="3">
+  <w:num w:numId="9">
     <w:abstractNumId w:val="0"/>
-  </w:num>
-  <w:num w:numId="4">
-    <w:abstractNumId w:val="2"/>
-  </w:num>
-  <w:num w:numId="5">
-    <w:abstractNumId w:val="6"/>
-  </w:num>
-  <w:num w:numId="6">
-    <w:abstractNumId w:val="7"/>
-  </w:num>
-  <w:num w:numId="7">
-    <w:abstractNumId w:val="1"/>
-  </w:num>
-  <w:num w:numId="8">
-    <w:abstractNumId w:val="3"/>
   </w:num>
 </w:numbering>
 </file>
@@ -21750,6 +21958,20 @@
     <w:basedOn w:val="DefaultParagraphFont"/>
     <w:rsid w:val="000C3EE9"/>
   </w:style>
+  <w:style w:type="paragraph" w:customStyle="1" w:styleId="m-3307763549292706550msolistparagraph">
+    <w:name w:val="m_-3307763549292706550msolistparagraph"/>
+    <w:basedOn w:val="Normal"/>
+    <w:rsid w:val="00931B9A"/>
+    <w:pPr>
+      <w:spacing w:before="100" w:beforeAutospacing="1" w:after="100" w:afterAutospacing="1" w:line="240" w:lineRule="auto"/>
+    </w:pPr>
+    <w:rPr>
+      <w:rFonts w:ascii="Times New Roman" w:eastAsia="Times New Roman" w:hAnsi="Times New Roman" w:cs="Times New Roman"/>
+      <w:sz w:val="24"/>
+      <w:szCs w:val="24"/>
+      <w:lang w:eastAsia="en-IN"/>
+    </w:rPr>
+  </w:style>
 </w:styles>
 </file>
 
